--- a/QCPA_r-script.docx
+++ b/QCPA_r-script.docx
@@ -461,7 +461,7 @@
         <w:rPr>
           <w:rStyle w:val="VerbatimChar"/>
         </w:rPr>
-        <w:t xml:space="preserve">## [1] "Aphelodoris varia"  "Aplysia sp"         "Batch_QCPA_Log.txt" "Output"</w:t>
+        <w:t xml:space="preserve">## [1] "Aphelodoris varia"  "Aplysia sp"         "Batch_QCPA_Log.txt"</w:t>
       </w:r>
     </w:p>
     <w:p>
@@ -4527,124 +4527,124 @@
         <w:rPr>
           <w:rStyle w:val="VerbatimChar"/>
         </w:rPr>
-        <w:t xml:space="preserve">##                                                                                  Image   CAA.Sc    CAA.Jc</w:t>
-      </w:r>
-      <w:r>
-        <w:br/>
-      </w:r>
-      <w:r>
-        <w:rPr>
-          <w:rStyle w:val="VerbatimChar"/>
-        </w:rPr>
-        <w:t xml:space="preserve">## 1 3_AphelodorisVaria_10_NF_D_RAW.ORF_Acuity3_Dist300_0_WeberFiltered_itr5_rad5_fall3_0 1.000000 1.0000000</w:t>
-      </w:r>
-      <w:r>
-        <w:br/>
-      </w:r>
-      <w:r>
-        <w:rPr>
-          <w:rStyle w:val="VerbatimChar"/>
-        </w:rPr>
-        <w:t xml:space="preserve">## 2 3_AphelodorisVaria_10_NF_D_RAW.ORF_Acuity3_Dist500_0_WeberFiltered_itr5_rad5_fall3_0 1.000000 1.0000000</w:t>
-      </w:r>
-      <w:r>
-        <w:br/>
-      </w:r>
-      <w:r>
-        <w:rPr>
-          <w:rStyle w:val="VerbatimChar"/>
-        </w:rPr>
-        <w:t xml:space="preserve">## 3 3_AphelodorisVaria_11_NF_D_RAW.ORF_Acuity3_Dist300_0_WeberFiltered_itr5_rad5_fall3_0 3.407769 0.8519422</w:t>
-      </w:r>
-      <w:r>
-        <w:br/>
-      </w:r>
-      <w:r>
-        <w:rPr>
-          <w:rStyle w:val="VerbatimChar"/>
-        </w:rPr>
-        <w:t xml:space="preserve">## 4 3_AphelodorisVaria_11_NF_D_RAW.ORF_Acuity3_Dist500_0_WeberFiltered_itr5_rad5_fall3_0 3.321784 0.8304460</w:t>
-      </w:r>
-      <w:r>
-        <w:br/>
-      </w:r>
-      <w:r>
-        <w:rPr>
-          <w:rStyle w:val="VerbatimChar"/>
-        </w:rPr>
-        <w:t xml:space="preserve">## 5    4_AplysiaParvula_1_NL_N_RAW.ORF_Acuity3_Dist300_0_WeberFiltered_itr5_rad5_fall3_0 2.095732 0.6985775</w:t>
-      </w:r>
-      <w:r>
-        <w:br/>
-      </w:r>
-      <w:r>
-        <w:rPr>
-          <w:rStyle w:val="VerbatimChar"/>
-        </w:rPr>
-        <w:t xml:space="preserve">## 6    4_AplysiaParvula_1_NL_N_RAW.ORF_Acuity3_Dist500_0_WeberFiltered_itr5_rad5_fall3_0 1.020302 0.5101512</w:t>
-      </w:r>
-      <w:r>
-        <w:br/>
-      </w:r>
-      <w:r>
-        <w:rPr>
-          <w:rStyle w:val="VerbatimChar"/>
-        </w:rPr>
-        <w:t xml:space="preserve">##     CAA.St    CAA.Jt     CAA.Hc     CAA.Qc</w:t>
-      </w:r>
-      <w:r>
-        <w:br/>
-      </w:r>
-      <w:r>
-        <w:rPr>
-          <w:rStyle w:val="VerbatimChar"/>
-        </w:rPr>
-        <w:t xml:space="preserve">## 1      Inf       NaN 0.00000000        NaN</w:t>
-      </w:r>
-      <w:r>
-        <w:br/>
-      </w:r>
-      <w:r>
-        <w:rPr>
-          <w:rStyle w:val="VerbatimChar"/>
-        </w:rPr>
-        <w:t xml:space="preserve">## 2      Inf       NaN 0.00000000        NaN</w:t>
-      </w:r>
-      <w:r>
-        <w:br/>
-      </w:r>
-      <w:r>
-        <w:rPr>
-          <w:rStyle w:val="VerbatimChar"/>
-        </w:rPr>
-        <w:t xml:space="preserve">## 3 3.086572 0.5144287 1.29367056 0.93318605</w:t>
-      </w:r>
-      <w:r>
-        <w:br/>
-      </w:r>
-      <w:r>
-        <w:rPr>
-          <w:rStyle w:val="VerbatimChar"/>
-        </w:rPr>
-        <w:t xml:space="preserve">## 4 2.706124 0.4510207 1.28003640 0.92335109</w:t>
-      </w:r>
-      <w:r>
-        <w:br/>
-      </w:r>
-      <w:r>
-        <w:rPr>
-          <w:rStyle w:val="VerbatimChar"/>
-        </w:rPr>
-        <w:t xml:space="preserve">## 5 1.219512 0.4065041 0.80674082 0.73432714</w:t>
-      </w:r>
-      <w:r>
-        <w:br/>
-      </w:r>
-      <w:r>
-        <w:rPr>
-          <w:rStyle w:val="VerbatimChar"/>
-        </w:rPr>
-        <w:t xml:space="preserve">## 6 1.000000 1.0000000 0.05623232 0.08112609</w:t>
+        <w:t xml:space="preserve">##                                                                                  Image</w:t>
+      </w:r>
+      <w:r>
+        <w:br/>
+      </w:r>
+      <w:r>
+        <w:rPr>
+          <w:rStyle w:val="VerbatimChar"/>
+        </w:rPr>
+        <w:t xml:space="preserve">## 1 3_AphelodorisVaria_10_NF_D_RAW.ORF_Acuity3_Dist300_0_WeberFiltered_itr5_rad5_fall3_0</w:t>
+      </w:r>
+      <w:r>
+        <w:br/>
+      </w:r>
+      <w:r>
+        <w:rPr>
+          <w:rStyle w:val="VerbatimChar"/>
+        </w:rPr>
+        <w:t xml:space="preserve">## 2 3_AphelodorisVaria_10_NF_D_RAW.ORF_Acuity3_Dist500_0_WeberFiltered_itr5_rad5_fall3_0</w:t>
+      </w:r>
+      <w:r>
+        <w:br/>
+      </w:r>
+      <w:r>
+        <w:rPr>
+          <w:rStyle w:val="VerbatimChar"/>
+        </w:rPr>
+        <w:t xml:space="preserve">## 3 3_AphelodorisVaria_11_NF_D_RAW.ORF_Acuity3_Dist300_0_WeberFiltered_itr5_rad5_fall3_0</w:t>
+      </w:r>
+      <w:r>
+        <w:br/>
+      </w:r>
+      <w:r>
+        <w:rPr>
+          <w:rStyle w:val="VerbatimChar"/>
+        </w:rPr>
+        <w:t xml:space="preserve">## 4 3_AphelodorisVaria_11_NF_D_RAW.ORF_Acuity3_Dist500_0_WeberFiltered_itr5_rad5_fall3_0</w:t>
+      </w:r>
+      <w:r>
+        <w:br/>
+      </w:r>
+      <w:r>
+        <w:rPr>
+          <w:rStyle w:val="VerbatimChar"/>
+        </w:rPr>
+        <w:t xml:space="preserve">## 5    4_AplysiaParvula_1_NL_N_RAW.ORF_Acuity3_Dist300_0_WeberFiltered_itr5_rad5_fall3_0</w:t>
+      </w:r>
+      <w:r>
+        <w:br/>
+      </w:r>
+      <w:r>
+        <w:rPr>
+          <w:rStyle w:val="VerbatimChar"/>
+        </w:rPr>
+        <w:t xml:space="preserve">## 6    4_AplysiaParvula_1_NL_N_RAW.ORF_Acuity3_Dist500_0_WeberFiltered_itr5_rad5_fall3_0</w:t>
+      </w:r>
+      <w:r>
+        <w:br/>
+      </w:r>
+      <w:r>
+        <w:rPr>
+          <w:rStyle w:val="VerbatimChar"/>
+        </w:rPr>
+        <w:t xml:space="preserve">##     CAA.Sc    CAA.Jc   CAA.St    CAA.Jt     CAA.Hc     CAA.Qc</w:t>
+      </w:r>
+      <w:r>
+        <w:br/>
+      </w:r>
+      <w:r>
+        <w:rPr>
+          <w:rStyle w:val="VerbatimChar"/>
+        </w:rPr>
+        <w:t xml:space="preserve">## 1 1.000000 1.0000000      Inf       NaN 0.00000000        NaN</w:t>
+      </w:r>
+      <w:r>
+        <w:br/>
+      </w:r>
+      <w:r>
+        <w:rPr>
+          <w:rStyle w:val="VerbatimChar"/>
+        </w:rPr>
+        <w:t xml:space="preserve">## 2 1.000000 1.0000000      Inf       NaN 0.00000000        NaN</w:t>
+      </w:r>
+      <w:r>
+        <w:br/>
+      </w:r>
+      <w:r>
+        <w:rPr>
+          <w:rStyle w:val="VerbatimChar"/>
+        </w:rPr>
+        <w:t xml:space="preserve">## 3 3.407769 0.8519422 3.086572 0.5144287 1.29367056 0.93318605</w:t>
+      </w:r>
+      <w:r>
+        <w:br/>
+      </w:r>
+      <w:r>
+        <w:rPr>
+          <w:rStyle w:val="VerbatimChar"/>
+        </w:rPr>
+        <w:t xml:space="preserve">## 4 3.321784 0.8304460 2.706124 0.4510207 1.28003640 0.92335109</w:t>
+      </w:r>
+      <w:r>
+        <w:br/>
+      </w:r>
+      <w:r>
+        <w:rPr>
+          <w:rStyle w:val="VerbatimChar"/>
+        </w:rPr>
+        <w:t xml:space="preserve">## 5 2.095732 0.6985775 1.219512 0.4065041 0.80674082 0.73432714</w:t>
+      </w:r>
+      <w:r>
+        <w:br/>
+      </w:r>
+      <w:r>
+        <w:rPr>
+          <w:rStyle w:val="VerbatimChar"/>
+        </w:rPr>
+        <w:t xml:space="preserve">## 6 1.020302 0.5101512 1.000000 1.0000000 0.05623232 0.08112609</w:t>
       </w:r>
     </w:p>
     <w:p>
@@ -6237,7 +6237,7 @@
         <w:rPr>
           <w:rStyle w:val="CommentTok"/>
         </w:rPr>
-        <w:t xml:space="preserve"># We include only the animal id dataset</w:t>
+        <w:t xml:space="preserve"># We include only the animal id data set</w:t>
       </w:r>
     </w:p>
     <w:p>
@@ -6570,430 +6570,565 @@
         <w:rPr>
           <w:rStyle w:val="VerbatimChar"/>
         </w:rPr>
-        <w:t xml:space="preserve">##             Species                            Ind Dist    ROI CAA.Sc CAA.Jc CAA.St CAA.Jt CAA.Hc CAA.Qc</w:t>
-      </w:r>
-      <w:r>
-        <w:br/>
-      </w:r>
-      <w:r>
-        <w:rPr>
-          <w:rStyle w:val="VerbatimChar"/>
-        </w:rPr>
-        <w:t xml:space="preserve">## 1 Aphelodoris varia 3_AphelodorisVaria_10_NF_D_RAW 30cm animal      1      1    Inf    NaN      0    NaN</w:t>
-      </w:r>
-      <w:r>
-        <w:br/>
-      </w:r>
-      <w:r>
-        <w:rPr>
-          <w:rStyle w:val="VerbatimChar"/>
-        </w:rPr>
-        <w:t xml:space="preserve">## 2 Aphelodoris varia 3_AphelodorisVaria_10_NF_D_RAW 50cm animal      1      1    Inf    NaN      0    NaN</w:t>
-      </w:r>
-      <w:r>
-        <w:br/>
-      </w:r>
-      <w:r>
-        <w:rPr>
-          <w:rStyle w:val="VerbatimChar"/>
-        </w:rPr>
-        <w:t xml:space="preserve">##   CAA.Ht CAA.Qt CAA.Scpl CAA.Qcpl CAA.C CAA.Sc.Hrz CAA.Sc.Vrt CAA.Jc.Hrz CAA.Jc.Vrt CAA.St.Hrz CAA.St.Vrt</w:t>
-      </w:r>
-      <w:r>
-        <w:br/>
-      </w:r>
-      <w:r>
-        <w:rPr>
-          <w:rStyle w:val="VerbatimChar"/>
-        </w:rPr>
-        <w:t xml:space="preserve">## 1      0    NaN      Inf      NaN     0          1          1          1          1        Inf        Inf</w:t>
-      </w:r>
-      <w:r>
-        <w:br/>
-      </w:r>
-      <w:r>
-        <w:rPr>
-          <w:rStyle w:val="VerbatimChar"/>
-        </w:rPr>
-        <w:t xml:space="preserve">## 2      0    NaN      Inf      NaN     0          1          1          1          1        Inf        Inf</w:t>
-      </w:r>
-      <w:r>
-        <w:br/>
-      </w:r>
-      <w:r>
-        <w:rPr>
-          <w:rStyle w:val="VerbatimChar"/>
-        </w:rPr>
-        <w:t xml:space="preserve">##   CAA.Jt.Hrz CAA.Jt.Vrt CAA.Hc.Hrz CAA.Hc.Vrt CAA.Qc.Hrz CAA.Qc.Vrt CAA.Ht.Hrz CAA.Ht.Vrt CAA.Qt.Hrz</w:t>
-      </w:r>
-      <w:r>
-        <w:br/>
-      </w:r>
-      <w:r>
-        <w:rPr>
-          <w:rStyle w:val="VerbatimChar"/>
-        </w:rPr>
-        <w:t xml:space="preserve">## 1        NaN        NaN          0          0        NaN        NaN          0          0        NaN</w:t>
-      </w:r>
-      <w:r>
-        <w:br/>
-      </w:r>
-      <w:r>
-        <w:rPr>
-          <w:rStyle w:val="VerbatimChar"/>
-        </w:rPr>
-        <w:t xml:space="preserve">## 2        NaN        NaN          0          0        NaN        NaN          0          0        NaN</w:t>
-      </w:r>
-      <w:r>
-        <w:br/>
-      </w:r>
-      <w:r>
-        <w:rPr>
-          <w:rStyle w:val="VerbatimChar"/>
-        </w:rPr>
-        <w:t xml:space="preserve">##   CAA.Qt.Vrt CAA.Scpl.Hrz CAA.Scpl.Vrt CAA.Qcpl.Hrz CAA.Qcpl.Vrt CAA.C.Hrz CAA.C.Vrt CAA.PT CAA.PT.Hrz</w:t>
-      </w:r>
-      <w:r>
-        <w:br/>
-      </w:r>
-      <w:r>
-        <w:rPr>
-          <w:rStyle w:val="VerbatimChar"/>
-        </w:rPr>
-        <w:t xml:space="preserve">## 1        NaN          Inf          Inf          NaN          NaN         0         0    Inf        Inf</w:t>
-      </w:r>
-      <w:r>
-        <w:br/>
-      </w:r>
-      <w:r>
-        <w:rPr>
-          <w:rStyle w:val="VerbatimChar"/>
-        </w:rPr>
-        <w:t xml:space="preserve">## 2        NaN          Inf          Inf          NaN          NaN         0         0    Inf        Inf</w:t>
-      </w:r>
-      <w:r>
-        <w:br/>
-      </w:r>
-      <w:r>
-        <w:rPr>
-          <w:rStyle w:val="VerbatimChar"/>
-        </w:rPr>
-        <w:t xml:space="preserve">##   CAA.PT.Vrt CAA.Asp     VCA.ML VCA.sL VCA.CVL  VCA.MDmax VCA.sDmax VCA.CVDmax VCA.MSsat VCA.sSsat</w:t>
-      </w:r>
-      <w:r>
-        <w:br/>
-      </w:r>
-      <w:r>
-        <w:rPr>
-          <w:rStyle w:val="VerbatimChar"/>
-        </w:rPr>
-        <w:t xml:space="preserve">## 1        Inf     NaN 0.07415875    NaN     NaN 0.08914595       NaN        NaN  2.695919       NaN</w:t>
-      </w:r>
-      <w:r>
-        <w:br/>
-      </w:r>
-      <w:r>
-        <w:rPr>
-          <w:rStyle w:val="VerbatimChar"/>
-        </w:rPr>
-        <w:t xml:space="preserve">## 2        Inf     NaN 0.07259081    NaN     NaN 0.08963545       NaN        NaN  2.723553       NaN</w:t>
-      </w:r>
-      <w:r>
-        <w:br/>
-      </w:r>
-      <w:r>
-        <w:rPr>
-          <w:rStyle w:val="VerbatimChar"/>
-        </w:rPr>
-        <w:t xml:space="preserve">##   VCA.CVSsat VCA.MSL VCA.sSL VCA.CVSL VCA.MS VCA.sS VCA.CVS VCA.ML.Hrz VCA.sL.Hrz VCA.CVL.Hrz VCA.ML.Vrt</w:t>
-      </w:r>
-      <w:r>
-        <w:br/>
-      </w:r>
-      <w:r>
-        <w:rPr>
-          <w:rStyle w:val="VerbatimChar"/>
-        </w:rPr>
-        <w:t xml:space="preserve">## 1        NaN     NaN     NaN      NaN    NaN    NaN     NaN 0.07415875        NaN         NaN 0.07415875</w:t>
-      </w:r>
-      <w:r>
-        <w:br/>
-      </w:r>
-      <w:r>
-        <w:rPr>
-          <w:rStyle w:val="VerbatimChar"/>
-        </w:rPr>
-        <w:t xml:space="preserve">## 2        NaN     NaN     NaN      NaN    NaN    NaN     NaN 0.07259081        NaN         NaN 0.07259081</w:t>
-      </w:r>
-      <w:r>
-        <w:br/>
-      </w:r>
-      <w:r>
-        <w:rPr>
-          <w:rStyle w:val="VerbatimChar"/>
-        </w:rPr>
-        <w:t xml:space="preserve">##   VCA.sL.Vrt VCA.CVL.Vrt VCA.MDmax.Hrz VCA.sDmax.Hrz VCA.CVDmax.Hrz VCA.MDmax.Vrt VCA.sDmax.Vrt</w:t>
-      </w:r>
-      <w:r>
-        <w:br/>
-      </w:r>
-      <w:r>
-        <w:rPr>
-          <w:rStyle w:val="VerbatimChar"/>
-        </w:rPr>
-        <w:t xml:space="preserve">## 1        NaN         NaN    0.08914595           NaN            NaN    0.08914595           NaN</w:t>
-      </w:r>
-      <w:r>
-        <w:br/>
-      </w:r>
-      <w:r>
-        <w:rPr>
-          <w:rStyle w:val="VerbatimChar"/>
-        </w:rPr>
-        <w:t xml:space="preserve">## 2        NaN         NaN    0.08963545           NaN            NaN    0.08963545           NaN</w:t>
-      </w:r>
-      <w:r>
-        <w:br/>
-      </w:r>
-      <w:r>
-        <w:rPr>
-          <w:rStyle w:val="VerbatimChar"/>
-        </w:rPr>
-        <w:t xml:space="preserve">##   VCA.CVDmax.Vrt VCA.MSsat.Hrz VCA.sSsat.Hrz VCA.CVSsat.Hrz VCA.MSsat.Vrt VCA.sSsat.Vrt VCA.CVSsat.Vrt</w:t>
-      </w:r>
-      <w:r>
-        <w:br/>
-      </w:r>
-      <w:r>
-        <w:rPr>
-          <w:rStyle w:val="VerbatimChar"/>
-        </w:rPr>
-        <w:t xml:space="preserve">## 1            NaN      2.695919           NaN            NaN      2.695919           NaN            NaN</w:t>
-      </w:r>
-      <w:r>
-        <w:br/>
-      </w:r>
-      <w:r>
-        <w:rPr>
-          <w:rStyle w:val="VerbatimChar"/>
-        </w:rPr>
-        <w:t xml:space="preserve">## 2            NaN      2.723553           NaN            NaN      2.723553           NaN            NaN</w:t>
-      </w:r>
-      <w:r>
-        <w:br/>
-      </w:r>
-      <w:r>
-        <w:rPr>
-          <w:rStyle w:val="VerbatimChar"/>
-        </w:rPr>
-        <w:t xml:space="preserve">##   VCA.MSL.Hrz VCA.sSL.Hrz VCA.CVSL.Hrz VCA.MSL.Vrt VCA.sSL.Vrt VCA.CVSL.Vrt VCA.MS.Hrz VCA.sS.Hrz</w:t>
-      </w:r>
-      <w:r>
-        <w:br/>
-      </w:r>
-      <w:r>
-        <w:rPr>
-          <w:rStyle w:val="VerbatimChar"/>
-        </w:rPr>
-        <w:t xml:space="preserve">## 1         NaN         NaN          NaN         NaN         NaN          NaN        NaN        NaN</w:t>
-      </w:r>
-      <w:r>
-        <w:br/>
-      </w:r>
-      <w:r>
-        <w:rPr>
-          <w:rStyle w:val="VerbatimChar"/>
-        </w:rPr>
-        <w:t xml:space="preserve">## 2         NaN         NaN          NaN         NaN         NaN          NaN        NaN        NaN</w:t>
-      </w:r>
-      <w:r>
-        <w:br/>
-      </w:r>
-      <w:r>
-        <w:rPr>
-          <w:rStyle w:val="VerbatimChar"/>
-        </w:rPr>
-        <w:t xml:space="preserve">##   VCA.CVS.Hrz VCA.MS.Vrt VCA.sS.Vrt VCA.CVS.Vrt BSA.BML BSA.BsL BSA.BCVL BSA.BMDmax BSA.BsDmax BSA.BCVDmax</w:t>
-      </w:r>
-      <w:r>
-        <w:br/>
-      </w:r>
-      <w:r>
-        <w:rPr>
-          <w:rStyle w:val="VerbatimChar"/>
-        </w:rPr>
-        <w:t xml:space="preserve">## 1         NaN        NaN        NaN         NaN       0       0      NaN          0          0         NaN</w:t>
-      </w:r>
-      <w:r>
-        <w:br/>
-      </w:r>
-      <w:r>
-        <w:rPr>
-          <w:rStyle w:val="VerbatimChar"/>
-        </w:rPr>
-        <w:t xml:space="preserve">## 2         NaN        NaN        NaN         NaN       0       0      NaN          0          0         NaN</w:t>
-      </w:r>
-      <w:r>
-        <w:br/>
-      </w:r>
-      <w:r>
-        <w:rPr>
-          <w:rStyle w:val="VerbatimChar"/>
-        </w:rPr>
-        <w:t xml:space="preserve">##   BSA.BMSsat BSA.BsSsat BSA.BCVSsat BSA.BMSL BSA.BsSL BSA.BCVSL BSA.BMS BSA.BsS BSA.BCVS BSA.BML.Hrz</w:t>
-      </w:r>
-      <w:r>
-        <w:br/>
-      </w:r>
-      <w:r>
-        <w:rPr>
-          <w:rStyle w:val="VerbatimChar"/>
-        </w:rPr>
-        <w:t xml:space="preserve">## 1          0          0         NaN        0        0       NaN       0       0      NaN           0</w:t>
-      </w:r>
-      <w:r>
-        <w:br/>
-      </w:r>
-      <w:r>
-        <w:rPr>
-          <w:rStyle w:val="VerbatimChar"/>
-        </w:rPr>
-        <w:t xml:space="preserve">## 2          0          0         NaN        0        0       NaN       0       0      NaN           0</w:t>
-      </w:r>
-      <w:r>
-        <w:br/>
-      </w:r>
-      <w:r>
-        <w:rPr>
-          <w:rStyle w:val="VerbatimChar"/>
-        </w:rPr>
-        <w:t xml:space="preserve">##   BSA.BsL.Hrz BSA.BCVL.Hrz BSA.BML.Vrt BSA.BsL.Vrt BSA.BCVL.Vrt BSA.BMDmax.Hrz BSA.BsDmax.Hrz</w:t>
-      </w:r>
-      <w:r>
-        <w:br/>
-      </w:r>
-      <w:r>
-        <w:rPr>
-          <w:rStyle w:val="VerbatimChar"/>
-        </w:rPr>
-        <w:t xml:space="preserve">## 1           0          NaN           0           0          NaN              0              0</w:t>
-      </w:r>
-      <w:r>
-        <w:br/>
-      </w:r>
-      <w:r>
-        <w:rPr>
-          <w:rStyle w:val="VerbatimChar"/>
-        </w:rPr>
-        <w:t xml:space="preserve">## 2           0          NaN           0           0          NaN              0              0</w:t>
-      </w:r>
-      <w:r>
-        <w:br/>
-      </w:r>
-      <w:r>
-        <w:rPr>
-          <w:rStyle w:val="VerbatimChar"/>
-        </w:rPr>
-        <w:t xml:space="preserve">##   BSA.BCVDmax.Hrz BSA.BMDmax.Vrt BSA.BsDmax.Vrt BSA.BCVDmax.Vrt BSA.BMSsat.Hrz BSA.BsSsat.Hrz</w:t>
-      </w:r>
-      <w:r>
-        <w:br/>
-      </w:r>
-      <w:r>
-        <w:rPr>
-          <w:rStyle w:val="VerbatimChar"/>
-        </w:rPr>
-        <w:t xml:space="preserve">## 1             NaN              0              0             NaN              0              0</w:t>
-      </w:r>
-      <w:r>
-        <w:br/>
-      </w:r>
-      <w:r>
-        <w:rPr>
-          <w:rStyle w:val="VerbatimChar"/>
-        </w:rPr>
-        <w:t xml:space="preserve">## 2             NaN              0              0             NaN              0              0</w:t>
-      </w:r>
-      <w:r>
-        <w:br/>
-      </w:r>
-      <w:r>
-        <w:rPr>
-          <w:rStyle w:val="VerbatimChar"/>
-        </w:rPr>
-        <w:t xml:space="preserve">##   BSA.BCVSsat.Hrz BSA.BMSsat.Vrt BSA.BsSsat.Vrt BSA.BCVSsat.Vrt BSA.BMSL.Hrz BSA.BsSL.Hrz BSA.BCVSL.Hrz</w:t>
-      </w:r>
-      <w:r>
-        <w:br/>
-      </w:r>
-      <w:r>
-        <w:rPr>
-          <w:rStyle w:val="VerbatimChar"/>
-        </w:rPr>
-        <w:t xml:space="preserve">## 1             NaN              0              0             NaN            0            0           NaN</w:t>
-      </w:r>
-      <w:r>
-        <w:br/>
-      </w:r>
-      <w:r>
-        <w:rPr>
-          <w:rStyle w:val="VerbatimChar"/>
-        </w:rPr>
-        <w:t xml:space="preserve">## 2             NaN              0              0             NaN            0            0           NaN</w:t>
-      </w:r>
-      <w:r>
-        <w:br/>
-      </w:r>
-      <w:r>
-        <w:rPr>
-          <w:rStyle w:val="VerbatimChar"/>
-        </w:rPr>
-        <w:t xml:space="preserve">##   BSA.BMSL.Vrt BSA.BsSL.Vrt BSA.BCVSL.Vrt BSA.BMS.Hrz BSA.BsS.Hrz BSA.BCVS.Hrz BSA.BMS.Vrt BSA.BsS.Vrt</w:t>
-      </w:r>
-      <w:r>
-        <w:br/>
-      </w:r>
-      <w:r>
-        <w:rPr>
-          <w:rStyle w:val="VerbatimChar"/>
-        </w:rPr>
-        <w:t xml:space="preserve">## 1            0            0           NaN           0           0          NaN           0           0</w:t>
-      </w:r>
-      <w:r>
-        <w:br/>
-      </w:r>
-      <w:r>
-        <w:rPr>
-          <w:rStyle w:val="VerbatimChar"/>
-        </w:rPr>
-        <w:t xml:space="preserve">## 2            0            0           NaN           0           0          NaN           0           0</w:t>
-      </w:r>
-      <w:r>
-        <w:br/>
-      </w:r>
-      <w:r>
-        <w:rPr>
-          <w:rStyle w:val="VerbatimChar"/>
-        </w:rPr>
-        <w:t xml:space="preserve">##   BSA.BCVS.Vrt</w:t>
-      </w:r>
-      <w:r>
-        <w:br/>
-      </w:r>
-      <w:r>
-        <w:rPr>
-          <w:rStyle w:val="VerbatimChar"/>
-        </w:rPr>
-        <w:t xml:space="preserve">## 1          NaN</w:t>
-      </w:r>
-      <w:r>
-        <w:br/>
-      </w:r>
-      <w:r>
-        <w:rPr>
-          <w:rStyle w:val="VerbatimChar"/>
-        </w:rPr>
-        <w:t xml:space="preserve">## 2          NaN</w:t>
+        <w:t xml:space="preserve">##             Species                            Ind Dist    ROI CAA.Sc CAA.Jc</w:t>
+      </w:r>
+      <w:r>
+        <w:br/>
+      </w:r>
+      <w:r>
+        <w:rPr>
+          <w:rStyle w:val="VerbatimChar"/>
+        </w:rPr>
+        <w:t xml:space="preserve">## 1 Aphelodoris varia 3_AphelodorisVaria_10_NF_D_RAW 30cm animal      1      1</w:t>
+      </w:r>
+      <w:r>
+        <w:br/>
+      </w:r>
+      <w:r>
+        <w:rPr>
+          <w:rStyle w:val="VerbatimChar"/>
+        </w:rPr>
+        <w:t xml:space="preserve">## 2 Aphelodoris varia 3_AphelodorisVaria_10_NF_D_RAW 50cm animal      1      1</w:t>
+      </w:r>
+      <w:r>
+        <w:br/>
+      </w:r>
+      <w:r>
+        <w:rPr>
+          <w:rStyle w:val="VerbatimChar"/>
+        </w:rPr>
+        <w:t xml:space="preserve">##   CAA.St CAA.Jt CAA.Hc CAA.Qc CAA.Ht CAA.Qt CAA.Scpl CAA.Qcpl CAA.C CAA.Sc.Hrz</w:t>
+      </w:r>
+      <w:r>
+        <w:br/>
+      </w:r>
+      <w:r>
+        <w:rPr>
+          <w:rStyle w:val="VerbatimChar"/>
+        </w:rPr>
+        <w:t xml:space="preserve">## 1    Inf    NaN      0    NaN      0    NaN      Inf      NaN     0          1</w:t>
+      </w:r>
+      <w:r>
+        <w:br/>
+      </w:r>
+      <w:r>
+        <w:rPr>
+          <w:rStyle w:val="VerbatimChar"/>
+        </w:rPr>
+        <w:t xml:space="preserve">## 2    Inf    NaN      0    NaN      0    NaN      Inf      NaN     0          1</w:t>
+      </w:r>
+      <w:r>
+        <w:br/>
+      </w:r>
+      <w:r>
+        <w:rPr>
+          <w:rStyle w:val="VerbatimChar"/>
+        </w:rPr>
+        <w:t xml:space="preserve">##   CAA.Sc.Vrt CAA.Jc.Hrz CAA.Jc.Vrt CAA.St.Hrz CAA.St.Vrt CAA.Jt.Hrz CAA.Jt.Vrt</w:t>
+      </w:r>
+      <w:r>
+        <w:br/>
+      </w:r>
+      <w:r>
+        <w:rPr>
+          <w:rStyle w:val="VerbatimChar"/>
+        </w:rPr>
+        <w:t xml:space="preserve">## 1          1          1          1        Inf        Inf        NaN        NaN</w:t>
+      </w:r>
+      <w:r>
+        <w:br/>
+      </w:r>
+      <w:r>
+        <w:rPr>
+          <w:rStyle w:val="VerbatimChar"/>
+        </w:rPr>
+        <w:t xml:space="preserve">## 2          1          1          1        Inf        Inf        NaN        NaN</w:t>
+      </w:r>
+      <w:r>
+        <w:br/>
+      </w:r>
+      <w:r>
+        <w:rPr>
+          <w:rStyle w:val="VerbatimChar"/>
+        </w:rPr>
+        <w:t xml:space="preserve">##   CAA.Hc.Hrz CAA.Hc.Vrt CAA.Qc.Hrz CAA.Qc.Vrt CAA.Ht.Hrz CAA.Ht.Vrt CAA.Qt.Hrz</w:t>
+      </w:r>
+      <w:r>
+        <w:br/>
+      </w:r>
+      <w:r>
+        <w:rPr>
+          <w:rStyle w:val="VerbatimChar"/>
+        </w:rPr>
+        <w:t xml:space="preserve">## 1          0          0        NaN        NaN          0          0        NaN</w:t>
+      </w:r>
+      <w:r>
+        <w:br/>
+      </w:r>
+      <w:r>
+        <w:rPr>
+          <w:rStyle w:val="VerbatimChar"/>
+        </w:rPr>
+        <w:t xml:space="preserve">## 2          0          0        NaN        NaN          0          0        NaN</w:t>
+      </w:r>
+      <w:r>
+        <w:br/>
+      </w:r>
+      <w:r>
+        <w:rPr>
+          <w:rStyle w:val="VerbatimChar"/>
+        </w:rPr>
+        <w:t xml:space="preserve">##   CAA.Qt.Vrt CAA.Scpl.Hrz CAA.Scpl.Vrt CAA.Qcpl.Hrz CAA.Qcpl.Vrt CAA.C.Hrz</w:t>
+      </w:r>
+      <w:r>
+        <w:br/>
+      </w:r>
+      <w:r>
+        <w:rPr>
+          <w:rStyle w:val="VerbatimChar"/>
+        </w:rPr>
+        <w:t xml:space="preserve">## 1        NaN          Inf          Inf          NaN          NaN         0</w:t>
+      </w:r>
+      <w:r>
+        <w:br/>
+      </w:r>
+      <w:r>
+        <w:rPr>
+          <w:rStyle w:val="VerbatimChar"/>
+        </w:rPr>
+        <w:t xml:space="preserve">## 2        NaN          Inf          Inf          NaN          NaN         0</w:t>
+      </w:r>
+      <w:r>
+        <w:br/>
+      </w:r>
+      <w:r>
+        <w:rPr>
+          <w:rStyle w:val="VerbatimChar"/>
+        </w:rPr>
+        <w:t xml:space="preserve">##   CAA.C.Vrt CAA.PT CAA.PT.Hrz CAA.PT.Vrt CAA.Asp     VCA.ML VCA.sL VCA.CVL</w:t>
+      </w:r>
+      <w:r>
+        <w:br/>
+      </w:r>
+      <w:r>
+        <w:rPr>
+          <w:rStyle w:val="VerbatimChar"/>
+        </w:rPr>
+        <w:t xml:space="preserve">## 1         0    Inf        Inf        Inf     NaN 0.07415875    NaN     NaN</w:t>
+      </w:r>
+      <w:r>
+        <w:br/>
+      </w:r>
+      <w:r>
+        <w:rPr>
+          <w:rStyle w:val="VerbatimChar"/>
+        </w:rPr>
+        <w:t xml:space="preserve">## 2         0    Inf        Inf        Inf     NaN 0.07259081    NaN     NaN</w:t>
+      </w:r>
+      <w:r>
+        <w:br/>
+      </w:r>
+      <w:r>
+        <w:rPr>
+          <w:rStyle w:val="VerbatimChar"/>
+        </w:rPr>
+        <w:t xml:space="preserve">##    VCA.MDmax VCA.sDmax VCA.CVDmax VCA.MSsat VCA.sSsat VCA.CVSsat VCA.MSL</w:t>
+      </w:r>
+      <w:r>
+        <w:br/>
+      </w:r>
+      <w:r>
+        <w:rPr>
+          <w:rStyle w:val="VerbatimChar"/>
+        </w:rPr>
+        <w:t xml:space="preserve">## 1 0.08914595       NaN        NaN  2.695919       NaN        NaN     NaN</w:t>
+      </w:r>
+      <w:r>
+        <w:br/>
+      </w:r>
+      <w:r>
+        <w:rPr>
+          <w:rStyle w:val="VerbatimChar"/>
+        </w:rPr>
+        <w:t xml:space="preserve">## 2 0.08963545       NaN        NaN  2.723553       NaN        NaN     NaN</w:t>
+      </w:r>
+      <w:r>
+        <w:br/>
+      </w:r>
+      <w:r>
+        <w:rPr>
+          <w:rStyle w:val="VerbatimChar"/>
+        </w:rPr>
+        <w:t xml:space="preserve">##   VCA.sSL VCA.CVSL VCA.MS VCA.sS VCA.CVS VCA.ML.Hrz VCA.sL.Hrz VCA.CVL.Hrz</w:t>
+      </w:r>
+      <w:r>
+        <w:br/>
+      </w:r>
+      <w:r>
+        <w:rPr>
+          <w:rStyle w:val="VerbatimChar"/>
+        </w:rPr>
+        <w:t xml:space="preserve">## 1     NaN      NaN    NaN    NaN     NaN 0.07415875        NaN         NaN</w:t>
+      </w:r>
+      <w:r>
+        <w:br/>
+      </w:r>
+      <w:r>
+        <w:rPr>
+          <w:rStyle w:val="VerbatimChar"/>
+        </w:rPr>
+        <w:t xml:space="preserve">## 2     NaN      NaN    NaN    NaN     NaN 0.07259081        NaN         NaN</w:t>
+      </w:r>
+      <w:r>
+        <w:br/>
+      </w:r>
+      <w:r>
+        <w:rPr>
+          <w:rStyle w:val="VerbatimChar"/>
+        </w:rPr>
+        <w:t xml:space="preserve">##   VCA.ML.Vrt VCA.sL.Vrt VCA.CVL.Vrt VCA.MDmax.Hrz VCA.sDmax.Hrz VCA.CVDmax.Hrz</w:t>
+      </w:r>
+      <w:r>
+        <w:br/>
+      </w:r>
+      <w:r>
+        <w:rPr>
+          <w:rStyle w:val="VerbatimChar"/>
+        </w:rPr>
+        <w:t xml:space="preserve">## 1 0.07415875        NaN         NaN    0.08914595           NaN            NaN</w:t>
+      </w:r>
+      <w:r>
+        <w:br/>
+      </w:r>
+      <w:r>
+        <w:rPr>
+          <w:rStyle w:val="VerbatimChar"/>
+        </w:rPr>
+        <w:t xml:space="preserve">## 2 0.07259081        NaN         NaN    0.08963545           NaN            NaN</w:t>
+      </w:r>
+      <w:r>
+        <w:br/>
+      </w:r>
+      <w:r>
+        <w:rPr>
+          <w:rStyle w:val="VerbatimChar"/>
+        </w:rPr>
+        <w:t xml:space="preserve">##   VCA.MDmax.Vrt VCA.sDmax.Vrt VCA.CVDmax.Vrt VCA.MSsat.Hrz VCA.sSsat.Hrz</w:t>
+      </w:r>
+      <w:r>
+        <w:br/>
+      </w:r>
+      <w:r>
+        <w:rPr>
+          <w:rStyle w:val="VerbatimChar"/>
+        </w:rPr>
+        <w:t xml:space="preserve">## 1    0.08914595           NaN            NaN      2.695919           NaN</w:t>
+      </w:r>
+      <w:r>
+        <w:br/>
+      </w:r>
+      <w:r>
+        <w:rPr>
+          <w:rStyle w:val="VerbatimChar"/>
+        </w:rPr>
+        <w:t xml:space="preserve">## 2    0.08963545           NaN            NaN      2.723553           NaN</w:t>
+      </w:r>
+      <w:r>
+        <w:br/>
+      </w:r>
+      <w:r>
+        <w:rPr>
+          <w:rStyle w:val="VerbatimChar"/>
+        </w:rPr>
+        <w:t xml:space="preserve">##   VCA.CVSsat.Hrz VCA.MSsat.Vrt VCA.sSsat.Vrt VCA.CVSsat.Vrt VCA.MSL.Hrz</w:t>
+      </w:r>
+      <w:r>
+        <w:br/>
+      </w:r>
+      <w:r>
+        <w:rPr>
+          <w:rStyle w:val="VerbatimChar"/>
+        </w:rPr>
+        <w:t xml:space="preserve">## 1            NaN      2.695919           NaN            NaN         NaN</w:t>
+      </w:r>
+      <w:r>
+        <w:br/>
+      </w:r>
+      <w:r>
+        <w:rPr>
+          <w:rStyle w:val="VerbatimChar"/>
+        </w:rPr>
+        <w:t xml:space="preserve">## 2            NaN      2.723553           NaN            NaN         NaN</w:t>
+      </w:r>
+      <w:r>
+        <w:br/>
+      </w:r>
+      <w:r>
+        <w:rPr>
+          <w:rStyle w:val="VerbatimChar"/>
+        </w:rPr>
+        <w:t xml:space="preserve">##   VCA.sSL.Hrz VCA.CVSL.Hrz VCA.MSL.Vrt VCA.sSL.Vrt VCA.CVSL.Vrt VCA.MS.Hrz</w:t>
+      </w:r>
+      <w:r>
+        <w:br/>
+      </w:r>
+      <w:r>
+        <w:rPr>
+          <w:rStyle w:val="VerbatimChar"/>
+        </w:rPr>
+        <w:t xml:space="preserve">## 1         NaN          NaN         NaN         NaN          NaN        NaN</w:t>
+      </w:r>
+      <w:r>
+        <w:br/>
+      </w:r>
+      <w:r>
+        <w:rPr>
+          <w:rStyle w:val="VerbatimChar"/>
+        </w:rPr>
+        <w:t xml:space="preserve">## 2         NaN          NaN         NaN         NaN          NaN        NaN</w:t>
+      </w:r>
+      <w:r>
+        <w:br/>
+      </w:r>
+      <w:r>
+        <w:rPr>
+          <w:rStyle w:val="VerbatimChar"/>
+        </w:rPr>
+        <w:t xml:space="preserve">##   VCA.sS.Hrz VCA.CVS.Hrz VCA.MS.Vrt VCA.sS.Vrt VCA.CVS.Vrt BSA.BML BSA.BsL</w:t>
+      </w:r>
+      <w:r>
+        <w:br/>
+      </w:r>
+      <w:r>
+        <w:rPr>
+          <w:rStyle w:val="VerbatimChar"/>
+        </w:rPr>
+        <w:t xml:space="preserve">## 1        NaN         NaN        NaN        NaN         NaN       0       0</w:t>
+      </w:r>
+      <w:r>
+        <w:br/>
+      </w:r>
+      <w:r>
+        <w:rPr>
+          <w:rStyle w:val="VerbatimChar"/>
+        </w:rPr>
+        <w:t xml:space="preserve">## 2        NaN         NaN        NaN        NaN         NaN       0       0</w:t>
+      </w:r>
+      <w:r>
+        <w:br/>
+      </w:r>
+      <w:r>
+        <w:rPr>
+          <w:rStyle w:val="VerbatimChar"/>
+        </w:rPr>
+        <w:t xml:space="preserve">##   BSA.BCVL BSA.BMDmax BSA.BsDmax BSA.BCVDmax BSA.BMSsat BSA.BsSsat BSA.BCVSsat</w:t>
+      </w:r>
+      <w:r>
+        <w:br/>
+      </w:r>
+      <w:r>
+        <w:rPr>
+          <w:rStyle w:val="VerbatimChar"/>
+        </w:rPr>
+        <w:t xml:space="preserve">## 1      NaN          0          0         NaN          0          0         NaN</w:t>
+      </w:r>
+      <w:r>
+        <w:br/>
+      </w:r>
+      <w:r>
+        <w:rPr>
+          <w:rStyle w:val="VerbatimChar"/>
+        </w:rPr>
+        <w:t xml:space="preserve">## 2      NaN          0          0         NaN          0          0         NaN</w:t>
+      </w:r>
+      <w:r>
+        <w:br/>
+      </w:r>
+      <w:r>
+        <w:rPr>
+          <w:rStyle w:val="VerbatimChar"/>
+        </w:rPr>
+        <w:t xml:space="preserve">##   BSA.BMSL BSA.BsSL BSA.BCVSL BSA.BMS BSA.BsS BSA.BCVS BSA.BML.Hrz BSA.BsL.Hrz</w:t>
+      </w:r>
+      <w:r>
+        <w:br/>
+      </w:r>
+      <w:r>
+        <w:rPr>
+          <w:rStyle w:val="VerbatimChar"/>
+        </w:rPr>
+        <w:t xml:space="preserve">## 1        0        0       NaN       0       0      NaN           0           0</w:t>
+      </w:r>
+      <w:r>
+        <w:br/>
+      </w:r>
+      <w:r>
+        <w:rPr>
+          <w:rStyle w:val="VerbatimChar"/>
+        </w:rPr>
+        <w:t xml:space="preserve">## 2        0        0       NaN       0       0      NaN           0           0</w:t>
+      </w:r>
+      <w:r>
+        <w:br/>
+      </w:r>
+      <w:r>
+        <w:rPr>
+          <w:rStyle w:val="VerbatimChar"/>
+        </w:rPr>
+        <w:t xml:space="preserve">##   BSA.BCVL.Hrz BSA.BML.Vrt BSA.BsL.Vrt BSA.BCVL.Vrt BSA.BMDmax.Hrz</w:t>
+      </w:r>
+      <w:r>
+        <w:br/>
+      </w:r>
+      <w:r>
+        <w:rPr>
+          <w:rStyle w:val="VerbatimChar"/>
+        </w:rPr>
+        <w:t xml:space="preserve">## 1          NaN           0           0          NaN              0</w:t>
+      </w:r>
+      <w:r>
+        <w:br/>
+      </w:r>
+      <w:r>
+        <w:rPr>
+          <w:rStyle w:val="VerbatimChar"/>
+        </w:rPr>
+        <w:t xml:space="preserve">## 2          NaN           0           0          NaN              0</w:t>
+      </w:r>
+      <w:r>
+        <w:br/>
+      </w:r>
+      <w:r>
+        <w:rPr>
+          <w:rStyle w:val="VerbatimChar"/>
+        </w:rPr>
+        <w:t xml:space="preserve">##   BSA.BsDmax.Hrz BSA.BCVDmax.Hrz BSA.BMDmax.Vrt BSA.BsDmax.Vrt BSA.BCVDmax.Vrt</w:t>
+      </w:r>
+      <w:r>
+        <w:br/>
+      </w:r>
+      <w:r>
+        <w:rPr>
+          <w:rStyle w:val="VerbatimChar"/>
+        </w:rPr>
+        <w:t xml:space="preserve">## 1              0             NaN              0              0             NaN</w:t>
+      </w:r>
+      <w:r>
+        <w:br/>
+      </w:r>
+      <w:r>
+        <w:rPr>
+          <w:rStyle w:val="VerbatimChar"/>
+        </w:rPr>
+        <w:t xml:space="preserve">## 2              0             NaN              0              0             NaN</w:t>
+      </w:r>
+      <w:r>
+        <w:br/>
+      </w:r>
+      <w:r>
+        <w:rPr>
+          <w:rStyle w:val="VerbatimChar"/>
+        </w:rPr>
+        <w:t xml:space="preserve">##   BSA.BMSsat.Hrz BSA.BsSsat.Hrz BSA.BCVSsat.Hrz BSA.BMSsat.Vrt BSA.BsSsat.Vrt</w:t>
+      </w:r>
+      <w:r>
+        <w:br/>
+      </w:r>
+      <w:r>
+        <w:rPr>
+          <w:rStyle w:val="VerbatimChar"/>
+        </w:rPr>
+        <w:t xml:space="preserve">## 1              0              0             NaN              0              0</w:t>
+      </w:r>
+      <w:r>
+        <w:br/>
+      </w:r>
+      <w:r>
+        <w:rPr>
+          <w:rStyle w:val="VerbatimChar"/>
+        </w:rPr>
+        <w:t xml:space="preserve">## 2              0              0             NaN              0              0</w:t>
+      </w:r>
+      <w:r>
+        <w:br/>
+      </w:r>
+      <w:r>
+        <w:rPr>
+          <w:rStyle w:val="VerbatimChar"/>
+        </w:rPr>
+        <w:t xml:space="preserve">##   BSA.BCVSsat.Vrt BSA.BMSL.Hrz BSA.BsSL.Hrz BSA.BCVSL.Hrz BSA.BMSL.Vrt</w:t>
+      </w:r>
+      <w:r>
+        <w:br/>
+      </w:r>
+      <w:r>
+        <w:rPr>
+          <w:rStyle w:val="VerbatimChar"/>
+        </w:rPr>
+        <w:t xml:space="preserve">## 1             NaN            0            0           NaN            0</w:t>
+      </w:r>
+      <w:r>
+        <w:br/>
+      </w:r>
+      <w:r>
+        <w:rPr>
+          <w:rStyle w:val="VerbatimChar"/>
+        </w:rPr>
+        <w:t xml:space="preserve">## 2             NaN            0            0           NaN            0</w:t>
+      </w:r>
+      <w:r>
+        <w:br/>
+      </w:r>
+      <w:r>
+        <w:rPr>
+          <w:rStyle w:val="VerbatimChar"/>
+        </w:rPr>
+        <w:t xml:space="preserve">##   BSA.BsSL.Vrt BSA.BCVSL.Vrt BSA.BMS.Hrz BSA.BsS.Hrz BSA.BCVS.Hrz BSA.BMS.Vrt</w:t>
+      </w:r>
+      <w:r>
+        <w:br/>
+      </w:r>
+      <w:r>
+        <w:rPr>
+          <w:rStyle w:val="VerbatimChar"/>
+        </w:rPr>
+        <w:t xml:space="preserve">## 1            0           NaN           0           0          NaN           0</w:t>
+      </w:r>
+      <w:r>
+        <w:br/>
+      </w:r>
+      <w:r>
+        <w:rPr>
+          <w:rStyle w:val="VerbatimChar"/>
+        </w:rPr>
+        <w:t xml:space="preserve">## 2            0           NaN           0           0          NaN           0</w:t>
+      </w:r>
+      <w:r>
+        <w:br/>
+      </w:r>
+      <w:r>
+        <w:rPr>
+          <w:rStyle w:val="VerbatimChar"/>
+        </w:rPr>
+        <w:t xml:space="preserve">##   BSA.BsS.Vrt BSA.BCVS.Vrt</w:t>
+      </w:r>
+      <w:r>
+        <w:br/>
+      </w:r>
+      <w:r>
+        <w:rPr>
+          <w:rStyle w:val="VerbatimChar"/>
+        </w:rPr>
+        <w:t xml:space="preserve">## 1           0          NaN</w:t>
+      </w:r>
+      <w:r>
+        <w:br/>
+      </w:r>
+      <w:r>
+        <w:rPr>
+          <w:rStyle w:val="VerbatimChar"/>
+        </w:rPr>
+        <w:t xml:space="preserve">## 2           0          NaN</w:t>
       </w:r>
     </w:p>
     <w:p>
@@ -7260,79 +7395,79 @@
         <w:rPr>
           <w:rStyle w:val="VerbatimChar"/>
         </w:rPr>
-        <w:t xml:space="preserve">##             Species                            Ind Dist    ROI ClusterID Count Total.Area Average.Size</w:t>
-      </w:r>
-      <w:r>
-        <w:br/>
-      </w:r>
-      <w:r>
-        <w:rPr>
-          <w:rStyle w:val="VerbatimChar"/>
-        </w:rPr>
-        <w:t xml:space="preserve">## 1 Aphelodoris varia 3_AphelodorisVaria_10_NF_D_RAW 30cm animal         1     4       2953     738.2500</w:t>
-      </w:r>
-      <w:r>
-        <w:br/>
-      </w:r>
-      <w:r>
-        <w:rPr>
-          <w:rStyle w:val="VerbatimChar"/>
-        </w:rPr>
-        <w:t xml:space="preserve">## 2 Aphelodoris varia 3_AphelodorisVaria_10_NF_D_RAW 50cm animal         1     7       1084     154.8571</w:t>
-      </w:r>
-      <w:r>
-        <w:br/>
-      </w:r>
-      <w:r>
-        <w:rPr>
-          <w:rStyle w:val="VerbatimChar"/>
-        </w:rPr>
-        <w:t xml:space="preserve">##     X.Area    Perim.    Major     Minor    Angle     Circ.  Solidity    Feret   FeretX   FeretY FeretAngle</w:t>
-      </w:r>
-      <w:r>
-        <w:br/>
-      </w:r>
-      <w:r>
-        <w:rPr>
-          <w:rStyle w:val="VerbatimChar"/>
-        </w:rPr>
-        <w:t xml:space="preserve">## 1 24.46764 204.91169 52.96716 17.837978 79.13099 0.2135263 0.5150810 83.09385 19.25000 60.25000   79.74821</w:t>
-      </w:r>
-      <w:r>
-        <w:br/>
-      </w:r>
-      <w:r>
-        <w:rPr>
-          <w:rStyle w:val="VerbatimChar"/>
-        </w:rPr>
-        <w:t xml:space="preserve">## 2 24.31038  66.67049 19.45619  6.734171 60.18813 0.4806954 0.7693886 27.63505 23.42857 30.42857  105.63732</w:t>
-      </w:r>
-      <w:r>
-        <w:br/>
-      </w:r>
-      <w:r>
-        <w:rPr>
-          <w:rStyle w:val="VerbatimChar"/>
-        </w:rPr>
-        <w:t xml:space="preserve">##   MinFeret</w:t>
-      </w:r>
-      <w:r>
-        <w:br/>
-      </w:r>
-      <w:r>
-        <w:rPr>
-          <w:rStyle w:val="VerbatimChar"/>
-        </w:rPr>
-        <w:t xml:space="preserve">## 1 31.79423</w:t>
-      </w:r>
-      <w:r>
-        <w:br/>
-      </w:r>
-      <w:r>
-        <w:rPr>
-          <w:rStyle w:val="VerbatimChar"/>
-        </w:rPr>
-        <w:t xml:space="preserve">## 2 10.86412</w:t>
+        <w:t xml:space="preserve">##             Species                            Ind Dist    ROI ClusterID Count</w:t>
+      </w:r>
+      <w:r>
+        <w:br/>
+      </w:r>
+      <w:r>
+        <w:rPr>
+          <w:rStyle w:val="VerbatimChar"/>
+        </w:rPr>
+        <w:t xml:space="preserve">## 1 Aphelodoris varia 3_AphelodorisVaria_10_NF_D_RAW 30cm animal         1     4</w:t>
+      </w:r>
+      <w:r>
+        <w:br/>
+      </w:r>
+      <w:r>
+        <w:rPr>
+          <w:rStyle w:val="VerbatimChar"/>
+        </w:rPr>
+        <w:t xml:space="preserve">## 2 Aphelodoris varia 3_AphelodorisVaria_10_NF_D_RAW 50cm animal         1     7</w:t>
+      </w:r>
+      <w:r>
+        <w:br/>
+      </w:r>
+      <w:r>
+        <w:rPr>
+          <w:rStyle w:val="VerbatimChar"/>
+        </w:rPr>
+        <w:t xml:space="preserve">##   Total.Area Average.Size   X.Area    Perim.    Major     Minor    Angle</w:t>
+      </w:r>
+      <w:r>
+        <w:br/>
+      </w:r>
+      <w:r>
+        <w:rPr>
+          <w:rStyle w:val="VerbatimChar"/>
+        </w:rPr>
+        <w:t xml:space="preserve">## 1       2953     738.2500 24.46764 204.91169 52.96716 17.837978 79.13099</w:t>
+      </w:r>
+      <w:r>
+        <w:br/>
+      </w:r>
+      <w:r>
+        <w:rPr>
+          <w:rStyle w:val="VerbatimChar"/>
+        </w:rPr>
+        <w:t xml:space="preserve">## 2       1084     154.8571 24.31038  66.67049 19.45619  6.734171 60.18813</w:t>
+      </w:r>
+      <w:r>
+        <w:br/>
+      </w:r>
+      <w:r>
+        <w:rPr>
+          <w:rStyle w:val="VerbatimChar"/>
+        </w:rPr>
+        <w:t xml:space="preserve">##       Circ.  Solidity    Feret   FeretX   FeretY FeretAngle MinFeret</w:t>
+      </w:r>
+      <w:r>
+        <w:br/>
+      </w:r>
+      <w:r>
+        <w:rPr>
+          <w:rStyle w:val="VerbatimChar"/>
+        </w:rPr>
+        <w:t xml:space="preserve">## 1 0.2135263 0.5150810 83.09385 19.25000 60.25000   79.74821 31.79423</w:t>
+      </w:r>
+      <w:r>
+        <w:br/>
+      </w:r>
+      <w:r>
+        <w:rPr>
+          <w:rStyle w:val="VerbatimChar"/>
+        </w:rPr>
+        <w:t xml:space="preserve">## 2 0.4806954 0.7693886 27.63505 23.42857 30.42857  105.63732 10.86412</w:t>
       </w:r>
     </w:p>
     <w:p>
@@ -7601,79 +7736,106 @@
         <w:rPr>
           <w:rStyle w:val="VerbatimChar"/>
         </w:rPr>
-        <w:t xml:space="preserve">##             Species                            Ind Dist    ROI Pass ClusterID    lw_mean      lw_sd</w:t>
-      </w:r>
-      <w:r>
-        <w:br/>
-      </w:r>
-      <w:r>
-        <w:rPr>
-          <w:rStyle w:val="VerbatimChar"/>
-        </w:rPr>
-        <w:t xml:space="preserve">## 1 Aphelodoris varia 3_AphelodorisVaria_10_NF_D_RAW 30cm animal    7         1 0.07855250 0.01874494</w:t>
-      </w:r>
-      <w:r>
-        <w:br/>
-      </w:r>
-      <w:r>
-        <w:rPr>
-          <w:rStyle w:val="VerbatimChar"/>
-        </w:rPr>
-        <w:t xml:space="preserve">## 2 Aphelodoris varia 3_AphelodorisVaria_10_NF_D_RAW 50cm animal    6         1 0.07697873 0.01535109</w:t>
-      </w:r>
-      <w:r>
-        <w:br/>
-      </w:r>
-      <w:r>
-        <w:rPr>
-          <w:rStyle w:val="VerbatimChar"/>
-        </w:rPr>
-        <w:t xml:space="preserve">##      mw_mean      mw_sd    sw_mean      sw_sd   dbl_mean     dbl_sd Area Coverage..pc.    RNL.X     RNL.Y</w:t>
-      </w:r>
-      <w:r>
-        <w:br/>
-      </w:r>
-      <w:r>
-        <w:rPr>
-          <w:rStyle w:val="VerbatimChar"/>
-        </w:rPr>
-        <w:t xml:space="preserve">## 1 0.06783328 0.01802219 0.06569355 0.01396244 0.07415875 0.01840701 9116           100 2.074853 -1.721327</w:t>
-      </w:r>
-      <w:r>
-        <w:br/>
-      </w:r>
-      <w:r>
-        <w:rPr>
-          <w:rStyle w:val="VerbatimChar"/>
-        </w:rPr>
-        <w:t xml:space="preserve">## 2 0.06627374 0.01422326 0.06431390 0.01060753 0.07259081 0.01485467 3375           100 2.117579 -1.712775</w:t>
-      </w:r>
-      <w:r>
-        <w:br/>
-      </w:r>
-      <w:r>
-        <w:rPr>
-          <w:rStyle w:val="VerbatimChar"/>
-        </w:rPr>
-        <w:t xml:space="preserve">##   RNL.Saturation Dmax.Chromaticity Dmax.channel</w:t>
-      </w:r>
-      <w:r>
-        <w:br/>
-      </w:r>
-      <w:r>
-        <w:rPr>
-          <w:rStyle w:val="VerbatimChar"/>
-        </w:rPr>
-        <w:t xml:space="preserve">## 1       2.695919        0.08914595        lw:sw</w:t>
-      </w:r>
-      <w:r>
-        <w:br/>
-      </w:r>
-      <w:r>
-        <w:rPr>
-          <w:rStyle w:val="VerbatimChar"/>
-        </w:rPr>
-        <w:t xml:space="preserve">## 2       2.723553        0.08963545        lw:sw</w:t>
+        <w:t xml:space="preserve">##             Species                            Ind Dist    ROI Pass ClusterID</w:t>
+      </w:r>
+      <w:r>
+        <w:br/>
+      </w:r>
+      <w:r>
+        <w:rPr>
+          <w:rStyle w:val="VerbatimChar"/>
+        </w:rPr>
+        <w:t xml:space="preserve">## 1 Aphelodoris varia 3_AphelodorisVaria_10_NF_D_RAW 30cm animal    7         1</w:t>
+      </w:r>
+      <w:r>
+        <w:br/>
+      </w:r>
+      <w:r>
+        <w:rPr>
+          <w:rStyle w:val="VerbatimChar"/>
+        </w:rPr>
+        <w:t xml:space="preserve">## 2 Aphelodoris varia 3_AphelodorisVaria_10_NF_D_RAW 50cm animal    6         1</w:t>
+      </w:r>
+      <w:r>
+        <w:br/>
+      </w:r>
+      <w:r>
+        <w:rPr>
+          <w:rStyle w:val="VerbatimChar"/>
+        </w:rPr>
+        <w:t xml:space="preserve">##      lw_mean      lw_sd    mw_mean      mw_sd    sw_mean      sw_sd   dbl_mean</w:t>
+      </w:r>
+      <w:r>
+        <w:br/>
+      </w:r>
+      <w:r>
+        <w:rPr>
+          <w:rStyle w:val="VerbatimChar"/>
+        </w:rPr>
+        <w:t xml:space="preserve">## 1 0.07855250 0.01874494 0.06783328 0.01802219 0.06569355 0.01396244 0.07415875</w:t>
+      </w:r>
+      <w:r>
+        <w:br/>
+      </w:r>
+      <w:r>
+        <w:rPr>
+          <w:rStyle w:val="VerbatimChar"/>
+        </w:rPr>
+        <w:t xml:space="preserve">## 2 0.07697873 0.01535109 0.06627374 0.01422326 0.06431390 0.01060753 0.07259081</w:t>
+      </w:r>
+      <w:r>
+        <w:br/>
+      </w:r>
+      <w:r>
+        <w:rPr>
+          <w:rStyle w:val="VerbatimChar"/>
+        </w:rPr>
+        <w:t xml:space="preserve">##       dbl_sd Area Coverage..pc.    RNL.X     RNL.Y RNL.Saturation</w:t>
+      </w:r>
+      <w:r>
+        <w:br/>
+      </w:r>
+      <w:r>
+        <w:rPr>
+          <w:rStyle w:val="VerbatimChar"/>
+        </w:rPr>
+        <w:t xml:space="preserve">## 1 0.01840701 9116           100 2.074853 -1.721327       2.695919</w:t>
+      </w:r>
+      <w:r>
+        <w:br/>
+      </w:r>
+      <w:r>
+        <w:rPr>
+          <w:rStyle w:val="VerbatimChar"/>
+        </w:rPr>
+        <w:t xml:space="preserve">## 2 0.01485467 3375           100 2.117579 -1.712775       2.723553</w:t>
+      </w:r>
+      <w:r>
+        <w:br/>
+      </w:r>
+      <w:r>
+        <w:rPr>
+          <w:rStyle w:val="VerbatimChar"/>
+        </w:rPr>
+        <w:t xml:space="preserve">##   Dmax.Chromaticity Dmax.channel</w:t>
+      </w:r>
+      <w:r>
+        <w:br/>
+      </w:r>
+      <w:r>
+        <w:rPr>
+          <w:rStyle w:val="VerbatimChar"/>
+        </w:rPr>
+        <w:t xml:space="preserve">## 1        0.08914595        lw:sw</w:t>
+      </w:r>
+      <w:r>
+        <w:br/>
+      </w:r>
+      <w:r>
+        <w:rPr>
+          <w:rStyle w:val="VerbatimChar"/>
+        </w:rPr>
+        <w:t xml:space="preserve">## 2        0.08963545        lw:sw</w:t>
       </w:r>
     </w:p>
     <w:p>
@@ -7906,79 +8068,106 @@
         <w:rPr>
           <w:rStyle w:val="VerbatimChar"/>
         </w:rPr>
-        <w:t xml:space="preserve">##             Species                            Ind Dist    ROI ClusterID_Particle.         X        Y</w:t>
-      </w:r>
-      <w:r>
-        <w:br/>
-      </w:r>
-      <w:r>
-        <w:rPr>
-          <w:rStyle w:val="VerbatimChar"/>
-        </w:rPr>
-        <w:t xml:space="preserve">## 1 Aphelodoris varia 3_AphelodorisVaria_10_NF_D_RAW 30cm animal                 1_1  9.001362 10.64169</w:t>
-      </w:r>
-      <w:r>
-        <w:br/>
-      </w:r>
-      <w:r>
-        <w:rPr>
-          <w:rStyle w:val="VerbatimChar"/>
-        </w:rPr>
-        <w:t xml:space="preserve">## 2 Aphelodoris varia 3_AphelodorisVaria_10_NF_D_RAW 30cm animal                 1_2 71.712538 16.22783</w:t>
-      </w:r>
-      <w:r>
-        <w:br/>
-      </w:r>
-      <w:r>
-        <w:rPr>
-          <w:rStyle w:val="VerbatimChar"/>
-        </w:rPr>
-        <w:t xml:space="preserve">##          XM       YM   Perim.    Major    Minor     Angle     Circ.    Feret FeretX FeretY FeretAngle</w:t>
-      </w:r>
-      <w:r>
-        <w:br/>
-      </w:r>
-      <w:r>
-        <w:rPr>
-          <w:rStyle w:val="VerbatimChar"/>
-        </w:rPr>
-        <w:t xml:space="preserve">## 1  9.001362 10.64169 160.6690 29.94767 15.60318  47.74661 0.1786535 60.82763      0     42   43.66778</w:t>
-      </w:r>
-      <w:r>
-        <w:br/>
-      </w:r>
-      <w:r>
-        <w:rPr>
-          <w:rStyle w:val="VerbatimChar"/>
-        </w:rPr>
-        <w:t xml:space="preserve">## 2 71.712538 16.22783 173.4975 45.31033 18.37768 109.97441 0.2730243 71.11259     50      0  115.84439</w:t>
-      </w:r>
-      <w:r>
-        <w:br/>
-      </w:r>
-      <w:r>
-        <w:rPr>
-          <w:rStyle w:val="VerbatimChar"/>
-        </w:rPr>
-        <w:t xml:space="preserve">##   MinFeret       AR     Round  Solidity Area..px.</w:t>
-      </w:r>
-      <w:r>
-        <w:br/>
-      </w:r>
-      <w:r>
-        <w:rPr>
-          <w:rStyle w:val="VerbatimChar"/>
-        </w:rPr>
-        <w:t xml:space="preserve">## 1 31.08705 1.919332 0.5210147 0.3797206       367</w:t>
-      </w:r>
-      <w:r>
-        <w:br/>
-      </w:r>
-      <w:r>
-        <w:rPr>
-          <w:rStyle w:val="VerbatimChar"/>
-        </w:rPr>
-        <w:t xml:space="preserve">## 2 28.42651 2.465509 0.4055958 0.6285440       654</w:t>
+        <w:t xml:space="preserve">##             Species                            Ind Dist    ROI</w:t>
+      </w:r>
+      <w:r>
+        <w:br/>
+      </w:r>
+      <w:r>
+        <w:rPr>
+          <w:rStyle w:val="VerbatimChar"/>
+        </w:rPr>
+        <w:t xml:space="preserve">## 1 Aphelodoris varia 3_AphelodorisVaria_10_NF_D_RAW 30cm animal</w:t>
+      </w:r>
+      <w:r>
+        <w:br/>
+      </w:r>
+      <w:r>
+        <w:rPr>
+          <w:rStyle w:val="VerbatimChar"/>
+        </w:rPr>
+        <w:t xml:space="preserve">## 2 Aphelodoris varia 3_AphelodorisVaria_10_NF_D_RAW 30cm animal</w:t>
+      </w:r>
+      <w:r>
+        <w:br/>
+      </w:r>
+      <w:r>
+        <w:rPr>
+          <w:rStyle w:val="VerbatimChar"/>
+        </w:rPr>
+        <w:t xml:space="preserve">##   ClusterID_Particle.         X        Y        XM       YM   Perim.    Major</w:t>
+      </w:r>
+      <w:r>
+        <w:br/>
+      </w:r>
+      <w:r>
+        <w:rPr>
+          <w:rStyle w:val="VerbatimChar"/>
+        </w:rPr>
+        <w:t xml:space="preserve">## 1                 1_1  9.001362 10.64169  9.001362 10.64169 160.6690 29.94767</w:t>
+      </w:r>
+      <w:r>
+        <w:br/>
+      </w:r>
+      <w:r>
+        <w:rPr>
+          <w:rStyle w:val="VerbatimChar"/>
+        </w:rPr>
+        <w:t xml:space="preserve">## 2                 1_2 71.712538 16.22783 71.712538 16.22783 173.4975 45.31033</w:t>
+      </w:r>
+      <w:r>
+        <w:br/>
+      </w:r>
+      <w:r>
+        <w:rPr>
+          <w:rStyle w:val="VerbatimChar"/>
+        </w:rPr>
+        <w:t xml:space="preserve">##      Minor     Angle     Circ.    Feret FeretX FeretY FeretAngle MinFeret</w:t>
+      </w:r>
+      <w:r>
+        <w:br/>
+      </w:r>
+      <w:r>
+        <w:rPr>
+          <w:rStyle w:val="VerbatimChar"/>
+        </w:rPr>
+        <w:t xml:space="preserve">## 1 15.60318  47.74661 0.1786535 60.82763      0     42   43.66778 31.08705</w:t>
+      </w:r>
+      <w:r>
+        <w:br/>
+      </w:r>
+      <w:r>
+        <w:rPr>
+          <w:rStyle w:val="VerbatimChar"/>
+        </w:rPr>
+        <w:t xml:space="preserve">## 2 18.37768 109.97441 0.2730243 71.11259     50      0  115.84439 28.42651</w:t>
+      </w:r>
+      <w:r>
+        <w:br/>
+      </w:r>
+      <w:r>
+        <w:rPr>
+          <w:rStyle w:val="VerbatimChar"/>
+        </w:rPr>
+        <w:t xml:space="preserve">##         AR     Round  Solidity Area..px.</w:t>
+      </w:r>
+      <w:r>
+        <w:br/>
+      </w:r>
+      <w:r>
+        <w:rPr>
+          <w:rStyle w:val="VerbatimChar"/>
+        </w:rPr>
+        <w:t xml:space="preserve">## 1 1.919332 0.5210147 0.3797206       367</w:t>
+      </w:r>
+      <w:r>
+        <w:br/>
+      </w:r>
+      <w:r>
+        <w:rPr>
+          <w:rStyle w:val="VerbatimChar"/>
+        </w:rPr>
+        <w:t xml:space="preserve">## 2 2.465509 0.4055958 0.6285440       654</w:t>
       </w:r>
     </w:p>
     <w:bookmarkEnd w:id="33"/>
@@ -8911,133 +9100,187 @@
         <w:rPr>
           <w:rStyle w:val="VerbatimChar"/>
         </w:rPr>
-        <w:t xml:space="preserve">##             Species                            Ind Dist    ROI  Col.mean    Col.sd  Col.CoV Col.skew</w:t>
-      </w:r>
-      <w:r>
-        <w:br/>
-      </w:r>
-      <w:r>
-        <w:rPr>
-          <w:rStyle w:val="VerbatimChar"/>
-        </w:rPr>
-        <w:t xml:space="preserve">## 1 Aphelodoris varia 3_AphelodorisVaria_10_NF_D_RAW 30cm animal 0.1736449 0.2851837 1.642339 2.351301</w:t>
-      </w:r>
-      <w:r>
-        <w:br/>
-      </w:r>
-      <w:r>
-        <w:rPr>
-          <w:rStyle w:val="VerbatimChar"/>
-        </w:rPr>
-        <w:t xml:space="preserve">## 2 Aphelodoris varia 3_AphelodorisVaria_10_NF_D_RAW 50cm animal 0.1663600 0.2695337 1.620183 2.286320</w:t>
-      </w:r>
-      <w:r>
-        <w:br/>
-      </w:r>
-      <w:r>
-        <w:rPr>
-          <w:rStyle w:val="VerbatimChar"/>
-        </w:rPr>
-        <w:t xml:space="preserve">##   Col.kurtosis  Lum.mean   Lum.sd  Lum.CoV Lum.skew Lum.kurtosis Col.mean.hrz Col.sd.hrz Col.CoV.hrz</w:t>
-      </w:r>
-      <w:r>
-        <w:br/>
-      </w:r>
-      <w:r>
-        <w:rPr>
-          <w:rStyle w:val="VerbatimChar"/>
-        </w:rPr>
-        <w:t xml:space="preserve">## 1     9.700354 0.8928419 1.431054 1.602808 2.255974     9.558368   0.08770301  0.1856711    2.117043</w:t>
-      </w:r>
-      <w:r>
-        <w:br/>
-      </w:r>
-      <w:r>
-        <w:rPr>
-          <w:rStyle w:val="VerbatimChar"/>
-        </w:rPr>
-        <w:t xml:space="preserve">## 2     9.671851 0.8987935 1.380676 1.536144 2.060313     8.282279   0.08205933  0.1756506    2.140532</w:t>
-      </w:r>
-      <w:r>
-        <w:br/>
-      </w:r>
-      <w:r>
-        <w:rPr>
-          <w:rStyle w:val="VerbatimChar"/>
-        </w:rPr>
-        <w:t xml:space="preserve">##   Col.skew.hrz Col.kurtosis.hrz Col.mean.vrt Col.sd.vrt Col.CoV.vrt Col.skew.vrt Col.kurtosis.vrt</w:t>
-      </w:r>
-      <w:r>
-        <w:br/>
-      </w:r>
-      <w:r>
-        <w:rPr>
-          <w:rStyle w:val="VerbatimChar"/>
-        </w:rPr>
-        <w:t xml:space="preserve">## 1     3.926095         22.61682   0.08907545  0.1942661    2.180916     3.913759         22.07321</w:t>
-      </w:r>
-      <w:r>
-        <w:br/>
-      </w:r>
-      <w:r>
-        <w:rPr>
-          <w:rStyle w:val="VerbatimChar"/>
-        </w:rPr>
-        <w:t xml:space="preserve">## 2     3.887552         22.67175   0.08694090  0.1873940    2.155418     3.881844         22.90526</w:t>
-      </w:r>
-      <w:r>
-        <w:br/>
-      </w:r>
-      <w:r>
-        <w:rPr>
-          <w:rStyle w:val="VerbatimChar"/>
-        </w:rPr>
-        <w:t xml:space="preserve">##   Lum.mean.hrz Lum.sd.hrz Lum.CoV.hrz Lum.skew.hrz Lum.kurtosis.hrz Lum.mean.vrt Lum.sd.vrt Lum.CoV.vrt</w:t>
-      </w:r>
-      <w:r>
-        <w:br/>
-      </w:r>
-      <w:r>
-        <w:rPr>
-          <w:rStyle w:val="VerbatimChar"/>
-        </w:rPr>
-        <w:t xml:space="preserve">## 1    0.4355562  0.8958863    2.056879     3.612730         20.01520    0.4563516  0.9904756    2.170422</w:t>
-      </w:r>
-      <w:r>
-        <w:br/>
-      </w:r>
-      <w:r>
-        <w:rPr>
-          <w:rStyle w:val="VerbatimChar"/>
-        </w:rPr>
-        <w:t xml:space="preserve">## 2    0.4406635  0.8761384    1.988225     3.493638         19.45551    0.4573795  0.9806892    2.144148</w:t>
-      </w:r>
-      <w:r>
-        <w:br/>
-      </w:r>
-      <w:r>
-        <w:rPr>
-          <w:rStyle w:val="VerbatimChar"/>
-        </w:rPr>
-        <w:t xml:space="preserve">##   Lum.skew.vrt Lum.kurtosis.vrt Transform Col.thresh Lum.thresh</w:t>
-      </w:r>
-      <w:r>
-        <w:br/>
-      </w:r>
-      <w:r>
-        <w:rPr>
-          <w:rStyle w:val="VerbatimChar"/>
-        </w:rPr>
-        <w:t xml:space="preserve">## 1     3.852029         22.42973      none          0          0</w:t>
-      </w:r>
-      <w:r>
-        <w:br/>
-      </w:r>
-      <w:r>
-        <w:rPr>
-          <w:rStyle w:val="VerbatimChar"/>
-        </w:rPr>
-        <w:t xml:space="preserve">## 2     3.690217         20.01364      none          0          0</w:t>
+        <w:t xml:space="preserve">##             Species                            Ind Dist    ROI  Col.mean</w:t>
+      </w:r>
+      <w:r>
+        <w:br/>
+      </w:r>
+      <w:r>
+        <w:rPr>
+          <w:rStyle w:val="VerbatimChar"/>
+        </w:rPr>
+        <w:t xml:space="preserve">## 1 Aphelodoris varia 3_AphelodorisVaria_10_NF_D_RAW 30cm animal 0.1736449</w:t>
+      </w:r>
+      <w:r>
+        <w:br/>
+      </w:r>
+      <w:r>
+        <w:rPr>
+          <w:rStyle w:val="VerbatimChar"/>
+        </w:rPr>
+        <w:t xml:space="preserve">## 2 Aphelodoris varia 3_AphelodorisVaria_10_NF_D_RAW 50cm animal 0.1663600</w:t>
+      </w:r>
+      <w:r>
+        <w:br/>
+      </w:r>
+      <w:r>
+        <w:rPr>
+          <w:rStyle w:val="VerbatimChar"/>
+        </w:rPr>
+        <w:t xml:space="preserve">##      Col.sd  Col.CoV Col.skew Col.kurtosis  Lum.mean   Lum.sd  Lum.CoV Lum.skew</w:t>
+      </w:r>
+      <w:r>
+        <w:br/>
+      </w:r>
+      <w:r>
+        <w:rPr>
+          <w:rStyle w:val="VerbatimChar"/>
+        </w:rPr>
+        <w:t xml:space="preserve">## 1 0.2851837 1.642339 2.351301     9.700354 0.8928419 1.431054 1.602808 2.255974</w:t>
+      </w:r>
+      <w:r>
+        <w:br/>
+      </w:r>
+      <w:r>
+        <w:rPr>
+          <w:rStyle w:val="VerbatimChar"/>
+        </w:rPr>
+        <w:t xml:space="preserve">## 2 0.2695337 1.620183 2.286320     9.671851 0.8987935 1.380676 1.536144 2.060313</w:t>
+      </w:r>
+      <w:r>
+        <w:br/>
+      </w:r>
+      <w:r>
+        <w:rPr>
+          <w:rStyle w:val="VerbatimChar"/>
+        </w:rPr>
+        <w:t xml:space="preserve">##   Lum.kurtosis Col.mean.hrz Col.sd.hrz Col.CoV.hrz Col.skew.hrz</w:t>
+      </w:r>
+      <w:r>
+        <w:br/>
+      </w:r>
+      <w:r>
+        <w:rPr>
+          <w:rStyle w:val="VerbatimChar"/>
+        </w:rPr>
+        <w:t xml:space="preserve">## 1     9.558368   0.08770301  0.1856711    2.117043     3.926095</w:t>
+      </w:r>
+      <w:r>
+        <w:br/>
+      </w:r>
+      <w:r>
+        <w:rPr>
+          <w:rStyle w:val="VerbatimChar"/>
+        </w:rPr>
+        <w:t xml:space="preserve">## 2     8.282279   0.08205933  0.1756506    2.140532     3.887552</w:t>
+      </w:r>
+      <w:r>
+        <w:br/>
+      </w:r>
+      <w:r>
+        <w:rPr>
+          <w:rStyle w:val="VerbatimChar"/>
+        </w:rPr>
+        <w:t xml:space="preserve">##   Col.kurtosis.hrz Col.mean.vrt Col.sd.vrt Col.CoV.vrt Col.skew.vrt</w:t>
+      </w:r>
+      <w:r>
+        <w:br/>
+      </w:r>
+      <w:r>
+        <w:rPr>
+          <w:rStyle w:val="VerbatimChar"/>
+        </w:rPr>
+        <w:t xml:space="preserve">## 1         22.61682   0.08907545  0.1942661    2.180916     3.913759</w:t>
+      </w:r>
+      <w:r>
+        <w:br/>
+      </w:r>
+      <w:r>
+        <w:rPr>
+          <w:rStyle w:val="VerbatimChar"/>
+        </w:rPr>
+        <w:t xml:space="preserve">## 2         22.67175   0.08694090  0.1873940    2.155418     3.881844</w:t>
+      </w:r>
+      <w:r>
+        <w:br/>
+      </w:r>
+      <w:r>
+        <w:rPr>
+          <w:rStyle w:val="VerbatimChar"/>
+        </w:rPr>
+        <w:t xml:space="preserve">##   Col.kurtosis.vrt Lum.mean.hrz Lum.sd.hrz Lum.CoV.hrz Lum.skew.hrz</w:t>
+      </w:r>
+      <w:r>
+        <w:br/>
+      </w:r>
+      <w:r>
+        <w:rPr>
+          <w:rStyle w:val="VerbatimChar"/>
+        </w:rPr>
+        <w:t xml:space="preserve">## 1         22.07321    0.4355562  0.8958863    2.056879     3.612730</w:t>
+      </w:r>
+      <w:r>
+        <w:br/>
+      </w:r>
+      <w:r>
+        <w:rPr>
+          <w:rStyle w:val="VerbatimChar"/>
+        </w:rPr>
+        <w:t xml:space="preserve">## 2         22.90526    0.4406635  0.8761384    1.988225     3.493638</w:t>
+      </w:r>
+      <w:r>
+        <w:br/>
+      </w:r>
+      <w:r>
+        <w:rPr>
+          <w:rStyle w:val="VerbatimChar"/>
+        </w:rPr>
+        <w:t xml:space="preserve">##   Lum.kurtosis.hrz Lum.mean.vrt Lum.sd.vrt Lum.CoV.vrt Lum.skew.vrt</w:t>
+      </w:r>
+      <w:r>
+        <w:br/>
+      </w:r>
+      <w:r>
+        <w:rPr>
+          <w:rStyle w:val="VerbatimChar"/>
+        </w:rPr>
+        <w:t xml:space="preserve">## 1         20.01520    0.4563516  0.9904756    2.170422     3.852029</w:t>
+      </w:r>
+      <w:r>
+        <w:br/>
+      </w:r>
+      <w:r>
+        <w:rPr>
+          <w:rStyle w:val="VerbatimChar"/>
+        </w:rPr>
+        <w:t xml:space="preserve">## 2         19.45551    0.4573795  0.9806892    2.144148     3.690217</w:t>
+      </w:r>
+      <w:r>
+        <w:br/>
+      </w:r>
+      <w:r>
+        <w:rPr>
+          <w:rStyle w:val="VerbatimChar"/>
+        </w:rPr>
+        <w:t xml:space="preserve">##   Lum.kurtosis.vrt Transform Col.thresh Lum.thresh</w:t>
+      </w:r>
+      <w:r>
+        <w:br/>
+      </w:r>
+      <w:r>
+        <w:rPr>
+          <w:rStyle w:val="VerbatimChar"/>
+        </w:rPr>
+        <w:t xml:space="preserve">## 1         22.42973      none          0          0</w:t>
+      </w:r>
+      <w:r>
+        <w:br/>
+      </w:r>
+      <w:r>
+        <w:rPr>
+          <w:rStyle w:val="VerbatimChar"/>
+        </w:rPr>
+        <w:t xml:space="preserve">## 2         20.01364      none          0          0</w:t>
       </w:r>
     </w:p>
     <w:bookmarkEnd w:id="35"/>
@@ -9987,61 +10230,124 @@
         <w:rPr>
           <w:rStyle w:val="VerbatimChar"/>
         </w:rPr>
-        <w:t xml:space="preserve">##                                                                                   ID Sigma    GabRat</w:t>
-      </w:r>
-      <w:r>
-        <w:br/>
-      </w:r>
-      <w:r>
-        <w:rPr>
-          <w:rStyle w:val="VerbatimChar"/>
-        </w:rPr>
-        <w:t xml:space="preserve">## 1            3_AphelodorisVaria_10_NF_D_RAW.ORF_Acuity1_Dist300_WholeImage_animal_lw     3 0.1666780</w:t>
-      </w:r>
-      <w:r>
-        <w:br/>
-      </w:r>
-      <w:r>
-        <w:rPr>
-          <w:rStyle w:val="VerbatimChar"/>
-        </w:rPr>
-        <w:t xml:space="preserve">## 2            3_AphelodorisVaria_10_NF_D_RAW.ORF_Acuity1_Dist300_WholeImage_animal_mw     3 0.1774265</w:t>
-      </w:r>
-      <w:r>
-        <w:br/>
-      </w:r>
-      <w:r>
-        <w:rPr>
-          <w:rStyle w:val="VerbatimChar"/>
-        </w:rPr>
-        <w:t xml:space="preserve">## 3            3_AphelodorisVaria_10_NF_D_RAW.ORF_Acuity1_Dist300_WholeImage_animal_sw     3 0.1902168</w:t>
-      </w:r>
-      <w:r>
-        <w:br/>
-      </w:r>
-      <w:r>
-        <w:rPr>
-          <w:rStyle w:val="VerbatimChar"/>
-        </w:rPr>
-        <w:t xml:space="preserve">## 4           3_AphelodorisVaria_10_NF_D_RAW.ORF_Acuity1_Dist300_WholeImage_animal_dbl     3 0.1682120</w:t>
-      </w:r>
-      <w:r>
-        <w:br/>
-      </w:r>
-      <w:r>
-        <w:rPr>
-          <w:rStyle w:val="VerbatimChar"/>
-        </w:rPr>
-        <w:t xml:space="preserve">## 5 3_AphelodorisVaria_10_NF_D_RAW.ORF_Acuity1_Dist300_WholeImage_animal+background_lw     3 0.5320508</w:t>
-      </w:r>
-      <w:r>
-        <w:br/>
-      </w:r>
-      <w:r>
-        <w:rPr>
-          <w:rStyle w:val="VerbatimChar"/>
-        </w:rPr>
-        <w:t xml:space="preserve">## 6 3_AphelodorisVaria_10_NF_D_RAW.ORF_Acuity1_Dist300_WholeImage_animal+background_mw     3 0.5181680</w:t>
+        <w:t xml:space="preserve">##                                                                                   ID</w:t>
+      </w:r>
+      <w:r>
+        <w:br/>
+      </w:r>
+      <w:r>
+        <w:rPr>
+          <w:rStyle w:val="VerbatimChar"/>
+        </w:rPr>
+        <w:t xml:space="preserve">## 1            3_AphelodorisVaria_10_NF_D_RAW.ORF_Acuity1_Dist300_WholeImage_animal_lw</w:t>
+      </w:r>
+      <w:r>
+        <w:br/>
+      </w:r>
+      <w:r>
+        <w:rPr>
+          <w:rStyle w:val="VerbatimChar"/>
+        </w:rPr>
+        <w:t xml:space="preserve">## 2            3_AphelodorisVaria_10_NF_D_RAW.ORF_Acuity1_Dist300_WholeImage_animal_mw</w:t>
+      </w:r>
+      <w:r>
+        <w:br/>
+      </w:r>
+      <w:r>
+        <w:rPr>
+          <w:rStyle w:val="VerbatimChar"/>
+        </w:rPr>
+        <w:t xml:space="preserve">## 3            3_AphelodorisVaria_10_NF_D_RAW.ORF_Acuity1_Dist300_WholeImage_animal_sw</w:t>
+      </w:r>
+      <w:r>
+        <w:br/>
+      </w:r>
+      <w:r>
+        <w:rPr>
+          <w:rStyle w:val="VerbatimChar"/>
+        </w:rPr>
+        <w:t xml:space="preserve">## 4           3_AphelodorisVaria_10_NF_D_RAW.ORF_Acuity1_Dist300_WholeImage_animal_dbl</w:t>
+      </w:r>
+      <w:r>
+        <w:br/>
+      </w:r>
+      <w:r>
+        <w:rPr>
+          <w:rStyle w:val="VerbatimChar"/>
+        </w:rPr>
+        <w:t xml:space="preserve">## 5 3_AphelodorisVaria_10_NF_D_RAW.ORF_Acuity1_Dist300_WholeImage_animal+background_lw</w:t>
+      </w:r>
+      <w:r>
+        <w:br/>
+      </w:r>
+      <w:r>
+        <w:rPr>
+          <w:rStyle w:val="VerbatimChar"/>
+        </w:rPr>
+        <w:t xml:space="preserve">## 6 3_AphelodorisVaria_10_NF_D_RAW.ORF_Acuity1_Dist300_WholeImage_animal+background_mw</w:t>
+      </w:r>
+      <w:r>
+        <w:br/>
+      </w:r>
+      <w:r>
+        <w:rPr>
+          <w:rStyle w:val="VerbatimChar"/>
+        </w:rPr>
+        <w:t xml:space="preserve">##   Sigma    GabRat</w:t>
+      </w:r>
+      <w:r>
+        <w:br/>
+      </w:r>
+      <w:r>
+        <w:rPr>
+          <w:rStyle w:val="VerbatimChar"/>
+        </w:rPr>
+        <w:t xml:space="preserve">## 1     3 0.1666780</w:t>
+      </w:r>
+      <w:r>
+        <w:br/>
+      </w:r>
+      <w:r>
+        <w:rPr>
+          <w:rStyle w:val="VerbatimChar"/>
+        </w:rPr>
+        <w:t xml:space="preserve">## 2     3 0.1774265</w:t>
+      </w:r>
+      <w:r>
+        <w:br/>
+      </w:r>
+      <w:r>
+        <w:rPr>
+          <w:rStyle w:val="VerbatimChar"/>
+        </w:rPr>
+        <w:t xml:space="preserve">## 3     3 0.1902168</w:t>
+      </w:r>
+      <w:r>
+        <w:br/>
+      </w:r>
+      <w:r>
+        <w:rPr>
+          <w:rStyle w:val="VerbatimChar"/>
+        </w:rPr>
+        <w:t xml:space="preserve">## 4     3 0.1682120</w:t>
+      </w:r>
+      <w:r>
+        <w:br/>
+      </w:r>
+      <w:r>
+        <w:rPr>
+          <w:rStyle w:val="VerbatimChar"/>
+        </w:rPr>
+        <w:t xml:space="preserve">## 5     3 0.5320508</w:t>
+      </w:r>
+      <w:r>
+        <w:br/>
+      </w:r>
+      <w:r>
+        <w:rPr>
+          <w:rStyle w:val="VerbatimChar"/>
+        </w:rPr>
+        <w:t xml:space="preserve">## 6     3 0.5181680</w:t>
       </w:r>
     </w:p>
     <w:p>
@@ -10610,25 +10916,52 @@
         <w:rPr>
           <w:rStyle w:val="VerbatimChar"/>
         </w:rPr>
-        <w:t xml:space="preserve">##             Species                            Ind Dist    GabRat               ROI</w:t>
-      </w:r>
-      <w:r>
-        <w:br/>
-      </w:r>
-      <w:r>
-        <w:rPr>
-          <w:rStyle w:val="VerbatimChar"/>
-        </w:rPr>
-        <w:t xml:space="preserve">## 1 Aphelodoris varia 3_AphelodorisVaria_10_NF_D_RAW 30cm 0.1682120            animal</w:t>
-      </w:r>
-      <w:r>
-        <w:br/>
-      </w:r>
-      <w:r>
-        <w:rPr>
-          <w:rStyle w:val="VerbatimChar"/>
-        </w:rPr>
-        <w:t xml:space="preserve">## 2 Aphelodoris varia 3_AphelodorisVaria_10_NF_D_RAW 30cm 0.5332068 animal+background</w:t>
+        <w:t xml:space="preserve">##             Species                            Ind Dist    GabRat</w:t>
+      </w:r>
+      <w:r>
+        <w:br/>
+      </w:r>
+      <w:r>
+        <w:rPr>
+          <w:rStyle w:val="VerbatimChar"/>
+        </w:rPr>
+        <w:t xml:space="preserve">## 1 Aphelodoris varia 3_AphelodorisVaria_10_NF_D_RAW 30cm 0.1682120</w:t>
+      </w:r>
+      <w:r>
+        <w:br/>
+      </w:r>
+      <w:r>
+        <w:rPr>
+          <w:rStyle w:val="VerbatimChar"/>
+        </w:rPr>
+        <w:t xml:space="preserve">## 2 Aphelodoris varia 3_AphelodorisVaria_10_NF_D_RAW 30cm 0.5332068</w:t>
+      </w:r>
+      <w:r>
+        <w:br/>
+      </w:r>
+      <w:r>
+        <w:rPr>
+          <w:rStyle w:val="VerbatimChar"/>
+        </w:rPr>
+        <w:t xml:space="preserve">##                 ROI</w:t>
+      </w:r>
+      <w:r>
+        <w:br/>
+      </w:r>
+      <w:r>
+        <w:rPr>
+          <w:rStyle w:val="VerbatimChar"/>
+        </w:rPr>
+        <w:t xml:space="preserve">## 1            animal</w:t>
+      </w:r>
+      <w:r>
+        <w:br/>
+      </w:r>
+      <w:r>
+        <w:rPr>
+          <w:rStyle w:val="VerbatimChar"/>
+        </w:rPr>
+        <w:t xml:space="preserve">## 2 animal+background</w:t>
       </w:r>
     </w:p>
     <w:bookmarkEnd w:id="36"/>
@@ -10892,106 +11225,160 @@
         <w:rPr>
           <w:rStyle w:val="VerbatimChar"/>
         </w:rPr>
-        <w:t xml:space="preserve">##             Species                            Ind Dist               ROI ClusterID Pass    lw_mean</w:t>
-      </w:r>
-      <w:r>
-        <w:br/>
-      </w:r>
-      <w:r>
-        <w:rPr>
-          <w:rStyle w:val="VerbatimChar"/>
-        </w:rPr>
-        <w:t xml:space="preserve">## 1 Aphelodoris varia 3_AphelodorisVaria_10_NF_D_RAW 30cm            animal         1    7 0.07855250</w:t>
-      </w:r>
-      <w:r>
-        <w:br/>
-      </w:r>
-      <w:r>
-        <w:rPr>
-          <w:rStyle w:val="VerbatimChar"/>
-        </w:rPr>
-        <w:t xml:space="preserve">## 2 Aphelodoris varia 3_AphelodorisVaria_10_NF_D_RAW 30cm animal+background         1   20 0.03184927</w:t>
-      </w:r>
-      <w:r>
-        <w:br/>
-      </w:r>
-      <w:r>
-        <w:rPr>
-          <w:rStyle w:val="VerbatimChar"/>
-        </w:rPr>
-        <w:t xml:space="preserve">##         lw_sd    mw_mean       mw_sd    sw_mean       sw_sd   dbl_mean      dbl_sd  Area Coverage..pc.</w:t>
-      </w:r>
-      <w:r>
-        <w:br/>
-      </w:r>
-      <w:r>
-        <w:rPr>
-          <w:rStyle w:val="VerbatimChar"/>
-        </w:rPr>
-        <w:t xml:space="preserve">## 1 0.018744942 0.06783328 0.018022186 0.06569355 0.013962437 0.07415875 0.018407013  9116     100.00000</w:t>
-      </w:r>
-      <w:r>
-        <w:br/>
-      </w:r>
-      <w:r>
-        <w:rPr>
-          <w:rStyle w:val="VerbatimChar"/>
-        </w:rPr>
-        <w:t xml:space="preserve">## 2 0.006353116 0.02877177 0.004386119 0.03404231 0.006827025 0.03058787 0.005537348 32133      71.76229</w:t>
-      </w:r>
-      <w:r>
-        <w:br/>
-      </w:r>
-      <w:r>
-        <w:rPr>
-          <w:rStyle w:val="VerbatimChar"/>
-        </w:rPr>
-        <w:t xml:space="preserve">##      RNL.X     RNL.Y RNL.Saturation Dmax.Chromaticity Dmax.channel Count Total.Area Average.Size   X.Area</w:t>
-      </w:r>
-      <w:r>
-        <w:br/>
-      </w:r>
-      <w:r>
-        <w:rPr>
-          <w:rStyle w:val="VerbatimChar"/>
-        </w:rPr>
-        <w:t xml:space="preserve">## 1 2.074853 -1.721327       2.695919        0.08914595        lw:sw     4       2953       738.25 24.46764</w:t>
-      </w:r>
-      <w:r>
-        <w:br/>
-      </w:r>
-      <w:r>
-        <w:rPr>
-          <w:rStyle w:val="VerbatimChar"/>
-        </w:rPr>
-        <w:t xml:space="preserve">## 2 1.437122  1.917127       2.395975        0.08390701        mw:sw     2      32133     16066.50 45.13759</w:t>
-      </w:r>
-      <w:r>
-        <w:br/>
-      </w:r>
-      <w:r>
-        <w:rPr>
-          <w:rStyle w:val="VerbatimChar"/>
-        </w:rPr>
-        <w:t xml:space="preserve">##     Perim.     Major     Minor    Angle     Circ.  Solidity     Feret FeretX FeretY FeretAngle  MinFeret</w:t>
-      </w:r>
-      <w:r>
-        <w:br/>
-      </w:r>
-      <w:r>
-        <w:rPr>
-          <w:rStyle w:val="VerbatimChar"/>
-        </w:rPr>
-        <w:t xml:space="preserve">## 1 204.9117  52.96716  17.83798 79.13099 0.2135263 0.5150810  83.09385  19.25  60.25   79.74821  31.79423</w:t>
-      </w:r>
-      <w:r>
-        <w:br/>
-      </w:r>
-      <w:r>
-        <w:rPr>
-          <w:rStyle w:val="VerbatimChar"/>
-        </w:rPr>
-        <w:t xml:space="preserve">## 2 740.6488 113.31427 101.73291 73.06783 0.4666892 0.7740756 150.38945  51.50 173.00   91.85460 119.27169</w:t>
+        <w:t xml:space="preserve">##             Species                            Ind Dist               ROI</w:t>
+      </w:r>
+      <w:r>
+        <w:br/>
+      </w:r>
+      <w:r>
+        <w:rPr>
+          <w:rStyle w:val="VerbatimChar"/>
+        </w:rPr>
+        <w:t xml:space="preserve">## 1 Aphelodoris varia 3_AphelodorisVaria_10_NF_D_RAW 30cm            animal</w:t>
+      </w:r>
+      <w:r>
+        <w:br/>
+      </w:r>
+      <w:r>
+        <w:rPr>
+          <w:rStyle w:val="VerbatimChar"/>
+        </w:rPr>
+        <w:t xml:space="preserve">## 2 Aphelodoris varia 3_AphelodorisVaria_10_NF_D_RAW 30cm animal+background</w:t>
+      </w:r>
+      <w:r>
+        <w:br/>
+      </w:r>
+      <w:r>
+        <w:rPr>
+          <w:rStyle w:val="VerbatimChar"/>
+        </w:rPr>
+        <w:t xml:space="preserve">##   ClusterID Pass    lw_mean       lw_sd    mw_mean       mw_sd    sw_mean</w:t>
+      </w:r>
+      <w:r>
+        <w:br/>
+      </w:r>
+      <w:r>
+        <w:rPr>
+          <w:rStyle w:val="VerbatimChar"/>
+        </w:rPr>
+        <w:t xml:space="preserve">## 1         1    7 0.07855250 0.018744942 0.06783328 0.018022186 0.06569355</w:t>
+      </w:r>
+      <w:r>
+        <w:br/>
+      </w:r>
+      <w:r>
+        <w:rPr>
+          <w:rStyle w:val="VerbatimChar"/>
+        </w:rPr>
+        <w:t xml:space="preserve">## 2         1   20 0.03184927 0.006353116 0.02877177 0.004386119 0.03404231</w:t>
+      </w:r>
+      <w:r>
+        <w:br/>
+      </w:r>
+      <w:r>
+        <w:rPr>
+          <w:rStyle w:val="VerbatimChar"/>
+        </w:rPr>
+        <w:t xml:space="preserve">##         sw_sd   dbl_mean      dbl_sd  Area Coverage..pc.    RNL.X     RNL.Y</w:t>
+      </w:r>
+      <w:r>
+        <w:br/>
+      </w:r>
+      <w:r>
+        <w:rPr>
+          <w:rStyle w:val="VerbatimChar"/>
+        </w:rPr>
+        <w:t xml:space="preserve">## 1 0.013962437 0.07415875 0.018407013  9116     100.00000 2.074853 -1.721327</w:t>
+      </w:r>
+      <w:r>
+        <w:br/>
+      </w:r>
+      <w:r>
+        <w:rPr>
+          <w:rStyle w:val="VerbatimChar"/>
+        </w:rPr>
+        <w:t xml:space="preserve">## 2 0.006827025 0.03058787 0.005537348 32133      71.76229 1.437122  1.917127</w:t>
+      </w:r>
+      <w:r>
+        <w:br/>
+      </w:r>
+      <w:r>
+        <w:rPr>
+          <w:rStyle w:val="VerbatimChar"/>
+        </w:rPr>
+        <w:t xml:space="preserve">##   RNL.Saturation Dmax.Chromaticity Dmax.channel Count Total.Area Average.Size</w:t>
+      </w:r>
+      <w:r>
+        <w:br/>
+      </w:r>
+      <w:r>
+        <w:rPr>
+          <w:rStyle w:val="VerbatimChar"/>
+        </w:rPr>
+        <w:t xml:space="preserve">## 1       2.695919        0.08914595        lw:sw     4       2953       738.25</w:t>
+      </w:r>
+      <w:r>
+        <w:br/>
+      </w:r>
+      <w:r>
+        <w:rPr>
+          <w:rStyle w:val="VerbatimChar"/>
+        </w:rPr>
+        <w:t xml:space="preserve">## 2       2.395975        0.08390701        mw:sw     2      32133     16066.50</w:t>
+      </w:r>
+      <w:r>
+        <w:br/>
+      </w:r>
+      <w:r>
+        <w:rPr>
+          <w:rStyle w:val="VerbatimChar"/>
+        </w:rPr>
+        <w:t xml:space="preserve">##     X.Area   Perim.     Major     Minor    Angle     Circ.  Solidity     Feret</w:t>
+      </w:r>
+      <w:r>
+        <w:br/>
+      </w:r>
+      <w:r>
+        <w:rPr>
+          <w:rStyle w:val="VerbatimChar"/>
+        </w:rPr>
+        <w:t xml:space="preserve">## 1 24.46764 204.9117  52.96716  17.83798 79.13099 0.2135263 0.5150810  83.09385</w:t>
+      </w:r>
+      <w:r>
+        <w:br/>
+      </w:r>
+      <w:r>
+        <w:rPr>
+          <w:rStyle w:val="VerbatimChar"/>
+        </w:rPr>
+        <w:t xml:space="preserve">## 2 45.13759 740.6488 113.31427 101.73291 73.06783 0.4666892 0.7740756 150.38945</w:t>
+      </w:r>
+      <w:r>
+        <w:br/>
+      </w:r>
+      <w:r>
+        <w:rPr>
+          <w:rStyle w:val="VerbatimChar"/>
+        </w:rPr>
+        <w:t xml:space="preserve">##   FeretX FeretY FeretAngle  MinFeret</w:t>
+      </w:r>
+      <w:r>
+        <w:br/>
+      </w:r>
+      <w:r>
+        <w:rPr>
+          <w:rStyle w:val="VerbatimChar"/>
+        </w:rPr>
+        <w:t xml:space="preserve">## 1  19.25  60.25   79.74821  31.79423</w:t>
+      </w:r>
+      <w:r>
+        <w:br/>
+      </w:r>
+      <w:r>
+        <w:rPr>
+          <w:rStyle w:val="VerbatimChar"/>
+        </w:rPr>
+        <w:t xml:space="preserve">## 2  51.50 173.00   91.85460 119.27169</w:t>
       </w:r>
     </w:p>
     <w:bookmarkEnd w:id="37"/>
@@ -11175,538 +11562,727 @@
         <w:rPr>
           <w:rStyle w:val="VerbatimChar"/>
         </w:rPr>
-        <w:t xml:space="preserve">##             Species                            Ind Dist               ROI   CAA.Sc    CAA.Jc   CAA.St</w:t>
-      </w:r>
-      <w:r>
-        <w:br/>
-      </w:r>
-      <w:r>
-        <w:rPr>
-          <w:rStyle w:val="VerbatimChar"/>
-        </w:rPr>
-        <w:t xml:space="preserve">## 1 Aphelodoris varia 3_AphelodorisVaria_10_NF_D_RAW 30cm            animal 1.000000 1.0000000      Inf</w:t>
-      </w:r>
-      <w:r>
-        <w:br/>
-      </w:r>
-      <w:r>
-        <w:rPr>
-          <w:rStyle w:val="VerbatimChar"/>
-        </w:rPr>
-        <w:t xml:space="preserve">## 2 Aphelodoris varia 3_AphelodorisVaria_10_NF_D_RAW 30cm animal+background 1.763881 0.5879602 2.098908</w:t>
-      </w:r>
-      <w:r>
-        <w:br/>
-      </w:r>
-      <w:r>
-        <w:rPr>
-          <w:rStyle w:val="VerbatimChar"/>
-        </w:rPr>
-        <w:t xml:space="preserve">##      CAA.Jt  CAA.Hc    CAA.Qc    CAA.Ht    CAA.Qt  CAA.Scpl  CAA.Qcpl      CAA.C CAA.Sc.Hrz CAA.Sc.Vrt</w:t>
-      </w:r>
-      <w:r>
-        <w:br/>
-      </w:r>
-      <w:r>
-        <w:rPr>
-          <w:rStyle w:val="VerbatimChar"/>
-        </w:rPr>
-        <w:t xml:space="preserve">## 1       NaN 0.00000       NaN 0.0000000       NaN       Inf       NaN 0.00000000   1.000000   1.000000</w:t>
-      </w:r>
-      <w:r>
-        <w:br/>
-      </w:r>
-      <w:r>
-        <w:rPr>
-          <w:rStyle w:val="VerbatimChar"/>
-        </w:rPr>
-        <w:t xml:space="preserve">## 2 0.6996359 0.76058 0.6923097 0.8373184 0.7621601 0.6437981 0.7272349 0.01618755   1.763113   1.764646</w:t>
-      </w:r>
-      <w:r>
-        <w:br/>
-      </w:r>
-      <w:r>
-        <w:rPr>
-          <w:rStyle w:val="VerbatimChar"/>
-        </w:rPr>
-        <w:t xml:space="preserve">##   CAA.Jc.Hrz CAA.Jc.Vrt CAA.St.Hrz CAA.St.Vrt CAA.Jt.Hrz CAA.Jt.Vrt CAA.Hc.Hrz CAA.Hc.Vrt CAA.Qc.Hrz</w:t>
-      </w:r>
-      <w:r>
-        <w:br/>
-      </w:r>
-      <w:r>
-        <w:rPr>
-          <w:rStyle w:val="VerbatimChar"/>
-        </w:rPr>
-        <w:t xml:space="preserve">## 1  1.0000000  1.0000000        Inf        Inf        NaN        NaN    0.00000  0.0000000        NaN</w:t>
-      </w:r>
-      <w:r>
-        <w:br/>
-      </w:r>
-      <w:r>
-        <w:rPr>
-          <w:rStyle w:val="VerbatimChar"/>
-        </w:rPr>
-        <w:t xml:space="preserve">## 2  0.5877043  0.5882152   2.069081   2.118686  0.6896936  0.7062285    0.76029  0.7608685  0.6920457</w:t>
-      </w:r>
-      <w:r>
-        <w:br/>
-      </w:r>
-      <w:r>
-        <w:rPr>
-          <w:rStyle w:val="VerbatimChar"/>
-        </w:rPr>
-        <w:t xml:space="preserve">##   CAA.Qc.Vrt CAA.Ht.Hrz CAA.Ht.Vrt CAA.Qt.Hrz CAA.Qt.Vrt CAA.Scpl.Hrz CAA.Scpl.Vrt CAA.Qcpl.Hrz CAA.Qcpl.Vrt</w:t>
-      </w:r>
-      <w:r>
-        <w:br/>
-      </w:r>
-      <w:r>
-        <w:rPr>
-          <w:rStyle w:val="VerbatimChar"/>
-        </w:rPr>
-        <w:t xml:space="preserve">## 1        NaN  0.0000000  0.0000000        NaN        NaN          Inf          Inf          NaN          NaN</w:t>
-      </w:r>
-      <w:r>
-        <w:br/>
-      </w:r>
-      <w:r>
-        <w:rPr>
-          <w:rStyle w:val="VerbatimChar"/>
-        </w:rPr>
-        <w:t xml:space="preserve">## 2  0.6925724  0.8386991  0.8298446  0.7634168  0.7553571    0.6386989    0.6472219    0.7277313    0.7239647</w:t>
-      </w:r>
-      <w:r>
-        <w:br/>
-      </w:r>
-      <w:r>
-        <w:rPr>
-          <w:rStyle w:val="VerbatimChar"/>
-        </w:rPr>
-        <w:t xml:space="preserve">##    CAA.C.Hrz  CAA.C.Vrt   CAA.PT CAA.PT.Hrz CAA.PT.Vrt   CAA.Asp     VCA.ML    VCA.sL   VCA.CVL  VCA.MDmax</w:t>
-      </w:r>
-      <w:r>
-        <w:br/>
-      </w:r>
-      <w:r>
-        <w:rPr>
-          <w:rStyle w:val="VerbatimChar"/>
-        </w:rPr>
-        <w:t xml:space="preserve">## 1 0.00000000 0.00000000      Inf        Inf        Inf       NaN 0.07415875       NaN       NaN 0.08914595</w:t>
-      </w:r>
-      <w:r>
-        <w:br/>
-      </w:r>
-      <w:r>
-        <w:rPr>
-          <w:rStyle w:val="VerbatimChar"/>
-        </w:rPr>
-        <w:t xml:space="preserve">## 2 0.01768539 0.01469036 60.77585   55.54384   67.07187 0.4529912 0.04150538 0.0231051 0.5566772 0.08559733</w:t>
-      </w:r>
-      <w:r>
-        <w:br/>
-      </w:r>
-      <w:r>
-        <w:rPr>
-          <w:rStyle w:val="VerbatimChar"/>
-        </w:rPr>
-        <w:t xml:space="preserve">##     VCA.sDmax VCA.CVDmax VCA.MSsat VCA.sSsat VCA.CVSsat  VCA.MSL VCA.sSL  VCA.CVSL   VCA.MS   VCA.sS</w:t>
-      </w:r>
-      <w:r>
-        <w:br/>
-      </w:r>
-      <w:r>
-        <w:rPr>
-          <w:rStyle w:val="VerbatimChar"/>
-        </w:rPr>
-        <w:t xml:space="preserve">## 1         NaN        NaN  2.695919       NaN        NaN      NaN     NaN       NaN      NaN      NaN</w:t>
-      </w:r>
-      <w:r>
-        <w:br/>
-      </w:r>
-      <w:r>
-        <w:rPr>
-          <w:rStyle w:val="VerbatimChar"/>
-        </w:rPr>
-        <w:t xml:space="preserve">## 2 0.009909556  0.1157695  2.469105 0.2776953   0.112468 16.01608 6.01111 0.3753171 3.334727 1.209654</w:t>
-      </w:r>
-      <w:r>
-        <w:br/>
-      </w:r>
-      <w:r>
-        <w:rPr>
-          <w:rStyle w:val="VerbatimChar"/>
-        </w:rPr>
-        <w:t xml:space="preserve">##     VCA.CVS VCA.ML.Hrz VCA.sL.Hrz VCA.CVL.Hrz VCA.ML.Vrt VCA.sL.Vrt VCA.CVL.Vrt VCA.MDmax.Hrz VCA.sDmax.Hrz</w:t>
-      </w:r>
-      <w:r>
-        <w:br/>
-      </w:r>
-      <w:r>
-        <w:rPr>
-          <w:rStyle w:val="VerbatimChar"/>
-        </w:rPr>
-        <w:t xml:space="preserve">## 1       NaN 0.07415875        NaN         NaN 0.07415875        NaN         NaN    0.08914595           NaN</w:t>
-      </w:r>
-      <w:r>
-        <w:br/>
-      </w:r>
-      <w:r>
-        <w:rPr>
-          <w:rStyle w:val="VerbatimChar"/>
-        </w:rPr>
-        <w:t xml:space="preserve">## 2 0.3627445 0.04129542 0.02296875   0.5562057 0.04130759  0.0229682   0.5560287    0.08557285   0.009828942</w:t>
-      </w:r>
-      <w:r>
-        <w:br/>
-      </w:r>
-      <w:r>
-        <w:rPr>
-          <w:rStyle w:val="VerbatimChar"/>
-        </w:rPr>
-        <w:t xml:space="preserve">##   VCA.CVDmax.Hrz VCA.MDmax.Vrt VCA.sDmax.Vrt VCA.CVDmax.Vrt VCA.MSsat.Hrz VCA.sSsat.Hrz VCA.CVSsat.Hrz</w:t>
-      </w:r>
-      <w:r>
-        <w:br/>
-      </w:r>
-      <w:r>
-        <w:rPr>
-          <w:rStyle w:val="VerbatimChar"/>
-        </w:rPr>
-        <w:t xml:space="preserve">## 1            NaN    0.08914595           NaN            NaN      2.695919           NaN            NaN</w:t>
-      </w:r>
-      <w:r>
-        <w:br/>
-      </w:r>
-      <w:r>
-        <w:rPr>
-          <w:rStyle w:val="VerbatimChar"/>
-        </w:rPr>
-        <w:t xml:space="preserve">## 2      0.1148605    0.08556912   0.009826575      0.1148379      2.467878     0.2756307      0.1116873</w:t>
-      </w:r>
-      <w:r>
-        <w:br/>
-      </w:r>
-      <w:r>
-        <w:rPr>
-          <w:rStyle w:val="VerbatimChar"/>
-        </w:rPr>
-        <w:t xml:space="preserve">##   VCA.MSsat.Vrt VCA.sSsat.Vrt VCA.CVSsat.Vrt VCA.MSL.Hrz VCA.sSL.Hrz VCA.CVSL.Hrz VCA.MSL.Vrt VCA.sSL.Vrt</w:t>
-      </w:r>
-      <w:r>
-        <w:br/>
-      </w:r>
-      <w:r>
-        <w:rPr>
-          <w:rStyle w:val="VerbatimChar"/>
-        </w:rPr>
-        <w:t xml:space="preserve">## 1      2.695919           NaN            NaN         NaN         NaN          NaN         NaN         NaN</w:t>
-      </w:r>
-      <w:r>
-        <w:br/>
-      </w:r>
-      <w:r>
-        <w:rPr>
-          <w:rStyle w:val="VerbatimChar"/>
-        </w:rPr>
-        <w:t xml:space="preserve">## 2      2.467834     0.2755308      0.1116488    16.01783    6.010669    0.3752486    16.01434    6.011548</w:t>
-      </w:r>
-      <w:r>
-        <w:br/>
-      </w:r>
-      <w:r>
-        <w:rPr>
-          <w:rStyle w:val="VerbatimChar"/>
-        </w:rPr>
-        <w:t xml:space="preserve">##   VCA.CVSL.Vrt VCA.MS.Hrz VCA.sS.Hrz VCA.CVS.Hrz VCA.MS.Vrt VCA.sS.Vrt VCA.CVS.Vrt   BSA.BML    BSA.BsL</w:t>
-      </w:r>
-      <w:r>
-        <w:br/>
-      </w:r>
-      <w:r>
-        <w:rPr>
-          <w:rStyle w:val="VerbatimChar"/>
-        </w:rPr>
-        <w:t xml:space="preserve">## 1          NaN        NaN        NaN         NaN        NaN        NaN         NaN 0.0000000 0.00000000</w:t>
-      </w:r>
-      <w:r>
-        <w:br/>
-      </w:r>
-      <w:r>
-        <w:rPr>
-          <w:rStyle w:val="VerbatimChar"/>
-        </w:rPr>
-        <w:t xml:space="preserve">## 2    0.3753854    3.33508   1.209564   0.3626792   3.334376   1.209744   0.3628096 0.2888441 0.09471583</w:t>
-      </w:r>
-      <w:r>
-        <w:br/>
-      </w:r>
-      <w:r>
-        <w:rPr>
-          <w:rStyle w:val="VerbatimChar"/>
-        </w:rPr>
-        <w:t xml:space="preserve">##    BSA.BCVL BSA.BMDmax BSA.BsDmax BSA.BCVDmax BSA.BMSsat BSA.BsSsat BSA.BCVSsat BSA.BMSL BSA.BsSL BSA.BCVSL</w:t>
-      </w:r>
-      <w:r>
-        <w:br/>
-      </w:r>
-      <w:r>
-        <w:rPr>
-          <w:rStyle w:val="VerbatimChar"/>
-        </w:rPr>
-        <w:t xml:space="preserve">## 1       NaN 0.00000000 0.00000000         NaN 0.00000000 0.00000000         NaN  0.00000 0.000000       NaN</w:t>
-      </w:r>
-      <w:r>
-        <w:br/>
-      </w:r>
-      <w:r>
-        <w:rPr>
-          <w:rStyle w:val="VerbatimChar"/>
-        </w:rPr>
-        <w:t xml:space="preserve">## 2 0.3279133 0.07865894 0.08357918    1.062552 0.06068302 0.08350352    1.376061 11.98163 4.230545 0.3530861</w:t>
-      </w:r>
-      <w:r>
-        <w:br/>
-      </w:r>
-      <w:r>
-        <w:rPr>
-          <w:rStyle w:val="VerbatimChar"/>
-        </w:rPr>
-        <w:t xml:space="preserve">##    BSA.BMS   BSA.BsS BSA.BCVS BSA.BML.Hrz BSA.BsL.Hrz BSA.BCVL.Hrz BSA.BML.Vrt BSA.BsL.Vrt BSA.BCVL.Vrt</w:t>
-      </w:r>
-      <w:r>
-        <w:br/>
-      </w:r>
-      <w:r>
-        <w:rPr>
-          <w:rStyle w:val="VerbatimChar"/>
-        </w:rPr>
-        <w:t xml:space="preserve">## 1 0.000000 0.0000000      NaN   0.0000000  0.00000000          NaN   0.0000000  0.00000000          NaN</w:t>
-      </w:r>
-      <w:r>
-        <w:br/>
-      </w:r>
-      <w:r>
-        <w:rPr>
-          <w:rStyle w:val="VerbatimChar"/>
-        </w:rPr>
-        <w:t xml:space="preserve">## 2 2.522453 0.8547204 0.338845   0.2939087  0.09529334    0.3242277   0.2827497  0.09347208    0.3305825</w:t>
-      </w:r>
-      <w:r>
-        <w:br/>
-      </w:r>
-      <w:r>
-        <w:rPr>
-          <w:rStyle w:val="VerbatimChar"/>
-        </w:rPr>
-        <w:t xml:space="preserve">##   BSA.BMDmax.Hrz BSA.BsDmax.Hrz BSA.BCVDmax.Hrz BSA.BMDmax.Vrt BSA.BsDmax.Vrt BSA.BCVDmax.Vrt BSA.BMSsat.Hrz</w:t>
-      </w:r>
-      <w:r>
-        <w:br/>
-      </w:r>
-      <w:r>
-        <w:rPr>
-          <w:rStyle w:val="VerbatimChar"/>
-        </w:rPr>
-        <w:t xml:space="preserve">## 1     0.00000000     0.00000000             NaN     0.00000000     0.00000000             NaN     0.00000000</w:t>
-      </w:r>
-      <w:r>
-        <w:br/>
-      </w:r>
-      <w:r>
-        <w:rPr>
-          <w:rStyle w:val="VerbatimChar"/>
-        </w:rPr>
-        <w:t xml:space="preserve">## 2     0.07536487     0.08251804        1.094914     0.08262291     0.08458379        1.023733     0.05763893</w:t>
-      </w:r>
-      <w:r>
-        <w:br/>
-      </w:r>
-      <w:r>
-        <w:rPr>
-          <w:rStyle w:val="VerbatimChar"/>
-        </w:rPr>
-        <w:t xml:space="preserve">##   BSA.BsSsat.Hrz BSA.BCVSsat.Hrz BSA.BMSsat.Vrt BSA.BsSsat.Vrt BSA.BCVSsat.Vrt BSA.BMSL.Hrz BSA.BsSL.Hrz</w:t>
-      </w:r>
-      <w:r>
-        <w:br/>
-      </w:r>
-      <w:r>
-        <w:rPr>
-          <w:rStyle w:val="VerbatimChar"/>
-        </w:rPr>
-        <w:t xml:space="preserve">## 1      0.0000000             NaN     0.00000000     0.00000000             NaN      0.00000      0.00000</w:t>
-      </w:r>
-      <w:r>
-        <w:br/>
-      </w:r>
-      <w:r>
-        <w:rPr>
-          <w:rStyle w:val="VerbatimChar"/>
-        </w:rPr>
-        <w:t xml:space="preserve">## 2      0.0828074        1.436658     0.06434617     0.08411479        1.307223     12.20617      4.27166</w:t>
-      </w:r>
-      <w:r>
-        <w:br/>
-      </w:r>
-      <w:r>
-        <w:rPr>
-          <w:rStyle w:val="VerbatimChar"/>
-        </w:rPr>
-        <w:t xml:space="preserve">##   BSA.BCVSL.Hrz BSA.BMSL.Vrt BSA.BsSL.Vrt BSA.BCVSL.Vrt BSA.BMS.Hrz BSA.BsS.Hrz BSA.BCVS.Hrz BSA.BMS.Vrt</w:t>
-      </w:r>
-      <w:r>
-        <w:br/>
-      </w:r>
-      <w:r>
-        <w:rPr>
-          <w:rStyle w:val="VerbatimChar"/>
-        </w:rPr>
-        <w:t xml:space="preserve">## 1           NaN      0.00000     0.000000           NaN    0.000000   0.0000000          NaN    0.000000</w:t>
-      </w:r>
-      <w:r>
-        <w:br/>
-      </w:r>
-      <w:r>
-        <w:rPr>
-          <w:rStyle w:val="VerbatimChar"/>
-        </w:rPr>
-        <w:t xml:space="preserve">## 2     0.3499591     11.71142     4.156481     0.3549083    2.567851   0.8627548    0.3359832    2.467822</w:t>
-      </w:r>
-      <w:r>
-        <w:br/>
-      </w:r>
-      <w:r>
-        <w:rPr>
-          <w:rStyle w:val="VerbatimChar"/>
-        </w:rPr>
-        <w:t xml:space="preserve">##   BSA.BsS.Vrt BSA.BCVS.Vrt  Col.mean    Col.sd  Col.CoV Col.skew Col.kurtosis  Lum.mean   Lum.sd  Lum.CoV</w:t>
-      </w:r>
-      <w:r>
-        <w:br/>
-      </w:r>
-      <w:r>
-        <w:rPr>
-          <w:rStyle w:val="VerbatimChar"/>
-        </w:rPr>
-        <w:t xml:space="preserve">## 1   0.0000000          NaN 0.1736449 0.2851837 1.642339 2.351301     9.700354 0.8928419 1.431054 1.602808</w:t>
-      </w:r>
-      <w:r>
-        <w:br/>
-      </w:r>
-      <w:r>
-        <w:rPr>
-          <w:rStyle w:val="VerbatimChar"/>
-        </w:rPr>
-        <w:t xml:space="preserve">## 2   0.8400862    0.3404161 0.2161124 0.4168882 1.929034 3.158602    19.114901 0.7599581 1.631294 2.146557</w:t>
-      </w:r>
-      <w:r>
-        <w:br/>
-      </w:r>
-      <w:r>
-        <w:rPr>
-          <w:rStyle w:val="VerbatimChar"/>
-        </w:rPr>
-        <w:t xml:space="preserve">##   Lum.skew Lum.kurtosis Col.mean.hrz Col.sd.hrz Col.CoV.hrz Col.skew.hrz Col.kurtosis.hrz Col.mean.vrt</w:t>
-      </w:r>
-      <w:r>
-        <w:br/>
-      </w:r>
-      <w:r>
-        <w:rPr>
-          <w:rStyle w:val="VerbatimChar"/>
-        </w:rPr>
-        <w:t xml:space="preserve">## 1 2.255974     9.558368   0.08770301  0.1856711    2.117043     3.926095         22.61682   0.08907545</w:t>
-      </w:r>
-      <w:r>
-        <w:br/>
-      </w:r>
-      <w:r>
-        <w:rPr>
-          <w:rStyle w:val="VerbatimChar"/>
-        </w:rPr>
-        <w:t xml:space="preserve">## 2 4.713521    38.984497   0.11245671  0.2857060    2.540587     5.473994         47.54446   0.10647940</w:t>
-      </w:r>
-      <w:r>
-        <w:br/>
-      </w:r>
-      <w:r>
-        <w:rPr>
-          <w:rStyle w:val="VerbatimChar"/>
-        </w:rPr>
-        <w:t xml:space="preserve">##   Col.sd.vrt Col.CoV.vrt Col.skew.vrt Col.kurtosis.vrt Lum.mean.hrz Lum.sd.hrz Lum.CoV.hrz Lum.skew.hrz</w:t>
-      </w:r>
-      <w:r>
-        <w:br/>
-      </w:r>
-      <w:r>
-        <w:rPr>
-          <w:rStyle w:val="VerbatimChar"/>
-        </w:rPr>
-        <w:t xml:space="preserve">## 1  0.1942661    2.180916     3.913759         22.07321    0.4355562  0.8958863    2.056879     3.612730</w:t>
-      </w:r>
-      <w:r>
-        <w:br/>
-      </w:r>
-      <w:r>
-        <w:rPr>
-          <w:rStyle w:val="VerbatimChar"/>
-        </w:rPr>
-        <w:t xml:space="preserve">## 2  0.2643248    2.482403     5.224416         45.33121    0.3860825  1.0964629    2.839970     7.414604</w:t>
-      </w:r>
-      <w:r>
-        <w:br/>
-      </w:r>
-      <w:r>
-        <w:rPr>
-          <w:rStyle w:val="VerbatimChar"/>
-        </w:rPr>
-        <w:t xml:space="preserve">##   Lum.kurtosis.hrz Lum.mean.vrt Lum.sd.vrt Lum.CoV.vrt Lum.skew.vrt Lum.kurtosis.vrt Transform Col.thresh</w:t>
-      </w:r>
-      <w:r>
-        <w:br/>
-      </w:r>
-      <w:r>
-        <w:rPr>
-          <w:rStyle w:val="VerbatimChar"/>
-        </w:rPr>
-        <w:t xml:space="preserve">## 1         20.01520    0.4563516  0.9904756    2.170422     3.852029         22.42973      none          0</w:t>
-      </w:r>
-      <w:r>
-        <w:br/>
-      </w:r>
-      <w:r>
-        <w:rPr>
-          <w:rStyle w:val="VerbatimChar"/>
-        </w:rPr>
-        <w:t xml:space="preserve">## 2         84.33807    0.3751880  1.0664402    2.842415     7.844373         98.05338      none          0</w:t>
-      </w:r>
-      <w:r>
-        <w:br/>
-      </w:r>
-      <w:r>
-        <w:rPr>
-          <w:rStyle w:val="VerbatimChar"/>
-        </w:rPr>
-        <w:t xml:space="preserve">##   Lum.thresh</w:t>
-      </w:r>
-      <w:r>
-        <w:br/>
-      </w:r>
-      <w:r>
-        <w:rPr>
-          <w:rStyle w:val="VerbatimChar"/>
-        </w:rPr>
-        <w:t xml:space="preserve">## 1          0</w:t>
-      </w:r>
-      <w:r>
-        <w:br/>
-      </w:r>
-      <w:r>
-        <w:rPr>
-          <w:rStyle w:val="VerbatimChar"/>
-        </w:rPr>
-        <w:t xml:space="preserve">## 2          0</w:t>
+        <w:t xml:space="preserve">##             Species                            Ind Dist               ROI</w:t>
+      </w:r>
+      <w:r>
+        <w:br/>
+      </w:r>
+      <w:r>
+        <w:rPr>
+          <w:rStyle w:val="VerbatimChar"/>
+        </w:rPr>
+        <w:t xml:space="preserve">## 1 Aphelodoris varia 3_AphelodorisVaria_10_NF_D_RAW 30cm            animal</w:t>
+      </w:r>
+      <w:r>
+        <w:br/>
+      </w:r>
+      <w:r>
+        <w:rPr>
+          <w:rStyle w:val="VerbatimChar"/>
+        </w:rPr>
+        <w:t xml:space="preserve">## 2 Aphelodoris varia 3_AphelodorisVaria_10_NF_D_RAW 30cm animal+background</w:t>
+      </w:r>
+      <w:r>
+        <w:br/>
+      </w:r>
+      <w:r>
+        <w:rPr>
+          <w:rStyle w:val="VerbatimChar"/>
+        </w:rPr>
+        <w:t xml:space="preserve">##     CAA.Sc    CAA.Jc   CAA.St    CAA.Jt  CAA.Hc    CAA.Qc    CAA.Ht    CAA.Qt</w:t>
+      </w:r>
+      <w:r>
+        <w:br/>
+      </w:r>
+      <w:r>
+        <w:rPr>
+          <w:rStyle w:val="VerbatimChar"/>
+        </w:rPr>
+        <w:t xml:space="preserve">## 1 1.000000 1.0000000      Inf       NaN 0.00000       NaN 0.0000000       NaN</w:t>
+      </w:r>
+      <w:r>
+        <w:br/>
+      </w:r>
+      <w:r>
+        <w:rPr>
+          <w:rStyle w:val="VerbatimChar"/>
+        </w:rPr>
+        <w:t xml:space="preserve">## 2 1.763881 0.5879602 2.098908 0.6996359 0.76058 0.6923097 0.8373184 0.7621601</w:t>
+      </w:r>
+      <w:r>
+        <w:br/>
+      </w:r>
+      <w:r>
+        <w:rPr>
+          <w:rStyle w:val="VerbatimChar"/>
+        </w:rPr>
+        <w:t xml:space="preserve">##    CAA.Scpl  CAA.Qcpl      CAA.C CAA.Sc.Hrz CAA.Sc.Vrt CAA.Jc.Hrz CAA.Jc.Vrt</w:t>
+      </w:r>
+      <w:r>
+        <w:br/>
+      </w:r>
+      <w:r>
+        <w:rPr>
+          <w:rStyle w:val="VerbatimChar"/>
+        </w:rPr>
+        <w:t xml:space="preserve">## 1       Inf       NaN 0.00000000   1.000000   1.000000  1.0000000  1.0000000</w:t>
+      </w:r>
+      <w:r>
+        <w:br/>
+      </w:r>
+      <w:r>
+        <w:rPr>
+          <w:rStyle w:val="VerbatimChar"/>
+        </w:rPr>
+        <w:t xml:space="preserve">## 2 0.6437981 0.7272349 0.01618755   1.763113   1.764646  0.5877043  0.5882152</w:t>
+      </w:r>
+      <w:r>
+        <w:br/>
+      </w:r>
+      <w:r>
+        <w:rPr>
+          <w:rStyle w:val="VerbatimChar"/>
+        </w:rPr>
+        <w:t xml:space="preserve">##   CAA.St.Hrz CAA.St.Vrt CAA.Jt.Hrz CAA.Jt.Vrt CAA.Hc.Hrz CAA.Hc.Vrt CAA.Qc.Hrz</w:t>
+      </w:r>
+      <w:r>
+        <w:br/>
+      </w:r>
+      <w:r>
+        <w:rPr>
+          <w:rStyle w:val="VerbatimChar"/>
+        </w:rPr>
+        <w:t xml:space="preserve">## 1        Inf        Inf        NaN        NaN    0.00000  0.0000000        NaN</w:t>
+      </w:r>
+      <w:r>
+        <w:br/>
+      </w:r>
+      <w:r>
+        <w:rPr>
+          <w:rStyle w:val="VerbatimChar"/>
+        </w:rPr>
+        <w:t xml:space="preserve">## 2   2.069081   2.118686  0.6896936  0.7062285    0.76029  0.7608685  0.6920457</w:t>
+      </w:r>
+      <w:r>
+        <w:br/>
+      </w:r>
+      <w:r>
+        <w:rPr>
+          <w:rStyle w:val="VerbatimChar"/>
+        </w:rPr>
+        <w:t xml:space="preserve">##   CAA.Qc.Vrt CAA.Ht.Hrz CAA.Ht.Vrt CAA.Qt.Hrz CAA.Qt.Vrt CAA.Scpl.Hrz</w:t>
+      </w:r>
+      <w:r>
+        <w:br/>
+      </w:r>
+      <w:r>
+        <w:rPr>
+          <w:rStyle w:val="VerbatimChar"/>
+        </w:rPr>
+        <w:t xml:space="preserve">## 1        NaN  0.0000000  0.0000000        NaN        NaN          Inf</w:t>
+      </w:r>
+      <w:r>
+        <w:br/>
+      </w:r>
+      <w:r>
+        <w:rPr>
+          <w:rStyle w:val="VerbatimChar"/>
+        </w:rPr>
+        <w:t xml:space="preserve">## 2  0.6925724  0.8386991  0.8298446  0.7634168  0.7553571    0.6386989</w:t>
+      </w:r>
+      <w:r>
+        <w:br/>
+      </w:r>
+      <w:r>
+        <w:rPr>
+          <w:rStyle w:val="VerbatimChar"/>
+        </w:rPr>
+        <w:t xml:space="preserve">##   CAA.Scpl.Vrt CAA.Qcpl.Hrz CAA.Qcpl.Vrt  CAA.C.Hrz  CAA.C.Vrt   CAA.PT</w:t>
+      </w:r>
+      <w:r>
+        <w:br/>
+      </w:r>
+      <w:r>
+        <w:rPr>
+          <w:rStyle w:val="VerbatimChar"/>
+        </w:rPr>
+        <w:t xml:space="preserve">## 1          Inf          NaN          NaN 0.00000000 0.00000000      Inf</w:t>
+      </w:r>
+      <w:r>
+        <w:br/>
+      </w:r>
+      <w:r>
+        <w:rPr>
+          <w:rStyle w:val="VerbatimChar"/>
+        </w:rPr>
+        <w:t xml:space="preserve">## 2    0.6472219    0.7277313    0.7239647 0.01768539 0.01469036 60.77585</w:t>
+      </w:r>
+      <w:r>
+        <w:br/>
+      </w:r>
+      <w:r>
+        <w:rPr>
+          <w:rStyle w:val="VerbatimChar"/>
+        </w:rPr>
+        <w:t xml:space="preserve">##   CAA.PT.Hrz CAA.PT.Vrt   CAA.Asp     VCA.ML    VCA.sL   VCA.CVL  VCA.MDmax</w:t>
+      </w:r>
+      <w:r>
+        <w:br/>
+      </w:r>
+      <w:r>
+        <w:rPr>
+          <w:rStyle w:val="VerbatimChar"/>
+        </w:rPr>
+        <w:t xml:space="preserve">## 1        Inf        Inf       NaN 0.07415875       NaN       NaN 0.08914595</w:t>
+      </w:r>
+      <w:r>
+        <w:br/>
+      </w:r>
+      <w:r>
+        <w:rPr>
+          <w:rStyle w:val="VerbatimChar"/>
+        </w:rPr>
+        <w:t xml:space="preserve">## 2   55.54384   67.07187 0.4529912 0.04150538 0.0231051 0.5566772 0.08559733</w:t>
+      </w:r>
+      <w:r>
+        <w:br/>
+      </w:r>
+      <w:r>
+        <w:rPr>
+          <w:rStyle w:val="VerbatimChar"/>
+        </w:rPr>
+        <w:t xml:space="preserve">##     VCA.sDmax VCA.CVDmax VCA.MSsat VCA.sSsat VCA.CVSsat  VCA.MSL VCA.sSL</w:t>
+      </w:r>
+      <w:r>
+        <w:br/>
+      </w:r>
+      <w:r>
+        <w:rPr>
+          <w:rStyle w:val="VerbatimChar"/>
+        </w:rPr>
+        <w:t xml:space="preserve">## 1         NaN        NaN  2.695919       NaN        NaN      NaN     NaN</w:t>
+      </w:r>
+      <w:r>
+        <w:br/>
+      </w:r>
+      <w:r>
+        <w:rPr>
+          <w:rStyle w:val="VerbatimChar"/>
+        </w:rPr>
+        <w:t xml:space="preserve">## 2 0.009909556  0.1157695  2.469105 0.2776953   0.112468 16.01608 6.01111</w:t>
+      </w:r>
+      <w:r>
+        <w:br/>
+      </w:r>
+      <w:r>
+        <w:rPr>
+          <w:rStyle w:val="VerbatimChar"/>
+        </w:rPr>
+        <w:t xml:space="preserve">##    VCA.CVSL   VCA.MS   VCA.sS   VCA.CVS VCA.ML.Hrz VCA.sL.Hrz VCA.CVL.Hrz</w:t>
+      </w:r>
+      <w:r>
+        <w:br/>
+      </w:r>
+      <w:r>
+        <w:rPr>
+          <w:rStyle w:val="VerbatimChar"/>
+        </w:rPr>
+        <w:t xml:space="preserve">## 1       NaN      NaN      NaN       NaN 0.07415875        NaN         NaN</w:t>
+      </w:r>
+      <w:r>
+        <w:br/>
+      </w:r>
+      <w:r>
+        <w:rPr>
+          <w:rStyle w:val="VerbatimChar"/>
+        </w:rPr>
+        <w:t xml:space="preserve">## 2 0.3753171 3.334727 1.209654 0.3627445 0.04129542 0.02296875   0.5562057</w:t>
+      </w:r>
+      <w:r>
+        <w:br/>
+      </w:r>
+      <w:r>
+        <w:rPr>
+          <w:rStyle w:val="VerbatimChar"/>
+        </w:rPr>
+        <w:t xml:space="preserve">##   VCA.ML.Vrt VCA.sL.Vrt VCA.CVL.Vrt VCA.MDmax.Hrz VCA.sDmax.Hrz VCA.CVDmax.Hrz</w:t>
+      </w:r>
+      <w:r>
+        <w:br/>
+      </w:r>
+      <w:r>
+        <w:rPr>
+          <w:rStyle w:val="VerbatimChar"/>
+        </w:rPr>
+        <w:t xml:space="preserve">## 1 0.07415875        NaN         NaN    0.08914595           NaN            NaN</w:t>
+      </w:r>
+      <w:r>
+        <w:br/>
+      </w:r>
+      <w:r>
+        <w:rPr>
+          <w:rStyle w:val="VerbatimChar"/>
+        </w:rPr>
+        <w:t xml:space="preserve">## 2 0.04130759  0.0229682   0.5560287    0.08557285   0.009828942      0.1148605</w:t>
+      </w:r>
+      <w:r>
+        <w:br/>
+      </w:r>
+      <w:r>
+        <w:rPr>
+          <w:rStyle w:val="VerbatimChar"/>
+        </w:rPr>
+        <w:t xml:space="preserve">##   VCA.MDmax.Vrt VCA.sDmax.Vrt VCA.CVDmax.Vrt VCA.MSsat.Hrz VCA.sSsat.Hrz</w:t>
+      </w:r>
+      <w:r>
+        <w:br/>
+      </w:r>
+      <w:r>
+        <w:rPr>
+          <w:rStyle w:val="VerbatimChar"/>
+        </w:rPr>
+        <w:t xml:space="preserve">## 1    0.08914595           NaN            NaN      2.695919           NaN</w:t>
+      </w:r>
+      <w:r>
+        <w:br/>
+      </w:r>
+      <w:r>
+        <w:rPr>
+          <w:rStyle w:val="VerbatimChar"/>
+        </w:rPr>
+        <w:t xml:space="preserve">## 2    0.08556912   0.009826575      0.1148379      2.467878     0.2756307</w:t>
+      </w:r>
+      <w:r>
+        <w:br/>
+      </w:r>
+      <w:r>
+        <w:rPr>
+          <w:rStyle w:val="VerbatimChar"/>
+        </w:rPr>
+        <w:t xml:space="preserve">##   VCA.CVSsat.Hrz VCA.MSsat.Vrt VCA.sSsat.Vrt VCA.CVSsat.Vrt VCA.MSL.Hrz</w:t>
+      </w:r>
+      <w:r>
+        <w:br/>
+      </w:r>
+      <w:r>
+        <w:rPr>
+          <w:rStyle w:val="VerbatimChar"/>
+        </w:rPr>
+        <w:t xml:space="preserve">## 1            NaN      2.695919           NaN            NaN         NaN</w:t>
+      </w:r>
+      <w:r>
+        <w:br/>
+      </w:r>
+      <w:r>
+        <w:rPr>
+          <w:rStyle w:val="VerbatimChar"/>
+        </w:rPr>
+        <w:t xml:space="preserve">## 2      0.1116873      2.467834     0.2755308      0.1116488    16.01783</w:t>
+      </w:r>
+      <w:r>
+        <w:br/>
+      </w:r>
+      <w:r>
+        <w:rPr>
+          <w:rStyle w:val="VerbatimChar"/>
+        </w:rPr>
+        <w:t xml:space="preserve">##   VCA.sSL.Hrz VCA.CVSL.Hrz VCA.MSL.Vrt VCA.sSL.Vrt VCA.CVSL.Vrt VCA.MS.Hrz</w:t>
+      </w:r>
+      <w:r>
+        <w:br/>
+      </w:r>
+      <w:r>
+        <w:rPr>
+          <w:rStyle w:val="VerbatimChar"/>
+        </w:rPr>
+        <w:t xml:space="preserve">## 1         NaN          NaN         NaN         NaN          NaN        NaN</w:t>
+      </w:r>
+      <w:r>
+        <w:br/>
+      </w:r>
+      <w:r>
+        <w:rPr>
+          <w:rStyle w:val="VerbatimChar"/>
+        </w:rPr>
+        <w:t xml:space="preserve">## 2    6.010669    0.3752486    16.01434    6.011548    0.3753854    3.33508</w:t>
+      </w:r>
+      <w:r>
+        <w:br/>
+      </w:r>
+      <w:r>
+        <w:rPr>
+          <w:rStyle w:val="VerbatimChar"/>
+        </w:rPr>
+        <w:t xml:space="preserve">##   VCA.sS.Hrz VCA.CVS.Hrz VCA.MS.Vrt VCA.sS.Vrt VCA.CVS.Vrt   BSA.BML    BSA.BsL</w:t>
+      </w:r>
+      <w:r>
+        <w:br/>
+      </w:r>
+      <w:r>
+        <w:rPr>
+          <w:rStyle w:val="VerbatimChar"/>
+        </w:rPr>
+        <w:t xml:space="preserve">## 1        NaN         NaN        NaN        NaN         NaN 0.0000000 0.00000000</w:t>
+      </w:r>
+      <w:r>
+        <w:br/>
+      </w:r>
+      <w:r>
+        <w:rPr>
+          <w:rStyle w:val="VerbatimChar"/>
+        </w:rPr>
+        <w:t xml:space="preserve">## 2   1.209564   0.3626792   3.334376   1.209744   0.3628096 0.2888441 0.09471583</w:t>
+      </w:r>
+      <w:r>
+        <w:br/>
+      </w:r>
+      <w:r>
+        <w:rPr>
+          <w:rStyle w:val="VerbatimChar"/>
+        </w:rPr>
+        <w:t xml:space="preserve">##    BSA.BCVL BSA.BMDmax BSA.BsDmax BSA.BCVDmax BSA.BMSsat BSA.BsSsat BSA.BCVSsat</w:t>
+      </w:r>
+      <w:r>
+        <w:br/>
+      </w:r>
+      <w:r>
+        <w:rPr>
+          <w:rStyle w:val="VerbatimChar"/>
+        </w:rPr>
+        <w:t xml:space="preserve">## 1       NaN 0.00000000 0.00000000         NaN 0.00000000 0.00000000         NaN</w:t>
+      </w:r>
+      <w:r>
+        <w:br/>
+      </w:r>
+      <w:r>
+        <w:rPr>
+          <w:rStyle w:val="VerbatimChar"/>
+        </w:rPr>
+        <w:t xml:space="preserve">## 2 0.3279133 0.07865894 0.08357918    1.062552 0.06068302 0.08350352    1.376061</w:t>
+      </w:r>
+      <w:r>
+        <w:br/>
+      </w:r>
+      <w:r>
+        <w:rPr>
+          <w:rStyle w:val="VerbatimChar"/>
+        </w:rPr>
+        <w:t xml:space="preserve">##   BSA.BMSL BSA.BsSL BSA.BCVSL  BSA.BMS   BSA.BsS BSA.BCVS BSA.BML.Hrz</w:t>
+      </w:r>
+      <w:r>
+        <w:br/>
+      </w:r>
+      <w:r>
+        <w:rPr>
+          <w:rStyle w:val="VerbatimChar"/>
+        </w:rPr>
+        <w:t xml:space="preserve">## 1  0.00000 0.000000       NaN 0.000000 0.0000000      NaN   0.0000000</w:t>
+      </w:r>
+      <w:r>
+        <w:br/>
+      </w:r>
+      <w:r>
+        <w:rPr>
+          <w:rStyle w:val="VerbatimChar"/>
+        </w:rPr>
+        <w:t xml:space="preserve">## 2 11.98163 4.230545 0.3530861 2.522453 0.8547204 0.338845   0.2939087</w:t>
+      </w:r>
+      <w:r>
+        <w:br/>
+      </w:r>
+      <w:r>
+        <w:rPr>
+          <w:rStyle w:val="VerbatimChar"/>
+        </w:rPr>
+        <w:t xml:space="preserve">##   BSA.BsL.Hrz BSA.BCVL.Hrz BSA.BML.Vrt BSA.BsL.Vrt BSA.BCVL.Vrt BSA.BMDmax.Hrz</w:t>
+      </w:r>
+      <w:r>
+        <w:br/>
+      </w:r>
+      <w:r>
+        <w:rPr>
+          <w:rStyle w:val="VerbatimChar"/>
+        </w:rPr>
+        <w:t xml:space="preserve">## 1  0.00000000          NaN   0.0000000  0.00000000          NaN     0.00000000</w:t>
+      </w:r>
+      <w:r>
+        <w:br/>
+      </w:r>
+      <w:r>
+        <w:rPr>
+          <w:rStyle w:val="VerbatimChar"/>
+        </w:rPr>
+        <w:t xml:space="preserve">## 2  0.09529334    0.3242277   0.2827497  0.09347208    0.3305825     0.07536487</w:t>
+      </w:r>
+      <w:r>
+        <w:br/>
+      </w:r>
+      <w:r>
+        <w:rPr>
+          <w:rStyle w:val="VerbatimChar"/>
+        </w:rPr>
+        <w:t xml:space="preserve">##   BSA.BsDmax.Hrz BSA.BCVDmax.Hrz BSA.BMDmax.Vrt BSA.BsDmax.Vrt BSA.BCVDmax.Vrt</w:t>
+      </w:r>
+      <w:r>
+        <w:br/>
+      </w:r>
+      <w:r>
+        <w:rPr>
+          <w:rStyle w:val="VerbatimChar"/>
+        </w:rPr>
+        <w:t xml:space="preserve">## 1     0.00000000             NaN     0.00000000     0.00000000             NaN</w:t>
+      </w:r>
+      <w:r>
+        <w:br/>
+      </w:r>
+      <w:r>
+        <w:rPr>
+          <w:rStyle w:val="VerbatimChar"/>
+        </w:rPr>
+        <w:t xml:space="preserve">## 2     0.08251804        1.094914     0.08262291     0.08458379        1.023733</w:t>
+      </w:r>
+      <w:r>
+        <w:br/>
+      </w:r>
+      <w:r>
+        <w:rPr>
+          <w:rStyle w:val="VerbatimChar"/>
+        </w:rPr>
+        <w:t xml:space="preserve">##   BSA.BMSsat.Hrz BSA.BsSsat.Hrz BSA.BCVSsat.Hrz BSA.BMSsat.Vrt BSA.BsSsat.Vrt</w:t>
+      </w:r>
+      <w:r>
+        <w:br/>
+      </w:r>
+      <w:r>
+        <w:rPr>
+          <w:rStyle w:val="VerbatimChar"/>
+        </w:rPr>
+        <w:t xml:space="preserve">## 1     0.00000000      0.0000000             NaN     0.00000000     0.00000000</w:t>
+      </w:r>
+      <w:r>
+        <w:br/>
+      </w:r>
+      <w:r>
+        <w:rPr>
+          <w:rStyle w:val="VerbatimChar"/>
+        </w:rPr>
+        <w:t xml:space="preserve">## 2     0.05763893      0.0828074        1.436658     0.06434617     0.08411479</w:t>
+      </w:r>
+      <w:r>
+        <w:br/>
+      </w:r>
+      <w:r>
+        <w:rPr>
+          <w:rStyle w:val="VerbatimChar"/>
+        </w:rPr>
+        <w:t xml:space="preserve">##   BSA.BCVSsat.Vrt BSA.BMSL.Hrz BSA.BsSL.Hrz BSA.BCVSL.Hrz BSA.BMSL.Vrt</w:t>
+      </w:r>
+      <w:r>
+        <w:br/>
+      </w:r>
+      <w:r>
+        <w:rPr>
+          <w:rStyle w:val="VerbatimChar"/>
+        </w:rPr>
+        <w:t xml:space="preserve">## 1             NaN      0.00000      0.00000           NaN      0.00000</w:t>
+      </w:r>
+      <w:r>
+        <w:br/>
+      </w:r>
+      <w:r>
+        <w:rPr>
+          <w:rStyle w:val="VerbatimChar"/>
+        </w:rPr>
+        <w:t xml:space="preserve">## 2        1.307223     12.20617      4.27166     0.3499591     11.71142</w:t>
+      </w:r>
+      <w:r>
+        <w:br/>
+      </w:r>
+      <w:r>
+        <w:rPr>
+          <w:rStyle w:val="VerbatimChar"/>
+        </w:rPr>
+        <w:t xml:space="preserve">##   BSA.BsSL.Vrt BSA.BCVSL.Vrt BSA.BMS.Hrz BSA.BsS.Hrz BSA.BCVS.Hrz BSA.BMS.Vrt</w:t>
+      </w:r>
+      <w:r>
+        <w:br/>
+      </w:r>
+      <w:r>
+        <w:rPr>
+          <w:rStyle w:val="VerbatimChar"/>
+        </w:rPr>
+        <w:t xml:space="preserve">## 1     0.000000           NaN    0.000000   0.0000000          NaN    0.000000</w:t>
+      </w:r>
+      <w:r>
+        <w:br/>
+      </w:r>
+      <w:r>
+        <w:rPr>
+          <w:rStyle w:val="VerbatimChar"/>
+        </w:rPr>
+        <w:t xml:space="preserve">## 2     4.156481     0.3549083    2.567851   0.8627548    0.3359832    2.467822</w:t>
+      </w:r>
+      <w:r>
+        <w:br/>
+      </w:r>
+      <w:r>
+        <w:rPr>
+          <w:rStyle w:val="VerbatimChar"/>
+        </w:rPr>
+        <w:t xml:space="preserve">##   BSA.BsS.Vrt BSA.BCVS.Vrt  Col.mean    Col.sd  Col.CoV Col.skew Col.kurtosis</w:t>
+      </w:r>
+      <w:r>
+        <w:br/>
+      </w:r>
+      <w:r>
+        <w:rPr>
+          <w:rStyle w:val="VerbatimChar"/>
+        </w:rPr>
+        <w:t xml:space="preserve">## 1   0.0000000          NaN 0.1736449 0.2851837 1.642339 2.351301     9.700354</w:t>
+      </w:r>
+      <w:r>
+        <w:br/>
+      </w:r>
+      <w:r>
+        <w:rPr>
+          <w:rStyle w:val="VerbatimChar"/>
+        </w:rPr>
+        <w:t xml:space="preserve">## 2   0.8400862    0.3404161 0.2161124 0.4168882 1.929034 3.158602    19.114901</w:t>
+      </w:r>
+      <w:r>
+        <w:br/>
+      </w:r>
+      <w:r>
+        <w:rPr>
+          <w:rStyle w:val="VerbatimChar"/>
+        </w:rPr>
+        <w:t xml:space="preserve">##    Lum.mean   Lum.sd  Lum.CoV Lum.skew Lum.kurtosis Col.mean.hrz Col.sd.hrz</w:t>
+      </w:r>
+      <w:r>
+        <w:br/>
+      </w:r>
+      <w:r>
+        <w:rPr>
+          <w:rStyle w:val="VerbatimChar"/>
+        </w:rPr>
+        <w:t xml:space="preserve">## 1 0.8928419 1.431054 1.602808 2.255974     9.558368   0.08770301  0.1856711</w:t>
+      </w:r>
+      <w:r>
+        <w:br/>
+      </w:r>
+      <w:r>
+        <w:rPr>
+          <w:rStyle w:val="VerbatimChar"/>
+        </w:rPr>
+        <w:t xml:space="preserve">## 2 0.7599581 1.631294 2.146557 4.713521    38.984497   0.11245671  0.2857060</w:t>
+      </w:r>
+      <w:r>
+        <w:br/>
+      </w:r>
+      <w:r>
+        <w:rPr>
+          <w:rStyle w:val="VerbatimChar"/>
+        </w:rPr>
+        <w:t xml:space="preserve">##   Col.CoV.hrz Col.skew.hrz Col.kurtosis.hrz Col.mean.vrt Col.sd.vrt Col.CoV.vrt</w:t>
+      </w:r>
+      <w:r>
+        <w:br/>
+      </w:r>
+      <w:r>
+        <w:rPr>
+          <w:rStyle w:val="VerbatimChar"/>
+        </w:rPr>
+        <w:t xml:space="preserve">## 1    2.117043     3.926095         22.61682   0.08907545  0.1942661    2.180916</w:t>
+      </w:r>
+      <w:r>
+        <w:br/>
+      </w:r>
+      <w:r>
+        <w:rPr>
+          <w:rStyle w:val="VerbatimChar"/>
+        </w:rPr>
+        <w:t xml:space="preserve">## 2    2.540587     5.473994         47.54446   0.10647940  0.2643248    2.482403</w:t>
+      </w:r>
+      <w:r>
+        <w:br/>
+      </w:r>
+      <w:r>
+        <w:rPr>
+          <w:rStyle w:val="VerbatimChar"/>
+        </w:rPr>
+        <w:t xml:space="preserve">##   Col.skew.vrt Col.kurtosis.vrt Lum.mean.hrz Lum.sd.hrz Lum.CoV.hrz</w:t>
+      </w:r>
+      <w:r>
+        <w:br/>
+      </w:r>
+      <w:r>
+        <w:rPr>
+          <w:rStyle w:val="VerbatimChar"/>
+        </w:rPr>
+        <w:t xml:space="preserve">## 1     3.913759         22.07321    0.4355562  0.8958863    2.056879</w:t>
+      </w:r>
+      <w:r>
+        <w:br/>
+      </w:r>
+      <w:r>
+        <w:rPr>
+          <w:rStyle w:val="VerbatimChar"/>
+        </w:rPr>
+        <w:t xml:space="preserve">## 2     5.224416         45.33121    0.3860825  1.0964629    2.839970</w:t>
+      </w:r>
+      <w:r>
+        <w:br/>
+      </w:r>
+      <w:r>
+        <w:rPr>
+          <w:rStyle w:val="VerbatimChar"/>
+        </w:rPr>
+        <w:t xml:space="preserve">##   Lum.skew.hrz Lum.kurtosis.hrz Lum.mean.vrt Lum.sd.vrt Lum.CoV.vrt</w:t>
+      </w:r>
+      <w:r>
+        <w:br/>
+      </w:r>
+      <w:r>
+        <w:rPr>
+          <w:rStyle w:val="VerbatimChar"/>
+        </w:rPr>
+        <w:t xml:space="preserve">## 1     3.612730         20.01520    0.4563516  0.9904756    2.170422</w:t>
+      </w:r>
+      <w:r>
+        <w:br/>
+      </w:r>
+      <w:r>
+        <w:rPr>
+          <w:rStyle w:val="VerbatimChar"/>
+        </w:rPr>
+        <w:t xml:space="preserve">## 2     7.414604         84.33807    0.3751880  1.0664402    2.842415</w:t>
+      </w:r>
+      <w:r>
+        <w:br/>
+      </w:r>
+      <w:r>
+        <w:rPr>
+          <w:rStyle w:val="VerbatimChar"/>
+        </w:rPr>
+        <w:t xml:space="preserve">##   Lum.skew.vrt Lum.kurtosis.vrt Transform Col.thresh Lum.thresh</w:t>
+      </w:r>
+      <w:r>
+        <w:br/>
+      </w:r>
+      <w:r>
+        <w:rPr>
+          <w:rStyle w:val="VerbatimChar"/>
+        </w:rPr>
+        <w:t xml:space="preserve">## 1     3.852029         22.42973      none          0          0</w:t>
+      </w:r>
+      <w:r>
+        <w:br/>
+      </w:r>
+      <w:r>
+        <w:rPr>
+          <w:rStyle w:val="VerbatimChar"/>
+        </w:rPr>
+        <w:t xml:space="preserve">## 2     7.844373         98.05338      none          0          0</w:t>
       </w:r>
     </w:p>
     <w:p>
@@ -11906,538 +12482,727 @@
         <w:rPr>
           <w:rStyle w:val="VerbatimChar"/>
         </w:rPr>
-        <w:t xml:space="preserve">##             Species                            Ind Dist               ROI   CAA.Sc    CAA.Jc   CAA.St</w:t>
-      </w:r>
-      <w:r>
-        <w:br/>
-      </w:r>
-      <w:r>
-        <w:rPr>
-          <w:rStyle w:val="VerbatimChar"/>
-        </w:rPr>
-        <w:t xml:space="preserve">## 1 Aphelodoris varia 3_AphelodorisVaria_10_NF_D_RAW 30cm            animal 1.000000 1.0000000      Inf</w:t>
-      </w:r>
-      <w:r>
-        <w:br/>
-      </w:r>
-      <w:r>
-        <w:rPr>
-          <w:rStyle w:val="VerbatimChar"/>
-        </w:rPr>
-        <w:t xml:space="preserve">## 2 Aphelodoris varia 3_AphelodorisVaria_10_NF_D_RAW 30cm animal+background 1.763881 0.5879602 2.098908</w:t>
-      </w:r>
-      <w:r>
-        <w:br/>
-      </w:r>
-      <w:r>
-        <w:rPr>
-          <w:rStyle w:val="VerbatimChar"/>
-        </w:rPr>
-        <w:t xml:space="preserve">##      CAA.Jt  CAA.Hc    CAA.Qc    CAA.Ht    CAA.Qt  CAA.Scpl  CAA.Qcpl      CAA.C CAA.Sc.Hrz CAA.Sc.Vrt</w:t>
-      </w:r>
-      <w:r>
-        <w:br/>
-      </w:r>
-      <w:r>
-        <w:rPr>
-          <w:rStyle w:val="VerbatimChar"/>
-        </w:rPr>
-        <w:t xml:space="preserve">## 1       NaN 0.00000       NaN 0.0000000       NaN       Inf       NaN 0.00000000   1.000000   1.000000</w:t>
-      </w:r>
-      <w:r>
-        <w:br/>
-      </w:r>
-      <w:r>
-        <w:rPr>
-          <w:rStyle w:val="VerbatimChar"/>
-        </w:rPr>
-        <w:t xml:space="preserve">## 2 0.6996359 0.76058 0.6923097 0.8373184 0.7621601 0.6437981 0.7272349 0.01618755   1.763113   1.764646</w:t>
-      </w:r>
-      <w:r>
-        <w:br/>
-      </w:r>
-      <w:r>
-        <w:rPr>
-          <w:rStyle w:val="VerbatimChar"/>
-        </w:rPr>
-        <w:t xml:space="preserve">##   CAA.Jc.Hrz CAA.Jc.Vrt CAA.St.Hrz CAA.St.Vrt CAA.Jt.Hrz CAA.Jt.Vrt CAA.Hc.Hrz CAA.Hc.Vrt CAA.Qc.Hrz</w:t>
-      </w:r>
-      <w:r>
-        <w:br/>
-      </w:r>
-      <w:r>
-        <w:rPr>
-          <w:rStyle w:val="VerbatimChar"/>
-        </w:rPr>
-        <w:t xml:space="preserve">## 1  1.0000000  1.0000000        Inf        Inf        NaN        NaN    0.00000  0.0000000        NaN</w:t>
-      </w:r>
-      <w:r>
-        <w:br/>
-      </w:r>
-      <w:r>
-        <w:rPr>
-          <w:rStyle w:val="VerbatimChar"/>
-        </w:rPr>
-        <w:t xml:space="preserve">## 2  0.5877043  0.5882152   2.069081   2.118686  0.6896936  0.7062285    0.76029  0.7608685  0.6920457</w:t>
-      </w:r>
-      <w:r>
-        <w:br/>
-      </w:r>
-      <w:r>
-        <w:rPr>
-          <w:rStyle w:val="VerbatimChar"/>
-        </w:rPr>
-        <w:t xml:space="preserve">##   CAA.Qc.Vrt CAA.Ht.Hrz CAA.Ht.Vrt CAA.Qt.Hrz CAA.Qt.Vrt CAA.Scpl.Hrz CAA.Scpl.Vrt CAA.Qcpl.Hrz CAA.Qcpl.Vrt</w:t>
-      </w:r>
-      <w:r>
-        <w:br/>
-      </w:r>
-      <w:r>
-        <w:rPr>
-          <w:rStyle w:val="VerbatimChar"/>
-        </w:rPr>
-        <w:t xml:space="preserve">## 1        NaN  0.0000000  0.0000000        NaN        NaN          Inf          Inf          NaN          NaN</w:t>
-      </w:r>
-      <w:r>
-        <w:br/>
-      </w:r>
-      <w:r>
-        <w:rPr>
-          <w:rStyle w:val="VerbatimChar"/>
-        </w:rPr>
-        <w:t xml:space="preserve">## 2  0.6925724  0.8386991  0.8298446  0.7634168  0.7553571    0.6386989    0.6472219    0.7277313    0.7239647</w:t>
-      </w:r>
-      <w:r>
-        <w:br/>
-      </w:r>
-      <w:r>
-        <w:rPr>
-          <w:rStyle w:val="VerbatimChar"/>
-        </w:rPr>
-        <w:t xml:space="preserve">##    CAA.C.Hrz  CAA.C.Vrt   CAA.PT CAA.PT.Hrz CAA.PT.Vrt   CAA.Asp     VCA.ML    VCA.sL   VCA.CVL  VCA.MDmax</w:t>
-      </w:r>
-      <w:r>
-        <w:br/>
-      </w:r>
-      <w:r>
-        <w:rPr>
-          <w:rStyle w:val="VerbatimChar"/>
-        </w:rPr>
-        <w:t xml:space="preserve">## 1 0.00000000 0.00000000      Inf        Inf        Inf       NaN 0.07415875       NaN       NaN 0.08914595</w:t>
-      </w:r>
-      <w:r>
-        <w:br/>
-      </w:r>
-      <w:r>
-        <w:rPr>
-          <w:rStyle w:val="VerbatimChar"/>
-        </w:rPr>
-        <w:t xml:space="preserve">## 2 0.01768539 0.01469036 60.77585   55.54384   67.07187 0.4529912 0.04150538 0.0231051 0.5566772 0.08559733</w:t>
-      </w:r>
-      <w:r>
-        <w:br/>
-      </w:r>
-      <w:r>
-        <w:rPr>
-          <w:rStyle w:val="VerbatimChar"/>
-        </w:rPr>
-        <w:t xml:space="preserve">##     VCA.sDmax VCA.CVDmax VCA.MSsat VCA.sSsat VCA.CVSsat  VCA.MSL VCA.sSL  VCA.CVSL   VCA.MS   VCA.sS</w:t>
-      </w:r>
-      <w:r>
-        <w:br/>
-      </w:r>
-      <w:r>
-        <w:rPr>
-          <w:rStyle w:val="VerbatimChar"/>
-        </w:rPr>
-        <w:t xml:space="preserve">## 1         NaN        NaN  2.695919       NaN        NaN      NaN     NaN       NaN      NaN      NaN</w:t>
-      </w:r>
-      <w:r>
-        <w:br/>
-      </w:r>
-      <w:r>
-        <w:rPr>
-          <w:rStyle w:val="VerbatimChar"/>
-        </w:rPr>
-        <w:t xml:space="preserve">## 2 0.009909556  0.1157695  2.469105 0.2776953   0.112468 16.01608 6.01111 0.3753171 3.334727 1.209654</w:t>
-      </w:r>
-      <w:r>
-        <w:br/>
-      </w:r>
-      <w:r>
-        <w:rPr>
-          <w:rStyle w:val="VerbatimChar"/>
-        </w:rPr>
-        <w:t xml:space="preserve">##     VCA.CVS VCA.ML.Hrz VCA.sL.Hrz VCA.CVL.Hrz VCA.ML.Vrt VCA.sL.Vrt VCA.CVL.Vrt VCA.MDmax.Hrz VCA.sDmax.Hrz</w:t>
-      </w:r>
-      <w:r>
-        <w:br/>
-      </w:r>
-      <w:r>
-        <w:rPr>
-          <w:rStyle w:val="VerbatimChar"/>
-        </w:rPr>
-        <w:t xml:space="preserve">## 1       NaN 0.07415875        NaN         NaN 0.07415875        NaN         NaN    0.08914595           NaN</w:t>
-      </w:r>
-      <w:r>
-        <w:br/>
-      </w:r>
-      <w:r>
-        <w:rPr>
-          <w:rStyle w:val="VerbatimChar"/>
-        </w:rPr>
-        <w:t xml:space="preserve">## 2 0.3627445 0.04129542 0.02296875   0.5562057 0.04130759  0.0229682   0.5560287    0.08557285   0.009828942</w:t>
-      </w:r>
-      <w:r>
-        <w:br/>
-      </w:r>
-      <w:r>
-        <w:rPr>
-          <w:rStyle w:val="VerbatimChar"/>
-        </w:rPr>
-        <w:t xml:space="preserve">##   VCA.CVDmax.Hrz VCA.MDmax.Vrt VCA.sDmax.Vrt VCA.CVDmax.Vrt VCA.MSsat.Hrz VCA.sSsat.Hrz VCA.CVSsat.Hrz</w:t>
-      </w:r>
-      <w:r>
-        <w:br/>
-      </w:r>
-      <w:r>
-        <w:rPr>
-          <w:rStyle w:val="VerbatimChar"/>
-        </w:rPr>
-        <w:t xml:space="preserve">## 1            NaN    0.08914595           NaN            NaN      2.695919           NaN            NaN</w:t>
-      </w:r>
-      <w:r>
-        <w:br/>
-      </w:r>
-      <w:r>
-        <w:rPr>
-          <w:rStyle w:val="VerbatimChar"/>
-        </w:rPr>
-        <w:t xml:space="preserve">## 2      0.1148605    0.08556912   0.009826575      0.1148379      2.467878     0.2756307      0.1116873</w:t>
-      </w:r>
-      <w:r>
-        <w:br/>
-      </w:r>
-      <w:r>
-        <w:rPr>
-          <w:rStyle w:val="VerbatimChar"/>
-        </w:rPr>
-        <w:t xml:space="preserve">##   VCA.MSsat.Vrt VCA.sSsat.Vrt VCA.CVSsat.Vrt VCA.MSL.Hrz VCA.sSL.Hrz VCA.CVSL.Hrz VCA.MSL.Vrt VCA.sSL.Vrt</w:t>
-      </w:r>
-      <w:r>
-        <w:br/>
-      </w:r>
-      <w:r>
-        <w:rPr>
-          <w:rStyle w:val="VerbatimChar"/>
-        </w:rPr>
-        <w:t xml:space="preserve">## 1      2.695919           NaN            NaN         NaN         NaN          NaN         NaN         NaN</w:t>
-      </w:r>
-      <w:r>
-        <w:br/>
-      </w:r>
-      <w:r>
-        <w:rPr>
-          <w:rStyle w:val="VerbatimChar"/>
-        </w:rPr>
-        <w:t xml:space="preserve">## 2      2.467834     0.2755308      0.1116488    16.01783    6.010669    0.3752486    16.01434    6.011548</w:t>
-      </w:r>
-      <w:r>
-        <w:br/>
-      </w:r>
-      <w:r>
-        <w:rPr>
-          <w:rStyle w:val="VerbatimChar"/>
-        </w:rPr>
-        <w:t xml:space="preserve">##   VCA.CVSL.Vrt VCA.MS.Hrz VCA.sS.Hrz VCA.CVS.Hrz VCA.MS.Vrt VCA.sS.Vrt VCA.CVS.Vrt   BSA.BML    BSA.BsL</w:t>
-      </w:r>
-      <w:r>
-        <w:br/>
-      </w:r>
-      <w:r>
-        <w:rPr>
-          <w:rStyle w:val="VerbatimChar"/>
-        </w:rPr>
-        <w:t xml:space="preserve">## 1          NaN        NaN        NaN         NaN        NaN        NaN         NaN 0.0000000 0.00000000</w:t>
-      </w:r>
-      <w:r>
-        <w:br/>
-      </w:r>
-      <w:r>
-        <w:rPr>
-          <w:rStyle w:val="VerbatimChar"/>
-        </w:rPr>
-        <w:t xml:space="preserve">## 2    0.3753854    3.33508   1.209564   0.3626792   3.334376   1.209744   0.3628096 0.2888441 0.09471583</w:t>
-      </w:r>
-      <w:r>
-        <w:br/>
-      </w:r>
-      <w:r>
-        <w:rPr>
-          <w:rStyle w:val="VerbatimChar"/>
-        </w:rPr>
-        <w:t xml:space="preserve">##    BSA.BCVL BSA.BMDmax BSA.BsDmax BSA.BCVDmax BSA.BMSsat BSA.BsSsat BSA.BCVSsat BSA.BMSL BSA.BsSL BSA.BCVSL</w:t>
-      </w:r>
-      <w:r>
-        <w:br/>
-      </w:r>
-      <w:r>
-        <w:rPr>
-          <w:rStyle w:val="VerbatimChar"/>
-        </w:rPr>
-        <w:t xml:space="preserve">## 1       NaN 0.00000000 0.00000000         NaN 0.00000000 0.00000000         NaN  0.00000 0.000000       NaN</w:t>
-      </w:r>
-      <w:r>
-        <w:br/>
-      </w:r>
-      <w:r>
-        <w:rPr>
-          <w:rStyle w:val="VerbatimChar"/>
-        </w:rPr>
-        <w:t xml:space="preserve">## 2 0.3279133 0.07865894 0.08357918    1.062552 0.06068302 0.08350352    1.376061 11.98163 4.230545 0.3530861</w:t>
-      </w:r>
-      <w:r>
-        <w:br/>
-      </w:r>
-      <w:r>
-        <w:rPr>
-          <w:rStyle w:val="VerbatimChar"/>
-        </w:rPr>
-        <w:t xml:space="preserve">##    BSA.BMS   BSA.BsS BSA.BCVS BSA.BML.Hrz BSA.BsL.Hrz BSA.BCVL.Hrz BSA.BML.Vrt BSA.BsL.Vrt BSA.BCVL.Vrt</w:t>
-      </w:r>
-      <w:r>
-        <w:br/>
-      </w:r>
-      <w:r>
-        <w:rPr>
-          <w:rStyle w:val="VerbatimChar"/>
-        </w:rPr>
-        <w:t xml:space="preserve">## 1 0.000000 0.0000000      NaN   0.0000000  0.00000000          NaN   0.0000000  0.00000000          NaN</w:t>
-      </w:r>
-      <w:r>
-        <w:br/>
-      </w:r>
-      <w:r>
-        <w:rPr>
-          <w:rStyle w:val="VerbatimChar"/>
-        </w:rPr>
-        <w:t xml:space="preserve">## 2 2.522453 0.8547204 0.338845   0.2939087  0.09529334    0.3242277   0.2827497  0.09347208    0.3305825</w:t>
-      </w:r>
-      <w:r>
-        <w:br/>
-      </w:r>
-      <w:r>
-        <w:rPr>
-          <w:rStyle w:val="VerbatimChar"/>
-        </w:rPr>
-        <w:t xml:space="preserve">##   BSA.BMDmax.Hrz BSA.BsDmax.Hrz BSA.BCVDmax.Hrz BSA.BMDmax.Vrt BSA.BsDmax.Vrt BSA.BCVDmax.Vrt BSA.BMSsat.Hrz</w:t>
-      </w:r>
-      <w:r>
-        <w:br/>
-      </w:r>
-      <w:r>
-        <w:rPr>
-          <w:rStyle w:val="VerbatimChar"/>
-        </w:rPr>
-        <w:t xml:space="preserve">## 1     0.00000000     0.00000000             NaN     0.00000000     0.00000000             NaN     0.00000000</w:t>
-      </w:r>
-      <w:r>
-        <w:br/>
-      </w:r>
-      <w:r>
-        <w:rPr>
-          <w:rStyle w:val="VerbatimChar"/>
-        </w:rPr>
-        <w:t xml:space="preserve">## 2     0.07536487     0.08251804        1.094914     0.08262291     0.08458379        1.023733     0.05763893</w:t>
-      </w:r>
-      <w:r>
-        <w:br/>
-      </w:r>
-      <w:r>
-        <w:rPr>
-          <w:rStyle w:val="VerbatimChar"/>
-        </w:rPr>
-        <w:t xml:space="preserve">##   BSA.BsSsat.Hrz BSA.BCVSsat.Hrz BSA.BMSsat.Vrt BSA.BsSsat.Vrt BSA.BCVSsat.Vrt BSA.BMSL.Hrz BSA.BsSL.Hrz</w:t>
-      </w:r>
-      <w:r>
-        <w:br/>
-      </w:r>
-      <w:r>
-        <w:rPr>
-          <w:rStyle w:val="VerbatimChar"/>
-        </w:rPr>
-        <w:t xml:space="preserve">## 1      0.0000000             NaN     0.00000000     0.00000000             NaN      0.00000      0.00000</w:t>
-      </w:r>
-      <w:r>
-        <w:br/>
-      </w:r>
-      <w:r>
-        <w:rPr>
-          <w:rStyle w:val="VerbatimChar"/>
-        </w:rPr>
-        <w:t xml:space="preserve">## 2      0.0828074        1.436658     0.06434617     0.08411479        1.307223     12.20617      4.27166</w:t>
-      </w:r>
-      <w:r>
-        <w:br/>
-      </w:r>
-      <w:r>
-        <w:rPr>
-          <w:rStyle w:val="VerbatimChar"/>
-        </w:rPr>
-        <w:t xml:space="preserve">##   BSA.BCVSL.Hrz BSA.BMSL.Vrt BSA.BsSL.Vrt BSA.BCVSL.Vrt BSA.BMS.Hrz BSA.BsS.Hrz BSA.BCVS.Hrz BSA.BMS.Vrt</w:t>
-      </w:r>
-      <w:r>
-        <w:br/>
-      </w:r>
-      <w:r>
-        <w:rPr>
-          <w:rStyle w:val="VerbatimChar"/>
-        </w:rPr>
-        <w:t xml:space="preserve">## 1           NaN      0.00000     0.000000           NaN    0.000000   0.0000000          NaN    0.000000</w:t>
-      </w:r>
-      <w:r>
-        <w:br/>
-      </w:r>
-      <w:r>
-        <w:rPr>
-          <w:rStyle w:val="VerbatimChar"/>
-        </w:rPr>
-        <w:t xml:space="preserve">## 2     0.3499591     11.71142     4.156481     0.3549083    2.567851   0.8627548    0.3359832    2.467822</w:t>
-      </w:r>
-      <w:r>
-        <w:br/>
-      </w:r>
-      <w:r>
-        <w:rPr>
-          <w:rStyle w:val="VerbatimChar"/>
-        </w:rPr>
-        <w:t xml:space="preserve">##   BSA.BsS.Vrt BSA.BCVS.Vrt  Col.mean    Col.sd  Col.CoV Col.skew Col.kurtosis  Lum.mean   Lum.sd  Lum.CoV</w:t>
-      </w:r>
-      <w:r>
-        <w:br/>
-      </w:r>
-      <w:r>
-        <w:rPr>
-          <w:rStyle w:val="VerbatimChar"/>
-        </w:rPr>
-        <w:t xml:space="preserve">## 1   0.0000000          NaN 0.1736449 0.2851837 1.642339 2.351301     9.700354 0.8928419 1.431054 1.602808</w:t>
-      </w:r>
-      <w:r>
-        <w:br/>
-      </w:r>
-      <w:r>
-        <w:rPr>
-          <w:rStyle w:val="VerbatimChar"/>
-        </w:rPr>
-        <w:t xml:space="preserve">## 2   0.8400862    0.3404161 0.2161124 0.4168882 1.929034 3.158602    19.114901 0.7599581 1.631294 2.146557</w:t>
-      </w:r>
-      <w:r>
-        <w:br/>
-      </w:r>
-      <w:r>
-        <w:rPr>
-          <w:rStyle w:val="VerbatimChar"/>
-        </w:rPr>
-        <w:t xml:space="preserve">##   Lum.skew Lum.kurtosis Col.mean.hrz Col.sd.hrz Col.CoV.hrz Col.skew.hrz Col.kurtosis.hrz Col.mean.vrt</w:t>
-      </w:r>
-      <w:r>
-        <w:br/>
-      </w:r>
-      <w:r>
-        <w:rPr>
-          <w:rStyle w:val="VerbatimChar"/>
-        </w:rPr>
-        <w:t xml:space="preserve">## 1 2.255974     9.558368   0.08770301  0.1856711    2.117043     3.926095         22.61682   0.08907545</w:t>
-      </w:r>
-      <w:r>
-        <w:br/>
-      </w:r>
-      <w:r>
-        <w:rPr>
-          <w:rStyle w:val="VerbatimChar"/>
-        </w:rPr>
-        <w:t xml:space="preserve">## 2 4.713521    38.984497   0.11245671  0.2857060    2.540587     5.473994         47.54446   0.10647940</w:t>
-      </w:r>
-      <w:r>
-        <w:br/>
-      </w:r>
-      <w:r>
-        <w:rPr>
-          <w:rStyle w:val="VerbatimChar"/>
-        </w:rPr>
-        <w:t xml:space="preserve">##   Col.sd.vrt Col.CoV.vrt Col.skew.vrt Col.kurtosis.vrt Lum.mean.hrz Lum.sd.hrz Lum.CoV.hrz Lum.skew.hrz</w:t>
-      </w:r>
-      <w:r>
-        <w:br/>
-      </w:r>
-      <w:r>
-        <w:rPr>
-          <w:rStyle w:val="VerbatimChar"/>
-        </w:rPr>
-        <w:t xml:space="preserve">## 1  0.1942661    2.180916     3.913759         22.07321    0.4355562  0.8958863    2.056879     3.612730</w:t>
-      </w:r>
-      <w:r>
-        <w:br/>
-      </w:r>
-      <w:r>
-        <w:rPr>
-          <w:rStyle w:val="VerbatimChar"/>
-        </w:rPr>
-        <w:t xml:space="preserve">## 2  0.2643248    2.482403     5.224416         45.33121    0.3860825  1.0964629    2.839970     7.414604</w:t>
-      </w:r>
-      <w:r>
-        <w:br/>
-      </w:r>
-      <w:r>
-        <w:rPr>
-          <w:rStyle w:val="VerbatimChar"/>
-        </w:rPr>
-        <w:t xml:space="preserve">##   Lum.kurtosis.hrz Lum.mean.vrt Lum.sd.vrt Lum.CoV.vrt Lum.skew.vrt Lum.kurtosis.vrt Transform Col.thresh</w:t>
-      </w:r>
-      <w:r>
-        <w:br/>
-      </w:r>
-      <w:r>
-        <w:rPr>
-          <w:rStyle w:val="VerbatimChar"/>
-        </w:rPr>
-        <w:t xml:space="preserve">## 1         20.01520    0.4563516  0.9904756    2.170422     3.852029         22.42973      none          0</w:t>
-      </w:r>
-      <w:r>
-        <w:br/>
-      </w:r>
-      <w:r>
-        <w:rPr>
-          <w:rStyle w:val="VerbatimChar"/>
-        </w:rPr>
-        <w:t xml:space="preserve">## 2         84.33807    0.3751880  1.0664402    2.842415     7.844373         98.05338      none          0</w:t>
-      </w:r>
-      <w:r>
-        <w:br/>
-      </w:r>
-      <w:r>
-        <w:rPr>
-          <w:rStyle w:val="VerbatimChar"/>
-        </w:rPr>
-        <w:t xml:space="preserve">##   Lum.thresh    GabRat</w:t>
-      </w:r>
-      <w:r>
-        <w:br/>
-      </w:r>
-      <w:r>
-        <w:rPr>
-          <w:rStyle w:val="VerbatimChar"/>
-        </w:rPr>
-        <w:t xml:space="preserve">## 1          0 0.1682120</w:t>
-      </w:r>
-      <w:r>
-        <w:br/>
-      </w:r>
-      <w:r>
-        <w:rPr>
-          <w:rStyle w:val="VerbatimChar"/>
-        </w:rPr>
-        <w:t xml:space="preserve">## 2          0 0.5332068</w:t>
+        <w:t xml:space="preserve">##             Species                            Ind Dist               ROI</w:t>
+      </w:r>
+      <w:r>
+        <w:br/>
+      </w:r>
+      <w:r>
+        <w:rPr>
+          <w:rStyle w:val="VerbatimChar"/>
+        </w:rPr>
+        <w:t xml:space="preserve">## 1 Aphelodoris varia 3_AphelodorisVaria_10_NF_D_RAW 30cm            animal</w:t>
+      </w:r>
+      <w:r>
+        <w:br/>
+      </w:r>
+      <w:r>
+        <w:rPr>
+          <w:rStyle w:val="VerbatimChar"/>
+        </w:rPr>
+        <w:t xml:space="preserve">## 2 Aphelodoris varia 3_AphelodorisVaria_10_NF_D_RAW 30cm animal+background</w:t>
+      </w:r>
+      <w:r>
+        <w:br/>
+      </w:r>
+      <w:r>
+        <w:rPr>
+          <w:rStyle w:val="VerbatimChar"/>
+        </w:rPr>
+        <w:t xml:space="preserve">##     CAA.Sc    CAA.Jc   CAA.St    CAA.Jt  CAA.Hc    CAA.Qc    CAA.Ht    CAA.Qt</w:t>
+      </w:r>
+      <w:r>
+        <w:br/>
+      </w:r>
+      <w:r>
+        <w:rPr>
+          <w:rStyle w:val="VerbatimChar"/>
+        </w:rPr>
+        <w:t xml:space="preserve">## 1 1.000000 1.0000000      Inf       NaN 0.00000       NaN 0.0000000       NaN</w:t>
+      </w:r>
+      <w:r>
+        <w:br/>
+      </w:r>
+      <w:r>
+        <w:rPr>
+          <w:rStyle w:val="VerbatimChar"/>
+        </w:rPr>
+        <w:t xml:space="preserve">## 2 1.763881 0.5879602 2.098908 0.6996359 0.76058 0.6923097 0.8373184 0.7621601</w:t>
+      </w:r>
+      <w:r>
+        <w:br/>
+      </w:r>
+      <w:r>
+        <w:rPr>
+          <w:rStyle w:val="VerbatimChar"/>
+        </w:rPr>
+        <w:t xml:space="preserve">##    CAA.Scpl  CAA.Qcpl      CAA.C CAA.Sc.Hrz CAA.Sc.Vrt CAA.Jc.Hrz CAA.Jc.Vrt</w:t>
+      </w:r>
+      <w:r>
+        <w:br/>
+      </w:r>
+      <w:r>
+        <w:rPr>
+          <w:rStyle w:val="VerbatimChar"/>
+        </w:rPr>
+        <w:t xml:space="preserve">## 1       Inf       NaN 0.00000000   1.000000   1.000000  1.0000000  1.0000000</w:t>
+      </w:r>
+      <w:r>
+        <w:br/>
+      </w:r>
+      <w:r>
+        <w:rPr>
+          <w:rStyle w:val="VerbatimChar"/>
+        </w:rPr>
+        <w:t xml:space="preserve">## 2 0.6437981 0.7272349 0.01618755   1.763113   1.764646  0.5877043  0.5882152</w:t>
+      </w:r>
+      <w:r>
+        <w:br/>
+      </w:r>
+      <w:r>
+        <w:rPr>
+          <w:rStyle w:val="VerbatimChar"/>
+        </w:rPr>
+        <w:t xml:space="preserve">##   CAA.St.Hrz CAA.St.Vrt CAA.Jt.Hrz CAA.Jt.Vrt CAA.Hc.Hrz CAA.Hc.Vrt CAA.Qc.Hrz</w:t>
+      </w:r>
+      <w:r>
+        <w:br/>
+      </w:r>
+      <w:r>
+        <w:rPr>
+          <w:rStyle w:val="VerbatimChar"/>
+        </w:rPr>
+        <w:t xml:space="preserve">## 1        Inf        Inf        NaN        NaN    0.00000  0.0000000        NaN</w:t>
+      </w:r>
+      <w:r>
+        <w:br/>
+      </w:r>
+      <w:r>
+        <w:rPr>
+          <w:rStyle w:val="VerbatimChar"/>
+        </w:rPr>
+        <w:t xml:space="preserve">## 2   2.069081   2.118686  0.6896936  0.7062285    0.76029  0.7608685  0.6920457</w:t>
+      </w:r>
+      <w:r>
+        <w:br/>
+      </w:r>
+      <w:r>
+        <w:rPr>
+          <w:rStyle w:val="VerbatimChar"/>
+        </w:rPr>
+        <w:t xml:space="preserve">##   CAA.Qc.Vrt CAA.Ht.Hrz CAA.Ht.Vrt CAA.Qt.Hrz CAA.Qt.Vrt CAA.Scpl.Hrz</w:t>
+      </w:r>
+      <w:r>
+        <w:br/>
+      </w:r>
+      <w:r>
+        <w:rPr>
+          <w:rStyle w:val="VerbatimChar"/>
+        </w:rPr>
+        <w:t xml:space="preserve">## 1        NaN  0.0000000  0.0000000        NaN        NaN          Inf</w:t>
+      </w:r>
+      <w:r>
+        <w:br/>
+      </w:r>
+      <w:r>
+        <w:rPr>
+          <w:rStyle w:val="VerbatimChar"/>
+        </w:rPr>
+        <w:t xml:space="preserve">## 2  0.6925724  0.8386991  0.8298446  0.7634168  0.7553571    0.6386989</w:t>
+      </w:r>
+      <w:r>
+        <w:br/>
+      </w:r>
+      <w:r>
+        <w:rPr>
+          <w:rStyle w:val="VerbatimChar"/>
+        </w:rPr>
+        <w:t xml:space="preserve">##   CAA.Scpl.Vrt CAA.Qcpl.Hrz CAA.Qcpl.Vrt  CAA.C.Hrz  CAA.C.Vrt   CAA.PT</w:t>
+      </w:r>
+      <w:r>
+        <w:br/>
+      </w:r>
+      <w:r>
+        <w:rPr>
+          <w:rStyle w:val="VerbatimChar"/>
+        </w:rPr>
+        <w:t xml:space="preserve">## 1          Inf          NaN          NaN 0.00000000 0.00000000      Inf</w:t>
+      </w:r>
+      <w:r>
+        <w:br/>
+      </w:r>
+      <w:r>
+        <w:rPr>
+          <w:rStyle w:val="VerbatimChar"/>
+        </w:rPr>
+        <w:t xml:space="preserve">## 2    0.6472219    0.7277313    0.7239647 0.01768539 0.01469036 60.77585</w:t>
+      </w:r>
+      <w:r>
+        <w:br/>
+      </w:r>
+      <w:r>
+        <w:rPr>
+          <w:rStyle w:val="VerbatimChar"/>
+        </w:rPr>
+        <w:t xml:space="preserve">##   CAA.PT.Hrz CAA.PT.Vrt   CAA.Asp     VCA.ML    VCA.sL   VCA.CVL  VCA.MDmax</w:t>
+      </w:r>
+      <w:r>
+        <w:br/>
+      </w:r>
+      <w:r>
+        <w:rPr>
+          <w:rStyle w:val="VerbatimChar"/>
+        </w:rPr>
+        <w:t xml:space="preserve">## 1        Inf        Inf       NaN 0.07415875       NaN       NaN 0.08914595</w:t>
+      </w:r>
+      <w:r>
+        <w:br/>
+      </w:r>
+      <w:r>
+        <w:rPr>
+          <w:rStyle w:val="VerbatimChar"/>
+        </w:rPr>
+        <w:t xml:space="preserve">## 2   55.54384   67.07187 0.4529912 0.04150538 0.0231051 0.5566772 0.08559733</w:t>
+      </w:r>
+      <w:r>
+        <w:br/>
+      </w:r>
+      <w:r>
+        <w:rPr>
+          <w:rStyle w:val="VerbatimChar"/>
+        </w:rPr>
+        <w:t xml:space="preserve">##     VCA.sDmax VCA.CVDmax VCA.MSsat VCA.sSsat VCA.CVSsat  VCA.MSL VCA.sSL</w:t>
+      </w:r>
+      <w:r>
+        <w:br/>
+      </w:r>
+      <w:r>
+        <w:rPr>
+          <w:rStyle w:val="VerbatimChar"/>
+        </w:rPr>
+        <w:t xml:space="preserve">## 1         NaN        NaN  2.695919       NaN        NaN      NaN     NaN</w:t>
+      </w:r>
+      <w:r>
+        <w:br/>
+      </w:r>
+      <w:r>
+        <w:rPr>
+          <w:rStyle w:val="VerbatimChar"/>
+        </w:rPr>
+        <w:t xml:space="preserve">## 2 0.009909556  0.1157695  2.469105 0.2776953   0.112468 16.01608 6.01111</w:t>
+      </w:r>
+      <w:r>
+        <w:br/>
+      </w:r>
+      <w:r>
+        <w:rPr>
+          <w:rStyle w:val="VerbatimChar"/>
+        </w:rPr>
+        <w:t xml:space="preserve">##    VCA.CVSL   VCA.MS   VCA.sS   VCA.CVS VCA.ML.Hrz VCA.sL.Hrz VCA.CVL.Hrz</w:t>
+      </w:r>
+      <w:r>
+        <w:br/>
+      </w:r>
+      <w:r>
+        <w:rPr>
+          <w:rStyle w:val="VerbatimChar"/>
+        </w:rPr>
+        <w:t xml:space="preserve">## 1       NaN      NaN      NaN       NaN 0.07415875        NaN         NaN</w:t>
+      </w:r>
+      <w:r>
+        <w:br/>
+      </w:r>
+      <w:r>
+        <w:rPr>
+          <w:rStyle w:val="VerbatimChar"/>
+        </w:rPr>
+        <w:t xml:space="preserve">## 2 0.3753171 3.334727 1.209654 0.3627445 0.04129542 0.02296875   0.5562057</w:t>
+      </w:r>
+      <w:r>
+        <w:br/>
+      </w:r>
+      <w:r>
+        <w:rPr>
+          <w:rStyle w:val="VerbatimChar"/>
+        </w:rPr>
+        <w:t xml:space="preserve">##   VCA.ML.Vrt VCA.sL.Vrt VCA.CVL.Vrt VCA.MDmax.Hrz VCA.sDmax.Hrz VCA.CVDmax.Hrz</w:t>
+      </w:r>
+      <w:r>
+        <w:br/>
+      </w:r>
+      <w:r>
+        <w:rPr>
+          <w:rStyle w:val="VerbatimChar"/>
+        </w:rPr>
+        <w:t xml:space="preserve">## 1 0.07415875        NaN         NaN    0.08914595           NaN            NaN</w:t>
+      </w:r>
+      <w:r>
+        <w:br/>
+      </w:r>
+      <w:r>
+        <w:rPr>
+          <w:rStyle w:val="VerbatimChar"/>
+        </w:rPr>
+        <w:t xml:space="preserve">## 2 0.04130759  0.0229682   0.5560287    0.08557285   0.009828942      0.1148605</w:t>
+      </w:r>
+      <w:r>
+        <w:br/>
+      </w:r>
+      <w:r>
+        <w:rPr>
+          <w:rStyle w:val="VerbatimChar"/>
+        </w:rPr>
+        <w:t xml:space="preserve">##   VCA.MDmax.Vrt VCA.sDmax.Vrt VCA.CVDmax.Vrt VCA.MSsat.Hrz VCA.sSsat.Hrz</w:t>
+      </w:r>
+      <w:r>
+        <w:br/>
+      </w:r>
+      <w:r>
+        <w:rPr>
+          <w:rStyle w:val="VerbatimChar"/>
+        </w:rPr>
+        <w:t xml:space="preserve">## 1    0.08914595           NaN            NaN      2.695919           NaN</w:t>
+      </w:r>
+      <w:r>
+        <w:br/>
+      </w:r>
+      <w:r>
+        <w:rPr>
+          <w:rStyle w:val="VerbatimChar"/>
+        </w:rPr>
+        <w:t xml:space="preserve">## 2    0.08556912   0.009826575      0.1148379      2.467878     0.2756307</w:t>
+      </w:r>
+      <w:r>
+        <w:br/>
+      </w:r>
+      <w:r>
+        <w:rPr>
+          <w:rStyle w:val="VerbatimChar"/>
+        </w:rPr>
+        <w:t xml:space="preserve">##   VCA.CVSsat.Hrz VCA.MSsat.Vrt VCA.sSsat.Vrt VCA.CVSsat.Vrt VCA.MSL.Hrz</w:t>
+      </w:r>
+      <w:r>
+        <w:br/>
+      </w:r>
+      <w:r>
+        <w:rPr>
+          <w:rStyle w:val="VerbatimChar"/>
+        </w:rPr>
+        <w:t xml:space="preserve">## 1            NaN      2.695919           NaN            NaN         NaN</w:t>
+      </w:r>
+      <w:r>
+        <w:br/>
+      </w:r>
+      <w:r>
+        <w:rPr>
+          <w:rStyle w:val="VerbatimChar"/>
+        </w:rPr>
+        <w:t xml:space="preserve">## 2      0.1116873      2.467834     0.2755308      0.1116488    16.01783</w:t>
+      </w:r>
+      <w:r>
+        <w:br/>
+      </w:r>
+      <w:r>
+        <w:rPr>
+          <w:rStyle w:val="VerbatimChar"/>
+        </w:rPr>
+        <w:t xml:space="preserve">##   VCA.sSL.Hrz VCA.CVSL.Hrz VCA.MSL.Vrt VCA.sSL.Vrt VCA.CVSL.Vrt VCA.MS.Hrz</w:t>
+      </w:r>
+      <w:r>
+        <w:br/>
+      </w:r>
+      <w:r>
+        <w:rPr>
+          <w:rStyle w:val="VerbatimChar"/>
+        </w:rPr>
+        <w:t xml:space="preserve">## 1         NaN          NaN         NaN         NaN          NaN        NaN</w:t>
+      </w:r>
+      <w:r>
+        <w:br/>
+      </w:r>
+      <w:r>
+        <w:rPr>
+          <w:rStyle w:val="VerbatimChar"/>
+        </w:rPr>
+        <w:t xml:space="preserve">## 2    6.010669    0.3752486    16.01434    6.011548    0.3753854    3.33508</w:t>
+      </w:r>
+      <w:r>
+        <w:br/>
+      </w:r>
+      <w:r>
+        <w:rPr>
+          <w:rStyle w:val="VerbatimChar"/>
+        </w:rPr>
+        <w:t xml:space="preserve">##   VCA.sS.Hrz VCA.CVS.Hrz VCA.MS.Vrt VCA.sS.Vrt VCA.CVS.Vrt   BSA.BML    BSA.BsL</w:t>
+      </w:r>
+      <w:r>
+        <w:br/>
+      </w:r>
+      <w:r>
+        <w:rPr>
+          <w:rStyle w:val="VerbatimChar"/>
+        </w:rPr>
+        <w:t xml:space="preserve">## 1        NaN         NaN        NaN        NaN         NaN 0.0000000 0.00000000</w:t>
+      </w:r>
+      <w:r>
+        <w:br/>
+      </w:r>
+      <w:r>
+        <w:rPr>
+          <w:rStyle w:val="VerbatimChar"/>
+        </w:rPr>
+        <w:t xml:space="preserve">## 2   1.209564   0.3626792   3.334376   1.209744   0.3628096 0.2888441 0.09471583</w:t>
+      </w:r>
+      <w:r>
+        <w:br/>
+      </w:r>
+      <w:r>
+        <w:rPr>
+          <w:rStyle w:val="VerbatimChar"/>
+        </w:rPr>
+        <w:t xml:space="preserve">##    BSA.BCVL BSA.BMDmax BSA.BsDmax BSA.BCVDmax BSA.BMSsat BSA.BsSsat BSA.BCVSsat</w:t>
+      </w:r>
+      <w:r>
+        <w:br/>
+      </w:r>
+      <w:r>
+        <w:rPr>
+          <w:rStyle w:val="VerbatimChar"/>
+        </w:rPr>
+        <w:t xml:space="preserve">## 1       NaN 0.00000000 0.00000000         NaN 0.00000000 0.00000000         NaN</w:t>
+      </w:r>
+      <w:r>
+        <w:br/>
+      </w:r>
+      <w:r>
+        <w:rPr>
+          <w:rStyle w:val="VerbatimChar"/>
+        </w:rPr>
+        <w:t xml:space="preserve">## 2 0.3279133 0.07865894 0.08357918    1.062552 0.06068302 0.08350352    1.376061</w:t>
+      </w:r>
+      <w:r>
+        <w:br/>
+      </w:r>
+      <w:r>
+        <w:rPr>
+          <w:rStyle w:val="VerbatimChar"/>
+        </w:rPr>
+        <w:t xml:space="preserve">##   BSA.BMSL BSA.BsSL BSA.BCVSL  BSA.BMS   BSA.BsS BSA.BCVS BSA.BML.Hrz</w:t>
+      </w:r>
+      <w:r>
+        <w:br/>
+      </w:r>
+      <w:r>
+        <w:rPr>
+          <w:rStyle w:val="VerbatimChar"/>
+        </w:rPr>
+        <w:t xml:space="preserve">## 1  0.00000 0.000000       NaN 0.000000 0.0000000      NaN   0.0000000</w:t>
+      </w:r>
+      <w:r>
+        <w:br/>
+      </w:r>
+      <w:r>
+        <w:rPr>
+          <w:rStyle w:val="VerbatimChar"/>
+        </w:rPr>
+        <w:t xml:space="preserve">## 2 11.98163 4.230545 0.3530861 2.522453 0.8547204 0.338845   0.2939087</w:t>
+      </w:r>
+      <w:r>
+        <w:br/>
+      </w:r>
+      <w:r>
+        <w:rPr>
+          <w:rStyle w:val="VerbatimChar"/>
+        </w:rPr>
+        <w:t xml:space="preserve">##   BSA.BsL.Hrz BSA.BCVL.Hrz BSA.BML.Vrt BSA.BsL.Vrt BSA.BCVL.Vrt BSA.BMDmax.Hrz</w:t>
+      </w:r>
+      <w:r>
+        <w:br/>
+      </w:r>
+      <w:r>
+        <w:rPr>
+          <w:rStyle w:val="VerbatimChar"/>
+        </w:rPr>
+        <w:t xml:space="preserve">## 1  0.00000000          NaN   0.0000000  0.00000000          NaN     0.00000000</w:t>
+      </w:r>
+      <w:r>
+        <w:br/>
+      </w:r>
+      <w:r>
+        <w:rPr>
+          <w:rStyle w:val="VerbatimChar"/>
+        </w:rPr>
+        <w:t xml:space="preserve">## 2  0.09529334    0.3242277   0.2827497  0.09347208    0.3305825     0.07536487</w:t>
+      </w:r>
+      <w:r>
+        <w:br/>
+      </w:r>
+      <w:r>
+        <w:rPr>
+          <w:rStyle w:val="VerbatimChar"/>
+        </w:rPr>
+        <w:t xml:space="preserve">##   BSA.BsDmax.Hrz BSA.BCVDmax.Hrz BSA.BMDmax.Vrt BSA.BsDmax.Vrt BSA.BCVDmax.Vrt</w:t>
+      </w:r>
+      <w:r>
+        <w:br/>
+      </w:r>
+      <w:r>
+        <w:rPr>
+          <w:rStyle w:val="VerbatimChar"/>
+        </w:rPr>
+        <w:t xml:space="preserve">## 1     0.00000000             NaN     0.00000000     0.00000000             NaN</w:t>
+      </w:r>
+      <w:r>
+        <w:br/>
+      </w:r>
+      <w:r>
+        <w:rPr>
+          <w:rStyle w:val="VerbatimChar"/>
+        </w:rPr>
+        <w:t xml:space="preserve">## 2     0.08251804        1.094914     0.08262291     0.08458379        1.023733</w:t>
+      </w:r>
+      <w:r>
+        <w:br/>
+      </w:r>
+      <w:r>
+        <w:rPr>
+          <w:rStyle w:val="VerbatimChar"/>
+        </w:rPr>
+        <w:t xml:space="preserve">##   BSA.BMSsat.Hrz BSA.BsSsat.Hrz BSA.BCVSsat.Hrz BSA.BMSsat.Vrt BSA.BsSsat.Vrt</w:t>
+      </w:r>
+      <w:r>
+        <w:br/>
+      </w:r>
+      <w:r>
+        <w:rPr>
+          <w:rStyle w:val="VerbatimChar"/>
+        </w:rPr>
+        <w:t xml:space="preserve">## 1     0.00000000      0.0000000             NaN     0.00000000     0.00000000</w:t>
+      </w:r>
+      <w:r>
+        <w:br/>
+      </w:r>
+      <w:r>
+        <w:rPr>
+          <w:rStyle w:val="VerbatimChar"/>
+        </w:rPr>
+        <w:t xml:space="preserve">## 2     0.05763893      0.0828074        1.436658     0.06434617     0.08411479</w:t>
+      </w:r>
+      <w:r>
+        <w:br/>
+      </w:r>
+      <w:r>
+        <w:rPr>
+          <w:rStyle w:val="VerbatimChar"/>
+        </w:rPr>
+        <w:t xml:space="preserve">##   BSA.BCVSsat.Vrt BSA.BMSL.Hrz BSA.BsSL.Hrz BSA.BCVSL.Hrz BSA.BMSL.Vrt</w:t>
+      </w:r>
+      <w:r>
+        <w:br/>
+      </w:r>
+      <w:r>
+        <w:rPr>
+          <w:rStyle w:val="VerbatimChar"/>
+        </w:rPr>
+        <w:t xml:space="preserve">## 1             NaN      0.00000      0.00000           NaN      0.00000</w:t>
+      </w:r>
+      <w:r>
+        <w:br/>
+      </w:r>
+      <w:r>
+        <w:rPr>
+          <w:rStyle w:val="VerbatimChar"/>
+        </w:rPr>
+        <w:t xml:space="preserve">## 2        1.307223     12.20617      4.27166     0.3499591     11.71142</w:t>
+      </w:r>
+      <w:r>
+        <w:br/>
+      </w:r>
+      <w:r>
+        <w:rPr>
+          <w:rStyle w:val="VerbatimChar"/>
+        </w:rPr>
+        <w:t xml:space="preserve">##   BSA.BsSL.Vrt BSA.BCVSL.Vrt BSA.BMS.Hrz BSA.BsS.Hrz BSA.BCVS.Hrz BSA.BMS.Vrt</w:t>
+      </w:r>
+      <w:r>
+        <w:br/>
+      </w:r>
+      <w:r>
+        <w:rPr>
+          <w:rStyle w:val="VerbatimChar"/>
+        </w:rPr>
+        <w:t xml:space="preserve">## 1     0.000000           NaN    0.000000   0.0000000          NaN    0.000000</w:t>
+      </w:r>
+      <w:r>
+        <w:br/>
+      </w:r>
+      <w:r>
+        <w:rPr>
+          <w:rStyle w:val="VerbatimChar"/>
+        </w:rPr>
+        <w:t xml:space="preserve">## 2     4.156481     0.3549083    2.567851   0.8627548    0.3359832    2.467822</w:t>
+      </w:r>
+      <w:r>
+        <w:br/>
+      </w:r>
+      <w:r>
+        <w:rPr>
+          <w:rStyle w:val="VerbatimChar"/>
+        </w:rPr>
+        <w:t xml:space="preserve">##   BSA.BsS.Vrt BSA.BCVS.Vrt  Col.mean    Col.sd  Col.CoV Col.skew Col.kurtosis</w:t>
+      </w:r>
+      <w:r>
+        <w:br/>
+      </w:r>
+      <w:r>
+        <w:rPr>
+          <w:rStyle w:val="VerbatimChar"/>
+        </w:rPr>
+        <w:t xml:space="preserve">## 1   0.0000000          NaN 0.1736449 0.2851837 1.642339 2.351301     9.700354</w:t>
+      </w:r>
+      <w:r>
+        <w:br/>
+      </w:r>
+      <w:r>
+        <w:rPr>
+          <w:rStyle w:val="VerbatimChar"/>
+        </w:rPr>
+        <w:t xml:space="preserve">## 2   0.8400862    0.3404161 0.2161124 0.4168882 1.929034 3.158602    19.114901</w:t>
+      </w:r>
+      <w:r>
+        <w:br/>
+      </w:r>
+      <w:r>
+        <w:rPr>
+          <w:rStyle w:val="VerbatimChar"/>
+        </w:rPr>
+        <w:t xml:space="preserve">##    Lum.mean   Lum.sd  Lum.CoV Lum.skew Lum.kurtosis Col.mean.hrz Col.sd.hrz</w:t>
+      </w:r>
+      <w:r>
+        <w:br/>
+      </w:r>
+      <w:r>
+        <w:rPr>
+          <w:rStyle w:val="VerbatimChar"/>
+        </w:rPr>
+        <w:t xml:space="preserve">## 1 0.8928419 1.431054 1.602808 2.255974     9.558368   0.08770301  0.1856711</w:t>
+      </w:r>
+      <w:r>
+        <w:br/>
+      </w:r>
+      <w:r>
+        <w:rPr>
+          <w:rStyle w:val="VerbatimChar"/>
+        </w:rPr>
+        <w:t xml:space="preserve">## 2 0.7599581 1.631294 2.146557 4.713521    38.984497   0.11245671  0.2857060</w:t>
+      </w:r>
+      <w:r>
+        <w:br/>
+      </w:r>
+      <w:r>
+        <w:rPr>
+          <w:rStyle w:val="VerbatimChar"/>
+        </w:rPr>
+        <w:t xml:space="preserve">##   Col.CoV.hrz Col.skew.hrz Col.kurtosis.hrz Col.mean.vrt Col.sd.vrt Col.CoV.vrt</w:t>
+      </w:r>
+      <w:r>
+        <w:br/>
+      </w:r>
+      <w:r>
+        <w:rPr>
+          <w:rStyle w:val="VerbatimChar"/>
+        </w:rPr>
+        <w:t xml:space="preserve">## 1    2.117043     3.926095         22.61682   0.08907545  0.1942661    2.180916</w:t>
+      </w:r>
+      <w:r>
+        <w:br/>
+      </w:r>
+      <w:r>
+        <w:rPr>
+          <w:rStyle w:val="VerbatimChar"/>
+        </w:rPr>
+        <w:t xml:space="preserve">## 2    2.540587     5.473994         47.54446   0.10647940  0.2643248    2.482403</w:t>
+      </w:r>
+      <w:r>
+        <w:br/>
+      </w:r>
+      <w:r>
+        <w:rPr>
+          <w:rStyle w:val="VerbatimChar"/>
+        </w:rPr>
+        <w:t xml:space="preserve">##   Col.skew.vrt Col.kurtosis.vrt Lum.mean.hrz Lum.sd.hrz Lum.CoV.hrz</w:t>
+      </w:r>
+      <w:r>
+        <w:br/>
+      </w:r>
+      <w:r>
+        <w:rPr>
+          <w:rStyle w:val="VerbatimChar"/>
+        </w:rPr>
+        <w:t xml:space="preserve">## 1     3.913759         22.07321    0.4355562  0.8958863    2.056879</w:t>
+      </w:r>
+      <w:r>
+        <w:br/>
+      </w:r>
+      <w:r>
+        <w:rPr>
+          <w:rStyle w:val="VerbatimChar"/>
+        </w:rPr>
+        <w:t xml:space="preserve">## 2     5.224416         45.33121    0.3860825  1.0964629    2.839970</w:t>
+      </w:r>
+      <w:r>
+        <w:br/>
+      </w:r>
+      <w:r>
+        <w:rPr>
+          <w:rStyle w:val="VerbatimChar"/>
+        </w:rPr>
+        <w:t xml:space="preserve">##   Lum.skew.hrz Lum.kurtosis.hrz Lum.mean.vrt Lum.sd.vrt Lum.CoV.vrt</w:t>
+      </w:r>
+      <w:r>
+        <w:br/>
+      </w:r>
+      <w:r>
+        <w:rPr>
+          <w:rStyle w:val="VerbatimChar"/>
+        </w:rPr>
+        <w:t xml:space="preserve">## 1     3.612730         20.01520    0.4563516  0.9904756    2.170422</w:t>
+      </w:r>
+      <w:r>
+        <w:br/>
+      </w:r>
+      <w:r>
+        <w:rPr>
+          <w:rStyle w:val="VerbatimChar"/>
+        </w:rPr>
+        <w:t xml:space="preserve">## 2     7.414604         84.33807    0.3751880  1.0664402    2.842415</w:t>
+      </w:r>
+      <w:r>
+        <w:br/>
+      </w:r>
+      <w:r>
+        <w:rPr>
+          <w:rStyle w:val="VerbatimChar"/>
+        </w:rPr>
+        <w:t xml:space="preserve">##   Lum.skew.vrt Lum.kurtosis.vrt Transform Col.thresh Lum.thresh    GabRat</w:t>
+      </w:r>
+      <w:r>
+        <w:br/>
+      </w:r>
+      <w:r>
+        <w:rPr>
+          <w:rStyle w:val="VerbatimChar"/>
+        </w:rPr>
+        <w:t xml:space="preserve">## 1     3.852029         22.42973      none          0          0 0.1682120</w:t>
+      </w:r>
+      <w:r>
+        <w:br/>
+      </w:r>
+      <w:r>
+        <w:rPr>
+          <w:rStyle w:val="VerbatimChar"/>
+        </w:rPr>
+        <w:t xml:space="preserve">## 2     7.844373         98.05338      none          0          0 0.5332068</w:t>
       </w:r>
     </w:p>
     <w:p>
@@ -12742,6 +13507,330 @@
         </w:rPr>
         <w:t xml:space="preserve"># Create the Output directory</w:t>
       </w:r>
+      <w:r>
+        <w:br/>
+      </w:r>
+      <w:r>
+        <w:br/>
+      </w:r>
+      <w:r>
+        <w:rPr>
+          <w:rStyle w:val="NormalTok"/>
+        </w:rPr>
+        <w:t xml:space="preserve">Out_path </w:t>
+      </w:r>
+      <w:r>
+        <w:rPr>
+          <w:rStyle w:val="OtherTok"/>
+        </w:rPr>
+        <w:t xml:space="preserve">=</w:t>
+      </w:r>
+      <w:r>
+        <w:rPr>
+          <w:rStyle w:val="NormalTok"/>
+        </w:rPr>
+        <w:t xml:space="preserve"> </w:t>
+      </w:r>
+      <w:r>
+        <w:rPr>
+          <w:rStyle w:val="FunctionTok"/>
+        </w:rPr>
+        <w:t xml:space="preserve">paste</w:t>
+      </w:r>
+      <w:r>
+        <w:rPr>
+          <w:rStyle w:val="NormalTok"/>
+        </w:rPr>
+        <w:t xml:space="preserve">(</w:t>
+      </w:r>
+      <w:r>
+        <w:rPr>
+          <w:rStyle w:val="FunctionTok"/>
+        </w:rPr>
+        <w:t xml:space="preserve">c</w:t>
+      </w:r>
+      <w:r>
+        <w:rPr>
+          <w:rStyle w:val="NormalTok"/>
+        </w:rPr>
+        <w:t xml:space="preserve">(loc, </w:t>
+      </w:r>
+      <w:r>
+        <w:rPr>
+          <w:rStyle w:val="StringTok"/>
+        </w:rPr>
+        <w:t xml:space="preserve">"Output"</w:t>
+      </w:r>
+      <w:r>
+        <w:rPr>
+          <w:rStyle w:val="NormalTok"/>
+        </w:rPr>
+        <w:t xml:space="preserve">), </w:t>
+      </w:r>
+      <w:r>
+        <w:rPr>
+          <w:rStyle w:val="AttributeTok"/>
+        </w:rPr>
+        <w:t xml:space="preserve">collapse =</w:t>
+      </w:r>
+      <w:r>
+        <w:rPr>
+          <w:rStyle w:val="NormalTok"/>
+        </w:rPr>
+        <w:t xml:space="preserve"> </w:t>
+      </w:r>
+      <w:r>
+        <w:rPr>
+          <w:rStyle w:val="StringTok"/>
+        </w:rPr>
+        <w:t xml:space="preserve">"/"</w:t>
+      </w:r>
+      <w:r>
+        <w:rPr>
+          <w:rStyle w:val="NormalTok"/>
+        </w:rPr>
+        <w:t xml:space="preserve">)</w:t>
+      </w:r>
+      <w:r>
+        <w:rPr>
+          <w:rStyle w:val="CommentTok"/>
+        </w:rPr>
+        <w:t xml:space="preserve"># Save Output directory path</w:t>
+      </w:r>
+      <w:r>
+        <w:br/>
+      </w:r>
+      <w:r>
+        <w:br/>
+      </w:r>
+      <w:r>
+        <w:rPr>
+          <w:rStyle w:val="CommentTok"/>
+        </w:rPr>
+        <w:t xml:space="preserve"># For a single file:</w:t>
+      </w:r>
+      <w:r>
+        <w:br/>
+      </w:r>
+      <w:r>
+        <w:rPr>
+          <w:rStyle w:val="FunctionTok"/>
+        </w:rPr>
+        <w:t xml:space="preserve">write.csv</w:t>
+      </w:r>
+      <w:r>
+        <w:rPr>
+          <w:rStyle w:val="NormalTok"/>
+        </w:rPr>
+        <w:t xml:space="preserve">(GabRat_Res_analysis, </w:t>
+      </w:r>
+      <w:r>
+        <w:rPr>
+          <w:rStyle w:val="AttributeTok"/>
+        </w:rPr>
+        <w:t xml:space="preserve">row.names =</w:t>
+      </w:r>
+      <w:r>
+        <w:rPr>
+          <w:rStyle w:val="NormalTok"/>
+        </w:rPr>
+        <w:t xml:space="preserve"> </w:t>
+      </w:r>
+      <w:r>
+        <w:rPr>
+          <w:rStyle w:val="ConstantTok"/>
+        </w:rPr>
+        <w:t xml:space="preserve">FALSE</w:t>
+      </w:r>
+      <w:r>
+        <w:rPr>
+          <w:rStyle w:val="NormalTok"/>
+        </w:rPr>
+        <w:t xml:space="preserve">, </w:t>
+      </w:r>
+      <w:r>
+        <w:rPr>
+          <w:rStyle w:val="CommentTok"/>
+        </w:rPr>
+        <w:t xml:space="preserve"># Remove row names</w:t>
+      </w:r>
+      <w:r>
+        <w:br/>
+      </w:r>
+      <w:r>
+        <w:rPr>
+          <w:rStyle w:val="NormalTok"/>
+        </w:rPr>
+        <w:t xml:space="preserve">          </w:t>
+      </w:r>
+      <w:r>
+        <w:rPr>
+          <w:rStyle w:val="AttributeTok"/>
+        </w:rPr>
+        <w:t xml:space="preserve">file=</w:t>
+      </w:r>
+      <w:r>
+        <w:rPr>
+          <w:rStyle w:val="FunctionTok"/>
+        </w:rPr>
+        <w:t xml:space="preserve">paste</w:t>
+      </w:r>
+      <w:r>
+        <w:rPr>
+          <w:rStyle w:val="NormalTok"/>
+        </w:rPr>
+        <w:t xml:space="preserve">(</w:t>
+      </w:r>
+      <w:r>
+        <w:rPr>
+          <w:rStyle w:val="FunctionTok"/>
+        </w:rPr>
+        <w:t xml:space="preserve">c</w:t>
+      </w:r>
+      <w:r>
+        <w:rPr>
+          <w:rStyle w:val="NormalTok"/>
+        </w:rPr>
+        <w:t xml:space="preserve">(Out_path, </w:t>
+      </w:r>
+      <w:r>
+        <w:rPr>
+          <w:rStyle w:val="StringTok"/>
+        </w:rPr>
+        <w:t xml:space="preserve">"GabRat_Res_analysis.csv"</w:t>
+      </w:r>
+      <w:r>
+        <w:rPr>
+          <w:rStyle w:val="NormalTok"/>
+        </w:rPr>
+        <w:t xml:space="preserve">), </w:t>
+      </w:r>
+      <w:r>
+        <w:br/>
+      </w:r>
+      <w:r>
+        <w:rPr>
+          <w:rStyle w:val="NormalTok"/>
+        </w:rPr>
+        <w:t xml:space="preserve">                     </w:t>
+      </w:r>
+      <w:r>
+        <w:rPr>
+          <w:rStyle w:val="AttributeTok"/>
+        </w:rPr>
+        <w:t xml:space="preserve">collapse =</w:t>
+      </w:r>
+      <w:r>
+        <w:rPr>
+          <w:rStyle w:val="NormalTok"/>
+        </w:rPr>
+        <w:t xml:space="preserve"> </w:t>
+      </w:r>
+      <w:r>
+        <w:rPr>
+          <w:rStyle w:val="StringTok"/>
+        </w:rPr>
+        <w:t xml:space="preserve">"/"</w:t>
+      </w:r>
+      <w:r>
+        <w:rPr>
+          <w:rStyle w:val="NormalTok"/>
+        </w:rPr>
+        <w:t xml:space="preserve">))</w:t>
+      </w:r>
+      <w:r>
+        <w:rPr>
+          <w:rStyle w:val="CommentTok"/>
+        </w:rPr>
+        <w:t xml:space="preserve"># Save to the folder Output in Test Data</w:t>
+      </w:r>
+      <w:r>
+        <w:br/>
+      </w:r>
+      <w:r>
+        <w:br/>
+      </w:r>
+      <w:r>
+        <w:rPr>
+          <w:rStyle w:val="CommentTok"/>
+        </w:rPr>
+        <w:t xml:space="preserve"># For multiple files:</w:t>
+      </w:r>
+      <w:r>
+        <w:br/>
+      </w:r>
+      <w:r>
+        <w:rPr>
+          <w:rStyle w:val="NormalTok"/>
+        </w:rPr>
+        <w:t xml:space="preserve">savefile_list</w:t>
+      </w:r>
+      <w:r>
+        <w:rPr>
+          <w:rStyle w:val="OtherTok"/>
+        </w:rPr>
+        <w:t xml:space="preserve">&lt;-</w:t>
+      </w:r>
+      <w:r>
+        <w:rPr>
+          <w:rStyle w:val="FunctionTok"/>
+        </w:rPr>
+        <w:t xml:space="preserve">ls</w:t>
+      </w:r>
+      <w:r>
+        <w:rPr>
+          <w:rStyle w:val="NormalTok"/>
+        </w:rPr>
+        <w:t xml:space="preserve">(</w:t>
+      </w:r>
+      <w:r>
+        <w:rPr>
+          <w:rStyle w:val="AttributeTok"/>
+        </w:rPr>
+        <w:t xml:space="preserve">pattern =</w:t>
+      </w:r>
+      <w:r>
+        <w:rPr>
+          <w:rStyle w:val="NormalTok"/>
+        </w:rPr>
+        <w:t xml:space="preserve"> </w:t>
+      </w:r>
+      <w:r>
+        <w:rPr>
+          <w:rStyle w:val="StringTok"/>
+        </w:rPr>
+        <w:t xml:space="preserve">"analysis"</w:t>
+      </w:r>
+      <w:r>
+        <w:rPr>
+          <w:rStyle w:val="NormalTok"/>
+        </w:rPr>
+        <w:t xml:space="preserve">)</w:t>
+      </w:r>
+      <w:r>
+        <w:rPr>
+          <w:rStyle w:val="CommentTok"/>
+        </w:rPr>
+        <w:t xml:space="preserve"># Save all objects with "analysis" in the name</w:t>
+      </w:r>
+      <w:r>
+        <w:br/>
+      </w:r>
+      <w:r>
+        <w:br/>
+      </w:r>
+      <w:r>
+        <w:rPr>
+          <w:rStyle w:val="NormalTok"/>
+        </w:rPr>
+        <w:t xml:space="preserve">savefile_list</w:t>
+      </w:r>
+      <w:r>
+        <w:rPr>
+          <w:rStyle w:val="CommentTok"/>
+        </w:rPr>
+        <w:t xml:space="preserve"># Inspect object names</w:t>
+      </w:r>
     </w:p>
     <w:p>
       <w:pPr>
@@ -12751,16 +13840,34 @@
         <w:rPr>
           <w:rStyle w:val="VerbatimChar"/>
         </w:rPr>
-        <w:t xml:space="preserve">## Warning in dir.create(paste(c(loc, "Output"), collapse = "/")): 'C:\Users\carac\Dropbox\PC (2)\Desktop\Ced's</w:t>
-      </w:r>
-      <w:r>
-        <w:br/>
-      </w:r>
-      <w:r>
-        <w:rPr>
-          <w:rStyle w:val="VerbatimChar"/>
-        </w:rPr>
-        <w:t xml:space="preserve">## Code\QCPA-r-script\Worked example data\Example1_tri-chromat_no_UV\Test Data\Output' already exists</w:t>
+        <w:t xml:space="preserve">## [1] "Cluster_analysis"          "Cluster_Particle_analysis"</w:t>
+      </w:r>
+      <w:r>
+        <w:br/>
+      </w:r>
+      <w:r>
+        <w:rPr>
+          <w:rStyle w:val="VerbatimChar"/>
+        </w:rPr>
+        <w:t xml:space="preserve">## [3] "GabRat_Res_analysis"       "IndParticle_analysis"     </w:t>
+      </w:r>
+      <w:r>
+        <w:br/>
+      </w:r>
+      <w:r>
+        <w:rPr>
+          <w:rStyle w:val="VerbatimChar"/>
+        </w:rPr>
+        <w:t xml:space="preserve">## [5] "LEIA_Res_analysis"         "Particle_analysis"        </w:t>
+      </w:r>
+      <w:r>
+        <w:br/>
+      </w:r>
+      <w:r>
+        <w:rPr>
+          <w:rStyle w:val="VerbatimChar"/>
+        </w:rPr>
+        <w:t xml:space="preserve">## [7] "VCA_analysis"              "VCA_LEIA_GabRat_analysis"</w:t>
       </w:r>
     </w:p>
     <w:p>
@@ -12769,9 +13876,99 @@
       </w:pPr>
       <w:r>
         <w:rPr>
-          <w:rStyle w:val="NormalTok"/>
-        </w:rPr>
-        <w:t xml:space="preserve">Out_path </w:t>
+          <w:rStyle w:val="CommentTok"/>
+        </w:rPr>
+        <w:t xml:space="preserve"># Iterate over each data frame in savefile_list</w:t>
+      </w:r>
+      <w:r>
+        <w:br/>
+      </w:r>
+      <w:r>
+        <w:rPr>
+          <w:rStyle w:val="ControlFlowTok"/>
+        </w:rPr>
+        <w:t xml:space="preserve">for</w:t>
+      </w:r>
+      <w:r>
+        <w:rPr>
+          <w:rStyle w:val="NormalTok"/>
+        </w:rPr>
+        <w:t xml:space="preserve"> (i </w:t>
+      </w:r>
+      <w:r>
+        <w:rPr>
+          <w:rStyle w:val="ControlFlowTok"/>
+        </w:rPr>
+        <w:t xml:space="preserve">in</w:t>
+      </w:r>
+      <w:r>
+        <w:rPr>
+          <w:rStyle w:val="NormalTok"/>
+        </w:rPr>
+        <w:t xml:space="preserve"> savefile_list){</w:t>
+      </w:r>
+      <w:r>
+        <w:br/>
+      </w:r>
+      <w:r>
+        <w:rPr>
+          <w:rStyle w:val="NormalTok"/>
+        </w:rPr>
+        <w:t xml:space="preserve">  </w:t>
+      </w:r>
+      <w:r>
+        <w:br/>
+      </w:r>
+      <w:r>
+        <w:rPr>
+          <w:rStyle w:val="NormalTok"/>
+        </w:rPr>
+        <w:t xml:space="preserve">  </w:t>
+      </w:r>
+      <w:r>
+        <w:rPr>
+          <w:rStyle w:val="CommentTok"/>
+        </w:rPr>
+        <w:t xml:space="preserve"># Create file name and add the .csv extension</w:t>
+      </w:r>
+      <w:r>
+        <w:br/>
+      </w:r>
+      <w:r>
+        <w:rPr>
+          <w:rStyle w:val="NormalTok"/>
+        </w:rPr>
+        <w:t xml:space="preserve">  </w:t>
+      </w:r>
+      <w:r>
+        <w:rPr>
+          <w:rStyle w:val="CommentTok"/>
+        </w:rPr>
+        <w:t xml:space="preserve"># Add date of creation using format(Sys.time(), "_%d_%b_%Y")</w:t>
+      </w:r>
+      <w:r>
+        <w:br/>
+      </w:r>
+      <w:r>
+        <w:rPr>
+          <w:rStyle w:val="NormalTok"/>
+        </w:rPr>
+        <w:t xml:space="preserve">  </w:t>
+      </w:r>
+      <w:r>
+        <w:rPr>
+          <w:rStyle w:val="CommentTok"/>
+        </w:rPr>
+        <w:t xml:space="preserve"># Remove "_analysis" using gsub and add "_data" and date created</w:t>
+      </w:r>
+      <w:r>
+        <w:br/>
+      </w:r>
+      <w:r>
+        <w:rPr>
+          <w:rStyle w:val="NormalTok"/>
+        </w:rPr>
+        <w:t xml:space="preserve">  fname</w:t>
       </w:r>
       <w:r>
         <w:rPr>
@@ -12781,12 +13978,204 @@
       </w:r>
       <w:r>
         <w:rPr>
+          <w:rStyle w:val="FunctionTok"/>
+        </w:rPr>
+        <w:t xml:space="preserve">paste0</w:t>
+      </w:r>
+      <w:r>
+        <w:rPr>
+          <w:rStyle w:val="NormalTok"/>
+        </w:rPr>
+        <w:t xml:space="preserve">(</w:t>
+      </w:r>
+      <w:r>
+        <w:rPr>
+          <w:rStyle w:val="FunctionTok"/>
+        </w:rPr>
+        <w:t xml:space="preserve">gsub</w:t>
+      </w:r>
+      <w:r>
+        <w:rPr>
+          <w:rStyle w:val="NormalTok"/>
+        </w:rPr>
+        <w:t xml:space="preserve">(</w:t>
+      </w:r>
+      <w:r>
+        <w:rPr>
+          <w:rStyle w:val="StringTok"/>
+        </w:rPr>
+        <w:t xml:space="preserve">"_analysis"</w:t>
+      </w:r>
+      <w:r>
+        <w:rPr>
+          <w:rStyle w:val="NormalTok"/>
+        </w:rPr>
+        <w:t xml:space="preserve">, </w:t>
+      </w:r>
+      <w:r>
+        <w:rPr>
+          <w:rStyle w:val="StringTok"/>
+        </w:rPr>
+        <w:t xml:space="preserve">""</w:t>
+      </w:r>
+      <w:r>
+        <w:rPr>
+          <w:rStyle w:val="NormalTok"/>
+        </w:rPr>
+        <w:t xml:space="preserve">, i), </w:t>
+      </w:r>
+      <w:r>
+        <w:rPr>
+          <w:rStyle w:val="StringTok"/>
+        </w:rPr>
+        <w:t xml:space="preserve">"_data"</w:t>
+      </w:r>
+      <w:r>
+        <w:rPr>
+          <w:rStyle w:val="NormalTok"/>
+        </w:rPr>
+        <w:t xml:space="preserve">,</w:t>
+      </w:r>
+      <w:r>
+        <w:rPr>
+          <w:rStyle w:val="FunctionTok"/>
+        </w:rPr>
+        <w:t xml:space="preserve">format</w:t>
+      </w:r>
+      <w:r>
+        <w:rPr>
+          <w:rStyle w:val="NormalTok"/>
+        </w:rPr>
+        <w:t xml:space="preserve">(</w:t>
+      </w:r>
+      <w:r>
+        <w:rPr>
+          <w:rStyle w:val="FunctionTok"/>
+        </w:rPr>
+        <w:t xml:space="preserve">Sys.time</w:t>
+      </w:r>
+      <w:r>
+        <w:rPr>
+          <w:rStyle w:val="NormalTok"/>
+        </w:rPr>
+        <w:t xml:space="preserve">(), </w:t>
+      </w:r>
+      <w:r>
+        <w:rPr>
+          <w:rStyle w:val="StringTok"/>
+        </w:rPr>
+        <w:t xml:space="preserve">"_%d_%b_%Y"</w:t>
+      </w:r>
+      <w:r>
+        <w:rPr>
+          <w:rStyle w:val="NormalTok"/>
+        </w:rPr>
+        <w:t xml:space="preserve">),</w:t>
+      </w:r>
+      <w:r>
+        <w:rPr>
+          <w:rStyle w:val="StringTok"/>
+        </w:rPr>
+        <w:t xml:space="preserve">".csv"</w:t>
+      </w:r>
+      <w:r>
+        <w:rPr>
+          <w:rStyle w:val="NormalTok"/>
+        </w:rPr>
+        <w:t xml:space="preserve">)</w:t>
+      </w:r>
+      <w:r>
+        <w:br/>
+      </w:r>
+      <w:r>
+        <w:rPr>
+          <w:rStyle w:val="NormalTok"/>
+        </w:rPr>
+        <w:t xml:space="preserve">  </w:t>
+      </w:r>
+      <w:r>
+        <w:br/>
+      </w:r>
+      <w:r>
+        <w:rPr>
+          <w:rStyle w:val="NormalTok"/>
+        </w:rPr>
+        <w:t xml:space="preserve">  </w:t>
+      </w:r>
+      <w:r>
+        <w:rPr>
+          <w:rStyle w:val="CommentTok"/>
+        </w:rPr>
+        <w:t xml:space="preserve"># Save to the folder Output in Test Data</w:t>
+      </w:r>
+      <w:r>
+        <w:br/>
+      </w:r>
+      <w:r>
+        <w:rPr>
+          <w:rStyle w:val="NormalTok"/>
+        </w:rPr>
+        <w:t xml:space="preserve">  </w:t>
+      </w:r>
+      <w:r>
+        <w:rPr>
+          <w:rStyle w:val="FunctionTok"/>
+        </w:rPr>
+        <w:t xml:space="preserve">write.csv</w:t>
+      </w:r>
+      <w:r>
+        <w:rPr>
+          <w:rStyle w:val="NormalTok"/>
+        </w:rPr>
+        <w:t xml:space="preserve">(GabRat_Res_analysis, </w:t>
+      </w:r>
+      <w:r>
+        <w:rPr>
+          <w:rStyle w:val="AttributeTok"/>
+        </w:rPr>
+        <w:t xml:space="preserve">row.names =</w:t>
+      </w:r>
+      <w:r>
+        <w:rPr>
           <w:rStyle w:val="NormalTok"/>
         </w:rPr>
         <w:t xml:space="preserve"> </w:t>
       </w:r>
       <w:r>
         <w:rPr>
+          <w:rStyle w:val="ConstantTok"/>
+        </w:rPr>
+        <w:t xml:space="preserve">FALSE</w:t>
+      </w:r>
+      <w:r>
+        <w:rPr>
+          <w:rStyle w:val="NormalTok"/>
+        </w:rPr>
+        <w:t xml:space="preserve">, </w:t>
+      </w:r>
+      <w:r>
+        <w:rPr>
+          <w:rStyle w:val="CommentTok"/>
+        </w:rPr>
+        <w:t xml:space="preserve"># Remove row names</w:t>
+      </w:r>
+      <w:r>
+        <w:br/>
+      </w:r>
+      <w:r>
+        <w:rPr>
+          <w:rStyle w:val="NormalTok"/>
+        </w:rPr>
+        <w:t xml:space="preserve">          </w:t>
+      </w:r>
+      <w:r>
+        <w:rPr>
+          <w:rStyle w:val="AttributeTok"/>
+        </w:rPr>
+        <w:t xml:space="preserve">file=</w:t>
+      </w:r>
+      <w:r>
+        <w:rPr>
           <w:rStyle w:val="FunctionTok"/>
         </w:rPr>
         <w:t xml:space="preserve">paste</w:t>
@@ -12807,61 +14196,52 @@
         <w:rPr>
           <w:rStyle w:val="NormalTok"/>
         </w:rPr>
-        <w:t xml:space="preserve">(loc, </w:t>
+        <w:t xml:space="preserve">(Out_path, fname), </w:t>
+      </w:r>
+      <w:r>
+        <w:rPr>
+          <w:rStyle w:val="AttributeTok"/>
+        </w:rPr>
+        <w:t xml:space="preserve">collapse =</w:t>
+      </w:r>
+      <w:r>
+        <w:rPr>
+          <w:rStyle w:val="NormalTok"/>
+        </w:rPr>
+        <w:t xml:space="preserve"> </w:t>
       </w:r>
       <w:r>
         <w:rPr>
           <w:rStyle w:val="StringTok"/>
         </w:rPr>
-        <w:t xml:space="preserve">"Output"</w:t>
-      </w:r>
-      <w:r>
-        <w:rPr>
-          <w:rStyle w:val="NormalTok"/>
-        </w:rPr>
-        <w:t xml:space="preserve">), </w:t>
-      </w:r>
-      <w:r>
-        <w:rPr>
-          <w:rStyle w:val="AttributeTok"/>
-        </w:rPr>
-        <w:t xml:space="preserve">collapse =</w:t>
-      </w:r>
-      <w:r>
-        <w:rPr>
-          <w:rStyle w:val="NormalTok"/>
-        </w:rPr>
-        <w:t xml:space="preserve"> </w:t>
-      </w:r>
-      <w:r>
-        <w:rPr>
-          <w:rStyle w:val="StringTok"/>
-        </w:rPr>
         <w:t xml:space="preserve">"/"</w:t>
       </w:r>
       <w:r>
         <w:rPr>
           <w:rStyle w:val="NormalTok"/>
         </w:rPr>
-        <w:t xml:space="preserve">)</w:t>
-      </w:r>
-      <w:r>
-        <w:rPr>
-          <w:rStyle w:val="CommentTok"/>
-        </w:rPr>
-        <w:t xml:space="preserve"># Save Output directory path</w:t>
-      </w:r>
-      <w:r>
-        <w:br/>
-      </w:r>
-      <w:r>
-        <w:br/>
-      </w:r>
-      <w:r>
-        <w:rPr>
-          <w:rStyle w:val="CommentTok"/>
-        </w:rPr>
-        <w:t xml:space="preserve"># For a single file:</w:t>
+        <w:t xml:space="preserve">))</w:t>
+      </w:r>
+      <w:r>
+        <w:br/>
+      </w:r>
+      <w:r>
+        <w:rPr>
+          <w:rStyle w:val="NormalTok"/>
+        </w:rPr>
+        <w:t xml:space="preserve">}</w:t>
+      </w:r>
+      <w:r>
+        <w:br/>
+      </w:r>
+      <w:r>
+        <w:br/>
+      </w:r>
+      <w:r>
+        <w:rPr>
+          <w:rStyle w:val="CommentTok"/>
+        </w:rPr>
+        <w:t xml:space="preserve"># Check that your files have saved</w:t>
       </w:r>
       <w:r>
         <w:br/>
@@ -12870,220 +14250,13 @@
         <w:rPr>
           <w:rStyle w:val="FunctionTok"/>
         </w:rPr>
-        <w:t xml:space="preserve">write.csv</w:t>
-      </w:r>
-      <w:r>
-        <w:rPr>
-          <w:rStyle w:val="NormalTok"/>
-        </w:rPr>
-        <w:t xml:space="preserve">(GabRat_Res_analysis, </w:t>
-      </w:r>
-      <w:r>
-        <w:rPr>
-          <w:rStyle w:val="AttributeTok"/>
-        </w:rPr>
-        <w:t xml:space="preserve">row.names =</w:t>
-      </w:r>
-      <w:r>
-        <w:rPr>
-          <w:rStyle w:val="NormalTok"/>
-        </w:rPr>
-        <w:t xml:space="preserve"> </w:t>
-      </w:r>
-      <w:r>
-        <w:rPr>
-          <w:rStyle w:val="ConstantTok"/>
-        </w:rPr>
-        <w:t xml:space="preserve">FALSE</w:t>
-      </w:r>
-      <w:r>
-        <w:rPr>
-          <w:rStyle w:val="NormalTok"/>
-        </w:rPr>
-        <w:t xml:space="preserve">, </w:t>
-      </w:r>
-      <w:r>
-        <w:rPr>
-          <w:rStyle w:val="CommentTok"/>
-        </w:rPr>
-        <w:t xml:space="preserve"># Remove row names</w:t>
-      </w:r>
-      <w:r>
-        <w:br/>
-      </w:r>
-      <w:r>
-        <w:rPr>
-          <w:rStyle w:val="NormalTok"/>
-        </w:rPr>
-        <w:t xml:space="preserve">          </w:t>
-      </w:r>
-      <w:r>
-        <w:rPr>
-          <w:rStyle w:val="AttributeTok"/>
-        </w:rPr>
-        <w:t xml:space="preserve">file=</w:t>
-      </w:r>
-      <w:r>
-        <w:rPr>
-          <w:rStyle w:val="FunctionTok"/>
-        </w:rPr>
-        <w:t xml:space="preserve">paste</w:t>
-      </w:r>
-      <w:r>
-        <w:rPr>
-          <w:rStyle w:val="NormalTok"/>
-        </w:rPr>
-        <w:t xml:space="preserve">(</w:t>
-      </w:r>
-      <w:r>
-        <w:rPr>
-          <w:rStyle w:val="FunctionTok"/>
-        </w:rPr>
-        <w:t xml:space="preserve">c</w:t>
-      </w:r>
-      <w:r>
-        <w:rPr>
-          <w:rStyle w:val="NormalTok"/>
-        </w:rPr>
-        <w:t xml:space="preserve">(Out_path, </w:t>
-      </w:r>
-      <w:r>
-        <w:rPr>
-          <w:rStyle w:val="StringTok"/>
-        </w:rPr>
-        <w:t xml:space="preserve">"GabRat_Res_analysis.csv"</w:t>
-      </w:r>
-      <w:r>
-        <w:rPr>
-          <w:rStyle w:val="NormalTok"/>
-        </w:rPr>
-        <w:t xml:space="preserve">), </w:t>
-      </w:r>
-      <w:r>
-        <w:br/>
-      </w:r>
-      <w:r>
-        <w:rPr>
-          <w:rStyle w:val="NormalTok"/>
-        </w:rPr>
-        <w:t xml:space="preserve">                     </w:t>
-      </w:r>
-      <w:r>
-        <w:rPr>
-          <w:rStyle w:val="AttributeTok"/>
-        </w:rPr>
-        <w:t xml:space="preserve">collapse =</w:t>
-      </w:r>
-      <w:r>
-        <w:rPr>
-          <w:rStyle w:val="NormalTok"/>
-        </w:rPr>
-        <w:t xml:space="preserve"> </w:t>
-      </w:r>
-      <w:r>
-        <w:rPr>
-          <w:rStyle w:val="StringTok"/>
-        </w:rPr>
-        <w:t xml:space="preserve">"/"</w:t>
-      </w:r>
-      <w:r>
-        <w:rPr>
-          <w:rStyle w:val="NormalTok"/>
-        </w:rPr>
-        <w:t xml:space="preserve">))</w:t>
-      </w:r>
-      <w:r>
-        <w:rPr>
-          <w:rStyle w:val="CommentTok"/>
-        </w:rPr>
-        <w:t xml:space="preserve"># Save to the folder Output in Test Data</w:t>
-      </w:r>
-      <w:r>
-        <w:br/>
-      </w:r>
-      <w:r>
-        <w:br/>
-      </w:r>
-      <w:r>
-        <w:rPr>
-          <w:rStyle w:val="CommentTok"/>
-        </w:rPr>
-        <w:t xml:space="preserve"># For multiple files:</w:t>
-      </w:r>
-      <w:r>
-        <w:br/>
-      </w:r>
-      <w:r>
-        <w:rPr>
-          <w:rStyle w:val="NormalTok"/>
-        </w:rPr>
-        <w:t xml:space="preserve">savefile_list</w:t>
-      </w:r>
-      <w:r>
-        <w:rPr>
-          <w:rStyle w:val="OtherTok"/>
-        </w:rPr>
-        <w:t xml:space="preserve">&lt;-</w:t>
-      </w:r>
-      <w:r>
-        <w:rPr>
-          <w:rStyle w:val="FunctionTok"/>
-        </w:rPr>
-        <w:t xml:space="preserve">ls</w:t>
-      </w:r>
-      <w:r>
-        <w:rPr>
-          <w:rStyle w:val="NormalTok"/>
-        </w:rPr>
-        <w:t xml:space="preserve">(</w:t>
-      </w:r>
-      <w:r>
-        <w:rPr>
-          <w:rStyle w:val="AttributeTok"/>
-        </w:rPr>
-        <w:t xml:space="preserve">pattern =</w:t>
-      </w:r>
-      <w:r>
-        <w:rPr>
-          <w:rStyle w:val="NormalTok"/>
-        </w:rPr>
-        <w:t xml:space="preserve"> </w:t>
-      </w:r>
-      <w:r>
-        <w:rPr>
-          <w:rStyle w:val="StringTok"/>
-        </w:rPr>
-        <w:t xml:space="preserve">"analysis"</w:t>
-      </w:r>
-      <w:r>
-        <w:rPr>
-          <w:rStyle w:val="NormalTok"/>
-        </w:rPr>
-        <w:t xml:space="preserve">)</w:t>
-      </w:r>
-      <w:r>
-        <w:rPr>
-          <w:rStyle w:val="CommentTok"/>
-        </w:rPr>
-        <w:t xml:space="preserve"># Save all objects with "analysis" in the name</w:t>
-      </w:r>
-      <w:r>
-        <w:br/>
-      </w:r>
-      <w:r>
-        <w:br/>
-      </w:r>
-      <w:r>
-        <w:rPr>
-          <w:rStyle w:val="NormalTok"/>
-        </w:rPr>
-        <w:t xml:space="preserve">savefile_list</w:t>
-      </w:r>
-      <w:r>
-        <w:rPr>
-          <w:rStyle w:val="CommentTok"/>
-        </w:rPr>
-        <w:t xml:space="preserve"># Inspect object names</w:t>
+        <w:t xml:space="preserve">list.files</w:t>
+      </w:r>
+      <w:r>
+        <w:rPr>
+          <w:rStyle w:val="NormalTok"/>
+        </w:rPr>
+        <w:t xml:space="preserve">(Out_path)</w:t>
       </w:r>
     </w:p>
     <w:p>
@@ -13094,490 +14267,470 @@
         <w:rPr>
           <w:rStyle w:val="VerbatimChar"/>
         </w:rPr>
-        <w:t xml:space="preserve">## [1] "Cluster_analysis"          "Cluster_Particle_analysis" "GabRat_Res_analysis"      </w:t>
-      </w:r>
-      <w:r>
-        <w:br/>
-      </w:r>
-      <w:r>
-        <w:rPr>
-          <w:rStyle w:val="VerbatimChar"/>
-        </w:rPr>
-        <w:t xml:space="preserve">## [4] "IndParticle_analysis"      "LEIA_Res_analysis"         "Particle_analysis"        </w:t>
-      </w:r>
-      <w:r>
-        <w:br/>
-      </w:r>
-      <w:r>
-        <w:rPr>
-          <w:rStyle w:val="VerbatimChar"/>
-        </w:rPr>
-        <w:t xml:space="preserve">## [7] "VCA_analysis"              "VCA_LEIA_GabRat_analysis"</w:t>
-      </w:r>
-    </w:p>
-    <w:p>
-      <w:pPr>
-        <w:pStyle w:val="SourceCode"/>
-      </w:pPr>
-      <w:r>
-        <w:rPr>
-          <w:rStyle w:val="CommentTok"/>
-        </w:rPr>
-        <w:t xml:space="preserve"># Iterate over each data frame in savefile_list</w:t>
-      </w:r>
-      <w:r>
-        <w:br/>
-      </w:r>
-      <w:r>
-        <w:rPr>
-          <w:rStyle w:val="ControlFlowTok"/>
-        </w:rPr>
-        <w:t xml:space="preserve">for</w:t>
-      </w:r>
-      <w:r>
-        <w:rPr>
-          <w:rStyle w:val="NormalTok"/>
-        </w:rPr>
-        <w:t xml:space="preserve"> (i </w:t>
-      </w:r>
-      <w:r>
-        <w:rPr>
-          <w:rStyle w:val="ControlFlowTok"/>
-        </w:rPr>
-        <w:t xml:space="preserve">in</w:t>
-      </w:r>
-      <w:r>
-        <w:rPr>
-          <w:rStyle w:val="NormalTok"/>
-        </w:rPr>
-        <w:t xml:space="preserve"> savefile_list){</w:t>
-      </w:r>
-      <w:r>
-        <w:br/>
-      </w:r>
-      <w:r>
-        <w:rPr>
-          <w:rStyle w:val="NormalTok"/>
-        </w:rPr>
-        <w:t xml:space="preserve">  </w:t>
-      </w:r>
-      <w:r>
-        <w:br/>
-      </w:r>
-      <w:r>
-        <w:rPr>
-          <w:rStyle w:val="NormalTok"/>
-        </w:rPr>
-        <w:t xml:space="preserve">  </w:t>
-      </w:r>
-      <w:r>
-        <w:rPr>
-          <w:rStyle w:val="CommentTok"/>
-        </w:rPr>
-        <w:t xml:space="preserve"># Create file name and add the .csv extension</w:t>
-      </w:r>
-      <w:r>
-        <w:br/>
-      </w:r>
-      <w:r>
-        <w:rPr>
-          <w:rStyle w:val="NormalTok"/>
-        </w:rPr>
-        <w:t xml:space="preserve">  </w:t>
-      </w:r>
-      <w:r>
-        <w:rPr>
-          <w:rStyle w:val="CommentTok"/>
-        </w:rPr>
-        <w:t xml:space="preserve"># Add date of creation using format(Sys.time(), "_%d_%b_%Y")</w:t>
-      </w:r>
-      <w:r>
-        <w:br/>
-      </w:r>
-      <w:r>
-        <w:rPr>
-          <w:rStyle w:val="NormalTok"/>
-        </w:rPr>
-        <w:t xml:space="preserve">  </w:t>
-      </w:r>
-      <w:r>
-        <w:rPr>
-          <w:rStyle w:val="CommentTok"/>
-        </w:rPr>
-        <w:t xml:space="preserve"># Remove "_analysis" using gsub and add "_data" and date created</w:t>
-      </w:r>
-      <w:r>
-        <w:br/>
-      </w:r>
-      <w:r>
-        <w:rPr>
-          <w:rStyle w:val="NormalTok"/>
-        </w:rPr>
-        <w:t xml:space="preserve">  fname</w:t>
-      </w:r>
-      <w:r>
-        <w:rPr>
-          <w:rStyle w:val="OtherTok"/>
-        </w:rPr>
-        <w:t xml:space="preserve">=</w:t>
-      </w:r>
-      <w:r>
-        <w:rPr>
-          <w:rStyle w:val="FunctionTok"/>
-        </w:rPr>
-        <w:t xml:space="preserve">paste0</w:t>
-      </w:r>
-      <w:r>
-        <w:rPr>
-          <w:rStyle w:val="NormalTok"/>
-        </w:rPr>
-        <w:t xml:space="preserve">(</w:t>
-      </w:r>
-      <w:r>
-        <w:rPr>
-          <w:rStyle w:val="FunctionTok"/>
-        </w:rPr>
-        <w:t xml:space="preserve">gsub</w:t>
-      </w:r>
-      <w:r>
-        <w:rPr>
-          <w:rStyle w:val="NormalTok"/>
-        </w:rPr>
-        <w:t xml:space="preserve">(</w:t>
-      </w:r>
-      <w:r>
-        <w:rPr>
-          <w:rStyle w:val="StringTok"/>
-        </w:rPr>
-        <w:t xml:space="preserve">"_analysis"</w:t>
-      </w:r>
-      <w:r>
-        <w:rPr>
-          <w:rStyle w:val="NormalTok"/>
-        </w:rPr>
-        <w:t xml:space="preserve">, </w:t>
-      </w:r>
-      <w:r>
-        <w:rPr>
-          <w:rStyle w:val="StringTok"/>
-        </w:rPr>
-        <w:t xml:space="preserve">""</w:t>
-      </w:r>
-      <w:r>
-        <w:rPr>
-          <w:rStyle w:val="NormalTok"/>
-        </w:rPr>
-        <w:t xml:space="preserve">, i), </w:t>
-      </w:r>
-      <w:r>
-        <w:rPr>
-          <w:rStyle w:val="StringTok"/>
-        </w:rPr>
-        <w:t xml:space="preserve">"_data"</w:t>
-      </w:r>
-      <w:r>
-        <w:rPr>
-          <w:rStyle w:val="NormalTok"/>
-        </w:rPr>
-        <w:t xml:space="preserve">,</w:t>
-      </w:r>
-      <w:r>
-        <w:rPr>
-          <w:rStyle w:val="FunctionTok"/>
-        </w:rPr>
-        <w:t xml:space="preserve">format</w:t>
-      </w:r>
-      <w:r>
-        <w:rPr>
-          <w:rStyle w:val="NormalTok"/>
-        </w:rPr>
-        <w:t xml:space="preserve">(</w:t>
-      </w:r>
-      <w:r>
-        <w:rPr>
-          <w:rStyle w:val="FunctionTok"/>
-        </w:rPr>
-        <w:t xml:space="preserve">Sys.time</w:t>
-      </w:r>
-      <w:r>
-        <w:rPr>
-          <w:rStyle w:val="NormalTok"/>
-        </w:rPr>
-        <w:t xml:space="preserve">(), </w:t>
-      </w:r>
-      <w:r>
-        <w:rPr>
-          <w:rStyle w:val="StringTok"/>
-        </w:rPr>
-        <w:t xml:space="preserve">"_%d_%b_%Y"</w:t>
-      </w:r>
-      <w:r>
-        <w:rPr>
-          <w:rStyle w:val="NormalTok"/>
-        </w:rPr>
-        <w:t xml:space="preserve">),</w:t>
-      </w:r>
-      <w:r>
-        <w:rPr>
-          <w:rStyle w:val="StringTok"/>
-        </w:rPr>
-        <w:t xml:space="preserve">".csv"</w:t>
-      </w:r>
-      <w:r>
-        <w:rPr>
-          <w:rStyle w:val="NormalTok"/>
-        </w:rPr>
-        <w:t xml:space="preserve">)</w:t>
-      </w:r>
-      <w:r>
-        <w:br/>
-      </w:r>
-      <w:r>
-        <w:rPr>
-          <w:rStyle w:val="NormalTok"/>
-        </w:rPr>
-        <w:t xml:space="preserve">  </w:t>
-      </w:r>
-      <w:r>
-        <w:br/>
-      </w:r>
-      <w:r>
-        <w:rPr>
-          <w:rStyle w:val="NormalTok"/>
-        </w:rPr>
-        <w:t xml:space="preserve">  </w:t>
-      </w:r>
-      <w:r>
-        <w:rPr>
-          <w:rStyle w:val="CommentTok"/>
-        </w:rPr>
-        <w:t xml:space="preserve"># Save to the folder Output in Test Data</w:t>
-      </w:r>
-      <w:r>
-        <w:br/>
-      </w:r>
-      <w:r>
-        <w:rPr>
-          <w:rStyle w:val="NormalTok"/>
-        </w:rPr>
-        <w:t xml:space="preserve">  </w:t>
-      </w:r>
-      <w:r>
-        <w:rPr>
-          <w:rStyle w:val="FunctionTok"/>
-        </w:rPr>
-        <w:t xml:space="preserve">write.csv</w:t>
-      </w:r>
-      <w:r>
-        <w:rPr>
-          <w:rStyle w:val="NormalTok"/>
-        </w:rPr>
-        <w:t xml:space="preserve">(GabRat_Res_analysis, </w:t>
-      </w:r>
-      <w:r>
-        <w:rPr>
-          <w:rStyle w:val="AttributeTok"/>
-        </w:rPr>
-        <w:t xml:space="preserve">row.names =</w:t>
-      </w:r>
-      <w:r>
-        <w:rPr>
-          <w:rStyle w:val="NormalTok"/>
-        </w:rPr>
-        <w:t xml:space="preserve"> </w:t>
-      </w:r>
-      <w:r>
-        <w:rPr>
-          <w:rStyle w:val="ConstantTok"/>
-        </w:rPr>
-        <w:t xml:space="preserve">FALSE</w:t>
-      </w:r>
-      <w:r>
-        <w:rPr>
-          <w:rStyle w:val="NormalTok"/>
-        </w:rPr>
-        <w:t xml:space="preserve">, </w:t>
-      </w:r>
-      <w:r>
-        <w:rPr>
-          <w:rStyle w:val="CommentTok"/>
-        </w:rPr>
-        <w:t xml:space="preserve"># Remove row names</w:t>
-      </w:r>
-      <w:r>
-        <w:br/>
-      </w:r>
-      <w:r>
-        <w:rPr>
-          <w:rStyle w:val="NormalTok"/>
-        </w:rPr>
-        <w:t xml:space="preserve">          </w:t>
-      </w:r>
-      <w:r>
-        <w:rPr>
-          <w:rStyle w:val="AttributeTok"/>
-        </w:rPr>
-        <w:t xml:space="preserve">file=</w:t>
-      </w:r>
-      <w:r>
-        <w:rPr>
-          <w:rStyle w:val="FunctionTok"/>
-        </w:rPr>
-        <w:t xml:space="preserve">paste</w:t>
-      </w:r>
-      <w:r>
-        <w:rPr>
-          <w:rStyle w:val="NormalTok"/>
-        </w:rPr>
-        <w:t xml:space="preserve">(</w:t>
-      </w:r>
-      <w:r>
-        <w:rPr>
-          <w:rStyle w:val="FunctionTok"/>
-        </w:rPr>
-        <w:t xml:space="preserve">c</w:t>
-      </w:r>
-      <w:r>
-        <w:rPr>
-          <w:rStyle w:val="NormalTok"/>
-        </w:rPr>
-        <w:t xml:space="preserve">(Out_path, fname), </w:t>
-      </w:r>
-      <w:r>
-        <w:rPr>
-          <w:rStyle w:val="AttributeTok"/>
-        </w:rPr>
-        <w:t xml:space="preserve">collapse =</w:t>
-      </w:r>
-      <w:r>
-        <w:rPr>
-          <w:rStyle w:val="NormalTok"/>
-        </w:rPr>
-        <w:t xml:space="preserve"> </w:t>
-      </w:r>
-      <w:r>
-        <w:rPr>
-          <w:rStyle w:val="StringTok"/>
-        </w:rPr>
-        <w:t xml:space="preserve">"/"</w:t>
-      </w:r>
-      <w:r>
-        <w:rPr>
-          <w:rStyle w:val="NormalTok"/>
-        </w:rPr>
-        <w:t xml:space="preserve">))</w:t>
-      </w:r>
-      <w:r>
-        <w:br/>
-      </w:r>
-      <w:r>
-        <w:rPr>
-          <w:rStyle w:val="NormalTok"/>
-        </w:rPr>
-        <w:t xml:space="preserve">}</w:t>
-      </w:r>
-      <w:r>
-        <w:br/>
-      </w:r>
-      <w:r>
-        <w:br/>
-      </w:r>
-      <w:r>
-        <w:rPr>
-          <w:rStyle w:val="CommentTok"/>
-        </w:rPr>
-        <w:t xml:space="preserve"># Check that your files have saved</w:t>
-      </w:r>
-      <w:r>
-        <w:br/>
-      </w:r>
-      <w:r>
-        <w:rPr>
-          <w:rStyle w:val="FunctionTok"/>
-        </w:rPr>
-        <w:t xml:space="preserve">list.files</w:t>
-      </w:r>
-      <w:r>
-        <w:rPr>
-          <w:rStyle w:val="NormalTok"/>
-        </w:rPr>
-        <w:t xml:space="preserve">(Out_path)</w:t>
-      </w:r>
-    </w:p>
-    <w:p>
-      <w:pPr>
-        <w:pStyle w:val="SourceCode"/>
-      </w:pPr>
-      <w:r>
-        <w:rPr>
-          <w:rStyle w:val="VerbatimChar"/>
-        </w:rPr>
-        <w:t xml:space="preserve">## [1] "Cluster_data_29_Sep_2023.csv"          "Cluster_Particle_data_29_Sep_2023.csv"</w:t>
-      </w:r>
-      <w:r>
-        <w:br/>
-      </w:r>
-      <w:r>
-        <w:rPr>
-          <w:rStyle w:val="VerbatimChar"/>
-        </w:rPr>
-        <w:t xml:space="preserve">## [3] "GabRat_Res_analysis.csv"               "GabRat_Res_data_29_Sep_2023.csv"      </w:t>
-      </w:r>
-      <w:r>
-        <w:br/>
-      </w:r>
-      <w:r>
-        <w:rPr>
-          <w:rStyle w:val="VerbatimChar"/>
-        </w:rPr>
-        <w:t xml:space="preserve">## [5] "IndParticle_data_29_Sep_2023.csv"      "LEIA_Res_data_29_Sep_2023.csv"        </w:t>
-      </w:r>
-      <w:r>
-        <w:br/>
-      </w:r>
-      <w:r>
-        <w:rPr>
-          <w:rStyle w:val="VerbatimChar"/>
-        </w:rPr>
-        <w:t xml:space="preserve">## [7] "Particle_data_29_Sep_2023.csv"         "VCA_data_29_Sep_2023.csv"             </w:t>
-      </w:r>
-      <w:r>
-        <w:br/>
-      </w:r>
-      <w:r>
-        <w:rPr>
-          <w:rStyle w:val="VerbatimChar"/>
-        </w:rPr>
-        <w:t xml:space="preserve">## [9] "VCA_LEIA_GabRat_data_29_Sep_2023.csv"</w:t>
+        <w:t xml:space="preserve">## [1] "Cluster_data_03_Oct_2023.csv"         </w:t>
+      </w:r>
+      <w:r>
+        <w:br/>
+      </w:r>
+      <w:r>
+        <w:rPr>
+          <w:rStyle w:val="VerbatimChar"/>
+        </w:rPr>
+        <w:t xml:space="preserve">## [2] "Cluster_Particle_data_03_Oct_2023.csv"</w:t>
+      </w:r>
+      <w:r>
+        <w:br/>
+      </w:r>
+      <w:r>
+        <w:rPr>
+          <w:rStyle w:val="VerbatimChar"/>
+        </w:rPr>
+        <w:t xml:space="preserve">## [3] "GabRat_Res_analysis.csv"              </w:t>
+      </w:r>
+      <w:r>
+        <w:br/>
+      </w:r>
+      <w:r>
+        <w:rPr>
+          <w:rStyle w:val="VerbatimChar"/>
+        </w:rPr>
+        <w:t xml:space="preserve">## [4] "GabRat_Res_data_03_Oct_2023.csv"      </w:t>
+      </w:r>
+      <w:r>
+        <w:br/>
+      </w:r>
+      <w:r>
+        <w:rPr>
+          <w:rStyle w:val="VerbatimChar"/>
+        </w:rPr>
+        <w:t xml:space="preserve">## [5] "IndParticle_data_03_Oct_2023.csv"     </w:t>
+      </w:r>
+      <w:r>
+        <w:br/>
+      </w:r>
+      <w:r>
+        <w:rPr>
+          <w:rStyle w:val="VerbatimChar"/>
+        </w:rPr>
+        <w:t xml:space="preserve">## [6] "LEIA_Res_data_03_Oct_2023.csv"        </w:t>
+      </w:r>
+      <w:r>
+        <w:br/>
+      </w:r>
+      <w:r>
+        <w:rPr>
+          <w:rStyle w:val="VerbatimChar"/>
+        </w:rPr>
+        <w:t xml:space="preserve">## [7] "Particle_data_03_Oct_2023.csv"        </w:t>
+      </w:r>
+      <w:r>
+        <w:br/>
+      </w:r>
+      <w:r>
+        <w:rPr>
+          <w:rStyle w:val="VerbatimChar"/>
+        </w:rPr>
+        <w:t xml:space="preserve">## [8] "VCA_data_03_Oct_2023.csv"             </w:t>
+      </w:r>
+      <w:r>
+        <w:br/>
+      </w:r>
+      <w:r>
+        <w:rPr>
+          <w:rStyle w:val="VerbatimChar"/>
+        </w:rPr>
+        <w:t xml:space="preserve">## [9] "VCA_LEIA_GabRat_data_03_Oct_2023.csv"</w:t>
       </w:r>
     </w:p>
     <w:bookmarkEnd w:id="40"/>
     <w:bookmarkEnd w:id="41"/>
-    <w:bookmarkStart w:id="42" w:name="X24adc62492c5d954f0faffa18339c2261eb7692"/>
+    <w:bookmarkStart w:id="42" w:name="data-cleaning"/>
     <w:p>
       <w:pPr>
         <w:pStyle w:val="Heading1"/>
       </w:pPr>
       <w:r>
-        <w:t xml:space="preserve">Fast import for large data sets using data.table (optional - advanced)</w:t>
+        <w:t xml:space="preserve">Data cleaning</w:t>
       </w:r>
     </w:p>
     <w:p>
       <w:pPr>
+        <w:pStyle w:val="SourceCode"/>
+      </w:pPr>
+      <w:r>
+        <w:rPr>
+          <w:rStyle w:val="CommentTok"/>
+        </w:rPr>
+        <w:t xml:space="preserve"># ColumnNames&lt;-c("Species","Ind","Dist","ROI","BSA.BsL.Hrz","Lum.mean",</w:t>
+      </w:r>
+      <w:r>
+        <w:br/>
+      </w:r>
+      <w:r>
+        <w:rPr>
+          <w:rStyle w:val="CommentTok"/>
+        </w:rPr>
+        <w:t xml:space="preserve">#                "CAA.Scpl","Lum.CoV","BSA.BML","Col.mean","GabRat")</w:t>
+      </w:r>
+      <w:r>
+        <w:br/>
+      </w:r>
+      <w:r>
+        <w:rPr>
+          <w:rStyle w:val="CommentTok"/>
+        </w:rPr>
+        <w:t xml:space="preserve"># subset&lt;-VCA_LEIA_GabRat_analysis[, colnames(VCA_LEIA_GabRat_analysis) %in% ColumnNames]</w:t>
+      </w:r>
+      <w:r>
+        <w:br/>
+      </w:r>
+      <w:r>
+        <w:rPr>
+          <w:rStyle w:val="CommentTok"/>
+        </w:rPr>
+        <w:t xml:space="preserve"># </w:t>
+      </w:r>
+      <w:r>
+        <w:br/>
+      </w:r>
+      <w:r>
+        <w:rPr>
+          <w:rStyle w:val="CommentTok"/>
+        </w:rPr>
+        <w:t xml:space="preserve"># View(subset)</w:t>
+      </w:r>
+      <w:r>
+        <w:br/>
+      </w:r>
+      <w:r>
+        <w:rPr>
+          <w:rStyle w:val="CommentTok"/>
+        </w:rPr>
+        <w:t xml:space="preserve"># </w:t>
+      </w:r>
+      <w:r>
+        <w:br/>
+      </w:r>
+      <w:r>
+        <w:rPr>
+          <w:rStyle w:val="CommentTok"/>
+        </w:rPr>
+        <w:t xml:space="preserve"># summary(subset)</w:t>
+      </w:r>
+      <w:r>
+        <w:br/>
+      </w:r>
+      <w:r>
+        <w:rPr>
+          <w:rStyle w:val="CommentTok"/>
+        </w:rPr>
+        <w:t xml:space="preserve"># </w:t>
+      </w:r>
+      <w:r>
+        <w:br/>
+      </w:r>
+      <w:r>
+        <w:rPr>
+          <w:rStyle w:val="CommentTok"/>
+        </w:rPr>
+        <w:t xml:space="preserve"># str(subset)</w:t>
+      </w:r>
+      <w:r>
+        <w:br/>
+      </w:r>
+      <w:r>
+        <w:rPr>
+          <w:rStyle w:val="CommentTok"/>
+        </w:rPr>
+        <w:t xml:space="preserve"># </w:t>
+      </w:r>
+      <w:r>
+        <w:br/>
+      </w:r>
+      <w:r>
+        <w:rPr>
+          <w:rStyle w:val="CommentTok"/>
+        </w:rPr>
+        <w:t xml:space="preserve"># # Correlation panel</w:t>
+      </w:r>
+      <w:r>
+        <w:br/>
+      </w:r>
+      <w:r>
+        <w:rPr>
+          <w:rStyle w:val="CommentTok"/>
+        </w:rPr>
+        <w:t xml:space="preserve"># panel.cor &lt;- function(x, y){</w:t>
+      </w:r>
+      <w:r>
+        <w:br/>
+      </w:r>
+      <w:r>
+        <w:rPr>
+          <w:rStyle w:val="CommentTok"/>
+        </w:rPr>
+        <w:t xml:space="preserve">#     usr &lt;- par("usr"); on.exit(par(usr))</w:t>
+      </w:r>
+      <w:r>
+        <w:br/>
+      </w:r>
+      <w:r>
+        <w:rPr>
+          <w:rStyle w:val="CommentTok"/>
+        </w:rPr>
+        <w:t xml:space="preserve">#     par(usr = c(0, 1, 0, 1))</w:t>
+      </w:r>
+      <w:r>
+        <w:br/>
+      </w:r>
+      <w:r>
+        <w:rPr>
+          <w:rStyle w:val="CommentTok"/>
+        </w:rPr>
+        <w:t xml:space="preserve">#     r &lt;- round(cor(x, y), digits=2)</w:t>
+      </w:r>
+      <w:r>
+        <w:br/>
+      </w:r>
+      <w:r>
+        <w:rPr>
+          <w:rStyle w:val="CommentTok"/>
+        </w:rPr>
+        <w:t xml:space="preserve">#     txt &lt;- paste0("R = ", r)</w:t>
+      </w:r>
+      <w:r>
+        <w:br/>
+      </w:r>
+      <w:r>
+        <w:rPr>
+          <w:rStyle w:val="CommentTok"/>
+        </w:rPr>
+        <w:t xml:space="preserve">#     text(0.5, 0.5, txt, cex=1.5)</w:t>
+      </w:r>
+      <w:r>
+        <w:br/>
+      </w:r>
+      <w:r>
+        <w:rPr>
+          <w:rStyle w:val="CommentTok"/>
+        </w:rPr>
+        <w:t xml:space="preserve"># }</w:t>
+      </w:r>
+      <w:r>
+        <w:br/>
+      </w:r>
+      <w:r>
+        <w:rPr>
+          <w:rStyle w:val="CommentTok"/>
+        </w:rPr>
+        <w:t xml:space="preserve"># </w:t>
+      </w:r>
+      <w:r>
+        <w:br/>
+      </w:r>
+      <w:r>
+        <w:rPr>
+          <w:rStyle w:val="CommentTok"/>
+        </w:rPr>
+        <w:t xml:space="preserve"># my_cols &lt;- c("#00AFBB", "#E7B800", "#FC4E07")</w:t>
+      </w:r>
+      <w:r>
+        <w:br/>
+      </w:r>
+      <w:r>
+        <w:rPr>
+          <w:rStyle w:val="CommentTok"/>
+        </w:rPr>
+        <w:t xml:space="preserve"># # Scatterplot panel</w:t>
+      </w:r>
+      <w:r>
+        <w:br/>
+      </w:r>
+      <w:r>
+        <w:rPr>
+          <w:rStyle w:val="CommentTok"/>
+        </w:rPr>
+        <w:t xml:space="preserve"># panel.scat &lt;- function(x, y){</w:t>
+      </w:r>
+      <w:r>
+        <w:br/>
+      </w:r>
+      <w:r>
+        <w:rPr>
+          <w:rStyle w:val="CommentTok"/>
+        </w:rPr>
+        <w:t xml:space="preserve"># points(x,y, col=my_cols[subset$ROI],</w:t>
+      </w:r>
+      <w:r>
+        <w:br/>
+      </w:r>
+      <w:r>
+        <w:rPr>
+          <w:rStyle w:val="CommentTok"/>
+        </w:rPr>
+        <w:t xml:space="preserve">#     cex=1.1, pch=19)</w:t>
+      </w:r>
+      <w:r>
+        <w:br/>
+      </w:r>
+      <w:r>
+        <w:rPr>
+          <w:rStyle w:val="CommentTok"/>
+        </w:rPr>
+        <w:t xml:space="preserve"># }</w:t>
+      </w:r>
+      <w:r>
+        <w:br/>
+      </w:r>
+      <w:r>
+        <w:rPr>
+          <w:rStyle w:val="CommentTok"/>
+        </w:rPr>
+        <w:t xml:space="preserve"># </w:t>
+      </w:r>
+      <w:r>
+        <w:br/>
+      </w:r>
+      <w:r>
+        <w:rPr>
+          <w:rStyle w:val="CommentTok"/>
+        </w:rPr>
+        <w:t xml:space="preserve"># par(oma=c(0,0,0,10), xpd=TRUE) </w:t>
+      </w:r>
+      <w:r>
+        <w:br/>
+      </w:r>
+      <w:r>
+        <w:rPr>
+          <w:rStyle w:val="CommentTok"/>
+        </w:rPr>
+        <w:t xml:space="preserve"># pairs(subset[,5:10],</w:t>
+      </w:r>
+      <w:r>
+        <w:br/>
+      </w:r>
+      <w:r>
+        <w:rPr>
+          <w:rStyle w:val="CommentTok"/>
+        </w:rPr>
+        <w:t xml:space="preserve">#       main="Six colour variables for two viewing distances",</w:t>
+      </w:r>
+      <w:r>
+        <w:br/>
+      </w:r>
+      <w:r>
+        <w:rPr>
+          <w:rStyle w:val="CommentTok"/>
+        </w:rPr>
+        <w:t xml:space="preserve">#       upper.panel = panel.cor,</w:t>
+      </w:r>
+      <w:r>
+        <w:br/>
+      </w:r>
+      <w:r>
+        <w:rPr>
+          <w:rStyle w:val="CommentTok"/>
+        </w:rPr>
+        <w:t xml:space="preserve">#       lower.panel = panel.scat,  gap=0)</w:t>
+      </w:r>
+      <w:r>
+        <w:br/>
+      </w:r>
+      <w:r>
+        <w:rPr>
+          <w:rStyle w:val="CommentTok"/>
+        </w:rPr>
+        <w:t xml:space="preserve"># </w:t>
+      </w:r>
+      <w:r>
+        <w:br/>
+      </w:r>
+      <w:r>
+        <w:rPr>
+          <w:rStyle w:val="CommentTok"/>
+        </w:rPr>
+        <w:t xml:space="preserve"># Colour_ID&lt;-unique(data.frame(as.character(subset$ROI),my_cols[subset$ROI]))</w:t>
+      </w:r>
+      <w:r>
+        <w:br/>
+      </w:r>
+      <w:r>
+        <w:rPr>
+          <w:rStyle w:val="CommentTok"/>
+        </w:rPr>
+        <w:t xml:space="preserve"># legend(0.7, 0.8,Colour_ID[,1], pch =19,cex=1.1,bty="n", col=Colour_ID[,2])</w:t>
+      </w:r>
+      <w:r>
+        <w:br/>
+      </w:r>
+      <w:r>
+        <w:rPr>
+          <w:rStyle w:val="CommentTok"/>
+        </w:rPr>
+        <w:t xml:space="preserve"># </w:t>
+      </w:r>
+      <w:r>
+        <w:br/>
+      </w:r>
+      <w:r>
+        <w:rPr>
+          <w:rStyle w:val="CommentTok"/>
+        </w:rPr>
+        <w:t xml:space="preserve"># library(corrplot)</w:t>
+      </w:r>
+      <w:r>
+        <w:br/>
+      </w:r>
+      <w:r>
+        <w:rPr>
+          <w:rStyle w:val="CommentTok"/>
+        </w:rPr>
+        <w:t xml:space="preserve"># corrplot(cor(subset[,5:10]))</w:t>
+      </w:r>
+      <w:r>
+        <w:br/>
+      </w:r>
+      <w:r>
+        <w:rPr>
+          <w:rStyle w:val="CommentTok"/>
+        </w:rPr>
+        <w:t xml:space="preserve"># </w:t>
+      </w:r>
+      <w:r>
+        <w:br/>
+      </w:r>
+      <w:r>
+        <w:rPr>
+          <w:rStyle w:val="CommentTok"/>
+        </w:rPr>
+        <w:t xml:space="preserve"># dim(VCA_LEIA_GabRat_analysis)# 18 rows and 165 columns</w:t>
+      </w:r>
+      <w:r>
+        <w:br/>
+      </w:r>
+      <w:r>
+        <w:rPr>
+          <w:rStyle w:val="CommentTok"/>
+        </w:rPr>
+        <w:t xml:space="preserve"># summary(VCA_LEIA_GabRat_analysis)</w:t>
+      </w:r>
+    </w:p>
+    <w:p>
+      <w:pPr>
         <w:pStyle w:val="FirstParagraph"/>
       </w:pPr>
       <w:r>
-        <w:t xml:space="preserve">Ced: As you see fit. If you think this is useful and can easily be added, please do so.</w:t>
+        <w:t xml:space="preserve">Ced: - i.e. mean centring, normalising, removing NA values (i.e. removing rows or columns with NA)</w:t>
       </w:r>
     </w:p>
     <w:bookmarkEnd w:id="42"/>
-    <w:bookmarkStart w:id="43" w:name="data-cleaning"/>
+    <w:bookmarkStart w:id="43" w:name="data-visualisation"/>
     <w:p>
       <w:pPr>
         <w:pStyle w:val="Heading1"/>
       </w:pPr>
       <w:r>
-        <w:t xml:space="preserve">Data cleaning</w:t>
+        <w:t xml:space="preserve">Data visualisation</w:t>
       </w:r>
     </w:p>
     <w:p>
@@ -13585,17 +14738,17 @@
         <w:pStyle w:val="FirstParagraph"/>
       </w:pPr>
       <w:r>
-        <w:t xml:space="preserve">Ced: - i.e. mean centring, normalising, removing NA values (i.e. removing rows or columns with NA)</w:t>
+        <w:t xml:space="preserve">Ced: Not sure if needed, probably beyond the scope of the paper. Could do corr plot, plotting the value of a parameter over viewing distances by species. Nothing hardcore</w:t>
       </w:r>
     </w:p>
     <w:bookmarkEnd w:id="43"/>
-    <w:bookmarkStart w:id="44" w:name="data-visualisation"/>
+    <w:bookmarkStart w:id="44" w:name="X24adc62492c5d954f0faffa18339c2261eb7692"/>
     <w:p>
       <w:pPr>
         <w:pStyle w:val="Heading1"/>
       </w:pPr>
       <w:r>
-        <w:t xml:space="preserve">Data visualisation</w:t>
+        <w:t xml:space="preserve">Fast import for large data sets using data.table (optional - advanced)</w:t>
       </w:r>
     </w:p>
     <w:p>
@@ -13603,7 +14756,7 @@
         <w:pStyle w:val="FirstParagraph"/>
       </w:pPr>
       <w:r>
-        <w:t xml:space="preserve">Ced: Not sure if needed, probably beyond the scope of the paper. Could do corr plot, plotting the value of a parameter over viewing distances by species. Nothing hardcore</w:t>
+        <w:t xml:space="preserve">Ced: As you see fit. If you think this is useful and can easily be added, please do so.</w:t>
       </w:r>
     </w:p>
     <w:p>

--- a/QCPA_r-script.docx
+++ b/QCPA_r-script.docx
@@ -4464,187 +4464,124 @@
         <w:rPr>
           <w:rStyle w:val="VerbatimChar"/>
         </w:rPr>
-        <w:t xml:space="preserve">##             Species                            Ind Dist    ROI X</w:t>
-      </w:r>
-      <w:r>
-        <w:br/>
-      </w:r>
-      <w:r>
-        <w:rPr>
-          <w:rStyle w:val="VerbatimChar"/>
-        </w:rPr>
-        <w:t xml:space="preserve">## 1 Aphelodoris varia 3_AphelodorisVaria_10_NF_D_RAW 30cm animal 1</w:t>
-      </w:r>
-      <w:r>
-        <w:br/>
-      </w:r>
-      <w:r>
-        <w:rPr>
-          <w:rStyle w:val="VerbatimChar"/>
-        </w:rPr>
-        <w:t xml:space="preserve">## 2 Aphelodoris varia 3_AphelodorisVaria_10_NF_D_RAW 50cm animal 1</w:t>
-      </w:r>
-      <w:r>
-        <w:br/>
-      </w:r>
-      <w:r>
-        <w:rPr>
-          <w:rStyle w:val="VerbatimChar"/>
-        </w:rPr>
-        <w:t xml:space="preserve">## 3 Aphelodoris varia 3_AphelodorisVaria_11_NF_D_RAW 30cm animal 1</w:t>
-      </w:r>
-      <w:r>
-        <w:br/>
-      </w:r>
-      <w:r>
-        <w:rPr>
-          <w:rStyle w:val="VerbatimChar"/>
-        </w:rPr>
-        <w:t xml:space="preserve">## 4 Aphelodoris varia 3_AphelodorisVaria_11_NF_D_RAW 50cm animal 1</w:t>
-      </w:r>
-      <w:r>
-        <w:br/>
-      </w:r>
-      <w:r>
-        <w:rPr>
-          <w:rStyle w:val="VerbatimChar"/>
-        </w:rPr>
-        <w:t xml:space="preserve">## 5        Aplysia sp         4_Aplysiasp_1_NL_N_RAW 30cm animal 1</w:t>
-      </w:r>
-      <w:r>
-        <w:br/>
-      </w:r>
-      <w:r>
-        <w:rPr>
-          <w:rStyle w:val="VerbatimChar"/>
-        </w:rPr>
-        <w:t xml:space="preserve">## 6        Aplysia sp         4_Aplysiasp_1_NL_N_RAW 50cm animal 1</w:t>
-      </w:r>
-      <w:r>
-        <w:br/>
-      </w:r>
-      <w:r>
-        <w:rPr>
-          <w:rStyle w:val="VerbatimChar"/>
-        </w:rPr>
-        <w:t xml:space="preserve">##                                                                                  Image</w:t>
-      </w:r>
-      <w:r>
-        <w:br/>
-      </w:r>
-      <w:r>
-        <w:rPr>
-          <w:rStyle w:val="VerbatimChar"/>
-        </w:rPr>
-        <w:t xml:space="preserve">## 1 3_AphelodorisVaria_10_NF_D_RAW.ORF_Acuity3_Dist300_0_WeberFiltered_itr5_rad5_fall3_0</w:t>
-      </w:r>
-      <w:r>
-        <w:br/>
-      </w:r>
-      <w:r>
-        <w:rPr>
-          <w:rStyle w:val="VerbatimChar"/>
-        </w:rPr>
-        <w:t xml:space="preserve">## 2 3_AphelodorisVaria_10_NF_D_RAW.ORF_Acuity3_Dist500_0_WeberFiltered_itr5_rad5_fall3_0</w:t>
-      </w:r>
-      <w:r>
-        <w:br/>
-      </w:r>
-      <w:r>
-        <w:rPr>
-          <w:rStyle w:val="VerbatimChar"/>
-        </w:rPr>
-        <w:t xml:space="preserve">## 3 3_AphelodorisVaria_11_NF_D_RAW.ORF_Acuity3_Dist300_0_WeberFiltered_itr5_rad5_fall3_0</w:t>
-      </w:r>
-      <w:r>
-        <w:br/>
-      </w:r>
-      <w:r>
-        <w:rPr>
-          <w:rStyle w:val="VerbatimChar"/>
-        </w:rPr>
-        <w:t xml:space="preserve">## 4 3_AphelodorisVaria_11_NF_D_RAW.ORF_Acuity3_Dist500_0_WeberFiltered_itr5_rad5_fall3_0</w:t>
-      </w:r>
-      <w:r>
-        <w:br/>
-      </w:r>
-      <w:r>
-        <w:rPr>
-          <w:rStyle w:val="VerbatimChar"/>
-        </w:rPr>
-        <w:t xml:space="preserve">## 5    4_AplysiaParvula_1_NL_N_RAW.ORF_Acuity3_Dist300_0_WeberFiltered_itr5_rad5_fall3_0</w:t>
-      </w:r>
-      <w:r>
-        <w:br/>
-      </w:r>
-      <w:r>
-        <w:rPr>
-          <w:rStyle w:val="VerbatimChar"/>
-        </w:rPr>
-        <w:t xml:space="preserve">## 6    4_AplysiaParvula_1_NL_N_RAW.ORF_Acuity3_Dist500_0_WeberFiltered_itr5_rad5_fall3_0</w:t>
-      </w:r>
-      <w:r>
-        <w:br/>
-      </w:r>
-      <w:r>
-        <w:rPr>
-          <w:rStyle w:val="VerbatimChar"/>
-        </w:rPr>
-        <w:t xml:space="preserve">##     CAA.Sc    CAA.Jc   CAA.St    CAA.Jt     CAA.Hc     CAA.Qc</w:t>
-      </w:r>
-      <w:r>
-        <w:br/>
-      </w:r>
-      <w:r>
-        <w:rPr>
-          <w:rStyle w:val="VerbatimChar"/>
-        </w:rPr>
-        <w:t xml:space="preserve">## 1 1.000000 1.0000000      Inf       NaN 0.00000000        NaN</w:t>
-      </w:r>
-      <w:r>
-        <w:br/>
-      </w:r>
-      <w:r>
-        <w:rPr>
-          <w:rStyle w:val="VerbatimChar"/>
-        </w:rPr>
-        <w:t xml:space="preserve">## 2 1.000000 1.0000000      Inf       NaN 0.00000000        NaN</w:t>
-      </w:r>
-      <w:r>
-        <w:br/>
-      </w:r>
-      <w:r>
-        <w:rPr>
-          <w:rStyle w:val="VerbatimChar"/>
-        </w:rPr>
-        <w:t xml:space="preserve">## 3 3.407769 0.8519422 3.086572 0.5144287 1.29367056 0.93318605</w:t>
-      </w:r>
-      <w:r>
-        <w:br/>
-      </w:r>
-      <w:r>
-        <w:rPr>
-          <w:rStyle w:val="VerbatimChar"/>
-        </w:rPr>
-        <w:t xml:space="preserve">## 4 3.321784 0.8304460 2.706124 0.4510207 1.28003640 0.92335109</w:t>
-      </w:r>
-      <w:r>
-        <w:br/>
-      </w:r>
-      <w:r>
-        <w:rPr>
-          <w:rStyle w:val="VerbatimChar"/>
-        </w:rPr>
-        <w:t xml:space="preserve">## 5 2.095732 0.6985775 1.219512 0.4065041 0.80674082 0.73432714</w:t>
-      </w:r>
-      <w:r>
-        <w:br/>
-      </w:r>
-      <w:r>
-        <w:rPr>
-          <w:rStyle w:val="VerbatimChar"/>
-        </w:rPr>
-        <w:t xml:space="preserve">## 6 1.020302 0.5101512 1.000000 1.0000000 0.05623232 0.08112609</w:t>
+        <w:t xml:space="preserve">##             Species                            Ind Dist    ROI X                                                                                Image   CAA.Sc</w:t>
+      </w:r>
+      <w:r>
+        <w:br/>
+      </w:r>
+      <w:r>
+        <w:rPr>
+          <w:rStyle w:val="VerbatimChar"/>
+        </w:rPr>
+        <w:t xml:space="preserve">## 1 Aphelodoris varia 3_AphelodorisVaria_10_NF_D_RAW 30cm animal 1 3_AphelodorisVaria_10_NF_D_RAW.ORF_Acuity3_Dist300_0_WeberFiltered_itr5_rad5_fall3_0 1.000000</w:t>
+      </w:r>
+      <w:r>
+        <w:br/>
+      </w:r>
+      <w:r>
+        <w:rPr>
+          <w:rStyle w:val="VerbatimChar"/>
+        </w:rPr>
+        <w:t xml:space="preserve">## 2 Aphelodoris varia 3_AphelodorisVaria_10_NF_D_RAW 50cm animal 1 3_AphelodorisVaria_10_NF_D_RAW.ORF_Acuity3_Dist500_0_WeberFiltered_itr5_rad5_fall3_0 1.000000</w:t>
+      </w:r>
+      <w:r>
+        <w:br/>
+      </w:r>
+      <w:r>
+        <w:rPr>
+          <w:rStyle w:val="VerbatimChar"/>
+        </w:rPr>
+        <w:t xml:space="preserve">## 3 Aphelodoris varia 3_AphelodorisVaria_11_NF_D_RAW 30cm animal 1 3_AphelodorisVaria_11_NF_D_RAW.ORF_Acuity3_Dist300_0_WeberFiltered_itr5_rad5_fall3_0 3.407769</w:t>
+      </w:r>
+      <w:r>
+        <w:br/>
+      </w:r>
+      <w:r>
+        <w:rPr>
+          <w:rStyle w:val="VerbatimChar"/>
+        </w:rPr>
+        <w:t xml:space="preserve">## 4 Aphelodoris varia 3_AphelodorisVaria_11_NF_D_RAW 50cm animal 1 3_AphelodorisVaria_11_NF_D_RAW.ORF_Acuity3_Dist500_0_WeberFiltered_itr5_rad5_fall3_0 3.321784</w:t>
+      </w:r>
+      <w:r>
+        <w:br/>
+      </w:r>
+      <w:r>
+        <w:rPr>
+          <w:rStyle w:val="VerbatimChar"/>
+        </w:rPr>
+        <w:t xml:space="preserve">## 5        Aplysia sp         4_Aplysiasp_1_NL_N_RAW 30cm animal 1    4_AplysiaParvula_1_NL_N_RAW.ORF_Acuity3_Dist300_0_WeberFiltered_itr5_rad5_fall3_0 2.095732</w:t>
+      </w:r>
+      <w:r>
+        <w:br/>
+      </w:r>
+      <w:r>
+        <w:rPr>
+          <w:rStyle w:val="VerbatimChar"/>
+        </w:rPr>
+        <w:t xml:space="preserve">## 6        Aplysia sp         4_Aplysiasp_1_NL_N_RAW 50cm animal 1    4_AplysiaParvula_1_NL_N_RAW.ORF_Acuity3_Dist500_0_WeberFiltered_itr5_rad5_fall3_0 1.020302</w:t>
+      </w:r>
+      <w:r>
+        <w:br/>
+      </w:r>
+      <w:r>
+        <w:rPr>
+          <w:rStyle w:val="VerbatimChar"/>
+        </w:rPr>
+        <w:t xml:space="preserve">##      CAA.Jc   CAA.St    CAA.Jt     CAA.Hc     CAA.Qc</w:t>
+      </w:r>
+      <w:r>
+        <w:br/>
+      </w:r>
+      <w:r>
+        <w:rPr>
+          <w:rStyle w:val="VerbatimChar"/>
+        </w:rPr>
+        <w:t xml:space="preserve">## 1 1.0000000      Inf       NaN 0.00000000        NaN</w:t>
+      </w:r>
+      <w:r>
+        <w:br/>
+      </w:r>
+      <w:r>
+        <w:rPr>
+          <w:rStyle w:val="VerbatimChar"/>
+        </w:rPr>
+        <w:t xml:space="preserve">## 2 1.0000000      Inf       NaN 0.00000000        NaN</w:t>
+      </w:r>
+      <w:r>
+        <w:br/>
+      </w:r>
+      <w:r>
+        <w:rPr>
+          <w:rStyle w:val="VerbatimChar"/>
+        </w:rPr>
+        <w:t xml:space="preserve">## 3 0.8519422 3.086572 0.5144287 1.29367056 0.93318605</w:t>
+      </w:r>
+      <w:r>
+        <w:br/>
+      </w:r>
+      <w:r>
+        <w:rPr>
+          <w:rStyle w:val="VerbatimChar"/>
+        </w:rPr>
+        <w:t xml:space="preserve">## 4 0.8304460 2.706124 0.4510207 1.28003640 0.92335109</w:t>
+      </w:r>
+      <w:r>
+        <w:br/>
+      </w:r>
+      <w:r>
+        <w:rPr>
+          <w:rStyle w:val="VerbatimChar"/>
+        </w:rPr>
+        <w:t xml:space="preserve">## 5 0.6985775 1.219512 0.4065041 0.80674082 0.73432714</w:t>
+      </w:r>
+      <w:r>
+        <w:br/>
+      </w:r>
+      <w:r>
+        <w:rPr>
+          <w:rStyle w:val="VerbatimChar"/>
+        </w:rPr>
+        <w:t xml:space="preserve">## 6 0.5101512 1.000000 1.0000000 0.05623232 0.08112609</w:t>
       </w:r>
     </w:p>
     <w:p>
@@ -6570,565 +6507,268 @@
         <w:rPr>
           <w:rStyle w:val="VerbatimChar"/>
         </w:rPr>
-        <w:t xml:space="preserve">##             Species                            Ind Dist    ROI CAA.Sc CAA.Jc</w:t>
-      </w:r>
-      <w:r>
-        <w:br/>
-      </w:r>
-      <w:r>
-        <w:rPr>
-          <w:rStyle w:val="VerbatimChar"/>
-        </w:rPr>
-        <w:t xml:space="preserve">## 1 Aphelodoris varia 3_AphelodorisVaria_10_NF_D_RAW 30cm animal      1      1</w:t>
-      </w:r>
-      <w:r>
-        <w:br/>
-      </w:r>
-      <w:r>
-        <w:rPr>
-          <w:rStyle w:val="VerbatimChar"/>
-        </w:rPr>
-        <w:t xml:space="preserve">## 2 Aphelodoris varia 3_AphelodorisVaria_10_NF_D_RAW 50cm animal      1      1</w:t>
-      </w:r>
-      <w:r>
-        <w:br/>
-      </w:r>
-      <w:r>
-        <w:rPr>
-          <w:rStyle w:val="VerbatimChar"/>
-        </w:rPr>
-        <w:t xml:space="preserve">##   CAA.St CAA.Jt CAA.Hc CAA.Qc CAA.Ht CAA.Qt CAA.Scpl CAA.Qcpl CAA.C CAA.Sc.Hrz</w:t>
-      </w:r>
-      <w:r>
-        <w:br/>
-      </w:r>
-      <w:r>
-        <w:rPr>
-          <w:rStyle w:val="VerbatimChar"/>
-        </w:rPr>
-        <w:t xml:space="preserve">## 1    Inf    NaN      0    NaN      0    NaN      Inf      NaN     0          1</w:t>
-      </w:r>
-      <w:r>
-        <w:br/>
-      </w:r>
-      <w:r>
-        <w:rPr>
-          <w:rStyle w:val="VerbatimChar"/>
-        </w:rPr>
-        <w:t xml:space="preserve">## 2    Inf    NaN      0    NaN      0    NaN      Inf      NaN     0          1</w:t>
-      </w:r>
-      <w:r>
-        <w:br/>
-      </w:r>
-      <w:r>
-        <w:rPr>
-          <w:rStyle w:val="VerbatimChar"/>
-        </w:rPr>
-        <w:t xml:space="preserve">##   CAA.Sc.Vrt CAA.Jc.Hrz CAA.Jc.Vrt CAA.St.Hrz CAA.St.Vrt CAA.Jt.Hrz CAA.Jt.Vrt</w:t>
-      </w:r>
-      <w:r>
-        <w:br/>
-      </w:r>
-      <w:r>
-        <w:rPr>
-          <w:rStyle w:val="VerbatimChar"/>
-        </w:rPr>
-        <w:t xml:space="preserve">## 1          1          1          1        Inf        Inf        NaN        NaN</w:t>
-      </w:r>
-      <w:r>
-        <w:br/>
-      </w:r>
-      <w:r>
-        <w:rPr>
-          <w:rStyle w:val="VerbatimChar"/>
-        </w:rPr>
-        <w:t xml:space="preserve">## 2          1          1          1        Inf        Inf        NaN        NaN</w:t>
-      </w:r>
-      <w:r>
-        <w:br/>
-      </w:r>
-      <w:r>
-        <w:rPr>
-          <w:rStyle w:val="VerbatimChar"/>
-        </w:rPr>
-        <w:t xml:space="preserve">##   CAA.Hc.Hrz CAA.Hc.Vrt CAA.Qc.Hrz CAA.Qc.Vrt CAA.Ht.Hrz CAA.Ht.Vrt CAA.Qt.Hrz</w:t>
-      </w:r>
-      <w:r>
-        <w:br/>
-      </w:r>
-      <w:r>
-        <w:rPr>
-          <w:rStyle w:val="VerbatimChar"/>
-        </w:rPr>
-        <w:t xml:space="preserve">## 1          0          0        NaN        NaN          0          0        NaN</w:t>
-      </w:r>
-      <w:r>
-        <w:br/>
-      </w:r>
-      <w:r>
-        <w:rPr>
-          <w:rStyle w:val="VerbatimChar"/>
-        </w:rPr>
-        <w:t xml:space="preserve">## 2          0          0        NaN        NaN          0          0        NaN</w:t>
-      </w:r>
-      <w:r>
-        <w:br/>
-      </w:r>
-      <w:r>
-        <w:rPr>
-          <w:rStyle w:val="VerbatimChar"/>
-        </w:rPr>
-        <w:t xml:space="preserve">##   CAA.Qt.Vrt CAA.Scpl.Hrz CAA.Scpl.Vrt CAA.Qcpl.Hrz CAA.Qcpl.Vrt CAA.C.Hrz</w:t>
-      </w:r>
-      <w:r>
-        <w:br/>
-      </w:r>
-      <w:r>
-        <w:rPr>
-          <w:rStyle w:val="VerbatimChar"/>
-        </w:rPr>
-        <w:t xml:space="preserve">## 1        NaN          Inf          Inf          NaN          NaN         0</w:t>
-      </w:r>
-      <w:r>
-        <w:br/>
-      </w:r>
-      <w:r>
-        <w:rPr>
-          <w:rStyle w:val="VerbatimChar"/>
-        </w:rPr>
-        <w:t xml:space="preserve">## 2        NaN          Inf          Inf          NaN          NaN         0</w:t>
-      </w:r>
-      <w:r>
-        <w:br/>
-      </w:r>
-      <w:r>
-        <w:rPr>
-          <w:rStyle w:val="VerbatimChar"/>
-        </w:rPr>
-        <w:t xml:space="preserve">##   CAA.C.Vrt CAA.PT CAA.PT.Hrz CAA.PT.Vrt CAA.Asp     VCA.ML VCA.sL VCA.CVL</w:t>
-      </w:r>
-      <w:r>
-        <w:br/>
-      </w:r>
-      <w:r>
-        <w:rPr>
-          <w:rStyle w:val="VerbatimChar"/>
-        </w:rPr>
-        <w:t xml:space="preserve">## 1         0    Inf        Inf        Inf     NaN 0.07415875    NaN     NaN</w:t>
-      </w:r>
-      <w:r>
-        <w:br/>
-      </w:r>
-      <w:r>
-        <w:rPr>
-          <w:rStyle w:val="VerbatimChar"/>
-        </w:rPr>
-        <w:t xml:space="preserve">## 2         0    Inf        Inf        Inf     NaN 0.07259081    NaN     NaN</w:t>
-      </w:r>
-      <w:r>
-        <w:br/>
-      </w:r>
-      <w:r>
-        <w:rPr>
-          <w:rStyle w:val="VerbatimChar"/>
-        </w:rPr>
-        <w:t xml:space="preserve">##    VCA.MDmax VCA.sDmax VCA.CVDmax VCA.MSsat VCA.sSsat VCA.CVSsat VCA.MSL</w:t>
-      </w:r>
-      <w:r>
-        <w:br/>
-      </w:r>
-      <w:r>
-        <w:rPr>
-          <w:rStyle w:val="VerbatimChar"/>
-        </w:rPr>
-        <w:t xml:space="preserve">## 1 0.08914595       NaN        NaN  2.695919       NaN        NaN     NaN</w:t>
-      </w:r>
-      <w:r>
-        <w:br/>
-      </w:r>
-      <w:r>
-        <w:rPr>
-          <w:rStyle w:val="VerbatimChar"/>
-        </w:rPr>
-        <w:t xml:space="preserve">## 2 0.08963545       NaN        NaN  2.723553       NaN        NaN     NaN</w:t>
-      </w:r>
-      <w:r>
-        <w:br/>
-      </w:r>
-      <w:r>
-        <w:rPr>
-          <w:rStyle w:val="VerbatimChar"/>
-        </w:rPr>
-        <w:t xml:space="preserve">##   VCA.sSL VCA.CVSL VCA.MS VCA.sS VCA.CVS VCA.ML.Hrz VCA.sL.Hrz VCA.CVL.Hrz</w:t>
-      </w:r>
-      <w:r>
-        <w:br/>
-      </w:r>
-      <w:r>
-        <w:rPr>
-          <w:rStyle w:val="VerbatimChar"/>
-        </w:rPr>
-        <w:t xml:space="preserve">## 1     NaN      NaN    NaN    NaN     NaN 0.07415875        NaN         NaN</w:t>
-      </w:r>
-      <w:r>
-        <w:br/>
-      </w:r>
-      <w:r>
-        <w:rPr>
-          <w:rStyle w:val="VerbatimChar"/>
-        </w:rPr>
-        <w:t xml:space="preserve">## 2     NaN      NaN    NaN    NaN     NaN 0.07259081        NaN         NaN</w:t>
-      </w:r>
-      <w:r>
-        <w:br/>
-      </w:r>
-      <w:r>
-        <w:rPr>
-          <w:rStyle w:val="VerbatimChar"/>
-        </w:rPr>
-        <w:t xml:space="preserve">##   VCA.ML.Vrt VCA.sL.Vrt VCA.CVL.Vrt VCA.MDmax.Hrz VCA.sDmax.Hrz VCA.CVDmax.Hrz</w:t>
-      </w:r>
-      <w:r>
-        <w:br/>
-      </w:r>
-      <w:r>
-        <w:rPr>
-          <w:rStyle w:val="VerbatimChar"/>
-        </w:rPr>
-        <w:t xml:space="preserve">## 1 0.07415875        NaN         NaN    0.08914595           NaN            NaN</w:t>
-      </w:r>
-      <w:r>
-        <w:br/>
-      </w:r>
-      <w:r>
-        <w:rPr>
-          <w:rStyle w:val="VerbatimChar"/>
-        </w:rPr>
-        <w:t xml:space="preserve">## 2 0.07259081        NaN         NaN    0.08963545           NaN            NaN</w:t>
-      </w:r>
-      <w:r>
-        <w:br/>
-      </w:r>
-      <w:r>
-        <w:rPr>
-          <w:rStyle w:val="VerbatimChar"/>
-        </w:rPr>
-        <w:t xml:space="preserve">##   VCA.MDmax.Vrt VCA.sDmax.Vrt VCA.CVDmax.Vrt VCA.MSsat.Hrz VCA.sSsat.Hrz</w:t>
-      </w:r>
-      <w:r>
-        <w:br/>
-      </w:r>
-      <w:r>
-        <w:rPr>
-          <w:rStyle w:val="VerbatimChar"/>
-        </w:rPr>
-        <w:t xml:space="preserve">## 1    0.08914595           NaN            NaN      2.695919           NaN</w:t>
-      </w:r>
-      <w:r>
-        <w:br/>
-      </w:r>
-      <w:r>
-        <w:rPr>
-          <w:rStyle w:val="VerbatimChar"/>
-        </w:rPr>
-        <w:t xml:space="preserve">## 2    0.08963545           NaN            NaN      2.723553           NaN</w:t>
-      </w:r>
-      <w:r>
-        <w:br/>
-      </w:r>
-      <w:r>
-        <w:rPr>
-          <w:rStyle w:val="VerbatimChar"/>
-        </w:rPr>
-        <w:t xml:space="preserve">##   VCA.CVSsat.Hrz VCA.MSsat.Vrt VCA.sSsat.Vrt VCA.CVSsat.Vrt VCA.MSL.Hrz</w:t>
-      </w:r>
-      <w:r>
-        <w:br/>
-      </w:r>
-      <w:r>
-        <w:rPr>
-          <w:rStyle w:val="VerbatimChar"/>
-        </w:rPr>
-        <w:t xml:space="preserve">## 1            NaN      2.695919           NaN            NaN         NaN</w:t>
-      </w:r>
-      <w:r>
-        <w:br/>
-      </w:r>
-      <w:r>
-        <w:rPr>
-          <w:rStyle w:val="VerbatimChar"/>
-        </w:rPr>
-        <w:t xml:space="preserve">## 2            NaN      2.723553           NaN            NaN         NaN</w:t>
-      </w:r>
-      <w:r>
-        <w:br/>
-      </w:r>
-      <w:r>
-        <w:rPr>
-          <w:rStyle w:val="VerbatimChar"/>
-        </w:rPr>
-        <w:t xml:space="preserve">##   VCA.sSL.Hrz VCA.CVSL.Hrz VCA.MSL.Vrt VCA.sSL.Vrt VCA.CVSL.Vrt VCA.MS.Hrz</w:t>
-      </w:r>
-      <w:r>
-        <w:br/>
-      </w:r>
-      <w:r>
-        <w:rPr>
-          <w:rStyle w:val="VerbatimChar"/>
-        </w:rPr>
-        <w:t xml:space="preserve">## 1         NaN          NaN         NaN         NaN          NaN        NaN</w:t>
-      </w:r>
-      <w:r>
-        <w:br/>
-      </w:r>
-      <w:r>
-        <w:rPr>
-          <w:rStyle w:val="VerbatimChar"/>
-        </w:rPr>
-        <w:t xml:space="preserve">## 2         NaN          NaN         NaN         NaN          NaN        NaN</w:t>
-      </w:r>
-      <w:r>
-        <w:br/>
-      </w:r>
-      <w:r>
-        <w:rPr>
-          <w:rStyle w:val="VerbatimChar"/>
-        </w:rPr>
-        <w:t xml:space="preserve">##   VCA.sS.Hrz VCA.CVS.Hrz VCA.MS.Vrt VCA.sS.Vrt VCA.CVS.Vrt BSA.BML BSA.BsL</w:t>
-      </w:r>
-      <w:r>
-        <w:br/>
-      </w:r>
-      <w:r>
-        <w:rPr>
-          <w:rStyle w:val="VerbatimChar"/>
-        </w:rPr>
-        <w:t xml:space="preserve">## 1        NaN         NaN        NaN        NaN         NaN       0       0</w:t>
-      </w:r>
-      <w:r>
-        <w:br/>
-      </w:r>
-      <w:r>
-        <w:rPr>
-          <w:rStyle w:val="VerbatimChar"/>
-        </w:rPr>
-        <w:t xml:space="preserve">## 2        NaN         NaN        NaN        NaN         NaN       0       0</w:t>
-      </w:r>
-      <w:r>
-        <w:br/>
-      </w:r>
-      <w:r>
-        <w:rPr>
-          <w:rStyle w:val="VerbatimChar"/>
-        </w:rPr>
-        <w:t xml:space="preserve">##   BSA.BCVL BSA.BMDmax BSA.BsDmax BSA.BCVDmax BSA.BMSsat BSA.BsSsat BSA.BCVSsat</w:t>
-      </w:r>
-      <w:r>
-        <w:br/>
-      </w:r>
-      <w:r>
-        <w:rPr>
-          <w:rStyle w:val="VerbatimChar"/>
-        </w:rPr>
-        <w:t xml:space="preserve">## 1      NaN          0          0         NaN          0          0         NaN</w:t>
-      </w:r>
-      <w:r>
-        <w:br/>
-      </w:r>
-      <w:r>
-        <w:rPr>
-          <w:rStyle w:val="VerbatimChar"/>
-        </w:rPr>
-        <w:t xml:space="preserve">## 2      NaN          0          0         NaN          0          0         NaN</w:t>
-      </w:r>
-      <w:r>
-        <w:br/>
-      </w:r>
-      <w:r>
-        <w:rPr>
-          <w:rStyle w:val="VerbatimChar"/>
-        </w:rPr>
-        <w:t xml:space="preserve">##   BSA.BMSL BSA.BsSL BSA.BCVSL BSA.BMS BSA.BsS BSA.BCVS BSA.BML.Hrz BSA.BsL.Hrz</w:t>
-      </w:r>
-      <w:r>
-        <w:br/>
-      </w:r>
-      <w:r>
-        <w:rPr>
-          <w:rStyle w:val="VerbatimChar"/>
-        </w:rPr>
-        <w:t xml:space="preserve">## 1        0        0       NaN       0       0      NaN           0           0</w:t>
-      </w:r>
-      <w:r>
-        <w:br/>
-      </w:r>
-      <w:r>
-        <w:rPr>
-          <w:rStyle w:val="VerbatimChar"/>
-        </w:rPr>
-        <w:t xml:space="preserve">## 2        0        0       NaN       0       0      NaN           0           0</w:t>
-      </w:r>
-      <w:r>
-        <w:br/>
-      </w:r>
-      <w:r>
-        <w:rPr>
-          <w:rStyle w:val="VerbatimChar"/>
-        </w:rPr>
-        <w:t xml:space="preserve">##   BSA.BCVL.Hrz BSA.BML.Vrt BSA.BsL.Vrt BSA.BCVL.Vrt BSA.BMDmax.Hrz</w:t>
-      </w:r>
-      <w:r>
-        <w:br/>
-      </w:r>
-      <w:r>
-        <w:rPr>
-          <w:rStyle w:val="VerbatimChar"/>
-        </w:rPr>
-        <w:t xml:space="preserve">## 1          NaN           0           0          NaN              0</w:t>
-      </w:r>
-      <w:r>
-        <w:br/>
-      </w:r>
-      <w:r>
-        <w:rPr>
-          <w:rStyle w:val="VerbatimChar"/>
-        </w:rPr>
-        <w:t xml:space="preserve">## 2          NaN           0           0          NaN              0</w:t>
-      </w:r>
-      <w:r>
-        <w:br/>
-      </w:r>
-      <w:r>
-        <w:rPr>
-          <w:rStyle w:val="VerbatimChar"/>
-        </w:rPr>
-        <w:t xml:space="preserve">##   BSA.BsDmax.Hrz BSA.BCVDmax.Hrz BSA.BMDmax.Vrt BSA.BsDmax.Vrt BSA.BCVDmax.Vrt</w:t>
-      </w:r>
-      <w:r>
-        <w:br/>
-      </w:r>
-      <w:r>
-        <w:rPr>
-          <w:rStyle w:val="VerbatimChar"/>
-        </w:rPr>
-        <w:t xml:space="preserve">## 1              0             NaN              0              0             NaN</w:t>
-      </w:r>
-      <w:r>
-        <w:br/>
-      </w:r>
-      <w:r>
-        <w:rPr>
-          <w:rStyle w:val="VerbatimChar"/>
-        </w:rPr>
-        <w:t xml:space="preserve">## 2              0             NaN              0              0             NaN</w:t>
-      </w:r>
-      <w:r>
-        <w:br/>
-      </w:r>
-      <w:r>
-        <w:rPr>
-          <w:rStyle w:val="VerbatimChar"/>
-        </w:rPr>
-        <w:t xml:space="preserve">##   BSA.BMSsat.Hrz BSA.BsSsat.Hrz BSA.BCVSsat.Hrz BSA.BMSsat.Vrt BSA.BsSsat.Vrt</w:t>
-      </w:r>
-      <w:r>
-        <w:br/>
-      </w:r>
-      <w:r>
-        <w:rPr>
-          <w:rStyle w:val="VerbatimChar"/>
-        </w:rPr>
-        <w:t xml:space="preserve">## 1              0              0             NaN              0              0</w:t>
-      </w:r>
-      <w:r>
-        <w:br/>
-      </w:r>
-      <w:r>
-        <w:rPr>
-          <w:rStyle w:val="VerbatimChar"/>
-        </w:rPr>
-        <w:t xml:space="preserve">## 2              0              0             NaN              0              0</w:t>
-      </w:r>
-      <w:r>
-        <w:br/>
-      </w:r>
-      <w:r>
-        <w:rPr>
-          <w:rStyle w:val="VerbatimChar"/>
-        </w:rPr>
-        <w:t xml:space="preserve">##   BSA.BCVSsat.Vrt BSA.BMSL.Hrz BSA.BsSL.Hrz BSA.BCVSL.Hrz BSA.BMSL.Vrt</w:t>
-      </w:r>
-      <w:r>
-        <w:br/>
-      </w:r>
-      <w:r>
-        <w:rPr>
-          <w:rStyle w:val="VerbatimChar"/>
-        </w:rPr>
-        <w:t xml:space="preserve">## 1             NaN            0            0           NaN            0</w:t>
-      </w:r>
-      <w:r>
-        <w:br/>
-      </w:r>
-      <w:r>
-        <w:rPr>
-          <w:rStyle w:val="VerbatimChar"/>
-        </w:rPr>
-        <w:t xml:space="preserve">## 2             NaN            0            0           NaN            0</w:t>
-      </w:r>
-      <w:r>
-        <w:br/>
-      </w:r>
-      <w:r>
-        <w:rPr>
-          <w:rStyle w:val="VerbatimChar"/>
-        </w:rPr>
-        <w:t xml:space="preserve">##   BSA.BsSL.Vrt BSA.BCVSL.Vrt BSA.BMS.Hrz BSA.BsS.Hrz BSA.BCVS.Hrz BSA.BMS.Vrt</w:t>
-      </w:r>
-      <w:r>
-        <w:br/>
-      </w:r>
-      <w:r>
-        <w:rPr>
-          <w:rStyle w:val="VerbatimChar"/>
-        </w:rPr>
-        <w:t xml:space="preserve">## 1            0           NaN           0           0          NaN           0</w:t>
-      </w:r>
-      <w:r>
-        <w:br/>
-      </w:r>
-      <w:r>
-        <w:rPr>
-          <w:rStyle w:val="VerbatimChar"/>
-        </w:rPr>
-        <w:t xml:space="preserve">## 2            0           NaN           0           0          NaN           0</w:t>
-      </w:r>
-      <w:r>
-        <w:br/>
-      </w:r>
-      <w:r>
-        <w:rPr>
-          <w:rStyle w:val="VerbatimChar"/>
-        </w:rPr>
-        <w:t xml:space="preserve">##   BSA.BsS.Vrt BSA.BCVS.Vrt</w:t>
-      </w:r>
-      <w:r>
-        <w:br/>
-      </w:r>
-      <w:r>
-        <w:rPr>
-          <w:rStyle w:val="VerbatimChar"/>
-        </w:rPr>
-        <w:t xml:space="preserve">## 1           0          NaN</w:t>
-      </w:r>
-      <w:r>
-        <w:br/>
-      </w:r>
-      <w:r>
-        <w:rPr>
-          <w:rStyle w:val="VerbatimChar"/>
-        </w:rPr>
-        <w:t xml:space="preserve">## 2           0          NaN</w:t>
+        <w:t xml:space="preserve">##             Species                            Ind Dist    ROI CAA.Sc CAA.Jc CAA.St CAA.Jt CAA.Hc CAA.Qc CAA.Ht CAA.Qt CAA.Scpl CAA.Qcpl CAA.C CAA.Sc.Hrz</w:t>
+      </w:r>
+      <w:r>
+        <w:br/>
+      </w:r>
+      <w:r>
+        <w:rPr>
+          <w:rStyle w:val="VerbatimChar"/>
+        </w:rPr>
+        <w:t xml:space="preserve">## 1 Aphelodoris varia 3_AphelodorisVaria_10_NF_D_RAW 30cm animal      1      1    Inf    NaN      0    NaN      0    NaN      Inf      NaN     0          1</w:t>
+      </w:r>
+      <w:r>
+        <w:br/>
+      </w:r>
+      <w:r>
+        <w:rPr>
+          <w:rStyle w:val="VerbatimChar"/>
+        </w:rPr>
+        <w:t xml:space="preserve">## 2 Aphelodoris varia 3_AphelodorisVaria_10_NF_D_RAW 50cm animal      1      1    Inf    NaN      0    NaN      0    NaN      Inf      NaN     0          1</w:t>
+      </w:r>
+      <w:r>
+        <w:br/>
+      </w:r>
+      <w:r>
+        <w:rPr>
+          <w:rStyle w:val="VerbatimChar"/>
+        </w:rPr>
+        <w:t xml:space="preserve">##   CAA.Sc.Vrt CAA.Jc.Hrz CAA.Jc.Vrt CAA.St.Hrz CAA.St.Vrt CAA.Jt.Hrz CAA.Jt.Vrt CAA.Hc.Hrz CAA.Hc.Vrt CAA.Qc.Hrz CAA.Qc.Vrt CAA.Ht.Hrz CAA.Ht.Vrt CAA.Qt.Hrz</w:t>
+      </w:r>
+      <w:r>
+        <w:br/>
+      </w:r>
+      <w:r>
+        <w:rPr>
+          <w:rStyle w:val="VerbatimChar"/>
+        </w:rPr>
+        <w:t xml:space="preserve">## 1          1          1          1        Inf        Inf        NaN        NaN          0          0        NaN        NaN          0          0        NaN</w:t>
+      </w:r>
+      <w:r>
+        <w:br/>
+      </w:r>
+      <w:r>
+        <w:rPr>
+          <w:rStyle w:val="VerbatimChar"/>
+        </w:rPr>
+        <w:t xml:space="preserve">## 2          1          1          1        Inf        Inf        NaN        NaN          0          0        NaN        NaN          0          0        NaN</w:t>
+      </w:r>
+      <w:r>
+        <w:br/>
+      </w:r>
+      <w:r>
+        <w:rPr>
+          <w:rStyle w:val="VerbatimChar"/>
+        </w:rPr>
+        <w:t xml:space="preserve">##   CAA.Qt.Vrt CAA.Scpl.Hrz CAA.Scpl.Vrt CAA.Qcpl.Hrz CAA.Qcpl.Vrt CAA.C.Hrz CAA.C.Vrt CAA.PT CAA.PT.Hrz CAA.PT.Vrt CAA.Asp     VCA.ML VCA.sL VCA.CVL  VCA.MDmax</w:t>
+      </w:r>
+      <w:r>
+        <w:br/>
+      </w:r>
+      <w:r>
+        <w:rPr>
+          <w:rStyle w:val="VerbatimChar"/>
+        </w:rPr>
+        <w:t xml:space="preserve">## 1        NaN          Inf          Inf          NaN          NaN         0         0    Inf        Inf        Inf     NaN 0.07415875    NaN     NaN 0.08914595</w:t>
+      </w:r>
+      <w:r>
+        <w:br/>
+      </w:r>
+      <w:r>
+        <w:rPr>
+          <w:rStyle w:val="VerbatimChar"/>
+        </w:rPr>
+        <w:t xml:space="preserve">## 2        NaN          Inf          Inf          NaN          NaN         0         0    Inf        Inf        Inf     NaN 0.07259081    NaN     NaN 0.08963545</w:t>
+      </w:r>
+      <w:r>
+        <w:br/>
+      </w:r>
+      <w:r>
+        <w:rPr>
+          <w:rStyle w:val="VerbatimChar"/>
+        </w:rPr>
+        <w:t xml:space="preserve">##   VCA.sDmax VCA.CVDmax VCA.MSsat VCA.sSsat VCA.CVSsat VCA.MSL VCA.sSL VCA.CVSL VCA.MS VCA.sS VCA.CVS VCA.ML.Hrz VCA.sL.Hrz VCA.CVL.Hrz VCA.ML.Vrt VCA.sL.Vrt</w:t>
+      </w:r>
+      <w:r>
+        <w:br/>
+      </w:r>
+      <w:r>
+        <w:rPr>
+          <w:rStyle w:val="VerbatimChar"/>
+        </w:rPr>
+        <w:t xml:space="preserve">## 1       NaN        NaN  2.695919       NaN        NaN     NaN     NaN      NaN    NaN    NaN     NaN 0.07415875        NaN         NaN 0.07415875        NaN</w:t>
+      </w:r>
+      <w:r>
+        <w:br/>
+      </w:r>
+      <w:r>
+        <w:rPr>
+          <w:rStyle w:val="VerbatimChar"/>
+        </w:rPr>
+        <w:t xml:space="preserve">## 2       NaN        NaN  2.723553       NaN        NaN     NaN     NaN      NaN    NaN    NaN     NaN 0.07259081        NaN         NaN 0.07259081        NaN</w:t>
+      </w:r>
+      <w:r>
+        <w:br/>
+      </w:r>
+      <w:r>
+        <w:rPr>
+          <w:rStyle w:val="VerbatimChar"/>
+        </w:rPr>
+        <w:t xml:space="preserve">##   VCA.CVL.Vrt VCA.MDmax.Hrz VCA.sDmax.Hrz VCA.CVDmax.Hrz VCA.MDmax.Vrt VCA.sDmax.Vrt VCA.CVDmax.Vrt VCA.MSsat.Hrz VCA.sSsat.Hrz VCA.CVSsat.Hrz VCA.MSsat.Vrt</w:t>
+      </w:r>
+      <w:r>
+        <w:br/>
+      </w:r>
+      <w:r>
+        <w:rPr>
+          <w:rStyle w:val="VerbatimChar"/>
+        </w:rPr>
+        <w:t xml:space="preserve">## 1         NaN    0.08914595           NaN            NaN    0.08914595           NaN            NaN      2.695919           NaN            NaN      2.695919</w:t>
+      </w:r>
+      <w:r>
+        <w:br/>
+      </w:r>
+      <w:r>
+        <w:rPr>
+          <w:rStyle w:val="VerbatimChar"/>
+        </w:rPr>
+        <w:t xml:space="preserve">## 2         NaN    0.08963545           NaN            NaN    0.08963545           NaN            NaN      2.723553           NaN            NaN      2.723553</w:t>
+      </w:r>
+      <w:r>
+        <w:br/>
+      </w:r>
+      <w:r>
+        <w:rPr>
+          <w:rStyle w:val="VerbatimChar"/>
+        </w:rPr>
+        <w:t xml:space="preserve">##   VCA.sSsat.Vrt VCA.CVSsat.Vrt VCA.MSL.Hrz VCA.sSL.Hrz VCA.CVSL.Hrz VCA.MSL.Vrt VCA.sSL.Vrt VCA.CVSL.Vrt VCA.MS.Hrz VCA.sS.Hrz VCA.CVS.Hrz VCA.MS.Vrt</w:t>
+      </w:r>
+      <w:r>
+        <w:br/>
+      </w:r>
+      <w:r>
+        <w:rPr>
+          <w:rStyle w:val="VerbatimChar"/>
+        </w:rPr>
+        <w:t xml:space="preserve">## 1           NaN            NaN         NaN         NaN          NaN         NaN         NaN          NaN        NaN        NaN         NaN        NaN</w:t>
+      </w:r>
+      <w:r>
+        <w:br/>
+      </w:r>
+      <w:r>
+        <w:rPr>
+          <w:rStyle w:val="VerbatimChar"/>
+        </w:rPr>
+        <w:t xml:space="preserve">## 2           NaN            NaN         NaN         NaN          NaN         NaN         NaN          NaN        NaN        NaN         NaN        NaN</w:t>
+      </w:r>
+      <w:r>
+        <w:br/>
+      </w:r>
+      <w:r>
+        <w:rPr>
+          <w:rStyle w:val="VerbatimChar"/>
+        </w:rPr>
+        <w:t xml:space="preserve">##   VCA.sS.Vrt VCA.CVS.Vrt BSA.BML BSA.BsL BSA.BCVL BSA.BMDmax BSA.BsDmax BSA.BCVDmax BSA.BMSsat BSA.BsSsat BSA.BCVSsat BSA.BMSL BSA.BsSL BSA.BCVSL BSA.BMS</w:t>
+      </w:r>
+      <w:r>
+        <w:br/>
+      </w:r>
+      <w:r>
+        <w:rPr>
+          <w:rStyle w:val="VerbatimChar"/>
+        </w:rPr>
+        <w:t xml:space="preserve">## 1        NaN         NaN       0       0      NaN          0          0         NaN          0          0         NaN        0        0       NaN       0</w:t>
+      </w:r>
+      <w:r>
+        <w:br/>
+      </w:r>
+      <w:r>
+        <w:rPr>
+          <w:rStyle w:val="VerbatimChar"/>
+        </w:rPr>
+        <w:t xml:space="preserve">## 2        NaN         NaN       0       0      NaN          0          0         NaN          0          0         NaN        0        0       NaN       0</w:t>
+      </w:r>
+      <w:r>
+        <w:br/>
+      </w:r>
+      <w:r>
+        <w:rPr>
+          <w:rStyle w:val="VerbatimChar"/>
+        </w:rPr>
+        <w:t xml:space="preserve">##   BSA.BsS BSA.BCVS BSA.BML.Hrz BSA.BsL.Hrz BSA.BCVL.Hrz BSA.BML.Vrt BSA.BsL.Vrt BSA.BCVL.Vrt BSA.BMDmax.Hrz BSA.BsDmax.Hrz BSA.BCVDmax.Hrz BSA.BMDmax.Vrt</w:t>
+      </w:r>
+      <w:r>
+        <w:br/>
+      </w:r>
+      <w:r>
+        <w:rPr>
+          <w:rStyle w:val="VerbatimChar"/>
+        </w:rPr>
+        <w:t xml:space="preserve">## 1       0      NaN           0           0          NaN           0           0          NaN              0              0             NaN              0</w:t>
+      </w:r>
+      <w:r>
+        <w:br/>
+      </w:r>
+      <w:r>
+        <w:rPr>
+          <w:rStyle w:val="VerbatimChar"/>
+        </w:rPr>
+        <w:t xml:space="preserve">## 2       0      NaN           0           0          NaN           0           0          NaN              0              0             NaN              0</w:t>
+      </w:r>
+      <w:r>
+        <w:br/>
+      </w:r>
+      <w:r>
+        <w:rPr>
+          <w:rStyle w:val="VerbatimChar"/>
+        </w:rPr>
+        <w:t xml:space="preserve">##   BSA.BsDmax.Vrt BSA.BCVDmax.Vrt BSA.BMSsat.Hrz BSA.BsSsat.Hrz BSA.BCVSsat.Hrz BSA.BMSsat.Vrt BSA.BsSsat.Vrt BSA.BCVSsat.Vrt BSA.BMSL.Hrz BSA.BsSL.Hrz</w:t>
+      </w:r>
+      <w:r>
+        <w:br/>
+      </w:r>
+      <w:r>
+        <w:rPr>
+          <w:rStyle w:val="VerbatimChar"/>
+        </w:rPr>
+        <w:t xml:space="preserve">## 1              0             NaN              0              0             NaN              0              0             NaN            0            0</w:t>
+      </w:r>
+      <w:r>
+        <w:br/>
+      </w:r>
+      <w:r>
+        <w:rPr>
+          <w:rStyle w:val="VerbatimChar"/>
+        </w:rPr>
+        <w:t xml:space="preserve">## 2              0             NaN              0              0             NaN              0              0             NaN            0            0</w:t>
+      </w:r>
+      <w:r>
+        <w:br/>
+      </w:r>
+      <w:r>
+        <w:rPr>
+          <w:rStyle w:val="VerbatimChar"/>
+        </w:rPr>
+        <w:t xml:space="preserve">##   BSA.BCVSL.Hrz BSA.BMSL.Vrt BSA.BsSL.Vrt BSA.BCVSL.Vrt BSA.BMS.Hrz BSA.BsS.Hrz BSA.BCVS.Hrz BSA.BMS.Vrt BSA.BsS.Vrt BSA.BCVS.Vrt</w:t>
+      </w:r>
+      <w:r>
+        <w:br/>
+      </w:r>
+      <w:r>
+        <w:rPr>
+          <w:rStyle w:val="VerbatimChar"/>
+        </w:rPr>
+        <w:t xml:space="preserve">## 1           NaN            0            0           NaN           0           0          NaN           0           0          NaN</w:t>
+      </w:r>
+      <w:r>
+        <w:br/>
+      </w:r>
+      <w:r>
+        <w:rPr>
+          <w:rStyle w:val="VerbatimChar"/>
+        </w:rPr>
+        <w:t xml:space="preserve">## 2           NaN            0            0           NaN           0           0          NaN           0           0          NaN</w:t>
       </w:r>
     </w:p>
     <w:p>
@@ -7395,79 +7035,52 @@
         <w:rPr>
           <w:rStyle w:val="VerbatimChar"/>
         </w:rPr>
-        <w:t xml:space="preserve">##             Species                            Ind Dist    ROI ClusterID Count</w:t>
-      </w:r>
-      <w:r>
-        <w:br/>
-      </w:r>
-      <w:r>
-        <w:rPr>
-          <w:rStyle w:val="VerbatimChar"/>
-        </w:rPr>
-        <w:t xml:space="preserve">## 1 Aphelodoris varia 3_AphelodorisVaria_10_NF_D_RAW 30cm animal         1     4</w:t>
-      </w:r>
-      <w:r>
-        <w:br/>
-      </w:r>
-      <w:r>
-        <w:rPr>
-          <w:rStyle w:val="VerbatimChar"/>
-        </w:rPr>
-        <w:t xml:space="preserve">## 2 Aphelodoris varia 3_AphelodorisVaria_10_NF_D_RAW 50cm animal         1     7</w:t>
-      </w:r>
-      <w:r>
-        <w:br/>
-      </w:r>
-      <w:r>
-        <w:rPr>
-          <w:rStyle w:val="VerbatimChar"/>
-        </w:rPr>
-        <w:t xml:space="preserve">##   Total.Area Average.Size   X.Area    Perim.    Major     Minor    Angle</w:t>
-      </w:r>
-      <w:r>
-        <w:br/>
-      </w:r>
-      <w:r>
-        <w:rPr>
-          <w:rStyle w:val="VerbatimChar"/>
-        </w:rPr>
-        <w:t xml:space="preserve">## 1       2953     738.2500 24.46764 204.91169 52.96716 17.837978 79.13099</w:t>
-      </w:r>
-      <w:r>
-        <w:br/>
-      </w:r>
-      <w:r>
-        <w:rPr>
-          <w:rStyle w:val="VerbatimChar"/>
-        </w:rPr>
-        <w:t xml:space="preserve">## 2       1084     154.8571 24.31038  66.67049 19.45619  6.734171 60.18813</w:t>
-      </w:r>
-      <w:r>
-        <w:br/>
-      </w:r>
-      <w:r>
-        <w:rPr>
-          <w:rStyle w:val="VerbatimChar"/>
-        </w:rPr>
-        <w:t xml:space="preserve">##       Circ.  Solidity    Feret   FeretX   FeretY FeretAngle MinFeret</w:t>
-      </w:r>
-      <w:r>
-        <w:br/>
-      </w:r>
-      <w:r>
-        <w:rPr>
-          <w:rStyle w:val="VerbatimChar"/>
-        </w:rPr>
-        <w:t xml:space="preserve">## 1 0.2135263 0.5150810 83.09385 19.25000 60.25000   79.74821 31.79423</w:t>
-      </w:r>
-      <w:r>
-        <w:br/>
-      </w:r>
-      <w:r>
-        <w:rPr>
-          <w:rStyle w:val="VerbatimChar"/>
-        </w:rPr>
-        <w:t xml:space="preserve">## 2 0.4806954 0.7693886 27.63505 23.42857 30.42857  105.63732 10.86412</w:t>
+        <w:t xml:space="preserve">##             Species                            Ind Dist    ROI ClusterID Count Total.Area Average.Size   X.Area    Perim.    Major     Minor    Angle     Circ.</w:t>
+      </w:r>
+      <w:r>
+        <w:br/>
+      </w:r>
+      <w:r>
+        <w:rPr>
+          <w:rStyle w:val="VerbatimChar"/>
+        </w:rPr>
+        <w:t xml:space="preserve">## 1 Aphelodoris varia 3_AphelodorisVaria_10_NF_D_RAW 30cm animal         1     4       2953     738.2500 24.46764 204.91169 52.96716 17.837978 79.13099 0.2135263</w:t>
+      </w:r>
+      <w:r>
+        <w:br/>
+      </w:r>
+      <w:r>
+        <w:rPr>
+          <w:rStyle w:val="VerbatimChar"/>
+        </w:rPr>
+        <w:t xml:space="preserve">## 2 Aphelodoris varia 3_AphelodorisVaria_10_NF_D_RAW 50cm animal         1     7       1084     154.8571 24.31038  66.67049 19.45619  6.734171 60.18813 0.4806954</w:t>
+      </w:r>
+      <w:r>
+        <w:br/>
+      </w:r>
+      <w:r>
+        <w:rPr>
+          <w:rStyle w:val="VerbatimChar"/>
+        </w:rPr>
+        <w:t xml:space="preserve">##    Solidity    Feret   FeretX   FeretY FeretAngle MinFeret</w:t>
+      </w:r>
+      <w:r>
+        <w:br/>
+      </w:r>
+      <w:r>
+        <w:rPr>
+          <w:rStyle w:val="VerbatimChar"/>
+        </w:rPr>
+        <w:t xml:space="preserve">## 1 0.5150810 83.09385 19.25000 60.25000   79.74821 31.79423</w:t>
+      </w:r>
+      <w:r>
+        <w:br/>
+      </w:r>
+      <w:r>
+        <w:rPr>
+          <w:rStyle w:val="VerbatimChar"/>
+        </w:rPr>
+        <w:t xml:space="preserve">## 2 0.7693886 27.63505 23.42857 30.42857  105.63732 10.86412</w:t>
       </w:r>
     </w:p>
     <w:p>
@@ -7736,106 +7349,52 @@
         <w:rPr>
           <w:rStyle w:val="VerbatimChar"/>
         </w:rPr>
-        <w:t xml:space="preserve">##             Species                            Ind Dist    ROI Pass ClusterID</w:t>
-      </w:r>
-      <w:r>
-        <w:br/>
-      </w:r>
-      <w:r>
-        <w:rPr>
-          <w:rStyle w:val="VerbatimChar"/>
-        </w:rPr>
-        <w:t xml:space="preserve">## 1 Aphelodoris varia 3_AphelodorisVaria_10_NF_D_RAW 30cm animal    7         1</w:t>
-      </w:r>
-      <w:r>
-        <w:br/>
-      </w:r>
-      <w:r>
-        <w:rPr>
-          <w:rStyle w:val="VerbatimChar"/>
-        </w:rPr>
-        <w:t xml:space="preserve">## 2 Aphelodoris varia 3_AphelodorisVaria_10_NF_D_RAW 50cm animal    6         1</w:t>
-      </w:r>
-      <w:r>
-        <w:br/>
-      </w:r>
-      <w:r>
-        <w:rPr>
-          <w:rStyle w:val="VerbatimChar"/>
-        </w:rPr>
-        <w:t xml:space="preserve">##      lw_mean      lw_sd    mw_mean      mw_sd    sw_mean      sw_sd   dbl_mean</w:t>
-      </w:r>
-      <w:r>
-        <w:br/>
-      </w:r>
-      <w:r>
-        <w:rPr>
-          <w:rStyle w:val="VerbatimChar"/>
-        </w:rPr>
-        <w:t xml:space="preserve">## 1 0.07855250 0.01874494 0.06783328 0.01802219 0.06569355 0.01396244 0.07415875</w:t>
-      </w:r>
-      <w:r>
-        <w:br/>
-      </w:r>
-      <w:r>
-        <w:rPr>
-          <w:rStyle w:val="VerbatimChar"/>
-        </w:rPr>
-        <w:t xml:space="preserve">## 2 0.07697873 0.01535109 0.06627374 0.01422326 0.06431390 0.01060753 0.07259081</w:t>
-      </w:r>
-      <w:r>
-        <w:br/>
-      </w:r>
-      <w:r>
-        <w:rPr>
-          <w:rStyle w:val="VerbatimChar"/>
-        </w:rPr>
-        <w:t xml:space="preserve">##       dbl_sd Area Coverage..pc.    RNL.X     RNL.Y RNL.Saturation</w:t>
-      </w:r>
-      <w:r>
-        <w:br/>
-      </w:r>
-      <w:r>
-        <w:rPr>
-          <w:rStyle w:val="VerbatimChar"/>
-        </w:rPr>
-        <w:t xml:space="preserve">## 1 0.01840701 9116           100 2.074853 -1.721327       2.695919</w:t>
-      </w:r>
-      <w:r>
-        <w:br/>
-      </w:r>
-      <w:r>
-        <w:rPr>
-          <w:rStyle w:val="VerbatimChar"/>
-        </w:rPr>
-        <w:t xml:space="preserve">## 2 0.01485467 3375           100 2.117579 -1.712775       2.723553</w:t>
-      </w:r>
-      <w:r>
-        <w:br/>
-      </w:r>
-      <w:r>
-        <w:rPr>
-          <w:rStyle w:val="VerbatimChar"/>
-        </w:rPr>
-        <w:t xml:space="preserve">##   Dmax.Chromaticity Dmax.channel</w:t>
-      </w:r>
-      <w:r>
-        <w:br/>
-      </w:r>
-      <w:r>
-        <w:rPr>
-          <w:rStyle w:val="VerbatimChar"/>
-        </w:rPr>
-        <w:t xml:space="preserve">## 1        0.08914595        lw:sw</w:t>
-      </w:r>
-      <w:r>
-        <w:br/>
-      </w:r>
-      <w:r>
-        <w:rPr>
-          <w:rStyle w:val="VerbatimChar"/>
-        </w:rPr>
-        <w:t xml:space="preserve">## 2        0.08963545        lw:sw</w:t>
+        <w:t xml:space="preserve">##             Species                            Ind Dist    ROI Pass ClusterID    lw_mean      lw_sd    mw_mean      mw_sd    sw_mean      sw_sd   dbl_mean</w:t>
+      </w:r>
+      <w:r>
+        <w:br/>
+      </w:r>
+      <w:r>
+        <w:rPr>
+          <w:rStyle w:val="VerbatimChar"/>
+        </w:rPr>
+        <w:t xml:space="preserve">## 1 Aphelodoris varia 3_AphelodorisVaria_10_NF_D_RAW 30cm animal    7         1 0.07855250 0.01874494 0.06783328 0.01802219 0.06569355 0.01396244 0.07415875</w:t>
+      </w:r>
+      <w:r>
+        <w:br/>
+      </w:r>
+      <w:r>
+        <w:rPr>
+          <w:rStyle w:val="VerbatimChar"/>
+        </w:rPr>
+        <w:t xml:space="preserve">## 2 Aphelodoris varia 3_AphelodorisVaria_10_NF_D_RAW 50cm animal    6         1 0.07697873 0.01535109 0.06627374 0.01422326 0.06431390 0.01060753 0.07259081</w:t>
+      </w:r>
+      <w:r>
+        <w:br/>
+      </w:r>
+      <w:r>
+        <w:rPr>
+          <w:rStyle w:val="VerbatimChar"/>
+        </w:rPr>
+        <w:t xml:space="preserve">##       dbl_sd Area Coverage..pc.    RNL.X     RNL.Y RNL.Saturation Dmax.Chromaticity Dmax.channel</w:t>
+      </w:r>
+      <w:r>
+        <w:br/>
+      </w:r>
+      <w:r>
+        <w:rPr>
+          <w:rStyle w:val="VerbatimChar"/>
+        </w:rPr>
+        <w:t xml:space="preserve">## 1 0.01840701 9116           100 2.074853 -1.721327       2.695919        0.08914595        lw:sw</w:t>
+      </w:r>
+      <w:r>
+        <w:br/>
+      </w:r>
+      <w:r>
+        <w:rPr>
+          <w:rStyle w:val="VerbatimChar"/>
+        </w:rPr>
+        <w:t xml:space="preserve">## 2 0.01485467 3375           100 2.117579 -1.712775       2.723553        0.08963545        lw:sw</w:t>
       </w:r>
     </w:p>
     <w:p>
@@ -8068,106 +7627,52 @@
         <w:rPr>
           <w:rStyle w:val="VerbatimChar"/>
         </w:rPr>
-        <w:t xml:space="preserve">##             Species                            Ind Dist    ROI</w:t>
-      </w:r>
-      <w:r>
-        <w:br/>
-      </w:r>
-      <w:r>
-        <w:rPr>
-          <w:rStyle w:val="VerbatimChar"/>
-        </w:rPr>
-        <w:t xml:space="preserve">## 1 Aphelodoris varia 3_AphelodorisVaria_10_NF_D_RAW 30cm animal</w:t>
-      </w:r>
-      <w:r>
-        <w:br/>
-      </w:r>
-      <w:r>
-        <w:rPr>
-          <w:rStyle w:val="VerbatimChar"/>
-        </w:rPr>
-        <w:t xml:space="preserve">## 2 Aphelodoris varia 3_AphelodorisVaria_10_NF_D_RAW 30cm animal</w:t>
-      </w:r>
-      <w:r>
-        <w:br/>
-      </w:r>
-      <w:r>
-        <w:rPr>
-          <w:rStyle w:val="VerbatimChar"/>
-        </w:rPr>
-        <w:t xml:space="preserve">##   ClusterID_Particle.         X        Y        XM       YM   Perim.    Major</w:t>
-      </w:r>
-      <w:r>
-        <w:br/>
-      </w:r>
-      <w:r>
-        <w:rPr>
-          <w:rStyle w:val="VerbatimChar"/>
-        </w:rPr>
-        <w:t xml:space="preserve">## 1                 1_1  9.001362 10.64169  9.001362 10.64169 160.6690 29.94767</w:t>
-      </w:r>
-      <w:r>
-        <w:br/>
-      </w:r>
-      <w:r>
-        <w:rPr>
-          <w:rStyle w:val="VerbatimChar"/>
-        </w:rPr>
-        <w:t xml:space="preserve">## 2                 1_2 71.712538 16.22783 71.712538 16.22783 173.4975 45.31033</w:t>
-      </w:r>
-      <w:r>
-        <w:br/>
-      </w:r>
-      <w:r>
-        <w:rPr>
-          <w:rStyle w:val="VerbatimChar"/>
-        </w:rPr>
-        <w:t xml:space="preserve">##      Minor     Angle     Circ.    Feret FeretX FeretY FeretAngle MinFeret</w:t>
-      </w:r>
-      <w:r>
-        <w:br/>
-      </w:r>
-      <w:r>
-        <w:rPr>
-          <w:rStyle w:val="VerbatimChar"/>
-        </w:rPr>
-        <w:t xml:space="preserve">## 1 15.60318  47.74661 0.1786535 60.82763      0     42   43.66778 31.08705</w:t>
-      </w:r>
-      <w:r>
-        <w:br/>
-      </w:r>
-      <w:r>
-        <w:rPr>
-          <w:rStyle w:val="VerbatimChar"/>
-        </w:rPr>
-        <w:t xml:space="preserve">## 2 18.37768 109.97441 0.2730243 71.11259     50      0  115.84439 28.42651</w:t>
-      </w:r>
-      <w:r>
-        <w:br/>
-      </w:r>
-      <w:r>
-        <w:rPr>
-          <w:rStyle w:val="VerbatimChar"/>
-        </w:rPr>
-        <w:t xml:space="preserve">##         AR     Round  Solidity Area..px.</w:t>
-      </w:r>
-      <w:r>
-        <w:br/>
-      </w:r>
-      <w:r>
-        <w:rPr>
-          <w:rStyle w:val="VerbatimChar"/>
-        </w:rPr>
-        <w:t xml:space="preserve">## 1 1.919332 0.5210147 0.3797206       367</w:t>
-      </w:r>
-      <w:r>
-        <w:br/>
-      </w:r>
-      <w:r>
-        <w:rPr>
-          <w:rStyle w:val="VerbatimChar"/>
-        </w:rPr>
-        <w:t xml:space="preserve">## 2 2.465509 0.4055958 0.6285440       654</w:t>
+        <w:t xml:space="preserve">##             Species                            Ind Dist    ROI ClusterID_Particle.         X        Y        XM       YM   Perim.    Major    Minor     Angle</w:t>
+      </w:r>
+      <w:r>
+        <w:br/>
+      </w:r>
+      <w:r>
+        <w:rPr>
+          <w:rStyle w:val="VerbatimChar"/>
+        </w:rPr>
+        <w:t xml:space="preserve">## 1 Aphelodoris varia 3_AphelodorisVaria_10_NF_D_RAW 30cm animal                 1_1  9.001362 10.64169  9.001362 10.64169 160.6690 29.94767 15.60318  47.74661</w:t>
+      </w:r>
+      <w:r>
+        <w:br/>
+      </w:r>
+      <w:r>
+        <w:rPr>
+          <w:rStyle w:val="VerbatimChar"/>
+        </w:rPr>
+        <w:t xml:space="preserve">## 2 Aphelodoris varia 3_AphelodorisVaria_10_NF_D_RAW 30cm animal                 1_2 71.712538 16.22783 71.712538 16.22783 173.4975 45.31033 18.37768 109.97441</w:t>
+      </w:r>
+      <w:r>
+        <w:br/>
+      </w:r>
+      <w:r>
+        <w:rPr>
+          <w:rStyle w:val="VerbatimChar"/>
+        </w:rPr>
+        <w:t xml:space="preserve">##       Circ.    Feret FeretX FeretY FeretAngle MinFeret       AR     Round  Solidity Area..px.</w:t>
+      </w:r>
+      <w:r>
+        <w:br/>
+      </w:r>
+      <w:r>
+        <w:rPr>
+          <w:rStyle w:val="VerbatimChar"/>
+        </w:rPr>
+        <w:t xml:space="preserve">## 1 0.1786535 60.82763      0     42   43.66778 31.08705 1.919332 0.5210147 0.3797206       367</w:t>
+      </w:r>
+      <w:r>
+        <w:br/>
+      </w:r>
+      <w:r>
+        <w:rPr>
+          <w:rStyle w:val="VerbatimChar"/>
+        </w:rPr>
+        <w:t xml:space="preserve">## 2 0.2730243 71.11259     50      0  115.84439 28.42651 2.465509 0.4055958 0.6285440       654</w:t>
       </w:r>
     </w:p>
     <w:bookmarkEnd w:id="33"/>
@@ -9100,187 +8605,79 @@
         <w:rPr>
           <w:rStyle w:val="VerbatimChar"/>
         </w:rPr>
-        <w:t xml:space="preserve">##             Species                            Ind Dist    ROI  Col.mean</w:t>
-      </w:r>
-      <w:r>
-        <w:br/>
-      </w:r>
-      <w:r>
-        <w:rPr>
-          <w:rStyle w:val="VerbatimChar"/>
-        </w:rPr>
-        <w:t xml:space="preserve">## 1 Aphelodoris varia 3_AphelodorisVaria_10_NF_D_RAW 30cm animal 0.1736449</w:t>
-      </w:r>
-      <w:r>
-        <w:br/>
-      </w:r>
-      <w:r>
-        <w:rPr>
-          <w:rStyle w:val="VerbatimChar"/>
-        </w:rPr>
-        <w:t xml:space="preserve">## 2 Aphelodoris varia 3_AphelodorisVaria_10_NF_D_RAW 50cm animal 0.1663600</w:t>
-      </w:r>
-      <w:r>
-        <w:br/>
-      </w:r>
-      <w:r>
-        <w:rPr>
-          <w:rStyle w:val="VerbatimChar"/>
-        </w:rPr>
-        <w:t xml:space="preserve">##      Col.sd  Col.CoV Col.skew Col.kurtosis  Lum.mean   Lum.sd  Lum.CoV Lum.skew</w:t>
-      </w:r>
-      <w:r>
-        <w:br/>
-      </w:r>
-      <w:r>
-        <w:rPr>
-          <w:rStyle w:val="VerbatimChar"/>
-        </w:rPr>
-        <w:t xml:space="preserve">## 1 0.2851837 1.642339 2.351301     9.700354 0.8928419 1.431054 1.602808 2.255974</w:t>
-      </w:r>
-      <w:r>
-        <w:br/>
-      </w:r>
-      <w:r>
-        <w:rPr>
-          <w:rStyle w:val="VerbatimChar"/>
-        </w:rPr>
-        <w:t xml:space="preserve">## 2 0.2695337 1.620183 2.286320     9.671851 0.8987935 1.380676 1.536144 2.060313</w:t>
-      </w:r>
-      <w:r>
-        <w:br/>
-      </w:r>
-      <w:r>
-        <w:rPr>
-          <w:rStyle w:val="VerbatimChar"/>
-        </w:rPr>
-        <w:t xml:space="preserve">##   Lum.kurtosis Col.mean.hrz Col.sd.hrz Col.CoV.hrz Col.skew.hrz</w:t>
-      </w:r>
-      <w:r>
-        <w:br/>
-      </w:r>
-      <w:r>
-        <w:rPr>
-          <w:rStyle w:val="VerbatimChar"/>
-        </w:rPr>
-        <w:t xml:space="preserve">## 1     9.558368   0.08770301  0.1856711    2.117043     3.926095</w:t>
-      </w:r>
-      <w:r>
-        <w:br/>
-      </w:r>
-      <w:r>
-        <w:rPr>
-          <w:rStyle w:val="VerbatimChar"/>
-        </w:rPr>
-        <w:t xml:space="preserve">## 2     8.282279   0.08205933  0.1756506    2.140532     3.887552</w:t>
-      </w:r>
-      <w:r>
-        <w:br/>
-      </w:r>
-      <w:r>
-        <w:rPr>
-          <w:rStyle w:val="VerbatimChar"/>
-        </w:rPr>
-        <w:t xml:space="preserve">##   Col.kurtosis.hrz Col.mean.vrt Col.sd.vrt Col.CoV.vrt Col.skew.vrt</w:t>
-      </w:r>
-      <w:r>
-        <w:br/>
-      </w:r>
-      <w:r>
-        <w:rPr>
-          <w:rStyle w:val="VerbatimChar"/>
-        </w:rPr>
-        <w:t xml:space="preserve">## 1         22.61682   0.08907545  0.1942661    2.180916     3.913759</w:t>
-      </w:r>
-      <w:r>
-        <w:br/>
-      </w:r>
-      <w:r>
-        <w:rPr>
-          <w:rStyle w:val="VerbatimChar"/>
-        </w:rPr>
-        <w:t xml:space="preserve">## 2         22.67175   0.08694090  0.1873940    2.155418     3.881844</w:t>
-      </w:r>
-      <w:r>
-        <w:br/>
-      </w:r>
-      <w:r>
-        <w:rPr>
-          <w:rStyle w:val="VerbatimChar"/>
-        </w:rPr>
-        <w:t xml:space="preserve">##   Col.kurtosis.vrt Lum.mean.hrz Lum.sd.hrz Lum.CoV.hrz Lum.skew.hrz</w:t>
-      </w:r>
-      <w:r>
-        <w:br/>
-      </w:r>
-      <w:r>
-        <w:rPr>
-          <w:rStyle w:val="VerbatimChar"/>
-        </w:rPr>
-        <w:t xml:space="preserve">## 1         22.07321    0.4355562  0.8958863    2.056879     3.612730</w:t>
-      </w:r>
-      <w:r>
-        <w:br/>
-      </w:r>
-      <w:r>
-        <w:rPr>
-          <w:rStyle w:val="VerbatimChar"/>
-        </w:rPr>
-        <w:t xml:space="preserve">## 2         22.90526    0.4406635  0.8761384    1.988225     3.493638</w:t>
-      </w:r>
-      <w:r>
-        <w:br/>
-      </w:r>
-      <w:r>
-        <w:rPr>
-          <w:rStyle w:val="VerbatimChar"/>
-        </w:rPr>
-        <w:t xml:space="preserve">##   Lum.kurtosis.hrz Lum.mean.vrt Lum.sd.vrt Lum.CoV.vrt Lum.skew.vrt</w:t>
-      </w:r>
-      <w:r>
-        <w:br/>
-      </w:r>
-      <w:r>
-        <w:rPr>
-          <w:rStyle w:val="VerbatimChar"/>
-        </w:rPr>
-        <w:t xml:space="preserve">## 1         20.01520    0.4563516  0.9904756    2.170422     3.852029</w:t>
-      </w:r>
-      <w:r>
-        <w:br/>
-      </w:r>
-      <w:r>
-        <w:rPr>
-          <w:rStyle w:val="VerbatimChar"/>
-        </w:rPr>
-        <w:t xml:space="preserve">## 2         19.45551    0.4573795  0.9806892    2.144148     3.690217</w:t>
-      </w:r>
-      <w:r>
-        <w:br/>
-      </w:r>
-      <w:r>
-        <w:rPr>
-          <w:rStyle w:val="VerbatimChar"/>
-        </w:rPr>
-        <w:t xml:space="preserve">##   Lum.kurtosis.vrt Transform Col.thresh Lum.thresh</w:t>
-      </w:r>
-      <w:r>
-        <w:br/>
-      </w:r>
-      <w:r>
-        <w:rPr>
-          <w:rStyle w:val="VerbatimChar"/>
-        </w:rPr>
-        <w:t xml:space="preserve">## 1         22.42973      none          0          0</w:t>
-      </w:r>
-      <w:r>
-        <w:br/>
-      </w:r>
-      <w:r>
-        <w:rPr>
-          <w:rStyle w:val="VerbatimChar"/>
-        </w:rPr>
-        <w:t xml:space="preserve">## 2         20.01364      none          0          0</w:t>
+        <w:t xml:space="preserve">##             Species                            Ind Dist    ROI  Col.mean    Col.sd  Col.CoV Col.skew Col.kurtosis  Lum.mean   Lum.sd  Lum.CoV Lum.skew</w:t>
+      </w:r>
+      <w:r>
+        <w:br/>
+      </w:r>
+      <w:r>
+        <w:rPr>
+          <w:rStyle w:val="VerbatimChar"/>
+        </w:rPr>
+        <w:t xml:space="preserve">## 1 Aphelodoris varia 3_AphelodorisVaria_10_NF_D_RAW 30cm animal 0.1736449 0.2851837 1.642339 2.351301     9.700354 0.8928419 1.431054 1.602808 2.255974</w:t>
+      </w:r>
+      <w:r>
+        <w:br/>
+      </w:r>
+      <w:r>
+        <w:rPr>
+          <w:rStyle w:val="VerbatimChar"/>
+        </w:rPr>
+        <w:t xml:space="preserve">## 2 Aphelodoris varia 3_AphelodorisVaria_10_NF_D_RAW 50cm animal 0.1663600 0.2695337 1.620183 2.286320     9.671851 0.8987935 1.380676 1.536144 2.060313</w:t>
+      </w:r>
+      <w:r>
+        <w:br/>
+      </w:r>
+      <w:r>
+        <w:rPr>
+          <w:rStyle w:val="VerbatimChar"/>
+        </w:rPr>
+        <w:t xml:space="preserve">##   Lum.kurtosis Col.mean.hrz Col.sd.hrz Col.CoV.hrz Col.skew.hrz Col.kurtosis.hrz Col.mean.vrt Col.sd.vrt Col.CoV.vrt Col.skew.vrt Col.kurtosis.vrt Lum.mean.hrz</w:t>
+      </w:r>
+      <w:r>
+        <w:br/>
+      </w:r>
+      <w:r>
+        <w:rPr>
+          <w:rStyle w:val="VerbatimChar"/>
+        </w:rPr>
+        <w:t xml:space="preserve">## 1     9.558368   0.08770301  0.1856711    2.117043     3.926095         22.61682   0.08907545  0.1942661    2.180916     3.913759         22.07321    0.4355562</w:t>
+      </w:r>
+      <w:r>
+        <w:br/>
+      </w:r>
+      <w:r>
+        <w:rPr>
+          <w:rStyle w:val="VerbatimChar"/>
+        </w:rPr>
+        <w:t xml:space="preserve">## 2     8.282279   0.08205933  0.1756506    2.140532     3.887552         22.67175   0.08694090  0.1873940    2.155418     3.881844         22.90526    0.4406635</w:t>
+      </w:r>
+      <w:r>
+        <w:br/>
+      </w:r>
+      <w:r>
+        <w:rPr>
+          <w:rStyle w:val="VerbatimChar"/>
+        </w:rPr>
+        <w:t xml:space="preserve">##   Lum.sd.hrz Lum.CoV.hrz Lum.skew.hrz Lum.kurtosis.hrz Lum.mean.vrt Lum.sd.vrt Lum.CoV.vrt Lum.skew.vrt Lum.kurtosis.vrt Transform Col.thresh Lum.thresh</w:t>
+      </w:r>
+      <w:r>
+        <w:br/>
+      </w:r>
+      <w:r>
+        <w:rPr>
+          <w:rStyle w:val="VerbatimChar"/>
+        </w:rPr>
+        <w:t xml:space="preserve">## 1  0.8958863    2.056879     3.612730         20.01520    0.4563516  0.9904756    2.170422     3.852029         22.42973      none          0          0</w:t>
+      </w:r>
+      <w:r>
+        <w:br/>
+      </w:r>
+      <w:r>
+        <w:rPr>
+          <w:rStyle w:val="VerbatimChar"/>
+        </w:rPr>
+        <w:t xml:space="preserve">## 2  0.8761384    1.988225     3.493638         19.45551    0.4573795  0.9806892    2.144148     3.690217         20.01364      none          0          0</w:t>
       </w:r>
     </w:p>
     <w:bookmarkEnd w:id="35"/>
@@ -10167,187 +9564,61 @@
         <w:rPr>
           <w:rStyle w:val="VerbatimChar"/>
         </w:rPr>
-        <w:t xml:space="preserve">##             Species                            Ind Dist X</w:t>
-      </w:r>
-      <w:r>
-        <w:br/>
-      </w:r>
-      <w:r>
-        <w:rPr>
-          <w:rStyle w:val="VerbatimChar"/>
-        </w:rPr>
-        <w:t xml:space="preserve">## 1 Aphelodoris varia 3_AphelodorisVaria_10_NF_D_RAW 30cm 1</w:t>
-      </w:r>
-      <w:r>
-        <w:br/>
-      </w:r>
-      <w:r>
-        <w:rPr>
-          <w:rStyle w:val="VerbatimChar"/>
-        </w:rPr>
-        <w:t xml:space="preserve">## 2 Aphelodoris varia 3_AphelodorisVaria_10_NF_D_RAW 30cm 2</w:t>
-      </w:r>
-      <w:r>
-        <w:br/>
-      </w:r>
-      <w:r>
-        <w:rPr>
-          <w:rStyle w:val="VerbatimChar"/>
-        </w:rPr>
-        <w:t xml:space="preserve">## 3 Aphelodoris varia 3_AphelodorisVaria_10_NF_D_RAW 30cm 3</w:t>
-      </w:r>
-      <w:r>
-        <w:br/>
-      </w:r>
-      <w:r>
-        <w:rPr>
-          <w:rStyle w:val="VerbatimChar"/>
-        </w:rPr>
-        <w:t xml:space="preserve">## 4 Aphelodoris varia 3_AphelodorisVaria_10_NF_D_RAW 30cm 4</w:t>
-      </w:r>
-      <w:r>
-        <w:br/>
-      </w:r>
-      <w:r>
-        <w:rPr>
-          <w:rStyle w:val="VerbatimChar"/>
-        </w:rPr>
-        <w:t xml:space="preserve">## 5 Aphelodoris varia 3_AphelodorisVaria_10_NF_D_RAW 30cm 5</w:t>
-      </w:r>
-      <w:r>
-        <w:br/>
-      </w:r>
-      <w:r>
-        <w:rPr>
-          <w:rStyle w:val="VerbatimChar"/>
-        </w:rPr>
-        <w:t xml:space="preserve">## 6 Aphelodoris varia 3_AphelodorisVaria_10_NF_D_RAW 30cm 6</w:t>
-      </w:r>
-      <w:r>
-        <w:br/>
-      </w:r>
-      <w:r>
-        <w:rPr>
-          <w:rStyle w:val="VerbatimChar"/>
-        </w:rPr>
-        <w:t xml:space="preserve">##                                                                                   ID</w:t>
-      </w:r>
-      <w:r>
-        <w:br/>
-      </w:r>
-      <w:r>
-        <w:rPr>
-          <w:rStyle w:val="VerbatimChar"/>
-        </w:rPr>
-        <w:t xml:space="preserve">## 1            3_AphelodorisVaria_10_NF_D_RAW.ORF_Acuity1_Dist300_WholeImage_animal_lw</w:t>
-      </w:r>
-      <w:r>
-        <w:br/>
-      </w:r>
-      <w:r>
-        <w:rPr>
-          <w:rStyle w:val="VerbatimChar"/>
-        </w:rPr>
-        <w:t xml:space="preserve">## 2            3_AphelodorisVaria_10_NF_D_RAW.ORF_Acuity1_Dist300_WholeImage_animal_mw</w:t>
-      </w:r>
-      <w:r>
-        <w:br/>
-      </w:r>
-      <w:r>
-        <w:rPr>
-          <w:rStyle w:val="VerbatimChar"/>
-        </w:rPr>
-        <w:t xml:space="preserve">## 3            3_AphelodorisVaria_10_NF_D_RAW.ORF_Acuity1_Dist300_WholeImage_animal_sw</w:t>
-      </w:r>
-      <w:r>
-        <w:br/>
-      </w:r>
-      <w:r>
-        <w:rPr>
-          <w:rStyle w:val="VerbatimChar"/>
-        </w:rPr>
-        <w:t xml:space="preserve">## 4           3_AphelodorisVaria_10_NF_D_RAW.ORF_Acuity1_Dist300_WholeImage_animal_dbl</w:t>
-      </w:r>
-      <w:r>
-        <w:br/>
-      </w:r>
-      <w:r>
-        <w:rPr>
-          <w:rStyle w:val="VerbatimChar"/>
-        </w:rPr>
-        <w:t xml:space="preserve">## 5 3_AphelodorisVaria_10_NF_D_RAW.ORF_Acuity1_Dist300_WholeImage_animal+background_lw</w:t>
-      </w:r>
-      <w:r>
-        <w:br/>
-      </w:r>
-      <w:r>
-        <w:rPr>
-          <w:rStyle w:val="VerbatimChar"/>
-        </w:rPr>
-        <w:t xml:space="preserve">## 6 3_AphelodorisVaria_10_NF_D_RAW.ORF_Acuity1_Dist300_WholeImage_animal+background_mw</w:t>
-      </w:r>
-      <w:r>
-        <w:br/>
-      </w:r>
-      <w:r>
-        <w:rPr>
-          <w:rStyle w:val="VerbatimChar"/>
-        </w:rPr>
-        <w:t xml:space="preserve">##   Sigma    GabRat</w:t>
-      </w:r>
-      <w:r>
-        <w:br/>
-      </w:r>
-      <w:r>
-        <w:rPr>
-          <w:rStyle w:val="VerbatimChar"/>
-        </w:rPr>
-        <w:t xml:space="preserve">## 1     3 0.1666780</w:t>
-      </w:r>
-      <w:r>
-        <w:br/>
-      </w:r>
-      <w:r>
-        <w:rPr>
-          <w:rStyle w:val="VerbatimChar"/>
-        </w:rPr>
-        <w:t xml:space="preserve">## 2     3 0.1774265</w:t>
-      </w:r>
-      <w:r>
-        <w:br/>
-      </w:r>
-      <w:r>
-        <w:rPr>
-          <w:rStyle w:val="VerbatimChar"/>
-        </w:rPr>
-        <w:t xml:space="preserve">## 3     3 0.1902168</w:t>
-      </w:r>
-      <w:r>
-        <w:br/>
-      </w:r>
-      <w:r>
-        <w:rPr>
-          <w:rStyle w:val="VerbatimChar"/>
-        </w:rPr>
-        <w:t xml:space="preserve">## 4     3 0.1682120</w:t>
-      </w:r>
-      <w:r>
-        <w:br/>
-      </w:r>
-      <w:r>
-        <w:rPr>
-          <w:rStyle w:val="VerbatimChar"/>
-        </w:rPr>
-        <w:t xml:space="preserve">## 5     3 0.5320508</w:t>
-      </w:r>
-      <w:r>
-        <w:br/>
-      </w:r>
-      <w:r>
-        <w:rPr>
-          <w:rStyle w:val="VerbatimChar"/>
-        </w:rPr>
-        <w:t xml:space="preserve">## 6     3 0.5181680</w:t>
+        <w:t xml:space="preserve">##             Species                            Ind Dist X                                                                                 ID Sigma    GabRat</w:t>
+      </w:r>
+      <w:r>
+        <w:br/>
+      </w:r>
+      <w:r>
+        <w:rPr>
+          <w:rStyle w:val="VerbatimChar"/>
+        </w:rPr>
+        <w:t xml:space="preserve">## 1 Aphelodoris varia 3_AphelodorisVaria_10_NF_D_RAW 30cm 1            3_AphelodorisVaria_10_NF_D_RAW.ORF_Acuity1_Dist300_WholeImage_animal_lw     3 0.1666780</w:t>
+      </w:r>
+      <w:r>
+        <w:br/>
+      </w:r>
+      <w:r>
+        <w:rPr>
+          <w:rStyle w:val="VerbatimChar"/>
+        </w:rPr>
+        <w:t xml:space="preserve">## 2 Aphelodoris varia 3_AphelodorisVaria_10_NF_D_RAW 30cm 2            3_AphelodorisVaria_10_NF_D_RAW.ORF_Acuity1_Dist300_WholeImage_animal_mw     3 0.1774265</w:t>
+      </w:r>
+      <w:r>
+        <w:br/>
+      </w:r>
+      <w:r>
+        <w:rPr>
+          <w:rStyle w:val="VerbatimChar"/>
+        </w:rPr>
+        <w:t xml:space="preserve">## 3 Aphelodoris varia 3_AphelodorisVaria_10_NF_D_RAW 30cm 3            3_AphelodorisVaria_10_NF_D_RAW.ORF_Acuity1_Dist300_WholeImage_animal_sw     3 0.1902168</w:t>
+      </w:r>
+      <w:r>
+        <w:br/>
+      </w:r>
+      <w:r>
+        <w:rPr>
+          <w:rStyle w:val="VerbatimChar"/>
+        </w:rPr>
+        <w:t xml:space="preserve">## 4 Aphelodoris varia 3_AphelodorisVaria_10_NF_D_RAW 30cm 4           3_AphelodorisVaria_10_NF_D_RAW.ORF_Acuity1_Dist300_WholeImage_animal_dbl     3 0.1682120</w:t>
+      </w:r>
+      <w:r>
+        <w:br/>
+      </w:r>
+      <w:r>
+        <w:rPr>
+          <w:rStyle w:val="VerbatimChar"/>
+        </w:rPr>
+        <w:t xml:space="preserve">## 5 Aphelodoris varia 3_AphelodorisVaria_10_NF_D_RAW 30cm 5 3_AphelodorisVaria_10_NF_D_RAW.ORF_Acuity1_Dist300_WholeImage_animal+background_lw     3 0.5320508</w:t>
+      </w:r>
+      <w:r>
+        <w:br/>
+      </w:r>
+      <w:r>
+        <w:rPr>
+          <w:rStyle w:val="VerbatimChar"/>
+        </w:rPr>
+        <w:t xml:space="preserve">## 6 Aphelodoris varia 3_AphelodorisVaria_10_NF_D_RAW 30cm 6 3_AphelodorisVaria_10_NF_D_RAW.ORF_Acuity1_Dist300_WholeImage_animal+background_mw     3 0.5181680</w:t>
       </w:r>
     </w:p>
     <w:p>
@@ -10916,62 +10187,35 @@
         <w:rPr>
           <w:rStyle w:val="VerbatimChar"/>
         </w:rPr>
-        <w:t xml:space="preserve">##             Species                            Ind Dist    GabRat</w:t>
-      </w:r>
-      <w:r>
-        <w:br/>
-      </w:r>
-      <w:r>
-        <w:rPr>
-          <w:rStyle w:val="VerbatimChar"/>
-        </w:rPr>
-        <w:t xml:space="preserve">## 1 Aphelodoris varia 3_AphelodorisVaria_10_NF_D_RAW 30cm 0.1682120</w:t>
-      </w:r>
-      <w:r>
-        <w:br/>
-      </w:r>
-      <w:r>
-        <w:rPr>
-          <w:rStyle w:val="VerbatimChar"/>
-        </w:rPr>
-        <w:t xml:space="preserve">## 2 Aphelodoris varia 3_AphelodorisVaria_10_NF_D_RAW 30cm 0.5332068</w:t>
-      </w:r>
-      <w:r>
-        <w:br/>
-      </w:r>
-      <w:r>
-        <w:rPr>
-          <w:rStyle w:val="VerbatimChar"/>
-        </w:rPr>
-        <w:t xml:space="preserve">##                 ROI</w:t>
-      </w:r>
-      <w:r>
-        <w:br/>
-      </w:r>
-      <w:r>
-        <w:rPr>
-          <w:rStyle w:val="VerbatimChar"/>
-        </w:rPr>
-        <w:t xml:space="preserve">## 1            animal</w:t>
-      </w:r>
-      <w:r>
-        <w:br/>
-      </w:r>
-      <w:r>
-        <w:rPr>
-          <w:rStyle w:val="VerbatimChar"/>
-        </w:rPr>
-        <w:t xml:space="preserve">## 2 animal+background</w:t>
+        <w:t xml:space="preserve">##             Species                            Ind Dist    GabRat               ROI</w:t>
+      </w:r>
+      <w:r>
+        <w:br/>
+      </w:r>
+      <w:r>
+        <w:rPr>
+          <w:rStyle w:val="VerbatimChar"/>
+        </w:rPr>
+        <w:t xml:space="preserve">## 1 Aphelodoris varia 3_AphelodorisVaria_10_NF_D_RAW 30cm 0.1682120            animal</w:t>
+      </w:r>
+      <w:r>
+        <w:br/>
+      </w:r>
+      <w:r>
+        <w:rPr>
+          <w:rStyle w:val="VerbatimChar"/>
+        </w:rPr>
+        <w:t xml:space="preserve">## 2 Aphelodoris varia 3_AphelodorisVaria_10_NF_D_RAW 30cm 0.5332068 animal+background</w:t>
       </w:r>
     </w:p>
     <w:bookmarkEnd w:id="36"/>
-    <w:bookmarkStart w:id="41" w:name="X3748ddd4acd204fe72154e68396e38959c73467"/>
+    <w:bookmarkStart w:id="45" w:name="combing-data-sets-and-data-preparation"/>
     <w:p>
       <w:pPr>
         <w:pStyle w:val="Heading1"/>
       </w:pPr>
       <w:r>
-        <w:t xml:space="preserve">Combine data output into csv lists across analyses and output data</w:t>
+        <w:t xml:space="preserve">Combing data sets and data preparation</w:t>
       </w:r>
     </w:p>
     <w:bookmarkStart w:id="39" w:name="merging-data-sets"/>
@@ -11225,160 +10469,79 @@
         <w:rPr>
           <w:rStyle w:val="VerbatimChar"/>
         </w:rPr>
-        <w:t xml:space="preserve">##             Species                            Ind Dist               ROI</w:t>
-      </w:r>
-      <w:r>
-        <w:br/>
-      </w:r>
-      <w:r>
-        <w:rPr>
-          <w:rStyle w:val="VerbatimChar"/>
-        </w:rPr>
-        <w:t xml:space="preserve">## 1 Aphelodoris varia 3_AphelodorisVaria_10_NF_D_RAW 30cm            animal</w:t>
-      </w:r>
-      <w:r>
-        <w:br/>
-      </w:r>
-      <w:r>
-        <w:rPr>
-          <w:rStyle w:val="VerbatimChar"/>
-        </w:rPr>
-        <w:t xml:space="preserve">## 2 Aphelodoris varia 3_AphelodorisVaria_10_NF_D_RAW 30cm animal+background</w:t>
-      </w:r>
-      <w:r>
-        <w:br/>
-      </w:r>
-      <w:r>
-        <w:rPr>
-          <w:rStyle w:val="VerbatimChar"/>
-        </w:rPr>
-        <w:t xml:space="preserve">##   ClusterID Pass    lw_mean       lw_sd    mw_mean       mw_sd    sw_mean</w:t>
-      </w:r>
-      <w:r>
-        <w:br/>
-      </w:r>
-      <w:r>
-        <w:rPr>
-          <w:rStyle w:val="VerbatimChar"/>
-        </w:rPr>
-        <w:t xml:space="preserve">## 1         1    7 0.07855250 0.018744942 0.06783328 0.018022186 0.06569355</w:t>
-      </w:r>
-      <w:r>
-        <w:br/>
-      </w:r>
-      <w:r>
-        <w:rPr>
-          <w:rStyle w:val="VerbatimChar"/>
-        </w:rPr>
-        <w:t xml:space="preserve">## 2         1   20 0.03184927 0.006353116 0.02877177 0.004386119 0.03404231</w:t>
-      </w:r>
-      <w:r>
-        <w:br/>
-      </w:r>
-      <w:r>
-        <w:rPr>
-          <w:rStyle w:val="VerbatimChar"/>
-        </w:rPr>
-        <w:t xml:space="preserve">##         sw_sd   dbl_mean      dbl_sd  Area Coverage..pc.    RNL.X     RNL.Y</w:t>
-      </w:r>
-      <w:r>
-        <w:br/>
-      </w:r>
-      <w:r>
-        <w:rPr>
-          <w:rStyle w:val="VerbatimChar"/>
-        </w:rPr>
-        <w:t xml:space="preserve">## 1 0.013962437 0.07415875 0.018407013  9116     100.00000 2.074853 -1.721327</w:t>
-      </w:r>
-      <w:r>
-        <w:br/>
-      </w:r>
-      <w:r>
-        <w:rPr>
-          <w:rStyle w:val="VerbatimChar"/>
-        </w:rPr>
-        <w:t xml:space="preserve">## 2 0.006827025 0.03058787 0.005537348 32133      71.76229 1.437122  1.917127</w:t>
-      </w:r>
-      <w:r>
-        <w:br/>
-      </w:r>
-      <w:r>
-        <w:rPr>
-          <w:rStyle w:val="VerbatimChar"/>
-        </w:rPr>
-        <w:t xml:space="preserve">##   RNL.Saturation Dmax.Chromaticity Dmax.channel Count Total.Area Average.Size</w:t>
-      </w:r>
-      <w:r>
-        <w:br/>
-      </w:r>
-      <w:r>
-        <w:rPr>
-          <w:rStyle w:val="VerbatimChar"/>
-        </w:rPr>
-        <w:t xml:space="preserve">## 1       2.695919        0.08914595        lw:sw     4       2953       738.25</w:t>
-      </w:r>
-      <w:r>
-        <w:br/>
-      </w:r>
-      <w:r>
-        <w:rPr>
-          <w:rStyle w:val="VerbatimChar"/>
-        </w:rPr>
-        <w:t xml:space="preserve">## 2       2.395975        0.08390701        mw:sw     2      32133     16066.50</w:t>
-      </w:r>
-      <w:r>
-        <w:br/>
-      </w:r>
-      <w:r>
-        <w:rPr>
-          <w:rStyle w:val="VerbatimChar"/>
-        </w:rPr>
-        <w:t xml:space="preserve">##     X.Area   Perim.     Major     Minor    Angle     Circ.  Solidity     Feret</w:t>
-      </w:r>
-      <w:r>
-        <w:br/>
-      </w:r>
-      <w:r>
-        <w:rPr>
-          <w:rStyle w:val="VerbatimChar"/>
-        </w:rPr>
-        <w:t xml:space="preserve">## 1 24.46764 204.9117  52.96716  17.83798 79.13099 0.2135263 0.5150810  83.09385</w:t>
-      </w:r>
-      <w:r>
-        <w:br/>
-      </w:r>
-      <w:r>
-        <w:rPr>
-          <w:rStyle w:val="VerbatimChar"/>
-        </w:rPr>
-        <w:t xml:space="preserve">## 2 45.13759 740.6488 113.31427 101.73291 73.06783 0.4666892 0.7740756 150.38945</w:t>
-      </w:r>
-      <w:r>
-        <w:br/>
-      </w:r>
-      <w:r>
-        <w:rPr>
-          <w:rStyle w:val="VerbatimChar"/>
-        </w:rPr>
-        <w:t xml:space="preserve">##   FeretX FeretY FeretAngle  MinFeret</w:t>
-      </w:r>
-      <w:r>
-        <w:br/>
-      </w:r>
-      <w:r>
-        <w:rPr>
-          <w:rStyle w:val="VerbatimChar"/>
-        </w:rPr>
-        <w:t xml:space="preserve">## 1  19.25  60.25   79.74821  31.79423</w:t>
-      </w:r>
-      <w:r>
-        <w:br/>
-      </w:r>
-      <w:r>
-        <w:rPr>
-          <w:rStyle w:val="VerbatimChar"/>
-        </w:rPr>
-        <w:t xml:space="preserve">## 2  51.50 173.00   91.85460 119.27169</w:t>
+        <w:t xml:space="preserve">##             Species                            Ind Dist               ROI ClusterID Pass    lw_mean       lw_sd    mw_mean       mw_sd    sw_mean       sw_sd</w:t>
+      </w:r>
+      <w:r>
+        <w:br/>
+      </w:r>
+      <w:r>
+        <w:rPr>
+          <w:rStyle w:val="VerbatimChar"/>
+        </w:rPr>
+        <w:t xml:space="preserve">## 1 Aphelodoris varia 3_AphelodorisVaria_10_NF_D_RAW 30cm            animal         1    7 0.07855250 0.018744942 0.06783328 0.018022186 0.06569355 0.013962437</w:t>
+      </w:r>
+      <w:r>
+        <w:br/>
+      </w:r>
+      <w:r>
+        <w:rPr>
+          <w:rStyle w:val="VerbatimChar"/>
+        </w:rPr>
+        <w:t xml:space="preserve">## 2 Aphelodoris varia 3_AphelodorisVaria_10_NF_D_RAW 30cm animal+background         1   20 0.03184927 0.006353116 0.02877177 0.004386119 0.03404231 0.006827025</w:t>
+      </w:r>
+      <w:r>
+        <w:br/>
+      </w:r>
+      <w:r>
+        <w:rPr>
+          <w:rStyle w:val="VerbatimChar"/>
+        </w:rPr>
+        <w:t xml:space="preserve">##     dbl_mean      dbl_sd  Area Coverage..pc.    RNL.X     RNL.Y RNL.Saturation Dmax.Chromaticity Dmax.channel Count Total.Area Average.Size   X.Area   Perim.</w:t>
+      </w:r>
+      <w:r>
+        <w:br/>
+      </w:r>
+      <w:r>
+        <w:rPr>
+          <w:rStyle w:val="VerbatimChar"/>
+        </w:rPr>
+        <w:t xml:space="preserve">## 1 0.07415875 0.018407013  9116     100.00000 2.074853 -1.721327       2.695919        0.08914595        lw:sw     4       2953       738.25 24.46764 204.9117</w:t>
+      </w:r>
+      <w:r>
+        <w:br/>
+      </w:r>
+      <w:r>
+        <w:rPr>
+          <w:rStyle w:val="VerbatimChar"/>
+        </w:rPr>
+        <w:t xml:space="preserve">## 2 0.03058787 0.005537348 32133      71.76229 1.437122  1.917127       2.395975        0.08390701        mw:sw     2      32133     16066.50 45.13759 740.6488</w:t>
+      </w:r>
+      <w:r>
+        <w:br/>
+      </w:r>
+      <w:r>
+        <w:rPr>
+          <w:rStyle w:val="VerbatimChar"/>
+        </w:rPr>
+        <w:t xml:space="preserve">##       Major     Minor    Angle     Circ.  Solidity     Feret FeretX FeretY FeretAngle  MinFeret</w:t>
+      </w:r>
+      <w:r>
+        <w:br/>
+      </w:r>
+      <w:r>
+        <w:rPr>
+          <w:rStyle w:val="VerbatimChar"/>
+        </w:rPr>
+        <w:t xml:space="preserve">## 1  52.96716  17.83798 79.13099 0.2135263 0.5150810  83.09385  19.25  60.25   79.74821  31.79423</w:t>
+      </w:r>
+      <w:r>
+        <w:br/>
+      </w:r>
+      <w:r>
+        <w:rPr>
+          <w:rStyle w:val="VerbatimChar"/>
+        </w:rPr>
+        <w:t xml:space="preserve">## 2 113.31427 101.73291 73.06783 0.4666892 0.7740756 150.38945  51.50 173.00   91.85460 119.27169</w:t>
       </w:r>
     </w:p>
     <w:bookmarkEnd w:id="37"/>
@@ -11562,727 +10725,349 @@
         <w:rPr>
           <w:rStyle w:val="VerbatimChar"/>
         </w:rPr>
-        <w:t xml:space="preserve">##             Species                            Ind Dist               ROI</w:t>
-      </w:r>
-      <w:r>
-        <w:br/>
-      </w:r>
-      <w:r>
-        <w:rPr>
-          <w:rStyle w:val="VerbatimChar"/>
-        </w:rPr>
-        <w:t xml:space="preserve">## 1 Aphelodoris varia 3_AphelodorisVaria_10_NF_D_RAW 30cm            animal</w:t>
-      </w:r>
-      <w:r>
-        <w:br/>
-      </w:r>
-      <w:r>
-        <w:rPr>
-          <w:rStyle w:val="VerbatimChar"/>
-        </w:rPr>
-        <w:t xml:space="preserve">## 2 Aphelodoris varia 3_AphelodorisVaria_10_NF_D_RAW 30cm animal+background</w:t>
-      </w:r>
-      <w:r>
-        <w:br/>
-      </w:r>
-      <w:r>
-        <w:rPr>
-          <w:rStyle w:val="VerbatimChar"/>
-        </w:rPr>
-        <w:t xml:space="preserve">##     CAA.Sc    CAA.Jc   CAA.St    CAA.Jt  CAA.Hc    CAA.Qc    CAA.Ht    CAA.Qt</w:t>
-      </w:r>
-      <w:r>
-        <w:br/>
-      </w:r>
-      <w:r>
-        <w:rPr>
-          <w:rStyle w:val="VerbatimChar"/>
-        </w:rPr>
-        <w:t xml:space="preserve">## 1 1.000000 1.0000000      Inf       NaN 0.00000       NaN 0.0000000       NaN</w:t>
-      </w:r>
-      <w:r>
-        <w:br/>
-      </w:r>
-      <w:r>
-        <w:rPr>
-          <w:rStyle w:val="VerbatimChar"/>
-        </w:rPr>
-        <w:t xml:space="preserve">## 2 1.763881 0.5879602 2.098908 0.6996359 0.76058 0.6923097 0.8373184 0.7621601</w:t>
-      </w:r>
-      <w:r>
-        <w:br/>
-      </w:r>
-      <w:r>
-        <w:rPr>
-          <w:rStyle w:val="VerbatimChar"/>
-        </w:rPr>
-        <w:t xml:space="preserve">##    CAA.Scpl  CAA.Qcpl      CAA.C CAA.Sc.Hrz CAA.Sc.Vrt CAA.Jc.Hrz CAA.Jc.Vrt</w:t>
-      </w:r>
-      <w:r>
-        <w:br/>
-      </w:r>
-      <w:r>
-        <w:rPr>
-          <w:rStyle w:val="VerbatimChar"/>
-        </w:rPr>
-        <w:t xml:space="preserve">## 1       Inf       NaN 0.00000000   1.000000   1.000000  1.0000000  1.0000000</w:t>
-      </w:r>
-      <w:r>
-        <w:br/>
-      </w:r>
-      <w:r>
-        <w:rPr>
-          <w:rStyle w:val="VerbatimChar"/>
-        </w:rPr>
-        <w:t xml:space="preserve">## 2 0.6437981 0.7272349 0.01618755   1.763113   1.764646  0.5877043  0.5882152</w:t>
-      </w:r>
-      <w:r>
-        <w:br/>
-      </w:r>
-      <w:r>
-        <w:rPr>
-          <w:rStyle w:val="VerbatimChar"/>
-        </w:rPr>
-        <w:t xml:space="preserve">##   CAA.St.Hrz CAA.St.Vrt CAA.Jt.Hrz CAA.Jt.Vrt CAA.Hc.Hrz CAA.Hc.Vrt CAA.Qc.Hrz</w:t>
-      </w:r>
-      <w:r>
-        <w:br/>
-      </w:r>
-      <w:r>
-        <w:rPr>
-          <w:rStyle w:val="VerbatimChar"/>
-        </w:rPr>
-        <w:t xml:space="preserve">## 1        Inf        Inf        NaN        NaN    0.00000  0.0000000        NaN</w:t>
-      </w:r>
-      <w:r>
-        <w:br/>
-      </w:r>
-      <w:r>
-        <w:rPr>
-          <w:rStyle w:val="VerbatimChar"/>
-        </w:rPr>
-        <w:t xml:space="preserve">## 2   2.069081   2.118686  0.6896936  0.7062285    0.76029  0.7608685  0.6920457</w:t>
-      </w:r>
-      <w:r>
-        <w:br/>
-      </w:r>
-      <w:r>
-        <w:rPr>
-          <w:rStyle w:val="VerbatimChar"/>
-        </w:rPr>
-        <w:t xml:space="preserve">##   CAA.Qc.Vrt CAA.Ht.Hrz CAA.Ht.Vrt CAA.Qt.Hrz CAA.Qt.Vrt CAA.Scpl.Hrz</w:t>
-      </w:r>
-      <w:r>
-        <w:br/>
-      </w:r>
-      <w:r>
-        <w:rPr>
-          <w:rStyle w:val="VerbatimChar"/>
-        </w:rPr>
-        <w:t xml:space="preserve">## 1        NaN  0.0000000  0.0000000        NaN        NaN          Inf</w:t>
-      </w:r>
-      <w:r>
-        <w:br/>
-      </w:r>
-      <w:r>
-        <w:rPr>
-          <w:rStyle w:val="VerbatimChar"/>
-        </w:rPr>
-        <w:t xml:space="preserve">## 2  0.6925724  0.8386991  0.8298446  0.7634168  0.7553571    0.6386989</w:t>
-      </w:r>
-      <w:r>
-        <w:br/>
-      </w:r>
-      <w:r>
-        <w:rPr>
-          <w:rStyle w:val="VerbatimChar"/>
-        </w:rPr>
-        <w:t xml:space="preserve">##   CAA.Scpl.Vrt CAA.Qcpl.Hrz CAA.Qcpl.Vrt  CAA.C.Hrz  CAA.C.Vrt   CAA.PT</w:t>
-      </w:r>
-      <w:r>
-        <w:br/>
-      </w:r>
-      <w:r>
-        <w:rPr>
-          <w:rStyle w:val="VerbatimChar"/>
-        </w:rPr>
-        <w:t xml:space="preserve">## 1          Inf          NaN          NaN 0.00000000 0.00000000      Inf</w:t>
-      </w:r>
-      <w:r>
-        <w:br/>
-      </w:r>
-      <w:r>
-        <w:rPr>
-          <w:rStyle w:val="VerbatimChar"/>
-        </w:rPr>
-        <w:t xml:space="preserve">## 2    0.6472219    0.7277313    0.7239647 0.01768539 0.01469036 60.77585</w:t>
-      </w:r>
-      <w:r>
-        <w:br/>
-      </w:r>
-      <w:r>
-        <w:rPr>
-          <w:rStyle w:val="VerbatimChar"/>
-        </w:rPr>
-        <w:t xml:space="preserve">##   CAA.PT.Hrz CAA.PT.Vrt   CAA.Asp     VCA.ML    VCA.sL   VCA.CVL  VCA.MDmax</w:t>
-      </w:r>
-      <w:r>
-        <w:br/>
-      </w:r>
-      <w:r>
-        <w:rPr>
-          <w:rStyle w:val="VerbatimChar"/>
-        </w:rPr>
-        <w:t xml:space="preserve">## 1        Inf        Inf       NaN 0.07415875       NaN       NaN 0.08914595</w:t>
-      </w:r>
-      <w:r>
-        <w:br/>
-      </w:r>
-      <w:r>
-        <w:rPr>
-          <w:rStyle w:val="VerbatimChar"/>
-        </w:rPr>
-        <w:t xml:space="preserve">## 2   55.54384   67.07187 0.4529912 0.04150538 0.0231051 0.5566772 0.08559733</w:t>
-      </w:r>
-      <w:r>
-        <w:br/>
-      </w:r>
-      <w:r>
-        <w:rPr>
-          <w:rStyle w:val="VerbatimChar"/>
-        </w:rPr>
-        <w:t xml:space="preserve">##     VCA.sDmax VCA.CVDmax VCA.MSsat VCA.sSsat VCA.CVSsat  VCA.MSL VCA.sSL</w:t>
-      </w:r>
-      <w:r>
-        <w:br/>
-      </w:r>
-      <w:r>
-        <w:rPr>
-          <w:rStyle w:val="VerbatimChar"/>
-        </w:rPr>
-        <w:t xml:space="preserve">## 1         NaN        NaN  2.695919       NaN        NaN      NaN     NaN</w:t>
-      </w:r>
-      <w:r>
-        <w:br/>
-      </w:r>
-      <w:r>
-        <w:rPr>
-          <w:rStyle w:val="VerbatimChar"/>
-        </w:rPr>
-        <w:t xml:space="preserve">## 2 0.009909556  0.1157695  2.469105 0.2776953   0.112468 16.01608 6.01111</w:t>
-      </w:r>
-      <w:r>
-        <w:br/>
-      </w:r>
-      <w:r>
-        <w:rPr>
-          <w:rStyle w:val="VerbatimChar"/>
-        </w:rPr>
-        <w:t xml:space="preserve">##    VCA.CVSL   VCA.MS   VCA.sS   VCA.CVS VCA.ML.Hrz VCA.sL.Hrz VCA.CVL.Hrz</w:t>
-      </w:r>
-      <w:r>
-        <w:br/>
-      </w:r>
-      <w:r>
-        <w:rPr>
-          <w:rStyle w:val="VerbatimChar"/>
-        </w:rPr>
-        <w:t xml:space="preserve">## 1       NaN      NaN      NaN       NaN 0.07415875        NaN         NaN</w:t>
-      </w:r>
-      <w:r>
-        <w:br/>
-      </w:r>
-      <w:r>
-        <w:rPr>
-          <w:rStyle w:val="VerbatimChar"/>
-        </w:rPr>
-        <w:t xml:space="preserve">## 2 0.3753171 3.334727 1.209654 0.3627445 0.04129542 0.02296875   0.5562057</w:t>
-      </w:r>
-      <w:r>
-        <w:br/>
-      </w:r>
-      <w:r>
-        <w:rPr>
-          <w:rStyle w:val="VerbatimChar"/>
-        </w:rPr>
-        <w:t xml:space="preserve">##   VCA.ML.Vrt VCA.sL.Vrt VCA.CVL.Vrt VCA.MDmax.Hrz VCA.sDmax.Hrz VCA.CVDmax.Hrz</w:t>
-      </w:r>
-      <w:r>
-        <w:br/>
-      </w:r>
-      <w:r>
-        <w:rPr>
-          <w:rStyle w:val="VerbatimChar"/>
-        </w:rPr>
-        <w:t xml:space="preserve">## 1 0.07415875        NaN         NaN    0.08914595           NaN            NaN</w:t>
-      </w:r>
-      <w:r>
-        <w:br/>
-      </w:r>
-      <w:r>
-        <w:rPr>
-          <w:rStyle w:val="VerbatimChar"/>
-        </w:rPr>
-        <w:t xml:space="preserve">## 2 0.04130759  0.0229682   0.5560287    0.08557285   0.009828942      0.1148605</w:t>
-      </w:r>
-      <w:r>
-        <w:br/>
-      </w:r>
-      <w:r>
-        <w:rPr>
-          <w:rStyle w:val="VerbatimChar"/>
-        </w:rPr>
-        <w:t xml:space="preserve">##   VCA.MDmax.Vrt VCA.sDmax.Vrt VCA.CVDmax.Vrt VCA.MSsat.Hrz VCA.sSsat.Hrz</w:t>
-      </w:r>
-      <w:r>
-        <w:br/>
-      </w:r>
-      <w:r>
-        <w:rPr>
-          <w:rStyle w:val="VerbatimChar"/>
-        </w:rPr>
-        <w:t xml:space="preserve">## 1    0.08914595           NaN            NaN      2.695919           NaN</w:t>
-      </w:r>
-      <w:r>
-        <w:br/>
-      </w:r>
-      <w:r>
-        <w:rPr>
-          <w:rStyle w:val="VerbatimChar"/>
-        </w:rPr>
-        <w:t xml:space="preserve">## 2    0.08556912   0.009826575      0.1148379      2.467878     0.2756307</w:t>
-      </w:r>
-      <w:r>
-        <w:br/>
-      </w:r>
-      <w:r>
-        <w:rPr>
-          <w:rStyle w:val="VerbatimChar"/>
-        </w:rPr>
-        <w:t xml:space="preserve">##   VCA.CVSsat.Hrz VCA.MSsat.Vrt VCA.sSsat.Vrt VCA.CVSsat.Vrt VCA.MSL.Hrz</w:t>
-      </w:r>
-      <w:r>
-        <w:br/>
-      </w:r>
-      <w:r>
-        <w:rPr>
-          <w:rStyle w:val="VerbatimChar"/>
-        </w:rPr>
-        <w:t xml:space="preserve">## 1            NaN      2.695919           NaN            NaN         NaN</w:t>
-      </w:r>
-      <w:r>
-        <w:br/>
-      </w:r>
-      <w:r>
-        <w:rPr>
-          <w:rStyle w:val="VerbatimChar"/>
-        </w:rPr>
-        <w:t xml:space="preserve">## 2      0.1116873      2.467834     0.2755308      0.1116488    16.01783</w:t>
-      </w:r>
-      <w:r>
-        <w:br/>
-      </w:r>
-      <w:r>
-        <w:rPr>
-          <w:rStyle w:val="VerbatimChar"/>
-        </w:rPr>
-        <w:t xml:space="preserve">##   VCA.sSL.Hrz VCA.CVSL.Hrz VCA.MSL.Vrt VCA.sSL.Vrt VCA.CVSL.Vrt VCA.MS.Hrz</w:t>
-      </w:r>
-      <w:r>
-        <w:br/>
-      </w:r>
-      <w:r>
-        <w:rPr>
-          <w:rStyle w:val="VerbatimChar"/>
-        </w:rPr>
-        <w:t xml:space="preserve">## 1         NaN          NaN         NaN         NaN          NaN        NaN</w:t>
-      </w:r>
-      <w:r>
-        <w:br/>
-      </w:r>
-      <w:r>
-        <w:rPr>
-          <w:rStyle w:val="VerbatimChar"/>
-        </w:rPr>
-        <w:t xml:space="preserve">## 2    6.010669    0.3752486    16.01434    6.011548    0.3753854    3.33508</w:t>
-      </w:r>
-      <w:r>
-        <w:br/>
-      </w:r>
-      <w:r>
-        <w:rPr>
-          <w:rStyle w:val="VerbatimChar"/>
-        </w:rPr>
-        <w:t xml:space="preserve">##   VCA.sS.Hrz VCA.CVS.Hrz VCA.MS.Vrt VCA.sS.Vrt VCA.CVS.Vrt   BSA.BML    BSA.BsL</w:t>
-      </w:r>
-      <w:r>
-        <w:br/>
-      </w:r>
-      <w:r>
-        <w:rPr>
-          <w:rStyle w:val="VerbatimChar"/>
-        </w:rPr>
-        <w:t xml:space="preserve">## 1        NaN         NaN        NaN        NaN         NaN 0.0000000 0.00000000</w:t>
-      </w:r>
-      <w:r>
-        <w:br/>
-      </w:r>
-      <w:r>
-        <w:rPr>
-          <w:rStyle w:val="VerbatimChar"/>
-        </w:rPr>
-        <w:t xml:space="preserve">## 2   1.209564   0.3626792   3.334376   1.209744   0.3628096 0.2888441 0.09471583</w:t>
-      </w:r>
-      <w:r>
-        <w:br/>
-      </w:r>
-      <w:r>
-        <w:rPr>
-          <w:rStyle w:val="VerbatimChar"/>
-        </w:rPr>
-        <w:t xml:space="preserve">##    BSA.BCVL BSA.BMDmax BSA.BsDmax BSA.BCVDmax BSA.BMSsat BSA.BsSsat BSA.BCVSsat</w:t>
-      </w:r>
-      <w:r>
-        <w:br/>
-      </w:r>
-      <w:r>
-        <w:rPr>
-          <w:rStyle w:val="VerbatimChar"/>
-        </w:rPr>
-        <w:t xml:space="preserve">## 1       NaN 0.00000000 0.00000000         NaN 0.00000000 0.00000000         NaN</w:t>
-      </w:r>
-      <w:r>
-        <w:br/>
-      </w:r>
-      <w:r>
-        <w:rPr>
-          <w:rStyle w:val="VerbatimChar"/>
-        </w:rPr>
-        <w:t xml:space="preserve">## 2 0.3279133 0.07865894 0.08357918    1.062552 0.06068302 0.08350352    1.376061</w:t>
-      </w:r>
-      <w:r>
-        <w:br/>
-      </w:r>
-      <w:r>
-        <w:rPr>
-          <w:rStyle w:val="VerbatimChar"/>
-        </w:rPr>
-        <w:t xml:space="preserve">##   BSA.BMSL BSA.BsSL BSA.BCVSL  BSA.BMS   BSA.BsS BSA.BCVS BSA.BML.Hrz</w:t>
-      </w:r>
-      <w:r>
-        <w:br/>
-      </w:r>
-      <w:r>
-        <w:rPr>
-          <w:rStyle w:val="VerbatimChar"/>
-        </w:rPr>
-        <w:t xml:space="preserve">## 1  0.00000 0.000000       NaN 0.000000 0.0000000      NaN   0.0000000</w:t>
-      </w:r>
-      <w:r>
-        <w:br/>
-      </w:r>
-      <w:r>
-        <w:rPr>
-          <w:rStyle w:val="VerbatimChar"/>
-        </w:rPr>
-        <w:t xml:space="preserve">## 2 11.98163 4.230545 0.3530861 2.522453 0.8547204 0.338845   0.2939087</w:t>
-      </w:r>
-      <w:r>
-        <w:br/>
-      </w:r>
-      <w:r>
-        <w:rPr>
-          <w:rStyle w:val="VerbatimChar"/>
-        </w:rPr>
-        <w:t xml:space="preserve">##   BSA.BsL.Hrz BSA.BCVL.Hrz BSA.BML.Vrt BSA.BsL.Vrt BSA.BCVL.Vrt BSA.BMDmax.Hrz</w:t>
-      </w:r>
-      <w:r>
-        <w:br/>
-      </w:r>
-      <w:r>
-        <w:rPr>
-          <w:rStyle w:val="VerbatimChar"/>
-        </w:rPr>
-        <w:t xml:space="preserve">## 1  0.00000000          NaN   0.0000000  0.00000000          NaN     0.00000000</w:t>
-      </w:r>
-      <w:r>
-        <w:br/>
-      </w:r>
-      <w:r>
-        <w:rPr>
-          <w:rStyle w:val="VerbatimChar"/>
-        </w:rPr>
-        <w:t xml:space="preserve">## 2  0.09529334    0.3242277   0.2827497  0.09347208    0.3305825     0.07536487</w:t>
-      </w:r>
-      <w:r>
-        <w:br/>
-      </w:r>
-      <w:r>
-        <w:rPr>
-          <w:rStyle w:val="VerbatimChar"/>
-        </w:rPr>
-        <w:t xml:space="preserve">##   BSA.BsDmax.Hrz BSA.BCVDmax.Hrz BSA.BMDmax.Vrt BSA.BsDmax.Vrt BSA.BCVDmax.Vrt</w:t>
-      </w:r>
-      <w:r>
-        <w:br/>
-      </w:r>
-      <w:r>
-        <w:rPr>
-          <w:rStyle w:val="VerbatimChar"/>
-        </w:rPr>
-        <w:t xml:space="preserve">## 1     0.00000000             NaN     0.00000000     0.00000000             NaN</w:t>
-      </w:r>
-      <w:r>
-        <w:br/>
-      </w:r>
-      <w:r>
-        <w:rPr>
-          <w:rStyle w:val="VerbatimChar"/>
-        </w:rPr>
-        <w:t xml:space="preserve">## 2     0.08251804        1.094914     0.08262291     0.08458379        1.023733</w:t>
-      </w:r>
-      <w:r>
-        <w:br/>
-      </w:r>
-      <w:r>
-        <w:rPr>
-          <w:rStyle w:val="VerbatimChar"/>
-        </w:rPr>
-        <w:t xml:space="preserve">##   BSA.BMSsat.Hrz BSA.BsSsat.Hrz BSA.BCVSsat.Hrz BSA.BMSsat.Vrt BSA.BsSsat.Vrt</w:t>
-      </w:r>
-      <w:r>
-        <w:br/>
-      </w:r>
-      <w:r>
-        <w:rPr>
-          <w:rStyle w:val="VerbatimChar"/>
-        </w:rPr>
-        <w:t xml:space="preserve">## 1     0.00000000      0.0000000             NaN     0.00000000     0.00000000</w:t>
-      </w:r>
-      <w:r>
-        <w:br/>
-      </w:r>
-      <w:r>
-        <w:rPr>
-          <w:rStyle w:val="VerbatimChar"/>
-        </w:rPr>
-        <w:t xml:space="preserve">## 2     0.05763893      0.0828074        1.436658     0.06434617     0.08411479</w:t>
-      </w:r>
-      <w:r>
-        <w:br/>
-      </w:r>
-      <w:r>
-        <w:rPr>
-          <w:rStyle w:val="VerbatimChar"/>
-        </w:rPr>
-        <w:t xml:space="preserve">##   BSA.BCVSsat.Vrt BSA.BMSL.Hrz BSA.BsSL.Hrz BSA.BCVSL.Hrz BSA.BMSL.Vrt</w:t>
-      </w:r>
-      <w:r>
-        <w:br/>
-      </w:r>
-      <w:r>
-        <w:rPr>
-          <w:rStyle w:val="VerbatimChar"/>
-        </w:rPr>
-        <w:t xml:space="preserve">## 1             NaN      0.00000      0.00000           NaN      0.00000</w:t>
-      </w:r>
-      <w:r>
-        <w:br/>
-      </w:r>
-      <w:r>
-        <w:rPr>
-          <w:rStyle w:val="VerbatimChar"/>
-        </w:rPr>
-        <w:t xml:space="preserve">## 2        1.307223     12.20617      4.27166     0.3499591     11.71142</w:t>
-      </w:r>
-      <w:r>
-        <w:br/>
-      </w:r>
-      <w:r>
-        <w:rPr>
-          <w:rStyle w:val="VerbatimChar"/>
-        </w:rPr>
-        <w:t xml:space="preserve">##   BSA.BsSL.Vrt BSA.BCVSL.Vrt BSA.BMS.Hrz BSA.BsS.Hrz BSA.BCVS.Hrz BSA.BMS.Vrt</w:t>
-      </w:r>
-      <w:r>
-        <w:br/>
-      </w:r>
-      <w:r>
-        <w:rPr>
-          <w:rStyle w:val="VerbatimChar"/>
-        </w:rPr>
-        <w:t xml:space="preserve">## 1     0.000000           NaN    0.000000   0.0000000          NaN    0.000000</w:t>
-      </w:r>
-      <w:r>
-        <w:br/>
-      </w:r>
-      <w:r>
-        <w:rPr>
-          <w:rStyle w:val="VerbatimChar"/>
-        </w:rPr>
-        <w:t xml:space="preserve">## 2     4.156481     0.3549083    2.567851   0.8627548    0.3359832    2.467822</w:t>
-      </w:r>
-      <w:r>
-        <w:br/>
-      </w:r>
-      <w:r>
-        <w:rPr>
-          <w:rStyle w:val="VerbatimChar"/>
-        </w:rPr>
-        <w:t xml:space="preserve">##   BSA.BsS.Vrt BSA.BCVS.Vrt  Col.mean    Col.sd  Col.CoV Col.skew Col.kurtosis</w:t>
-      </w:r>
-      <w:r>
-        <w:br/>
-      </w:r>
-      <w:r>
-        <w:rPr>
-          <w:rStyle w:val="VerbatimChar"/>
-        </w:rPr>
-        <w:t xml:space="preserve">## 1   0.0000000          NaN 0.1736449 0.2851837 1.642339 2.351301     9.700354</w:t>
-      </w:r>
-      <w:r>
-        <w:br/>
-      </w:r>
-      <w:r>
-        <w:rPr>
-          <w:rStyle w:val="VerbatimChar"/>
-        </w:rPr>
-        <w:t xml:space="preserve">## 2   0.8400862    0.3404161 0.2161124 0.4168882 1.929034 3.158602    19.114901</w:t>
-      </w:r>
-      <w:r>
-        <w:br/>
-      </w:r>
-      <w:r>
-        <w:rPr>
-          <w:rStyle w:val="VerbatimChar"/>
-        </w:rPr>
-        <w:t xml:space="preserve">##    Lum.mean   Lum.sd  Lum.CoV Lum.skew Lum.kurtosis Col.mean.hrz Col.sd.hrz</w:t>
-      </w:r>
-      <w:r>
-        <w:br/>
-      </w:r>
-      <w:r>
-        <w:rPr>
-          <w:rStyle w:val="VerbatimChar"/>
-        </w:rPr>
-        <w:t xml:space="preserve">## 1 0.8928419 1.431054 1.602808 2.255974     9.558368   0.08770301  0.1856711</w:t>
-      </w:r>
-      <w:r>
-        <w:br/>
-      </w:r>
-      <w:r>
-        <w:rPr>
-          <w:rStyle w:val="VerbatimChar"/>
-        </w:rPr>
-        <w:t xml:space="preserve">## 2 0.7599581 1.631294 2.146557 4.713521    38.984497   0.11245671  0.2857060</w:t>
-      </w:r>
-      <w:r>
-        <w:br/>
-      </w:r>
-      <w:r>
-        <w:rPr>
-          <w:rStyle w:val="VerbatimChar"/>
-        </w:rPr>
-        <w:t xml:space="preserve">##   Col.CoV.hrz Col.skew.hrz Col.kurtosis.hrz Col.mean.vrt Col.sd.vrt Col.CoV.vrt</w:t>
-      </w:r>
-      <w:r>
-        <w:br/>
-      </w:r>
-      <w:r>
-        <w:rPr>
-          <w:rStyle w:val="VerbatimChar"/>
-        </w:rPr>
-        <w:t xml:space="preserve">## 1    2.117043     3.926095         22.61682   0.08907545  0.1942661    2.180916</w:t>
-      </w:r>
-      <w:r>
-        <w:br/>
-      </w:r>
-      <w:r>
-        <w:rPr>
-          <w:rStyle w:val="VerbatimChar"/>
-        </w:rPr>
-        <w:t xml:space="preserve">## 2    2.540587     5.473994         47.54446   0.10647940  0.2643248    2.482403</w:t>
-      </w:r>
-      <w:r>
-        <w:br/>
-      </w:r>
-      <w:r>
-        <w:rPr>
-          <w:rStyle w:val="VerbatimChar"/>
-        </w:rPr>
-        <w:t xml:space="preserve">##   Col.skew.vrt Col.kurtosis.vrt Lum.mean.hrz Lum.sd.hrz Lum.CoV.hrz</w:t>
-      </w:r>
-      <w:r>
-        <w:br/>
-      </w:r>
-      <w:r>
-        <w:rPr>
-          <w:rStyle w:val="VerbatimChar"/>
-        </w:rPr>
-        <w:t xml:space="preserve">## 1     3.913759         22.07321    0.4355562  0.8958863    2.056879</w:t>
-      </w:r>
-      <w:r>
-        <w:br/>
-      </w:r>
-      <w:r>
-        <w:rPr>
-          <w:rStyle w:val="VerbatimChar"/>
-        </w:rPr>
-        <w:t xml:space="preserve">## 2     5.224416         45.33121    0.3860825  1.0964629    2.839970</w:t>
-      </w:r>
-      <w:r>
-        <w:br/>
-      </w:r>
-      <w:r>
-        <w:rPr>
-          <w:rStyle w:val="VerbatimChar"/>
-        </w:rPr>
-        <w:t xml:space="preserve">##   Lum.skew.hrz Lum.kurtosis.hrz Lum.mean.vrt Lum.sd.vrt Lum.CoV.vrt</w:t>
-      </w:r>
-      <w:r>
-        <w:br/>
-      </w:r>
-      <w:r>
-        <w:rPr>
-          <w:rStyle w:val="VerbatimChar"/>
-        </w:rPr>
-        <w:t xml:space="preserve">## 1     3.612730         20.01520    0.4563516  0.9904756    2.170422</w:t>
-      </w:r>
-      <w:r>
-        <w:br/>
-      </w:r>
-      <w:r>
-        <w:rPr>
-          <w:rStyle w:val="VerbatimChar"/>
-        </w:rPr>
-        <w:t xml:space="preserve">## 2     7.414604         84.33807    0.3751880  1.0664402    2.842415</w:t>
-      </w:r>
-      <w:r>
-        <w:br/>
-      </w:r>
-      <w:r>
-        <w:rPr>
-          <w:rStyle w:val="VerbatimChar"/>
-        </w:rPr>
-        <w:t xml:space="preserve">##   Lum.skew.vrt Lum.kurtosis.vrt Transform Col.thresh Lum.thresh</w:t>
-      </w:r>
-      <w:r>
-        <w:br/>
-      </w:r>
-      <w:r>
-        <w:rPr>
-          <w:rStyle w:val="VerbatimChar"/>
-        </w:rPr>
-        <w:t xml:space="preserve">## 1     3.852029         22.42973      none          0          0</w:t>
-      </w:r>
-      <w:r>
-        <w:br/>
-      </w:r>
-      <w:r>
-        <w:rPr>
-          <w:rStyle w:val="VerbatimChar"/>
-        </w:rPr>
-        <w:t xml:space="preserve">## 2     7.844373         98.05338      none          0          0</w:t>
+        <w:t xml:space="preserve">##             Species                            Ind Dist               ROI   CAA.Sc    CAA.Jc   CAA.St    CAA.Jt  CAA.Hc    CAA.Qc    CAA.Ht    CAA.Qt  CAA.Scpl</w:t>
+      </w:r>
+      <w:r>
+        <w:br/>
+      </w:r>
+      <w:r>
+        <w:rPr>
+          <w:rStyle w:val="VerbatimChar"/>
+        </w:rPr>
+        <w:t xml:space="preserve">## 1 Aphelodoris varia 3_AphelodorisVaria_10_NF_D_RAW 30cm            animal 1.000000 1.0000000      Inf       NaN 0.00000       NaN 0.0000000       NaN       Inf</w:t>
+      </w:r>
+      <w:r>
+        <w:br/>
+      </w:r>
+      <w:r>
+        <w:rPr>
+          <w:rStyle w:val="VerbatimChar"/>
+        </w:rPr>
+        <w:t xml:space="preserve">## 2 Aphelodoris varia 3_AphelodorisVaria_10_NF_D_RAW 30cm animal+background 1.763881 0.5879602 2.098908 0.6996359 0.76058 0.6923097 0.8373184 0.7621601 0.6437981</w:t>
+      </w:r>
+      <w:r>
+        <w:br/>
+      </w:r>
+      <w:r>
+        <w:rPr>
+          <w:rStyle w:val="VerbatimChar"/>
+        </w:rPr>
+        <w:t xml:space="preserve">##    CAA.Qcpl      CAA.C CAA.Sc.Hrz CAA.Sc.Vrt CAA.Jc.Hrz CAA.Jc.Vrt CAA.St.Hrz CAA.St.Vrt CAA.Jt.Hrz CAA.Jt.Vrt CAA.Hc.Hrz CAA.Hc.Vrt CAA.Qc.Hrz CAA.Qc.Vrt</w:t>
+      </w:r>
+      <w:r>
+        <w:br/>
+      </w:r>
+      <w:r>
+        <w:rPr>
+          <w:rStyle w:val="VerbatimChar"/>
+        </w:rPr>
+        <w:t xml:space="preserve">## 1       NaN 0.00000000   1.000000   1.000000  1.0000000  1.0000000        Inf        Inf        NaN        NaN    0.00000  0.0000000        NaN        NaN</w:t>
+      </w:r>
+      <w:r>
+        <w:br/>
+      </w:r>
+      <w:r>
+        <w:rPr>
+          <w:rStyle w:val="VerbatimChar"/>
+        </w:rPr>
+        <w:t xml:space="preserve">## 2 0.7272349 0.01618755   1.763113   1.764646  0.5877043  0.5882152   2.069081   2.118686  0.6896936  0.7062285    0.76029  0.7608685  0.6920457  0.6925724</w:t>
+      </w:r>
+      <w:r>
+        <w:br/>
+      </w:r>
+      <w:r>
+        <w:rPr>
+          <w:rStyle w:val="VerbatimChar"/>
+        </w:rPr>
+        <w:t xml:space="preserve">##   CAA.Ht.Hrz CAA.Ht.Vrt CAA.Qt.Hrz CAA.Qt.Vrt CAA.Scpl.Hrz CAA.Scpl.Vrt CAA.Qcpl.Hrz CAA.Qcpl.Vrt  CAA.C.Hrz  CAA.C.Vrt   CAA.PT CAA.PT.Hrz CAA.PT.Vrt</w:t>
+      </w:r>
+      <w:r>
+        <w:br/>
+      </w:r>
+      <w:r>
+        <w:rPr>
+          <w:rStyle w:val="VerbatimChar"/>
+        </w:rPr>
+        <w:t xml:space="preserve">## 1  0.0000000  0.0000000        NaN        NaN          Inf          Inf          NaN          NaN 0.00000000 0.00000000      Inf        Inf        Inf</w:t>
+      </w:r>
+      <w:r>
+        <w:br/>
+      </w:r>
+      <w:r>
+        <w:rPr>
+          <w:rStyle w:val="VerbatimChar"/>
+        </w:rPr>
+        <w:t xml:space="preserve">## 2  0.8386991  0.8298446  0.7634168  0.7553571    0.6386989    0.6472219    0.7277313    0.7239647 0.01768539 0.01469036 60.77585   55.54384   67.07187</w:t>
+      </w:r>
+      <w:r>
+        <w:br/>
+      </w:r>
+      <w:r>
+        <w:rPr>
+          <w:rStyle w:val="VerbatimChar"/>
+        </w:rPr>
+        <w:t xml:space="preserve">##     CAA.Asp     VCA.ML    VCA.sL   VCA.CVL  VCA.MDmax   VCA.sDmax VCA.CVDmax VCA.MSsat VCA.sSsat VCA.CVSsat  VCA.MSL VCA.sSL  VCA.CVSL   VCA.MS   VCA.sS</w:t>
+      </w:r>
+      <w:r>
+        <w:br/>
+      </w:r>
+      <w:r>
+        <w:rPr>
+          <w:rStyle w:val="VerbatimChar"/>
+        </w:rPr>
+        <w:t xml:space="preserve">## 1       NaN 0.07415875       NaN       NaN 0.08914595         NaN        NaN  2.695919       NaN        NaN      NaN     NaN       NaN      NaN      NaN</w:t>
+      </w:r>
+      <w:r>
+        <w:br/>
+      </w:r>
+      <w:r>
+        <w:rPr>
+          <w:rStyle w:val="VerbatimChar"/>
+        </w:rPr>
+        <w:t xml:space="preserve">## 2 0.4529912 0.04150538 0.0231051 0.5566772 0.08559733 0.009909556  0.1157695  2.469105 0.2776953   0.112468 16.01608 6.01111 0.3753171 3.334727 1.209654</w:t>
+      </w:r>
+      <w:r>
+        <w:br/>
+      </w:r>
+      <w:r>
+        <w:rPr>
+          <w:rStyle w:val="VerbatimChar"/>
+        </w:rPr>
+        <w:t xml:space="preserve">##     VCA.CVS VCA.ML.Hrz VCA.sL.Hrz VCA.CVL.Hrz VCA.ML.Vrt VCA.sL.Vrt VCA.CVL.Vrt VCA.MDmax.Hrz VCA.sDmax.Hrz VCA.CVDmax.Hrz VCA.MDmax.Vrt VCA.sDmax.Vrt</w:t>
+      </w:r>
+      <w:r>
+        <w:br/>
+      </w:r>
+      <w:r>
+        <w:rPr>
+          <w:rStyle w:val="VerbatimChar"/>
+        </w:rPr>
+        <w:t xml:space="preserve">## 1       NaN 0.07415875        NaN         NaN 0.07415875        NaN         NaN    0.08914595           NaN            NaN    0.08914595           NaN</w:t>
+      </w:r>
+      <w:r>
+        <w:br/>
+      </w:r>
+      <w:r>
+        <w:rPr>
+          <w:rStyle w:val="VerbatimChar"/>
+        </w:rPr>
+        <w:t xml:space="preserve">## 2 0.3627445 0.04129542 0.02296875   0.5562057 0.04130759  0.0229682   0.5560287    0.08557285   0.009828942      0.1148605    0.08556912   0.009826575</w:t>
+      </w:r>
+      <w:r>
+        <w:br/>
+      </w:r>
+      <w:r>
+        <w:rPr>
+          <w:rStyle w:val="VerbatimChar"/>
+        </w:rPr>
+        <w:t xml:space="preserve">##   VCA.CVDmax.Vrt VCA.MSsat.Hrz VCA.sSsat.Hrz VCA.CVSsat.Hrz VCA.MSsat.Vrt VCA.sSsat.Vrt VCA.CVSsat.Vrt VCA.MSL.Hrz VCA.sSL.Hrz VCA.CVSL.Hrz VCA.MSL.Vrt</w:t>
+      </w:r>
+      <w:r>
+        <w:br/>
+      </w:r>
+      <w:r>
+        <w:rPr>
+          <w:rStyle w:val="VerbatimChar"/>
+        </w:rPr>
+        <w:t xml:space="preserve">## 1            NaN      2.695919           NaN            NaN      2.695919           NaN            NaN         NaN         NaN          NaN         NaN</w:t>
+      </w:r>
+      <w:r>
+        <w:br/>
+      </w:r>
+      <w:r>
+        <w:rPr>
+          <w:rStyle w:val="VerbatimChar"/>
+        </w:rPr>
+        <w:t xml:space="preserve">## 2      0.1148379      2.467878     0.2756307      0.1116873      2.467834     0.2755308      0.1116488    16.01783    6.010669    0.3752486    16.01434</w:t>
+      </w:r>
+      <w:r>
+        <w:br/>
+      </w:r>
+      <w:r>
+        <w:rPr>
+          <w:rStyle w:val="VerbatimChar"/>
+        </w:rPr>
+        <w:t xml:space="preserve">##   VCA.sSL.Vrt VCA.CVSL.Vrt VCA.MS.Hrz VCA.sS.Hrz VCA.CVS.Hrz VCA.MS.Vrt VCA.sS.Vrt VCA.CVS.Vrt   BSA.BML    BSA.BsL  BSA.BCVL BSA.BMDmax BSA.BsDmax BSA.BCVDmax</w:t>
+      </w:r>
+      <w:r>
+        <w:br/>
+      </w:r>
+      <w:r>
+        <w:rPr>
+          <w:rStyle w:val="VerbatimChar"/>
+        </w:rPr>
+        <w:t xml:space="preserve">## 1         NaN          NaN        NaN        NaN         NaN        NaN        NaN         NaN 0.0000000 0.00000000       NaN 0.00000000 0.00000000         NaN</w:t>
+      </w:r>
+      <w:r>
+        <w:br/>
+      </w:r>
+      <w:r>
+        <w:rPr>
+          <w:rStyle w:val="VerbatimChar"/>
+        </w:rPr>
+        <w:t xml:space="preserve">## 2    6.011548    0.3753854    3.33508   1.209564   0.3626792   3.334376   1.209744   0.3628096 0.2888441 0.09471583 0.3279133 0.07865894 0.08357918    1.062552</w:t>
+      </w:r>
+      <w:r>
+        <w:br/>
+      </w:r>
+      <w:r>
+        <w:rPr>
+          <w:rStyle w:val="VerbatimChar"/>
+        </w:rPr>
+        <w:t xml:space="preserve">##   BSA.BMSsat BSA.BsSsat BSA.BCVSsat BSA.BMSL BSA.BsSL BSA.BCVSL  BSA.BMS   BSA.BsS BSA.BCVS BSA.BML.Hrz BSA.BsL.Hrz BSA.BCVL.Hrz BSA.BML.Vrt BSA.BsL.Vrt</w:t>
+      </w:r>
+      <w:r>
+        <w:br/>
+      </w:r>
+      <w:r>
+        <w:rPr>
+          <w:rStyle w:val="VerbatimChar"/>
+        </w:rPr>
+        <w:t xml:space="preserve">## 1 0.00000000 0.00000000         NaN  0.00000 0.000000       NaN 0.000000 0.0000000      NaN   0.0000000  0.00000000          NaN   0.0000000  0.00000000</w:t>
+      </w:r>
+      <w:r>
+        <w:br/>
+      </w:r>
+      <w:r>
+        <w:rPr>
+          <w:rStyle w:val="VerbatimChar"/>
+        </w:rPr>
+        <w:t xml:space="preserve">## 2 0.06068302 0.08350352    1.376061 11.98163 4.230545 0.3530861 2.522453 0.8547204 0.338845   0.2939087  0.09529334    0.3242277   0.2827497  0.09347208</w:t>
+      </w:r>
+      <w:r>
+        <w:br/>
+      </w:r>
+      <w:r>
+        <w:rPr>
+          <w:rStyle w:val="VerbatimChar"/>
+        </w:rPr>
+        <w:t xml:space="preserve">##   BSA.BCVL.Vrt BSA.BMDmax.Hrz BSA.BsDmax.Hrz BSA.BCVDmax.Hrz BSA.BMDmax.Vrt BSA.BsDmax.Vrt BSA.BCVDmax.Vrt BSA.BMSsat.Hrz BSA.BsSsat.Hrz BSA.BCVSsat.Hrz</w:t>
+      </w:r>
+      <w:r>
+        <w:br/>
+      </w:r>
+      <w:r>
+        <w:rPr>
+          <w:rStyle w:val="VerbatimChar"/>
+        </w:rPr>
+        <w:t xml:space="preserve">## 1          NaN     0.00000000     0.00000000             NaN     0.00000000     0.00000000             NaN     0.00000000      0.0000000             NaN</w:t>
+      </w:r>
+      <w:r>
+        <w:br/>
+      </w:r>
+      <w:r>
+        <w:rPr>
+          <w:rStyle w:val="VerbatimChar"/>
+        </w:rPr>
+        <w:t xml:space="preserve">## 2    0.3305825     0.07536487     0.08251804        1.094914     0.08262291     0.08458379        1.023733     0.05763893      0.0828074        1.436658</w:t>
+      </w:r>
+      <w:r>
+        <w:br/>
+      </w:r>
+      <w:r>
+        <w:rPr>
+          <w:rStyle w:val="VerbatimChar"/>
+        </w:rPr>
+        <w:t xml:space="preserve">##   BSA.BMSsat.Vrt BSA.BsSsat.Vrt BSA.BCVSsat.Vrt BSA.BMSL.Hrz BSA.BsSL.Hrz BSA.BCVSL.Hrz BSA.BMSL.Vrt BSA.BsSL.Vrt BSA.BCVSL.Vrt BSA.BMS.Hrz BSA.BsS.Hrz</w:t>
+      </w:r>
+      <w:r>
+        <w:br/>
+      </w:r>
+      <w:r>
+        <w:rPr>
+          <w:rStyle w:val="VerbatimChar"/>
+        </w:rPr>
+        <w:t xml:space="preserve">## 1     0.00000000     0.00000000             NaN      0.00000      0.00000           NaN      0.00000     0.000000           NaN    0.000000   0.0000000</w:t>
+      </w:r>
+      <w:r>
+        <w:br/>
+      </w:r>
+      <w:r>
+        <w:rPr>
+          <w:rStyle w:val="VerbatimChar"/>
+        </w:rPr>
+        <w:t xml:space="preserve">## 2     0.06434617     0.08411479        1.307223     12.20617      4.27166     0.3499591     11.71142     4.156481     0.3549083    2.567851   0.8627548</w:t>
+      </w:r>
+      <w:r>
+        <w:br/>
+      </w:r>
+      <w:r>
+        <w:rPr>
+          <w:rStyle w:val="VerbatimChar"/>
+        </w:rPr>
+        <w:t xml:space="preserve">##   BSA.BCVS.Hrz BSA.BMS.Vrt BSA.BsS.Vrt BSA.BCVS.Vrt  Col.mean    Col.sd  Col.CoV Col.skew Col.kurtosis  Lum.mean   Lum.sd  Lum.CoV Lum.skew Lum.kurtosis</w:t>
+      </w:r>
+      <w:r>
+        <w:br/>
+      </w:r>
+      <w:r>
+        <w:rPr>
+          <w:rStyle w:val="VerbatimChar"/>
+        </w:rPr>
+        <w:t xml:space="preserve">## 1          NaN    0.000000   0.0000000          NaN 0.1736449 0.2851837 1.642339 2.351301     9.700354 0.8928419 1.431054 1.602808 2.255974     9.558368</w:t>
+      </w:r>
+      <w:r>
+        <w:br/>
+      </w:r>
+      <w:r>
+        <w:rPr>
+          <w:rStyle w:val="VerbatimChar"/>
+        </w:rPr>
+        <w:t xml:space="preserve">## 2    0.3359832    2.467822   0.8400862    0.3404161 0.2161124 0.4168882 1.929034 3.158602    19.114901 0.7599581 1.631294 2.146557 4.713521    38.984497</w:t>
+      </w:r>
+      <w:r>
+        <w:br/>
+      </w:r>
+      <w:r>
+        <w:rPr>
+          <w:rStyle w:val="VerbatimChar"/>
+        </w:rPr>
+        <w:t xml:space="preserve">##   Col.mean.hrz Col.sd.hrz Col.CoV.hrz Col.skew.hrz Col.kurtosis.hrz Col.mean.vrt Col.sd.vrt Col.CoV.vrt Col.skew.vrt Col.kurtosis.vrt Lum.mean.hrz Lum.sd.hrz</w:t>
+      </w:r>
+      <w:r>
+        <w:br/>
+      </w:r>
+      <w:r>
+        <w:rPr>
+          <w:rStyle w:val="VerbatimChar"/>
+        </w:rPr>
+        <w:t xml:space="preserve">## 1   0.08770301  0.1856711    2.117043     3.926095         22.61682   0.08907545  0.1942661    2.180916     3.913759         22.07321    0.4355562  0.8958863</w:t>
+      </w:r>
+      <w:r>
+        <w:br/>
+      </w:r>
+      <w:r>
+        <w:rPr>
+          <w:rStyle w:val="VerbatimChar"/>
+        </w:rPr>
+        <w:t xml:space="preserve">## 2   0.11245671  0.2857060    2.540587     5.473994         47.54446   0.10647940  0.2643248    2.482403     5.224416         45.33121    0.3860825  1.0964629</w:t>
+      </w:r>
+      <w:r>
+        <w:br/>
+      </w:r>
+      <w:r>
+        <w:rPr>
+          <w:rStyle w:val="VerbatimChar"/>
+        </w:rPr>
+        <w:t xml:space="preserve">##   Lum.CoV.hrz Lum.skew.hrz Lum.kurtosis.hrz Lum.mean.vrt Lum.sd.vrt Lum.CoV.vrt Lum.skew.vrt Lum.kurtosis.vrt Transform Col.thresh Lum.thresh</w:t>
+      </w:r>
+      <w:r>
+        <w:br/>
+      </w:r>
+      <w:r>
+        <w:rPr>
+          <w:rStyle w:val="VerbatimChar"/>
+        </w:rPr>
+        <w:t xml:space="preserve">## 1    2.056879     3.612730         20.01520    0.4563516  0.9904756    2.170422     3.852029         22.42973      none          0          0</w:t>
+      </w:r>
+      <w:r>
+        <w:br/>
+      </w:r>
+      <w:r>
+        <w:rPr>
+          <w:rStyle w:val="VerbatimChar"/>
+        </w:rPr>
+        <w:t xml:space="preserve">## 2    2.839970     7.414604         84.33807    0.3751880  1.0664402    2.842415     7.844373         98.05338      none          0          0</w:t>
       </w:r>
     </w:p>
     <w:p>
@@ -12482,727 +11267,349 @@
         <w:rPr>
           <w:rStyle w:val="VerbatimChar"/>
         </w:rPr>
-        <w:t xml:space="preserve">##             Species                            Ind Dist               ROI</w:t>
-      </w:r>
-      <w:r>
-        <w:br/>
-      </w:r>
-      <w:r>
-        <w:rPr>
-          <w:rStyle w:val="VerbatimChar"/>
-        </w:rPr>
-        <w:t xml:space="preserve">## 1 Aphelodoris varia 3_AphelodorisVaria_10_NF_D_RAW 30cm            animal</w:t>
-      </w:r>
-      <w:r>
-        <w:br/>
-      </w:r>
-      <w:r>
-        <w:rPr>
-          <w:rStyle w:val="VerbatimChar"/>
-        </w:rPr>
-        <w:t xml:space="preserve">## 2 Aphelodoris varia 3_AphelodorisVaria_10_NF_D_RAW 30cm animal+background</w:t>
-      </w:r>
-      <w:r>
-        <w:br/>
-      </w:r>
-      <w:r>
-        <w:rPr>
-          <w:rStyle w:val="VerbatimChar"/>
-        </w:rPr>
-        <w:t xml:space="preserve">##     CAA.Sc    CAA.Jc   CAA.St    CAA.Jt  CAA.Hc    CAA.Qc    CAA.Ht    CAA.Qt</w:t>
-      </w:r>
-      <w:r>
-        <w:br/>
-      </w:r>
-      <w:r>
-        <w:rPr>
-          <w:rStyle w:val="VerbatimChar"/>
-        </w:rPr>
-        <w:t xml:space="preserve">## 1 1.000000 1.0000000      Inf       NaN 0.00000       NaN 0.0000000       NaN</w:t>
-      </w:r>
-      <w:r>
-        <w:br/>
-      </w:r>
-      <w:r>
-        <w:rPr>
-          <w:rStyle w:val="VerbatimChar"/>
-        </w:rPr>
-        <w:t xml:space="preserve">## 2 1.763881 0.5879602 2.098908 0.6996359 0.76058 0.6923097 0.8373184 0.7621601</w:t>
-      </w:r>
-      <w:r>
-        <w:br/>
-      </w:r>
-      <w:r>
-        <w:rPr>
-          <w:rStyle w:val="VerbatimChar"/>
-        </w:rPr>
-        <w:t xml:space="preserve">##    CAA.Scpl  CAA.Qcpl      CAA.C CAA.Sc.Hrz CAA.Sc.Vrt CAA.Jc.Hrz CAA.Jc.Vrt</w:t>
-      </w:r>
-      <w:r>
-        <w:br/>
-      </w:r>
-      <w:r>
-        <w:rPr>
-          <w:rStyle w:val="VerbatimChar"/>
-        </w:rPr>
-        <w:t xml:space="preserve">## 1       Inf       NaN 0.00000000   1.000000   1.000000  1.0000000  1.0000000</w:t>
-      </w:r>
-      <w:r>
-        <w:br/>
-      </w:r>
-      <w:r>
-        <w:rPr>
-          <w:rStyle w:val="VerbatimChar"/>
-        </w:rPr>
-        <w:t xml:space="preserve">## 2 0.6437981 0.7272349 0.01618755   1.763113   1.764646  0.5877043  0.5882152</w:t>
-      </w:r>
-      <w:r>
-        <w:br/>
-      </w:r>
-      <w:r>
-        <w:rPr>
-          <w:rStyle w:val="VerbatimChar"/>
-        </w:rPr>
-        <w:t xml:space="preserve">##   CAA.St.Hrz CAA.St.Vrt CAA.Jt.Hrz CAA.Jt.Vrt CAA.Hc.Hrz CAA.Hc.Vrt CAA.Qc.Hrz</w:t>
-      </w:r>
-      <w:r>
-        <w:br/>
-      </w:r>
-      <w:r>
-        <w:rPr>
-          <w:rStyle w:val="VerbatimChar"/>
-        </w:rPr>
-        <w:t xml:space="preserve">## 1        Inf        Inf        NaN        NaN    0.00000  0.0000000        NaN</w:t>
-      </w:r>
-      <w:r>
-        <w:br/>
-      </w:r>
-      <w:r>
-        <w:rPr>
-          <w:rStyle w:val="VerbatimChar"/>
-        </w:rPr>
-        <w:t xml:space="preserve">## 2   2.069081   2.118686  0.6896936  0.7062285    0.76029  0.7608685  0.6920457</w:t>
-      </w:r>
-      <w:r>
-        <w:br/>
-      </w:r>
-      <w:r>
-        <w:rPr>
-          <w:rStyle w:val="VerbatimChar"/>
-        </w:rPr>
-        <w:t xml:space="preserve">##   CAA.Qc.Vrt CAA.Ht.Hrz CAA.Ht.Vrt CAA.Qt.Hrz CAA.Qt.Vrt CAA.Scpl.Hrz</w:t>
-      </w:r>
-      <w:r>
-        <w:br/>
-      </w:r>
-      <w:r>
-        <w:rPr>
-          <w:rStyle w:val="VerbatimChar"/>
-        </w:rPr>
-        <w:t xml:space="preserve">## 1        NaN  0.0000000  0.0000000        NaN        NaN          Inf</w:t>
-      </w:r>
-      <w:r>
-        <w:br/>
-      </w:r>
-      <w:r>
-        <w:rPr>
-          <w:rStyle w:val="VerbatimChar"/>
-        </w:rPr>
-        <w:t xml:space="preserve">## 2  0.6925724  0.8386991  0.8298446  0.7634168  0.7553571    0.6386989</w:t>
-      </w:r>
-      <w:r>
-        <w:br/>
-      </w:r>
-      <w:r>
-        <w:rPr>
-          <w:rStyle w:val="VerbatimChar"/>
-        </w:rPr>
-        <w:t xml:space="preserve">##   CAA.Scpl.Vrt CAA.Qcpl.Hrz CAA.Qcpl.Vrt  CAA.C.Hrz  CAA.C.Vrt   CAA.PT</w:t>
-      </w:r>
-      <w:r>
-        <w:br/>
-      </w:r>
-      <w:r>
-        <w:rPr>
-          <w:rStyle w:val="VerbatimChar"/>
-        </w:rPr>
-        <w:t xml:space="preserve">## 1          Inf          NaN          NaN 0.00000000 0.00000000      Inf</w:t>
-      </w:r>
-      <w:r>
-        <w:br/>
-      </w:r>
-      <w:r>
-        <w:rPr>
-          <w:rStyle w:val="VerbatimChar"/>
-        </w:rPr>
-        <w:t xml:space="preserve">## 2    0.6472219    0.7277313    0.7239647 0.01768539 0.01469036 60.77585</w:t>
-      </w:r>
-      <w:r>
-        <w:br/>
-      </w:r>
-      <w:r>
-        <w:rPr>
-          <w:rStyle w:val="VerbatimChar"/>
-        </w:rPr>
-        <w:t xml:space="preserve">##   CAA.PT.Hrz CAA.PT.Vrt   CAA.Asp     VCA.ML    VCA.sL   VCA.CVL  VCA.MDmax</w:t>
-      </w:r>
-      <w:r>
-        <w:br/>
-      </w:r>
-      <w:r>
-        <w:rPr>
-          <w:rStyle w:val="VerbatimChar"/>
-        </w:rPr>
-        <w:t xml:space="preserve">## 1        Inf        Inf       NaN 0.07415875       NaN       NaN 0.08914595</w:t>
-      </w:r>
-      <w:r>
-        <w:br/>
-      </w:r>
-      <w:r>
-        <w:rPr>
-          <w:rStyle w:val="VerbatimChar"/>
-        </w:rPr>
-        <w:t xml:space="preserve">## 2   55.54384   67.07187 0.4529912 0.04150538 0.0231051 0.5566772 0.08559733</w:t>
-      </w:r>
-      <w:r>
-        <w:br/>
-      </w:r>
-      <w:r>
-        <w:rPr>
-          <w:rStyle w:val="VerbatimChar"/>
-        </w:rPr>
-        <w:t xml:space="preserve">##     VCA.sDmax VCA.CVDmax VCA.MSsat VCA.sSsat VCA.CVSsat  VCA.MSL VCA.sSL</w:t>
-      </w:r>
-      <w:r>
-        <w:br/>
-      </w:r>
-      <w:r>
-        <w:rPr>
-          <w:rStyle w:val="VerbatimChar"/>
-        </w:rPr>
-        <w:t xml:space="preserve">## 1         NaN        NaN  2.695919       NaN        NaN      NaN     NaN</w:t>
-      </w:r>
-      <w:r>
-        <w:br/>
-      </w:r>
-      <w:r>
-        <w:rPr>
-          <w:rStyle w:val="VerbatimChar"/>
-        </w:rPr>
-        <w:t xml:space="preserve">## 2 0.009909556  0.1157695  2.469105 0.2776953   0.112468 16.01608 6.01111</w:t>
-      </w:r>
-      <w:r>
-        <w:br/>
-      </w:r>
-      <w:r>
-        <w:rPr>
-          <w:rStyle w:val="VerbatimChar"/>
-        </w:rPr>
-        <w:t xml:space="preserve">##    VCA.CVSL   VCA.MS   VCA.sS   VCA.CVS VCA.ML.Hrz VCA.sL.Hrz VCA.CVL.Hrz</w:t>
-      </w:r>
-      <w:r>
-        <w:br/>
-      </w:r>
-      <w:r>
-        <w:rPr>
-          <w:rStyle w:val="VerbatimChar"/>
-        </w:rPr>
-        <w:t xml:space="preserve">## 1       NaN      NaN      NaN       NaN 0.07415875        NaN         NaN</w:t>
-      </w:r>
-      <w:r>
-        <w:br/>
-      </w:r>
-      <w:r>
-        <w:rPr>
-          <w:rStyle w:val="VerbatimChar"/>
-        </w:rPr>
-        <w:t xml:space="preserve">## 2 0.3753171 3.334727 1.209654 0.3627445 0.04129542 0.02296875   0.5562057</w:t>
-      </w:r>
-      <w:r>
-        <w:br/>
-      </w:r>
-      <w:r>
-        <w:rPr>
-          <w:rStyle w:val="VerbatimChar"/>
-        </w:rPr>
-        <w:t xml:space="preserve">##   VCA.ML.Vrt VCA.sL.Vrt VCA.CVL.Vrt VCA.MDmax.Hrz VCA.sDmax.Hrz VCA.CVDmax.Hrz</w:t>
-      </w:r>
-      <w:r>
-        <w:br/>
-      </w:r>
-      <w:r>
-        <w:rPr>
-          <w:rStyle w:val="VerbatimChar"/>
-        </w:rPr>
-        <w:t xml:space="preserve">## 1 0.07415875        NaN         NaN    0.08914595           NaN            NaN</w:t>
-      </w:r>
-      <w:r>
-        <w:br/>
-      </w:r>
-      <w:r>
-        <w:rPr>
-          <w:rStyle w:val="VerbatimChar"/>
-        </w:rPr>
-        <w:t xml:space="preserve">## 2 0.04130759  0.0229682   0.5560287    0.08557285   0.009828942      0.1148605</w:t>
-      </w:r>
-      <w:r>
-        <w:br/>
-      </w:r>
-      <w:r>
-        <w:rPr>
-          <w:rStyle w:val="VerbatimChar"/>
-        </w:rPr>
-        <w:t xml:space="preserve">##   VCA.MDmax.Vrt VCA.sDmax.Vrt VCA.CVDmax.Vrt VCA.MSsat.Hrz VCA.sSsat.Hrz</w:t>
-      </w:r>
-      <w:r>
-        <w:br/>
-      </w:r>
-      <w:r>
-        <w:rPr>
-          <w:rStyle w:val="VerbatimChar"/>
-        </w:rPr>
-        <w:t xml:space="preserve">## 1    0.08914595           NaN            NaN      2.695919           NaN</w:t>
-      </w:r>
-      <w:r>
-        <w:br/>
-      </w:r>
-      <w:r>
-        <w:rPr>
-          <w:rStyle w:val="VerbatimChar"/>
-        </w:rPr>
-        <w:t xml:space="preserve">## 2    0.08556912   0.009826575      0.1148379      2.467878     0.2756307</w:t>
-      </w:r>
-      <w:r>
-        <w:br/>
-      </w:r>
-      <w:r>
-        <w:rPr>
-          <w:rStyle w:val="VerbatimChar"/>
-        </w:rPr>
-        <w:t xml:space="preserve">##   VCA.CVSsat.Hrz VCA.MSsat.Vrt VCA.sSsat.Vrt VCA.CVSsat.Vrt VCA.MSL.Hrz</w:t>
-      </w:r>
-      <w:r>
-        <w:br/>
-      </w:r>
-      <w:r>
-        <w:rPr>
-          <w:rStyle w:val="VerbatimChar"/>
-        </w:rPr>
-        <w:t xml:space="preserve">## 1            NaN      2.695919           NaN            NaN         NaN</w:t>
-      </w:r>
-      <w:r>
-        <w:br/>
-      </w:r>
-      <w:r>
-        <w:rPr>
-          <w:rStyle w:val="VerbatimChar"/>
-        </w:rPr>
-        <w:t xml:space="preserve">## 2      0.1116873      2.467834     0.2755308      0.1116488    16.01783</w:t>
-      </w:r>
-      <w:r>
-        <w:br/>
-      </w:r>
-      <w:r>
-        <w:rPr>
-          <w:rStyle w:val="VerbatimChar"/>
-        </w:rPr>
-        <w:t xml:space="preserve">##   VCA.sSL.Hrz VCA.CVSL.Hrz VCA.MSL.Vrt VCA.sSL.Vrt VCA.CVSL.Vrt VCA.MS.Hrz</w:t>
-      </w:r>
-      <w:r>
-        <w:br/>
-      </w:r>
-      <w:r>
-        <w:rPr>
-          <w:rStyle w:val="VerbatimChar"/>
-        </w:rPr>
-        <w:t xml:space="preserve">## 1         NaN          NaN         NaN         NaN          NaN        NaN</w:t>
-      </w:r>
-      <w:r>
-        <w:br/>
-      </w:r>
-      <w:r>
-        <w:rPr>
-          <w:rStyle w:val="VerbatimChar"/>
-        </w:rPr>
-        <w:t xml:space="preserve">## 2    6.010669    0.3752486    16.01434    6.011548    0.3753854    3.33508</w:t>
-      </w:r>
-      <w:r>
-        <w:br/>
-      </w:r>
-      <w:r>
-        <w:rPr>
-          <w:rStyle w:val="VerbatimChar"/>
-        </w:rPr>
-        <w:t xml:space="preserve">##   VCA.sS.Hrz VCA.CVS.Hrz VCA.MS.Vrt VCA.sS.Vrt VCA.CVS.Vrt   BSA.BML    BSA.BsL</w:t>
-      </w:r>
-      <w:r>
-        <w:br/>
-      </w:r>
-      <w:r>
-        <w:rPr>
-          <w:rStyle w:val="VerbatimChar"/>
-        </w:rPr>
-        <w:t xml:space="preserve">## 1        NaN         NaN        NaN        NaN         NaN 0.0000000 0.00000000</w:t>
-      </w:r>
-      <w:r>
-        <w:br/>
-      </w:r>
-      <w:r>
-        <w:rPr>
-          <w:rStyle w:val="VerbatimChar"/>
-        </w:rPr>
-        <w:t xml:space="preserve">## 2   1.209564   0.3626792   3.334376   1.209744   0.3628096 0.2888441 0.09471583</w:t>
-      </w:r>
-      <w:r>
-        <w:br/>
-      </w:r>
-      <w:r>
-        <w:rPr>
-          <w:rStyle w:val="VerbatimChar"/>
-        </w:rPr>
-        <w:t xml:space="preserve">##    BSA.BCVL BSA.BMDmax BSA.BsDmax BSA.BCVDmax BSA.BMSsat BSA.BsSsat BSA.BCVSsat</w:t>
-      </w:r>
-      <w:r>
-        <w:br/>
-      </w:r>
-      <w:r>
-        <w:rPr>
-          <w:rStyle w:val="VerbatimChar"/>
-        </w:rPr>
-        <w:t xml:space="preserve">## 1       NaN 0.00000000 0.00000000         NaN 0.00000000 0.00000000         NaN</w:t>
-      </w:r>
-      <w:r>
-        <w:br/>
-      </w:r>
-      <w:r>
-        <w:rPr>
-          <w:rStyle w:val="VerbatimChar"/>
-        </w:rPr>
-        <w:t xml:space="preserve">## 2 0.3279133 0.07865894 0.08357918    1.062552 0.06068302 0.08350352    1.376061</w:t>
-      </w:r>
-      <w:r>
-        <w:br/>
-      </w:r>
-      <w:r>
-        <w:rPr>
-          <w:rStyle w:val="VerbatimChar"/>
-        </w:rPr>
-        <w:t xml:space="preserve">##   BSA.BMSL BSA.BsSL BSA.BCVSL  BSA.BMS   BSA.BsS BSA.BCVS BSA.BML.Hrz</w:t>
-      </w:r>
-      <w:r>
-        <w:br/>
-      </w:r>
-      <w:r>
-        <w:rPr>
-          <w:rStyle w:val="VerbatimChar"/>
-        </w:rPr>
-        <w:t xml:space="preserve">## 1  0.00000 0.000000       NaN 0.000000 0.0000000      NaN   0.0000000</w:t>
-      </w:r>
-      <w:r>
-        <w:br/>
-      </w:r>
-      <w:r>
-        <w:rPr>
-          <w:rStyle w:val="VerbatimChar"/>
-        </w:rPr>
-        <w:t xml:space="preserve">## 2 11.98163 4.230545 0.3530861 2.522453 0.8547204 0.338845   0.2939087</w:t>
-      </w:r>
-      <w:r>
-        <w:br/>
-      </w:r>
-      <w:r>
-        <w:rPr>
-          <w:rStyle w:val="VerbatimChar"/>
-        </w:rPr>
-        <w:t xml:space="preserve">##   BSA.BsL.Hrz BSA.BCVL.Hrz BSA.BML.Vrt BSA.BsL.Vrt BSA.BCVL.Vrt BSA.BMDmax.Hrz</w:t>
-      </w:r>
-      <w:r>
-        <w:br/>
-      </w:r>
-      <w:r>
-        <w:rPr>
-          <w:rStyle w:val="VerbatimChar"/>
-        </w:rPr>
-        <w:t xml:space="preserve">## 1  0.00000000          NaN   0.0000000  0.00000000          NaN     0.00000000</w:t>
-      </w:r>
-      <w:r>
-        <w:br/>
-      </w:r>
-      <w:r>
-        <w:rPr>
-          <w:rStyle w:val="VerbatimChar"/>
-        </w:rPr>
-        <w:t xml:space="preserve">## 2  0.09529334    0.3242277   0.2827497  0.09347208    0.3305825     0.07536487</w:t>
-      </w:r>
-      <w:r>
-        <w:br/>
-      </w:r>
-      <w:r>
-        <w:rPr>
-          <w:rStyle w:val="VerbatimChar"/>
-        </w:rPr>
-        <w:t xml:space="preserve">##   BSA.BsDmax.Hrz BSA.BCVDmax.Hrz BSA.BMDmax.Vrt BSA.BsDmax.Vrt BSA.BCVDmax.Vrt</w:t>
-      </w:r>
-      <w:r>
-        <w:br/>
-      </w:r>
-      <w:r>
-        <w:rPr>
-          <w:rStyle w:val="VerbatimChar"/>
-        </w:rPr>
-        <w:t xml:space="preserve">## 1     0.00000000             NaN     0.00000000     0.00000000             NaN</w:t>
-      </w:r>
-      <w:r>
-        <w:br/>
-      </w:r>
-      <w:r>
-        <w:rPr>
-          <w:rStyle w:val="VerbatimChar"/>
-        </w:rPr>
-        <w:t xml:space="preserve">## 2     0.08251804        1.094914     0.08262291     0.08458379        1.023733</w:t>
-      </w:r>
-      <w:r>
-        <w:br/>
-      </w:r>
-      <w:r>
-        <w:rPr>
-          <w:rStyle w:val="VerbatimChar"/>
-        </w:rPr>
-        <w:t xml:space="preserve">##   BSA.BMSsat.Hrz BSA.BsSsat.Hrz BSA.BCVSsat.Hrz BSA.BMSsat.Vrt BSA.BsSsat.Vrt</w:t>
-      </w:r>
-      <w:r>
-        <w:br/>
-      </w:r>
-      <w:r>
-        <w:rPr>
-          <w:rStyle w:val="VerbatimChar"/>
-        </w:rPr>
-        <w:t xml:space="preserve">## 1     0.00000000      0.0000000             NaN     0.00000000     0.00000000</w:t>
-      </w:r>
-      <w:r>
-        <w:br/>
-      </w:r>
-      <w:r>
-        <w:rPr>
-          <w:rStyle w:val="VerbatimChar"/>
-        </w:rPr>
-        <w:t xml:space="preserve">## 2     0.05763893      0.0828074        1.436658     0.06434617     0.08411479</w:t>
-      </w:r>
-      <w:r>
-        <w:br/>
-      </w:r>
-      <w:r>
-        <w:rPr>
-          <w:rStyle w:val="VerbatimChar"/>
-        </w:rPr>
-        <w:t xml:space="preserve">##   BSA.BCVSsat.Vrt BSA.BMSL.Hrz BSA.BsSL.Hrz BSA.BCVSL.Hrz BSA.BMSL.Vrt</w:t>
-      </w:r>
-      <w:r>
-        <w:br/>
-      </w:r>
-      <w:r>
-        <w:rPr>
-          <w:rStyle w:val="VerbatimChar"/>
-        </w:rPr>
-        <w:t xml:space="preserve">## 1             NaN      0.00000      0.00000           NaN      0.00000</w:t>
-      </w:r>
-      <w:r>
-        <w:br/>
-      </w:r>
-      <w:r>
-        <w:rPr>
-          <w:rStyle w:val="VerbatimChar"/>
-        </w:rPr>
-        <w:t xml:space="preserve">## 2        1.307223     12.20617      4.27166     0.3499591     11.71142</w:t>
-      </w:r>
-      <w:r>
-        <w:br/>
-      </w:r>
-      <w:r>
-        <w:rPr>
-          <w:rStyle w:val="VerbatimChar"/>
-        </w:rPr>
-        <w:t xml:space="preserve">##   BSA.BsSL.Vrt BSA.BCVSL.Vrt BSA.BMS.Hrz BSA.BsS.Hrz BSA.BCVS.Hrz BSA.BMS.Vrt</w:t>
-      </w:r>
-      <w:r>
-        <w:br/>
-      </w:r>
-      <w:r>
-        <w:rPr>
-          <w:rStyle w:val="VerbatimChar"/>
-        </w:rPr>
-        <w:t xml:space="preserve">## 1     0.000000           NaN    0.000000   0.0000000          NaN    0.000000</w:t>
-      </w:r>
-      <w:r>
-        <w:br/>
-      </w:r>
-      <w:r>
-        <w:rPr>
-          <w:rStyle w:val="VerbatimChar"/>
-        </w:rPr>
-        <w:t xml:space="preserve">## 2     4.156481     0.3549083    2.567851   0.8627548    0.3359832    2.467822</w:t>
-      </w:r>
-      <w:r>
-        <w:br/>
-      </w:r>
-      <w:r>
-        <w:rPr>
-          <w:rStyle w:val="VerbatimChar"/>
-        </w:rPr>
-        <w:t xml:space="preserve">##   BSA.BsS.Vrt BSA.BCVS.Vrt  Col.mean    Col.sd  Col.CoV Col.skew Col.kurtosis</w:t>
-      </w:r>
-      <w:r>
-        <w:br/>
-      </w:r>
-      <w:r>
-        <w:rPr>
-          <w:rStyle w:val="VerbatimChar"/>
-        </w:rPr>
-        <w:t xml:space="preserve">## 1   0.0000000          NaN 0.1736449 0.2851837 1.642339 2.351301     9.700354</w:t>
-      </w:r>
-      <w:r>
-        <w:br/>
-      </w:r>
-      <w:r>
-        <w:rPr>
-          <w:rStyle w:val="VerbatimChar"/>
-        </w:rPr>
-        <w:t xml:space="preserve">## 2   0.8400862    0.3404161 0.2161124 0.4168882 1.929034 3.158602    19.114901</w:t>
-      </w:r>
-      <w:r>
-        <w:br/>
-      </w:r>
-      <w:r>
-        <w:rPr>
-          <w:rStyle w:val="VerbatimChar"/>
-        </w:rPr>
-        <w:t xml:space="preserve">##    Lum.mean   Lum.sd  Lum.CoV Lum.skew Lum.kurtosis Col.mean.hrz Col.sd.hrz</w:t>
-      </w:r>
-      <w:r>
-        <w:br/>
-      </w:r>
-      <w:r>
-        <w:rPr>
-          <w:rStyle w:val="VerbatimChar"/>
-        </w:rPr>
-        <w:t xml:space="preserve">## 1 0.8928419 1.431054 1.602808 2.255974     9.558368   0.08770301  0.1856711</w:t>
-      </w:r>
-      <w:r>
-        <w:br/>
-      </w:r>
-      <w:r>
-        <w:rPr>
-          <w:rStyle w:val="VerbatimChar"/>
-        </w:rPr>
-        <w:t xml:space="preserve">## 2 0.7599581 1.631294 2.146557 4.713521    38.984497   0.11245671  0.2857060</w:t>
-      </w:r>
-      <w:r>
-        <w:br/>
-      </w:r>
-      <w:r>
-        <w:rPr>
-          <w:rStyle w:val="VerbatimChar"/>
-        </w:rPr>
-        <w:t xml:space="preserve">##   Col.CoV.hrz Col.skew.hrz Col.kurtosis.hrz Col.mean.vrt Col.sd.vrt Col.CoV.vrt</w:t>
-      </w:r>
-      <w:r>
-        <w:br/>
-      </w:r>
-      <w:r>
-        <w:rPr>
-          <w:rStyle w:val="VerbatimChar"/>
-        </w:rPr>
-        <w:t xml:space="preserve">## 1    2.117043     3.926095         22.61682   0.08907545  0.1942661    2.180916</w:t>
-      </w:r>
-      <w:r>
-        <w:br/>
-      </w:r>
-      <w:r>
-        <w:rPr>
-          <w:rStyle w:val="VerbatimChar"/>
-        </w:rPr>
-        <w:t xml:space="preserve">## 2    2.540587     5.473994         47.54446   0.10647940  0.2643248    2.482403</w:t>
-      </w:r>
-      <w:r>
-        <w:br/>
-      </w:r>
-      <w:r>
-        <w:rPr>
-          <w:rStyle w:val="VerbatimChar"/>
-        </w:rPr>
-        <w:t xml:space="preserve">##   Col.skew.vrt Col.kurtosis.vrt Lum.mean.hrz Lum.sd.hrz Lum.CoV.hrz</w:t>
-      </w:r>
-      <w:r>
-        <w:br/>
-      </w:r>
-      <w:r>
-        <w:rPr>
-          <w:rStyle w:val="VerbatimChar"/>
-        </w:rPr>
-        <w:t xml:space="preserve">## 1     3.913759         22.07321    0.4355562  0.8958863    2.056879</w:t>
-      </w:r>
-      <w:r>
-        <w:br/>
-      </w:r>
-      <w:r>
-        <w:rPr>
-          <w:rStyle w:val="VerbatimChar"/>
-        </w:rPr>
-        <w:t xml:space="preserve">## 2     5.224416         45.33121    0.3860825  1.0964629    2.839970</w:t>
-      </w:r>
-      <w:r>
-        <w:br/>
-      </w:r>
-      <w:r>
-        <w:rPr>
-          <w:rStyle w:val="VerbatimChar"/>
-        </w:rPr>
-        <w:t xml:space="preserve">##   Lum.skew.hrz Lum.kurtosis.hrz Lum.mean.vrt Lum.sd.vrt Lum.CoV.vrt</w:t>
-      </w:r>
-      <w:r>
-        <w:br/>
-      </w:r>
-      <w:r>
-        <w:rPr>
-          <w:rStyle w:val="VerbatimChar"/>
-        </w:rPr>
-        <w:t xml:space="preserve">## 1     3.612730         20.01520    0.4563516  0.9904756    2.170422</w:t>
-      </w:r>
-      <w:r>
-        <w:br/>
-      </w:r>
-      <w:r>
-        <w:rPr>
-          <w:rStyle w:val="VerbatimChar"/>
-        </w:rPr>
-        <w:t xml:space="preserve">## 2     7.414604         84.33807    0.3751880  1.0664402    2.842415</w:t>
-      </w:r>
-      <w:r>
-        <w:br/>
-      </w:r>
-      <w:r>
-        <w:rPr>
-          <w:rStyle w:val="VerbatimChar"/>
-        </w:rPr>
-        <w:t xml:space="preserve">##   Lum.skew.vrt Lum.kurtosis.vrt Transform Col.thresh Lum.thresh    GabRat</w:t>
-      </w:r>
-      <w:r>
-        <w:br/>
-      </w:r>
-      <w:r>
-        <w:rPr>
-          <w:rStyle w:val="VerbatimChar"/>
-        </w:rPr>
-        <w:t xml:space="preserve">## 1     3.852029         22.42973      none          0          0 0.1682120</w:t>
-      </w:r>
-      <w:r>
-        <w:br/>
-      </w:r>
-      <w:r>
-        <w:rPr>
-          <w:rStyle w:val="VerbatimChar"/>
-        </w:rPr>
-        <w:t xml:space="preserve">## 2     7.844373         98.05338      none          0          0 0.5332068</w:t>
+        <w:t xml:space="preserve">##             Species                            Ind Dist               ROI   CAA.Sc    CAA.Jc   CAA.St    CAA.Jt  CAA.Hc    CAA.Qc    CAA.Ht    CAA.Qt  CAA.Scpl</w:t>
+      </w:r>
+      <w:r>
+        <w:br/>
+      </w:r>
+      <w:r>
+        <w:rPr>
+          <w:rStyle w:val="VerbatimChar"/>
+        </w:rPr>
+        <w:t xml:space="preserve">## 1 Aphelodoris varia 3_AphelodorisVaria_10_NF_D_RAW 30cm            animal 1.000000 1.0000000      Inf       NaN 0.00000       NaN 0.0000000       NaN       Inf</w:t>
+      </w:r>
+      <w:r>
+        <w:br/>
+      </w:r>
+      <w:r>
+        <w:rPr>
+          <w:rStyle w:val="VerbatimChar"/>
+        </w:rPr>
+        <w:t xml:space="preserve">## 2 Aphelodoris varia 3_AphelodorisVaria_10_NF_D_RAW 30cm animal+background 1.763881 0.5879602 2.098908 0.6996359 0.76058 0.6923097 0.8373184 0.7621601 0.6437981</w:t>
+      </w:r>
+      <w:r>
+        <w:br/>
+      </w:r>
+      <w:r>
+        <w:rPr>
+          <w:rStyle w:val="VerbatimChar"/>
+        </w:rPr>
+        <w:t xml:space="preserve">##    CAA.Qcpl      CAA.C CAA.Sc.Hrz CAA.Sc.Vrt CAA.Jc.Hrz CAA.Jc.Vrt CAA.St.Hrz CAA.St.Vrt CAA.Jt.Hrz CAA.Jt.Vrt CAA.Hc.Hrz CAA.Hc.Vrt CAA.Qc.Hrz CAA.Qc.Vrt</w:t>
+      </w:r>
+      <w:r>
+        <w:br/>
+      </w:r>
+      <w:r>
+        <w:rPr>
+          <w:rStyle w:val="VerbatimChar"/>
+        </w:rPr>
+        <w:t xml:space="preserve">## 1       NaN 0.00000000   1.000000   1.000000  1.0000000  1.0000000        Inf        Inf        NaN        NaN    0.00000  0.0000000        NaN        NaN</w:t>
+      </w:r>
+      <w:r>
+        <w:br/>
+      </w:r>
+      <w:r>
+        <w:rPr>
+          <w:rStyle w:val="VerbatimChar"/>
+        </w:rPr>
+        <w:t xml:space="preserve">## 2 0.7272349 0.01618755   1.763113   1.764646  0.5877043  0.5882152   2.069081   2.118686  0.6896936  0.7062285    0.76029  0.7608685  0.6920457  0.6925724</w:t>
+      </w:r>
+      <w:r>
+        <w:br/>
+      </w:r>
+      <w:r>
+        <w:rPr>
+          <w:rStyle w:val="VerbatimChar"/>
+        </w:rPr>
+        <w:t xml:space="preserve">##   CAA.Ht.Hrz CAA.Ht.Vrt CAA.Qt.Hrz CAA.Qt.Vrt CAA.Scpl.Hrz CAA.Scpl.Vrt CAA.Qcpl.Hrz CAA.Qcpl.Vrt  CAA.C.Hrz  CAA.C.Vrt   CAA.PT CAA.PT.Hrz CAA.PT.Vrt</w:t>
+      </w:r>
+      <w:r>
+        <w:br/>
+      </w:r>
+      <w:r>
+        <w:rPr>
+          <w:rStyle w:val="VerbatimChar"/>
+        </w:rPr>
+        <w:t xml:space="preserve">## 1  0.0000000  0.0000000        NaN        NaN          Inf          Inf          NaN          NaN 0.00000000 0.00000000      Inf        Inf        Inf</w:t>
+      </w:r>
+      <w:r>
+        <w:br/>
+      </w:r>
+      <w:r>
+        <w:rPr>
+          <w:rStyle w:val="VerbatimChar"/>
+        </w:rPr>
+        <w:t xml:space="preserve">## 2  0.8386991  0.8298446  0.7634168  0.7553571    0.6386989    0.6472219    0.7277313    0.7239647 0.01768539 0.01469036 60.77585   55.54384   67.07187</w:t>
+      </w:r>
+      <w:r>
+        <w:br/>
+      </w:r>
+      <w:r>
+        <w:rPr>
+          <w:rStyle w:val="VerbatimChar"/>
+        </w:rPr>
+        <w:t xml:space="preserve">##     CAA.Asp     VCA.ML    VCA.sL   VCA.CVL  VCA.MDmax   VCA.sDmax VCA.CVDmax VCA.MSsat VCA.sSsat VCA.CVSsat  VCA.MSL VCA.sSL  VCA.CVSL   VCA.MS   VCA.sS</w:t>
+      </w:r>
+      <w:r>
+        <w:br/>
+      </w:r>
+      <w:r>
+        <w:rPr>
+          <w:rStyle w:val="VerbatimChar"/>
+        </w:rPr>
+        <w:t xml:space="preserve">## 1       NaN 0.07415875       NaN       NaN 0.08914595         NaN        NaN  2.695919       NaN        NaN      NaN     NaN       NaN      NaN      NaN</w:t>
+      </w:r>
+      <w:r>
+        <w:br/>
+      </w:r>
+      <w:r>
+        <w:rPr>
+          <w:rStyle w:val="VerbatimChar"/>
+        </w:rPr>
+        <w:t xml:space="preserve">## 2 0.4529912 0.04150538 0.0231051 0.5566772 0.08559733 0.009909556  0.1157695  2.469105 0.2776953   0.112468 16.01608 6.01111 0.3753171 3.334727 1.209654</w:t>
+      </w:r>
+      <w:r>
+        <w:br/>
+      </w:r>
+      <w:r>
+        <w:rPr>
+          <w:rStyle w:val="VerbatimChar"/>
+        </w:rPr>
+        <w:t xml:space="preserve">##     VCA.CVS VCA.ML.Hrz VCA.sL.Hrz VCA.CVL.Hrz VCA.ML.Vrt VCA.sL.Vrt VCA.CVL.Vrt VCA.MDmax.Hrz VCA.sDmax.Hrz VCA.CVDmax.Hrz VCA.MDmax.Vrt VCA.sDmax.Vrt</w:t>
+      </w:r>
+      <w:r>
+        <w:br/>
+      </w:r>
+      <w:r>
+        <w:rPr>
+          <w:rStyle w:val="VerbatimChar"/>
+        </w:rPr>
+        <w:t xml:space="preserve">## 1       NaN 0.07415875        NaN         NaN 0.07415875        NaN         NaN    0.08914595           NaN            NaN    0.08914595           NaN</w:t>
+      </w:r>
+      <w:r>
+        <w:br/>
+      </w:r>
+      <w:r>
+        <w:rPr>
+          <w:rStyle w:val="VerbatimChar"/>
+        </w:rPr>
+        <w:t xml:space="preserve">## 2 0.3627445 0.04129542 0.02296875   0.5562057 0.04130759  0.0229682   0.5560287    0.08557285   0.009828942      0.1148605    0.08556912   0.009826575</w:t>
+      </w:r>
+      <w:r>
+        <w:br/>
+      </w:r>
+      <w:r>
+        <w:rPr>
+          <w:rStyle w:val="VerbatimChar"/>
+        </w:rPr>
+        <w:t xml:space="preserve">##   VCA.CVDmax.Vrt VCA.MSsat.Hrz VCA.sSsat.Hrz VCA.CVSsat.Hrz VCA.MSsat.Vrt VCA.sSsat.Vrt VCA.CVSsat.Vrt VCA.MSL.Hrz VCA.sSL.Hrz VCA.CVSL.Hrz VCA.MSL.Vrt</w:t>
+      </w:r>
+      <w:r>
+        <w:br/>
+      </w:r>
+      <w:r>
+        <w:rPr>
+          <w:rStyle w:val="VerbatimChar"/>
+        </w:rPr>
+        <w:t xml:space="preserve">## 1            NaN      2.695919           NaN            NaN      2.695919           NaN            NaN         NaN         NaN          NaN         NaN</w:t>
+      </w:r>
+      <w:r>
+        <w:br/>
+      </w:r>
+      <w:r>
+        <w:rPr>
+          <w:rStyle w:val="VerbatimChar"/>
+        </w:rPr>
+        <w:t xml:space="preserve">## 2      0.1148379      2.467878     0.2756307      0.1116873      2.467834     0.2755308      0.1116488    16.01783    6.010669    0.3752486    16.01434</w:t>
+      </w:r>
+      <w:r>
+        <w:br/>
+      </w:r>
+      <w:r>
+        <w:rPr>
+          <w:rStyle w:val="VerbatimChar"/>
+        </w:rPr>
+        <w:t xml:space="preserve">##   VCA.sSL.Vrt VCA.CVSL.Vrt VCA.MS.Hrz VCA.sS.Hrz VCA.CVS.Hrz VCA.MS.Vrt VCA.sS.Vrt VCA.CVS.Vrt   BSA.BML    BSA.BsL  BSA.BCVL BSA.BMDmax BSA.BsDmax BSA.BCVDmax</w:t>
+      </w:r>
+      <w:r>
+        <w:br/>
+      </w:r>
+      <w:r>
+        <w:rPr>
+          <w:rStyle w:val="VerbatimChar"/>
+        </w:rPr>
+        <w:t xml:space="preserve">## 1         NaN          NaN        NaN        NaN         NaN        NaN        NaN         NaN 0.0000000 0.00000000       NaN 0.00000000 0.00000000         NaN</w:t>
+      </w:r>
+      <w:r>
+        <w:br/>
+      </w:r>
+      <w:r>
+        <w:rPr>
+          <w:rStyle w:val="VerbatimChar"/>
+        </w:rPr>
+        <w:t xml:space="preserve">## 2    6.011548    0.3753854    3.33508   1.209564   0.3626792   3.334376   1.209744   0.3628096 0.2888441 0.09471583 0.3279133 0.07865894 0.08357918    1.062552</w:t>
+      </w:r>
+      <w:r>
+        <w:br/>
+      </w:r>
+      <w:r>
+        <w:rPr>
+          <w:rStyle w:val="VerbatimChar"/>
+        </w:rPr>
+        <w:t xml:space="preserve">##   BSA.BMSsat BSA.BsSsat BSA.BCVSsat BSA.BMSL BSA.BsSL BSA.BCVSL  BSA.BMS   BSA.BsS BSA.BCVS BSA.BML.Hrz BSA.BsL.Hrz BSA.BCVL.Hrz BSA.BML.Vrt BSA.BsL.Vrt</w:t>
+      </w:r>
+      <w:r>
+        <w:br/>
+      </w:r>
+      <w:r>
+        <w:rPr>
+          <w:rStyle w:val="VerbatimChar"/>
+        </w:rPr>
+        <w:t xml:space="preserve">## 1 0.00000000 0.00000000         NaN  0.00000 0.000000       NaN 0.000000 0.0000000      NaN   0.0000000  0.00000000          NaN   0.0000000  0.00000000</w:t>
+      </w:r>
+      <w:r>
+        <w:br/>
+      </w:r>
+      <w:r>
+        <w:rPr>
+          <w:rStyle w:val="VerbatimChar"/>
+        </w:rPr>
+        <w:t xml:space="preserve">## 2 0.06068302 0.08350352    1.376061 11.98163 4.230545 0.3530861 2.522453 0.8547204 0.338845   0.2939087  0.09529334    0.3242277   0.2827497  0.09347208</w:t>
+      </w:r>
+      <w:r>
+        <w:br/>
+      </w:r>
+      <w:r>
+        <w:rPr>
+          <w:rStyle w:val="VerbatimChar"/>
+        </w:rPr>
+        <w:t xml:space="preserve">##   BSA.BCVL.Vrt BSA.BMDmax.Hrz BSA.BsDmax.Hrz BSA.BCVDmax.Hrz BSA.BMDmax.Vrt BSA.BsDmax.Vrt BSA.BCVDmax.Vrt BSA.BMSsat.Hrz BSA.BsSsat.Hrz BSA.BCVSsat.Hrz</w:t>
+      </w:r>
+      <w:r>
+        <w:br/>
+      </w:r>
+      <w:r>
+        <w:rPr>
+          <w:rStyle w:val="VerbatimChar"/>
+        </w:rPr>
+        <w:t xml:space="preserve">## 1          NaN     0.00000000     0.00000000             NaN     0.00000000     0.00000000             NaN     0.00000000      0.0000000             NaN</w:t>
+      </w:r>
+      <w:r>
+        <w:br/>
+      </w:r>
+      <w:r>
+        <w:rPr>
+          <w:rStyle w:val="VerbatimChar"/>
+        </w:rPr>
+        <w:t xml:space="preserve">## 2    0.3305825     0.07536487     0.08251804        1.094914     0.08262291     0.08458379        1.023733     0.05763893      0.0828074        1.436658</w:t>
+      </w:r>
+      <w:r>
+        <w:br/>
+      </w:r>
+      <w:r>
+        <w:rPr>
+          <w:rStyle w:val="VerbatimChar"/>
+        </w:rPr>
+        <w:t xml:space="preserve">##   BSA.BMSsat.Vrt BSA.BsSsat.Vrt BSA.BCVSsat.Vrt BSA.BMSL.Hrz BSA.BsSL.Hrz BSA.BCVSL.Hrz BSA.BMSL.Vrt BSA.BsSL.Vrt BSA.BCVSL.Vrt BSA.BMS.Hrz BSA.BsS.Hrz</w:t>
+      </w:r>
+      <w:r>
+        <w:br/>
+      </w:r>
+      <w:r>
+        <w:rPr>
+          <w:rStyle w:val="VerbatimChar"/>
+        </w:rPr>
+        <w:t xml:space="preserve">## 1     0.00000000     0.00000000             NaN      0.00000      0.00000           NaN      0.00000     0.000000           NaN    0.000000   0.0000000</w:t>
+      </w:r>
+      <w:r>
+        <w:br/>
+      </w:r>
+      <w:r>
+        <w:rPr>
+          <w:rStyle w:val="VerbatimChar"/>
+        </w:rPr>
+        <w:t xml:space="preserve">## 2     0.06434617     0.08411479        1.307223     12.20617      4.27166     0.3499591     11.71142     4.156481     0.3549083    2.567851   0.8627548</w:t>
+      </w:r>
+      <w:r>
+        <w:br/>
+      </w:r>
+      <w:r>
+        <w:rPr>
+          <w:rStyle w:val="VerbatimChar"/>
+        </w:rPr>
+        <w:t xml:space="preserve">##   BSA.BCVS.Hrz BSA.BMS.Vrt BSA.BsS.Vrt BSA.BCVS.Vrt  Col.mean    Col.sd  Col.CoV Col.skew Col.kurtosis  Lum.mean   Lum.sd  Lum.CoV Lum.skew Lum.kurtosis</w:t>
+      </w:r>
+      <w:r>
+        <w:br/>
+      </w:r>
+      <w:r>
+        <w:rPr>
+          <w:rStyle w:val="VerbatimChar"/>
+        </w:rPr>
+        <w:t xml:space="preserve">## 1          NaN    0.000000   0.0000000          NaN 0.1736449 0.2851837 1.642339 2.351301     9.700354 0.8928419 1.431054 1.602808 2.255974     9.558368</w:t>
+      </w:r>
+      <w:r>
+        <w:br/>
+      </w:r>
+      <w:r>
+        <w:rPr>
+          <w:rStyle w:val="VerbatimChar"/>
+        </w:rPr>
+        <w:t xml:space="preserve">## 2    0.3359832    2.467822   0.8400862    0.3404161 0.2161124 0.4168882 1.929034 3.158602    19.114901 0.7599581 1.631294 2.146557 4.713521    38.984497</w:t>
+      </w:r>
+      <w:r>
+        <w:br/>
+      </w:r>
+      <w:r>
+        <w:rPr>
+          <w:rStyle w:val="VerbatimChar"/>
+        </w:rPr>
+        <w:t xml:space="preserve">##   Col.mean.hrz Col.sd.hrz Col.CoV.hrz Col.skew.hrz Col.kurtosis.hrz Col.mean.vrt Col.sd.vrt Col.CoV.vrt Col.skew.vrt Col.kurtosis.vrt Lum.mean.hrz Lum.sd.hrz</w:t>
+      </w:r>
+      <w:r>
+        <w:br/>
+      </w:r>
+      <w:r>
+        <w:rPr>
+          <w:rStyle w:val="VerbatimChar"/>
+        </w:rPr>
+        <w:t xml:space="preserve">## 1   0.08770301  0.1856711    2.117043     3.926095         22.61682   0.08907545  0.1942661    2.180916     3.913759         22.07321    0.4355562  0.8958863</w:t>
+      </w:r>
+      <w:r>
+        <w:br/>
+      </w:r>
+      <w:r>
+        <w:rPr>
+          <w:rStyle w:val="VerbatimChar"/>
+        </w:rPr>
+        <w:t xml:space="preserve">## 2   0.11245671  0.2857060    2.540587     5.473994         47.54446   0.10647940  0.2643248    2.482403     5.224416         45.33121    0.3860825  1.0964629</w:t>
+      </w:r>
+      <w:r>
+        <w:br/>
+      </w:r>
+      <w:r>
+        <w:rPr>
+          <w:rStyle w:val="VerbatimChar"/>
+        </w:rPr>
+        <w:t xml:space="preserve">##   Lum.CoV.hrz Lum.skew.hrz Lum.kurtosis.hrz Lum.mean.vrt Lum.sd.vrt Lum.CoV.vrt Lum.skew.vrt Lum.kurtosis.vrt Transform Col.thresh Lum.thresh    GabRat</w:t>
+      </w:r>
+      <w:r>
+        <w:br/>
+      </w:r>
+      <w:r>
+        <w:rPr>
+          <w:rStyle w:val="VerbatimChar"/>
+        </w:rPr>
+        <w:t xml:space="preserve">## 1    2.056879     3.612730         20.01520    0.4563516  0.9904756    2.170422     3.852029         22.42973      none          0          0 0.1682120</w:t>
+      </w:r>
+      <w:r>
+        <w:br/>
+      </w:r>
+      <w:r>
+        <w:rPr>
+          <w:rStyle w:val="VerbatimChar"/>
+        </w:rPr>
+        <w:t xml:space="preserve">## 2    2.839970     7.414604         84.33807    0.3751880  1.0664402    2.842415     7.844373         98.05338      none          0          0 0.5332068</w:t>
       </w:r>
     </w:p>
     <w:p>
@@ -13241,13 +11648,2969 @@
     </w:p>
     <w:bookmarkEnd w:id="38"/>
     <w:bookmarkEnd w:id="39"/>
-    <w:bookmarkStart w:id="40" w:name="output-files"/>
+    <w:bookmarkStart w:id="44" w:name="data-cleaning"/>
     <w:p>
       <w:pPr>
         <w:pStyle w:val="Heading2"/>
       </w:pPr>
       <w:r>
-        <w:t xml:space="preserve">Output files</w:t>
+        <w:t xml:space="preserve">Data cleaning</w:t>
+      </w:r>
+    </w:p>
+    <w:p>
+      <w:pPr>
+        <w:pStyle w:val="FirstParagraph"/>
+      </w:pPr>
+      <w:r>
+        <w:t xml:space="preserve">In this tutorial, we are using a minimal working example, where the data used does not have proper replication (i.e., we have 3 individuals in total). For those considering using linear mixed effects models (LMMs) in downstream analyses, we recommend reading</w:t>
+      </w:r>
+      <w:r>
+        <w:t xml:space="preserve"> </w:t>
+      </w:r>
+      <w:r>
+        <w:t xml:space="preserve">Harrison et al. (2018)</w:t>
+      </w:r>
+      <w:r>
+        <w:t xml:space="preserve">. Please consider the number of data points (</w:t>
+      </w:r>
+      <m:oMath>
+        <m:r>
+          <m:t>n</m:t>
+        </m:r>
+      </m:oMath>
+      <w:r>
+        <w:t xml:space="preserve">) to parameters (</w:t>
+      </w:r>
+      <m:oMath>
+        <m:r>
+          <m:t>k</m:t>
+        </m:r>
+      </m:oMath>
+      <w:r>
+        <w:t xml:space="preserve">); where ideally</w:t>
+      </w:r>
+      <w:r>
+        <w:t xml:space="preserve"> </w:t>
+      </w:r>
+      <m:oMath>
+        <m:r>
+          <m:t>n</m:t>
+        </m:r>
+        <m:r>
+          <m:rPr>
+            <m:sty m:val="p"/>
+          </m:rPr>
+          <m:t>/</m:t>
+        </m:r>
+        <m:r>
+          <m:t>k</m:t>
+        </m:r>
+        <m:r>
+          <m:rPr>
+            <m:sty m:val="p"/>
+          </m:rPr>
+          <m:t>&gt;</m:t>
+        </m:r>
+        <m:r>
+          <m:t>3</m:t>
+        </m:r>
+      </m:oMath>
+      <w:r>
+        <w:t xml:space="preserve"> </w:t>
+      </w:r>
+      <w:r>
+        <w:t xml:space="preserve">(but see discussion in Harrison et al. 2018)</w:t>
+      </w:r>
+      <w:r>
+        <w:t xml:space="preserve">.</w:t>
+      </w:r>
+    </w:p>
+    <w:bookmarkStart w:id="43" w:name="omitting-rows-based-on-values"/>
+    <w:p>
+      <w:pPr>
+        <w:pStyle w:val="Heading3"/>
+      </w:pPr>
+      <w:r>
+        <w:t xml:space="preserve">Omitting rows based on values</w:t>
+      </w:r>
+    </w:p>
+    <w:p>
+      <w:pPr>
+        <w:pStyle w:val="FirstParagraph"/>
+      </w:pPr>
+      <w:r>
+        <w:t xml:space="preserve">To demonstrate some data cleaning methods, we have created a smaller data frame</w:t>
+      </w:r>
+      <w:r>
+        <w:t xml:space="preserve"> </w:t>
+      </w:r>
+      <w:r>
+        <w:rPr>
+          <w:iCs/>
+          <w:i/>
+        </w:rPr>
+        <w:t xml:space="preserve">V.L.GbRt_subset</w:t>
+      </w:r>
+      <w:r>
+        <w:t xml:space="preserve">, subset from</w:t>
+      </w:r>
+      <w:r>
+        <w:t xml:space="preserve"> </w:t>
+      </w:r>
+      <w:r>
+        <w:rPr>
+          <w:iCs/>
+          <w:i/>
+        </w:rPr>
+        <w:t xml:space="preserve">VCA_LEIA_GabRat_analysis</w:t>
+      </w:r>
+      <w:r>
+        <w:t xml:space="preserve"> </w:t>
+      </w:r>
+      <w:r>
+        <w:t xml:space="preserve">by selecting the columns names. In this data set, there are both</w:t>
+      </w:r>
+      <w:r>
+        <w:t xml:space="preserve"> </w:t>
+      </w:r>
+      <w:r>
+        <w:rPr>
+          <w:iCs/>
+          <w:i/>
+        </w:rPr>
+        <w:t xml:space="preserve">NaN</w:t>
+      </w:r>
+      <w:r>
+        <w:t xml:space="preserve"> </w:t>
+      </w:r>
+      <w:r>
+        <w:t xml:space="preserve">(not a number) and</w:t>
+      </w:r>
+      <w:r>
+        <w:t xml:space="preserve"> </w:t>
+      </w:r>
+      <w:r>
+        <w:rPr>
+          <w:iCs/>
+          <w:i/>
+        </w:rPr>
+        <w:t xml:space="preserve">Inf</w:t>
+      </w:r>
+      <w:r>
+        <w:t xml:space="preserve"> </w:t>
+      </w:r>
+      <w:r>
+        <w:t xml:space="preserve">(infinite) entries. Using</w:t>
+      </w:r>
+      <w:r>
+        <w:t xml:space="preserve"> </w:t>
+      </w:r>
+      <w:r>
+        <w:rPr>
+          <w:iCs/>
+          <w:i/>
+        </w:rPr>
+        <w:t xml:space="preserve">summary</w:t>
+      </w:r>
+      <w:r>
+        <w:t xml:space="preserve">, by retaining</w:t>
+      </w:r>
+      <w:r>
+        <w:t xml:space="preserve"> </w:t>
+      </w:r>
+      <w:r>
+        <w:rPr>
+          <w:iCs/>
+          <w:i/>
+        </w:rPr>
+        <w:t xml:space="preserve">NaN</w:t>
+      </w:r>
+      <w:r>
+        <w:t xml:space="preserve"> </w:t>
+      </w:r>
+      <w:r>
+        <w:t xml:space="preserve">and</w:t>
+      </w:r>
+      <w:r>
+        <w:t xml:space="preserve"> </w:t>
+      </w:r>
+      <w:r>
+        <w:rPr>
+          <w:iCs/>
+          <w:i/>
+        </w:rPr>
+        <w:t xml:space="preserve">Infs</w:t>
+      </w:r>
+      <w:r>
+        <w:t xml:space="preserve">, functions like</w:t>
+      </w:r>
+      <w:r>
+        <w:t xml:space="preserve"> </w:t>
+      </w:r>
+      <w:r>
+        <w:rPr>
+          <w:iCs/>
+          <w:i/>
+        </w:rPr>
+        <w:t xml:space="preserve">mean</w:t>
+      </w:r>
+      <w:r>
+        <w:t xml:space="preserve"> </w:t>
+      </w:r>
+      <w:r>
+        <w:t xml:space="preserve">and</w:t>
+      </w:r>
+      <w:r>
+        <w:t xml:space="preserve"> </w:t>
+      </w:r>
+      <w:r>
+        <w:rPr>
+          <w:iCs/>
+          <w:i/>
+        </w:rPr>
+        <w:t xml:space="preserve">maximum</w:t>
+      </w:r>
+      <w:r>
+        <w:t xml:space="preserve"> </w:t>
+      </w:r>
+      <w:r>
+        <w:t xml:space="preserve">can not calculated values correctly. To remove</w:t>
+      </w:r>
+      <w:r>
+        <w:t xml:space="preserve"> </w:t>
+      </w:r>
+      <w:r>
+        <w:rPr>
+          <w:iCs/>
+          <w:i/>
+        </w:rPr>
+        <w:t xml:space="preserve">Inf</w:t>
+      </w:r>
+      <w:r>
+        <w:t xml:space="preserve"> </w:t>
+      </w:r>
+      <w:r>
+        <w:t xml:space="preserve">values, we first first convert them to</w:t>
+      </w:r>
+      <w:r>
+        <w:t xml:space="preserve"> </w:t>
+      </w:r>
+      <w:r>
+        <w:rPr>
+          <w:iCs/>
+          <w:i/>
+        </w:rPr>
+        <w:t xml:space="preserve">NA</w:t>
+      </w:r>
+      <w:r>
+        <w:t xml:space="preserve">s. To do so, we can use the</w:t>
+      </w:r>
+      <w:r>
+        <w:t xml:space="preserve"> </w:t>
+      </w:r>
+      <w:r>
+        <w:rPr>
+          <w:iCs/>
+          <w:i/>
+        </w:rPr>
+        <w:t xml:space="preserve">is.infinite</w:t>
+      </w:r>
+      <w:r>
+        <w:t xml:space="preserve"> </w:t>
+      </w:r>
+      <w:r>
+        <w:t xml:space="preserve">function to detect</w:t>
+      </w:r>
+      <w:r>
+        <w:t xml:space="preserve"> </w:t>
+      </w:r>
+      <w:r>
+        <w:rPr>
+          <w:iCs/>
+          <w:i/>
+        </w:rPr>
+        <w:t xml:space="preserve">Inf</w:t>
+      </w:r>
+      <w:r>
+        <w:t xml:space="preserve"> </w:t>
+      </w:r>
+      <w:r>
+        <w:t xml:space="preserve">values, however this only works on vectors (i.e., data frame columns), so we can loop over our data frame using a variant of</w:t>
+      </w:r>
+      <w:r>
+        <w:t xml:space="preserve"> </w:t>
+      </w:r>
+      <w:r>
+        <w:rPr>
+          <w:iCs/>
+          <w:i/>
+        </w:rPr>
+        <w:t xml:space="preserve">lapply</w:t>
+      </w:r>
+      <w:r>
+        <w:t xml:space="preserve">, the</w:t>
+      </w:r>
+      <w:r>
+        <w:t xml:space="preserve"> </w:t>
+      </w:r>
+      <w:r>
+        <w:rPr>
+          <w:iCs/>
+          <w:i/>
+        </w:rPr>
+        <w:t xml:space="preserve">sapply</w:t>
+      </w:r>
+      <w:r>
+        <w:t xml:space="preserve"> </w:t>
+      </w:r>
+      <w:r>
+        <w:t xml:space="preserve">function which returns a vector (not list).</w:t>
+      </w:r>
+    </w:p>
+    <w:p>
+      <w:pPr>
+        <w:pStyle w:val="SourceCode"/>
+      </w:pPr>
+      <w:r>
+        <w:rPr>
+          <w:rStyle w:val="CommentTok"/>
+        </w:rPr>
+        <w:t xml:space="preserve"># Specify column names</w:t>
+      </w:r>
+      <w:r>
+        <w:br/>
+      </w:r>
+      <w:r>
+        <w:rPr>
+          <w:rStyle w:val="NormalTok"/>
+        </w:rPr>
+        <w:t xml:space="preserve">ColumnNames</w:t>
+      </w:r>
+      <w:r>
+        <w:rPr>
+          <w:rStyle w:val="OtherTok"/>
+        </w:rPr>
+        <w:t xml:space="preserve">&lt;-</w:t>
+      </w:r>
+      <w:r>
+        <w:rPr>
+          <w:rStyle w:val="FunctionTok"/>
+        </w:rPr>
+        <w:t xml:space="preserve">c</w:t>
+      </w:r>
+      <w:r>
+        <w:rPr>
+          <w:rStyle w:val="NormalTok"/>
+        </w:rPr>
+        <w:t xml:space="preserve">(</w:t>
+      </w:r>
+      <w:r>
+        <w:rPr>
+          <w:rStyle w:val="StringTok"/>
+        </w:rPr>
+        <w:t xml:space="preserve">"Species"</w:t>
+      </w:r>
+      <w:r>
+        <w:rPr>
+          <w:rStyle w:val="NormalTok"/>
+        </w:rPr>
+        <w:t xml:space="preserve">,</w:t>
+      </w:r>
+      <w:r>
+        <w:rPr>
+          <w:rStyle w:val="StringTok"/>
+        </w:rPr>
+        <w:t xml:space="preserve">"Ind"</w:t>
+      </w:r>
+      <w:r>
+        <w:rPr>
+          <w:rStyle w:val="NormalTok"/>
+        </w:rPr>
+        <w:t xml:space="preserve">,</w:t>
+      </w:r>
+      <w:r>
+        <w:rPr>
+          <w:rStyle w:val="StringTok"/>
+        </w:rPr>
+        <w:t xml:space="preserve">"Dist"</w:t>
+      </w:r>
+      <w:r>
+        <w:rPr>
+          <w:rStyle w:val="NormalTok"/>
+        </w:rPr>
+        <w:t xml:space="preserve">,</w:t>
+      </w:r>
+      <w:r>
+        <w:rPr>
+          <w:rStyle w:val="StringTok"/>
+        </w:rPr>
+        <w:t xml:space="preserve">"ROI"</w:t>
+      </w:r>
+      <w:r>
+        <w:rPr>
+          <w:rStyle w:val="NormalTok"/>
+        </w:rPr>
+        <w:t xml:space="preserve">,</w:t>
+      </w:r>
+      <w:r>
+        <w:rPr>
+          <w:rStyle w:val="StringTok"/>
+        </w:rPr>
+        <w:t xml:space="preserve">"BSA.BsL.Hrz"</w:t>
+      </w:r>
+      <w:r>
+        <w:rPr>
+          <w:rStyle w:val="NormalTok"/>
+        </w:rPr>
+        <w:t xml:space="preserve">,</w:t>
+      </w:r>
+      <w:r>
+        <w:rPr>
+          <w:rStyle w:val="StringTok"/>
+        </w:rPr>
+        <w:t xml:space="preserve">"Lum.mean"</w:t>
+      </w:r>
+      <w:r>
+        <w:rPr>
+          <w:rStyle w:val="NormalTok"/>
+        </w:rPr>
+        <w:t xml:space="preserve">,</w:t>
+      </w:r>
+      <w:r>
+        <w:br/>
+      </w:r>
+      <w:r>
+        <w:rPr>
+          <w:rStyle w:val="NormalTok"/>
+        </w:rPr>
+        <w:t xml:space="preserve">               </w:t>
+      </w:r>
+      <w:r>
+        <w:rPr>
+          <w:rStyle w:val="StringTok"/>
+        </w:rPr>
+        <w:t xml:space="preserve">"CAA.Scpl"</w:t>
+      </w:r>
+      <w:r>
+        <w:rPr>
+          <w:rStyle w:val="NormalTok"/>
+        </w:rPr>
+        <w:t xml:space="preserve">,</w:t>
+      </w:r>
+      <w:r>
+        <w:rPr>
+          <w:rStyle w:val="StringTok"/>
+        </w:rPr>
+        <w:t xml:space="preserve">"Lum.CoV"</w:t>
+      </w:r>
+      <w:r>
+        <w:rPr>
+          <w:rStyle w:val="NormalTok"/>
+        </w:rPr>
+        <w:t xml:space="preserve">,</w:t>
+      </w:r>
+      <w:r>
+        <w:rPr>
+          <w:rStyle w:val="StringTok"/>
+        </w:rPr>
+        <w:t xml:space="preserve">"BSA.BML"</w:t>
+      </w:r>
+      <w:r>
+        <w:rPr>
+          <w:rStyle w:val="NormalTok"/>
+        </w:rPr>
+        <w:t xml:space="preserve">,</w:t>
+      </w:r>
+      <w:r>
+        <w:rPr>
+          <w:rStyle w:val="StringTok"/>
+        </w:rPr>
+        <w:t xml:space="preserve">"Col.mean"</w:t>
+      </w:r>
+      <w:r>
+        <w:rPr>
+          <w:rStyle w:val="NormalTok"/>
+        </w:rPr>
+        <w:t xml:space="preserve">,</w:t>
+      </w:r>
+      <w:r>
+        <w:rPr>
+          <w:rStyle w:val="StringTok"/>
+        </w:rPr>
+        <w:t xml:space="preserve">"GabRat"</w:t>
+      </w:r>
+      <w:r>
+        <w:rPr>
+          <w:rStyle w:val="NormalTok"/>
+        </w:rPr>
+        <w:t xml:space="preserve">)</w:t>
+      </w:r>
+      <w:r>
+        <w:br/>
+      </w:r>
+      <w:r>
+        <w:br/>
+      </w:r>
+      <w:r>
+        <w:rPr>
+          <w:rStyle w:val="CommentTok"/>
+        </w:rPr>
+        <w:t xml:space="preserve"># Subset data by column names</w:t>
+      </w:r>
+      <w:r>
+        <w:br/>
+      </w:r>
+      <w:r>
+        <w:rPr>
+          <w:rStyle w:val="NormalTok"/>
+        </w:rPr>
+        <w:t xml:space="preserve">V.L.GbRt_subset</w:t>
+      </w:r>
+      <w:r>
+        <w:rPr>
+          <w:rStyle w:val="OtherTok"/>
+        </w:rPr>
+        <w:t xml:space="preserve">&lt;-</w:t>
+      </w:r>
+      <w:r>
+        <w:rPr>
+          <w:rStyle w:val="NormalTok"/>
+        </w:rPr>
+        <w:t xml:space="preserve">VCA_LEIA_GabRat_analysis[, </w:t>
+      </w:r>
+      <w:r>
+        <w:rPr>
+          <w:rStyle w:val="FunctionTok"/>
+        </w:rPr>
+        <w:t xml:space="preserve">colnames</w:t>
+      </w:r>
+      <w:r>
+        <w:rPr>
+          <w:rStyle w:val="NormalTok"/>
+        </w:rPr>
+        <w:t xml:space="preserve">(VCA_LEIA_GabRat_analysis) </w:t>
+      </w:r>
+      <w:r>
+        <w:br/>
+      </w:r>
+      <w:r>
+        <w:rPr>
+          <w:rStyle w:val="NormalTok"/>
+        </w:rPr>
+        <w:t xml:space="preserve">                                          </w:t>
+      </w:r>
+      <w:r>
+        <w:rPr>
+          <w:rStyle w:val="SpecialCharTok"/>
+        </w:rPr>
+        <w:t xml:space="preserve">%in%</w:t>
+      </w:r>
+      <w:r>
+        <w:rPr>
+          <w:rStyle w:val="NormalTok"/>
+        </w:rPr>
+        <w:t xml:space="preserve"> ColumnNames]</w:t>
+      </w:r>
+      <w:r>
+        <w:br/>
+      </w:r>
+      <w:r>
+        <w:br/>
+      </w:r>
+      <w:r>
+        <w:rPr>
+          <w:rStyle w:val="FunctionTok"/>
+        </w:rPr>
+        <w:t xml:space="preserve">dim</w:t>
+      </w:r>
+      <w:r>
+        <w:rPr>
+          <w:rStyle w:val="NormalTok"/>
+        </w:rPr>
+        <w:t xml:space="preserve">(V.L.GbRt_subset)</w:t>
+      </w:r>
+      <w:r>
+        <w:rPr>
+          <w:rStyle w:val="CommentTok"/>
+        </w:rPr>
+        <w:t xml:space="preserve"># 18 rows by 11 columns</w:t>
+      </w:r>
+    </w:p>
+    <w:p>
+      <w:pPr>
+        <w:pStyle w:val="SourceCode"/>
+      </w:pPr>
+      <w:r>
+        <w:rPr>
+          <w:rStyle w:val="VerbatimChar"/>
+        </w:rPr>
+        <w:t xml:space="preserve">## [1] 18 11</w:t>
+      </w:r>
+    </w:p>
+    <w:p>
+      <w:pPr>
+        <w:pStyle w:val="SourceCode"/>
+      </w:pPr>
+      <w:r>
+        <w:rPr>
+          <w:rStyle w:val="FunctionTok"/>
+        </w:rPr>
+        <w:t xml:space="preserve">summary</w:t>
+      </w:r>
+      <w:r>
+        <w:rPr>
+          <w:rStyle w:val="NormalTok"/>
+        </w:rPr>
+        <w:t xml:space="preserve">(V.L.GbRt_subset) </w:t>
+      </w:r>
+      <w:r>
+        <w:rPr>
+          <w:rStyle w:val="CommentTok"/>
+        </w:rPr>
+        <w:t xml:space="preserve"># Initial summary of the data</w:t>
+      </w:r>
+    </w:p>
+    <w:p>
+      <w:pPr>
+        <w:pStyle w:val="SourceCode"/>
+      </w:pPr>
+      <w:r>
+        <w:rPr>
+          <w:rStyle w:val="VerbatimChar"/>
+        </w:rPr>
+        <w:t xml:space="preserve">##               Species                               Ind      Dist                  ROI       CAA.Scpl         BSA.BML        BSA.BsL.Hrz         Col.mean     </w:t>
+      </w:r>
+      <w:r>
+        <w:br/>
+      </w:r>
+      <w:r>
+        <w:rPr>
+          <w:rStyle w:val="VerbatimChar"/>
+        </w:rPr>
+        <w:t xml:space="preserve">##  Aphelodoris varia:12   3_AphelodorisVaria_10_NF_D_RAW:6   30cm:9   animal           :6   Min.   :0.3013   Min.   :0.0000   Min.   :0.00000   Min.   :0.1542  </w:t>
+      </w:r>
+      <w:r>
+        <w:br/>
+      </w:r>
+      <w:r>
+        <w:rPr>
+          <w:rStyle w:val="VerbatimChar"/>
+        </w:rPr>
+        <w:t xml:space="preserve">##  Aplysia sp       : 6   3_AphelodorisVaria_11_NF_D_RAW:6   50cm:9   animal+background:6   1st Qu.:0.5280   1st Qu.:0.2007   1st Qu.:0.04736   1st Qu.:0.1827  </w:t>
+      </w:r>
+      <w:r>
+        <w:br/>
+      </w:r>
+      <w:r>
+        <w:rPr>
+          <w:rStyle w:val="VerbatimChar"/>
+        </w:rPr>
+        <w:t xml:space="preserve">##                         4_Aplysiasp_1_NL_N_RAW        :6            background       :6   Median :0.6423   Median :0.2774   Median :0.07755   Median :0.1937  </w:t>
+      </w:r>
+      <w:r>
+        <w:br/>
+      </w:r>
+      <w:r>
+        <w:rPr>
+          <w:rStyle w:val="VerbatimChar"/>
+        </w:rPr>
+        <w:t xml:space="preserve">##                                                                                           Mean   :   Inf   Mean   :0.2503   Mean   :0.07439   Mean   :0.2068  </w:t>
+      </w:r>
+      <w:r>
+        <w:br/>
+      </w:r>
+      <w:r>
+        <w:rPr>
+          <w:rStyle w:val="VerbatimChar"/>
+        </w:rPr>
+        <w:t xml:space="preserve">##                                                                                           3rd Qu.:0.8069   3rd Qu.:0.3371   3rd Qu.:0.10934   3rd Qu.:0.2291  </w:t>
+      </w:r>
+      <w:r>
+        <w:br/>
+      </w:r>
+      <w:r>
+        <w:rPr>
+          <w:rStyle w:val="VerbatimChar"/>
+        </w:rPr>
+        <w:t xml:space="preserve">##                                                                                           Max.   :   Inf   Max.   :0.4793   Max.   :0.15655   Max.   :0.2857  </w:t>
+      </w:r>
+      <w:r>
+        <w:br/>
+      </w:r>
+      <w:r>
+        <w:rPr>
+          <w:rStyle w:val="VerbatimChar"/>
+        </w:rPr>
+        <w:t xml:space="preserve">##                                                                                                                             NA's   :4                         </w:t>
+      </w:r>
+      <w:r>
+        <w:br/>
+      </w:r>
+      <w:r>
+        <w:rPr>
+          <w:rStyle w:val="VerbatimChar"/>
+        </w:rPr>
+        <w:t xml:space="preserve">##     Lum.mean         Lum.CoV          GabRat      </w:t>
+      </w:r>
+      <w:r>
+        <w:br/>
+      </w:r>
+      <w:r>
+        <w:rPr>
+          <w:rStyle w:val="VerbatimChar"/>
+        </w:rPr>
+        <w:t xml:space="preserve">##  Min.   :0.5980   Min.   :1.483   Min.   :0.1624  </w:t>
+      </w:r>
+      <w:r>
+        <w:br/>
+      </w:r>
+      <w:r>
+        <w:rPr>
+          <w:rStyle w:val="VerbatimChar"/>
+        </w:rPr>
+        <w:t xml:space="preserve">##  1st Qu.:0.7779   1st Qu.:1.709   1st Qu.:0.2622  </w:t>
+      </w:r>
+      <w:r>
+        <w:br/>
+      </w:r>
+      <w:r>
+        <w:rPr>
+          <w:rStyle w:val="VerbatimChar"/>
+        </w:rPr>
+        <w:t xml:space="preserve">##  Median :0.8958   Median :1.864   Median :0.3781  </w:t>
+      </w:r>
+      <w:r>
+        <w:br/>
+      </w:r>
+      <w:r>
+        <w:rPr>
+          <w:rStyle w:val="VerbatimChar"/>
+        </w:rPr>
+        <w:t xml:space="preserve">##  Mean   :0.9352   Mean   :1.904   Mean   :0.3521  </w:t>
+      </w:r>
+      <w:r>
+        <w:br/>
+      </w:r>
+      <w:r>
+        <w:rPr>
+          <w:rStyle w:val="VerbatimChar"/>
+        </w:rPr>
+        <w:t xml:space="preserve">##  3rd Qu.:1.0017   3rd Qu.:2.062   3rd Qu.:0.4386  </w:t>
+      </w:r>
+      <w:r>
+        <w:br/>
+      </w:r>
+      <w:r>
+        <w:rPr>
+          <w:rStyle w:val="VerbatimChar"/>
+        </w:rPr>
+        <w:t xml:space="preserve">##  Max.   :1.5512   Max.   :2.450   Max.   :0.5332  </w:t>
+      </w:r>
+      <w:r>
+        <w:br/>
+      </w:r>
+      <w:r>
+        <w:rPr>
+          <w:rStyle w:val="VerbatimChar"/>
+        </w:rPr>
+        <w:t xml:space="preserve">## </w:t>
+      </w:r>
+    </w:p>
+    <w:p>
+      <w:pPr>
+        <w:pStyle w:val="SourceCode"/>
+      </w:pPr>
+      <w:r>
+        <w:rPr>
+          <w:rStyle w:val="CommentTok"/>
+        </w:rPr>
+        <w:t xml:space="preserve"># View the data frame</w:t>
+      </w:r>
+      <w:r>
+        <w:br/>
+      </w:r>
+      <w:r>
+        <w:rPr>
+          <w:rStyle w:val="FunctionTok"/>
+        </w:rPr>
+        <w:t xml:space="preserve">View</w:t>
+      </w:r>
+      <w:r>
+        <w:rPr>
+          <w:rStyle w:val="NormalTok"/>
+        </w:rPr>
+        <w:t xml:space="preserve">(V.L.GbRt_subset)</w:t>
+      </w:r>
+      <w:r>
+        <w:br/>
+      </w:r>
+      <w:r>
+        <w:br/>
+      </w:r>
+      <w:r>
+        <w:rPr>
+          <w:rStyle w:val="CommentTok"/>
+        </w:rPr>
+        <w:t xml:space="preserve"># Replace infinite values with NA using sapply</w:t>
+      </w:r>
+      <w:r>
+        <w:br/>
+      </w:r>
+      <w:r>
+        <w:rPr>
+          <w:rStyle w:val="NormalTok"/>
+        </w:rPr>
+        <w:t xml:space="preserve">V.L.GbRt_subset[</w:t>
+      </w:r>
+      <w:r>
+        <w:rPr>
+          <w:rStyle w:val="FunctionTok"/>
+        </w:rPr>
+        <w:t xml:space="preserve">sapply</w:t>
+      </w:r>
+      <w:r>
+        <w:rPr>
+          <w:rStyle w:val="NormalTok"/>
+        </w:rPr>
+        <w:t xml:space="preserve">(V.L.GbRt_subset, is.infinite)] </w:t>
+      </w:r>
+      <w:r>
+        <w:rPr>
+          <w:rStyle w:val="OtherTok"/>
+        </w:rPr>
+        <w:t xml:space="preserve">&lt;-</w:t>
+      </w:r>
+      <w:r>
+        <w:rPr>
+          <w:rStyle w:val="NormalTok"/>
+        </w:rPr>
+        <w:t xml:space="preserve"> </w:t>
+      </w:r>
+      <w:r>
+        <w:rPr>
+          <w:rStyle w:val="ConstantTok"/>
+        </w:rPr>
+        <w:t xml:space="preserve">NA</w:t>
+      </w:r>
+      <w:r>
+        <w:br/>
+      </w:r>
+      <w:r>
+        <w:br/>
+      </w:r>
+      <w:r>
+        <w:rPr>
+          <w:rStyle w:val="FunctionTok"/>
+        </w:rPr>
+        <w:t xml:space="preserve">View</w:t>
+      </w:r>
+      <w:r>
+        <w:rPr>
+          <w:rStyle w:val="NormalTok"/>
+        </w:rPr>
+        <w:t xml:space="preserve">(V.L.GbRt_subset)</w:t>
+      </w:r>
+      <w:r>
+        <w:rPr>
+          <w:rStyle w:val="CommentTok"/>
+        </w:rPr>
+        <w:t xml:space="preserve"># Observe change the data frame</w:t>
+      </w:r>
+      <w:r>
+        <w:br/>
+      </w:r>
+      <w:r>
+        <w:br/>
+      </w:r>
+      <w:r>
+        <w:rPr>
+          <w:rStyle w:val="CommentTok"/>
+        </w:rPr>
+        <w:t xml:space="preserve"># Remove NA/NaNs</w:t>
+      </w:r>
+      <w:r>
+        <w:br/>
+      </w:r>
+      <w:r>
+        <w:rPr>
+          <w:rStyle w:val="NormalTok"/>
+        </w:rPr>
+        <w:t xml:space="preserve">V.L.GbRt_subset</w:t>
+      </w:r>
+      <w:r>
+        <w:rPr>
+          <w:rStyle w:val="OtherTok"/>
+        </w:rPr>
+        <w:t xml:space="preserve">&lt;-</w:t>
+      </w:r>
+      <w:r>
+        <w:rPr>
+          <w:rStyle w:val="FunctionTok"/>
+        </w:rPr>
+        <w:t xml:space="preserve">na.omit</w:t>
+      </w:r>
+      <w:r>
+        <w:rPr>
+          <w:rStyle w:val="NormalTok"/>
+        </w:rPr>
+        <w:t xml:space="preserve">(V.L.GbRt_subset)</w:t>
+      </w:r>
+      <w:r>
+        <w:br/>
+      </w:r>
+      <w:r>
+        <w:br/>
+      </w:r>
+      <w:r>
+        <w:rPr>
+          <w:rStyle w:val="FunctionTok"/>
+        </w:rPr>
+        <w:t xml:space="preserve">View</w:t>
+      </w:r>
+      <w:r>
+        <w:rPr>
+          <w:rStyle w:val="NormalTok"/>
+        </w:rPr>
+        <w:t xml:space="preserve">(V.L.GbRt_subset)</w:t>
+      </w:r>
+      <w:r>
+        <w:rPr>
+          <w:rStyle w:val="CommentTok"/>
+        </w:rPr>
+        <w:t xml:space="preserve"># Observe change the data frame</w:t>
+      </w:r>
+      <w:r>
+        <w:br/>
+      </w:r>
+      <w:r>
+        <w:br/>
+      </w:r>
+      <w:r>
+        <w:rPr>
+          <w:rStyle w:val="FunctionTok"/>
+        </w:rPr>
+        <w:t xml:space="preserve">dim</w:t>
+      </w:r>
+      <w:r>
+        <w:rPr>
+          <w:rStyle w:val="NormalTok"/>
+        </w:rPr>
+        <w:t xml:space="preserve">(V.L.GbRt_subset)</w:t>
+      </w:r>
+      <w:r>
+        <w:rPr>
+          <w:rStyle w:val="CommentTok"/>
+        </w:rPr>
+        <w:t xml:space="preserve"># 11 rows by 11 columns</w:t>
+      </w:r>
+    </w:p>
+    <w:p>
+      <w:pPr>
+        <w:pStyle w:val="SourceCode"/>
+      </w:pPr>
+      <w:r>
+        <w:rPr>
+          <w:rStyle w:val="VerbatimChar"/>
+        </w:rPr>
+        <w:t xml:space="preserve">## [1] 11 11</w:t>
+      </w:r>
+    </w:p>
+    <w:p>
+      <w:pPr>
+        <w:pStyle w:val="SourceCode"/>
+      </w:pPr>
+      <w:r>
+        <w:rPr>
+          <w:rStyle w:val="FunctionTok"/>
+        </w:rPr>
+        <w:t xml:space="preserve">summary</w:t>
+      </w:r>
+      <w:r>
+        <w:rPr>
+          <w:rStyle w:val="NormalTok"/>
+        </w:rPr>
+        <w:t xml:space="preserve">(V.L.GbRt_subset)</w:t>
+      </w:r>
+    </w:p>
+    <w:p>
+      <w:pPr>
+        <w:pStyle w:val="SourceCode"/>
+      </w:pPr>
+      <w:r>
+        <w:rPr>
+          <w:rStyle w:val="VerbatimChar"/>
+        </w:rPr>
+        <w:t xml:space="preserve">##               Species                              Ind      Dist                  ROI       CAA.Scpl         BSA.BML        BSA.BsL.Hrz         Col.mean     </w:t>
+      </w:r>
+      <w:r>
+        <w:br/>
+      </w:r>
+      <w:r>
+        <w:rPr>
+          <w:rStyle w:val="VerbatimChar"/>
+        </w:rPr>
+        <w:t xml:space="preserve">##  Aphelodoris varia:6   3_AphelodorisVaria_10_NF_D_RAW:2   30cm:7   animal           :3   Min.   :0.3013   Min.   :0.1332   Min.   :0.04544   Min.   :0.1542  </w:t>
+      </w:r>
+      <w:r>
+        <w:br/>
+      </w:r>
+      <w:r>
+        <w:rPr>
+          <w:rStyle w:val="VerbatimChar"/>
+        </w:rPr>
+        <w:t xml:space="preserve">##  Aplysia sp       :5   3_AphelodorisVaria_11_NF_D_RAW:4   50cm:4   animal+background:5   1st Qu.:0.4786   1st Qu.:0.2402   1st Qu.:0.06180   1st Qu.:0.1881  </w:t>
+      </w:r>
+      <w:r>
+        <w:br/>
+      </w:r>
+      <w:r>
+        <w:rPr>
+          <w:rStyle w:val="VerbatimChar"/>
+        </w:rPr>
+        <w:t xml:space="preserve">##                        4_Aplysiasp_1_NL_N_RAW        :5            background       :3   Median :0.5396   Median :0.2888   Median :0.09529   Median :0.2161  </w:t>
+      </w:r>
+      <w:r>
+        <w:br/>
+      </w:r>
+      <w:r>
+        <w:rPr>
+          <w:rStyle w:val="VerbatimChar"/>
+        </w:rPr>
+        <w:t xml:space="preserve">##                                                                                          Mean   :0.5261   Mean   :0.2831   Mean   :0.09468   Mean   :0.2179  </w:t>
+      </w:r>
+      <w:r>
+        <w:br/>
+      </w:r>
+      <w:r>
+        <w:rPr>
+          <w:rStyle w:val="VerbatimChar"/>
+        </w:rPr>
+        <w:t xml:space="preserve">##                                                                                          3rd Qu.:0.5966   3rd Qu.:0.3348   3rd Qu.:0.11521   3rd Qu.:0.2534  </w:t>
+      </w:r>
+      <w:r>
+        <w:br/>
+      </w:r>
+      <w:r>
+        <w:rPr>
+          <w:rStyle w:val="VerbatimChar"/>
+        </w:rPr>
+        <w:t xml:space="preserve">##                                                                                          Max.   :0.6832   Max.   :0.3966   Max.   :0.15655   Max.   :0.2857  </w:t>
+      </w:r>
+      <w:r>
+        <w:br/>
+      </w:r>
+      <w:r>
+        <w:rPr>
+          <w:rStyle w:val="VerbatimChar"/>
+        </w:rPr>
+        <w:t xml:space="preserve">##     Lum.mean         Lum.CoV          GabRat      </w:t>
+      </w:r>
+      <w:r>
+        <w:br/>
+      </w:r>
+      <w:r>
+        <w:rPr>
+          <w:rStyle w:val="VerbatimChar"/>
+        </w:rPr>
+        <w:t xml:space="preserve">##  Min.   :0.5980   Min.   :1.483   Min.   :0.1906  </w:t>
+      </w:r>
+      <w:r>
+        <w:br/>
+      </w:r>
+      <w:r>
+        <w:rPr>
+          <w:rStyle w:val="VerbatimChar"/>
+        </w:rPr>
+        <w:t xml:space="preserve">##  1st Qu.:0.8488   1st Qu.:1.769   1st Qu.:0.2678  </w:t>
+      </w:r>
+      <w:r>
+        <w:br/>
+      </w:r>
+      <w:r>
+        <w:rPr>
+          <w:rStyle w:val="VerbatimChar"/>
+        </w:rPr>
+        <w:t xml:space="preserve">##  Median :0.9803   Median :2.040   Median :0.4105  </w:t>
+      </w:r>
+      <w:r>
+        <w:br/>
+      </w:r>
+      <w:r>
+        <w:rPr>
+          <w:rStyle w:val="VerbatimChar"/>
+        </w:rPr>
+        <w:t xml:space="preserve">##  Mean   :1.0176   Mean   :1.983   Mean   :0.3775  </w:t>
+      </w:r>
+      <w:r>
+        <w:br/>
+      </w:r>
+      <w:r>
+        <w:rPr>
+          <w:rStyle w:val="VerbatimChar"/>
+        </w:rPr>
+        <w:t xml:space="preserve">##  3rd Qu.:1.0842   3rd Qu.:2.104   3rd Qu.:0.4647  </w:t>
+      </w:r>
+      <w:r>
+        <w:br/>
+      </w:r>
+      <w:r>
+        <w:rPr>
+          <w:rStyle w:val="VerbatimChar"/>
+        </w:rPr>
+        <w:t xml:space="preserve">##  Max.   :1.5512   Max.   :2.450   Max.   :0.5332</w:t>
+      </w:r>
+    </w:p>
+    <w:p>
+      <w:pPr>
+        <w:pStyle w:val="SourceCode"/>
+      </w:pPr>
+      <w:r>
+        <w:rPr>
+          <w:rStyle w:val="FunctionTok"/>
+        </w:rPr>
+        <w:t xml:space="preserve">apply</w:t>
+      </w:r>
+      <w:r>
+        <w:rPr>
+          <w:rStyle w:val="NormalTok"/>
+        </w:rPr>
+        <w:t xml:space="preserve">(V.L.GbRt_subset[,</w:t>
+      </w:r>
+      <w:r>
+        <w:rPr>
+          <w:rStyle w:val="DecValTok"/>
+        </w:rPr>
+        <w:t xml:space="preserve">5</w:t>
+      </w:r>
+      <w:r>
+        <w:rPr>
+          <w:rStyle w:val="SpecialCharTok"/>
+        </w:rPr>
+        <w:t xml:space="preserve">:</w:t>
+      </w:r>
+      <w:r>
+        <w:rPr>
+          <w:rStyle w:val="DecValTok"/>
+        </w:rPr>
+        <w:t xml:space="preserve">11</w:t>
+      </w:r>
+      <w:r>
+        <w:rPr>
+          <w:rStyle w:val="NormalTok"/>
+        </w:rPr>
+        <w:t xml:space="preserve">], </w:t>
+      </w:r>
+      <w:r>
+        <w:rPr>
+          <w:rStyle w:val="DecValTok"/>
+        </w:rPr>
+        <w:t xml:space="preserve">2</w:t>
+      </w:r>
+      <w:r>
+        <w:rPr>
+          <w:rStyle w:val="NormalTok"/>
+        </w:rPr>
+        <w:t xml:space="preserve">, var) </w:t>
+      </w:r>
+      <w:r>
+        <w:rPr>
+          <w:rStyle w:val="CommentTok"/>
+        </w:rPr>
+        <w:t xml:space="preserve"># Determine the colour variable variances</w:t>
+      </w:r>
+    </w:p>
+    <w:p>
+      <w:pPr>
+        <w:pStyle w:val="SourceCode"/>
+      </w:pPr>
+      <w:r>
+        <w:rPr>
+          <w:rStyle w:val="VerbatimChar"/>
+        </w:rPr>
+        <w:t xml:space="preserve">##    CAA.Scpl     BSA.BML BSA.BsL.Hrz    Col.mean    Lum.mean     Lum.CoV      GabRat </w:t>
+      </w:r>
+      <w:r>
+        <w:br/>
+      </w:r>
+      <w:r>
+        <w:rPr>
+          <w:rStyle w:val="VerbatimChar"/>
+        </w:rPr>
+        <w:t xml:space="preserve">## 0.012682464 0.006015432 0.001430767 0.002207957 0.087193128 0.090558647 0.015336849</w:t>
+      </w:r>
+    </w:p>
+    <w:p>
+      <w:pPr>
+        <w:pStyle w:val="FirstParagraph"/>
+      </w:pPr>
+      <w:r>
+        <w:t xml:space="preserve">The p-value of the Shapiro-Wilk test for Height is less than 0.05, so we reject the null hypothesis and conclude that Height is not normally distributed. Therefore we should use Spearman’s test for this analysis.</w:t>
+      </w:r>
+    </w:p>
+    <w:p>
+      <w:pPr>
+        <w:pStyle w:val="BodyText"/>
+      </w:pPr>
+      <w:r>
+        <w:t xml:space="preserve">When implementing multivariate models, it is best to standardize data to facilitate model convergence. Here we variance standardised (mean = 0, standard</w:t>
+      </w:r>
+      <w:r>
+        <w:t xml:space="preserve"> </w:t>
+      </w:r>
+      <w:r>
+        <w:t xml:space="preserve">deviation = 1) each colour pattern variable across both viewing distances and ROIs using the</w:t>
+      </w:r>
+      <w:r>
+        <w:t xml:space="preserve"> </w:t>
+      </w:r>
+      <w:r>
+        <w:rPr>
+          <w:iCs/>
+          <w:i/>
+        </w:rPr>
+        <w:t xml:space="preserve">scale</w:t>
+      </w:r>
+      <w:r>
+        <w:t xml:space="preserve"> </w:t>
+      </w:r>
+      <w:r>
+        <w:t xml:space="preserve">function.</w:t>
+      </w:r>
+    </w:p>
+    <w:p>
+      <w:pPr>
+        <w:pStyle w:val="SourceCode"/>
+      </w:pPr>
+      <w:r>
+        <w:rPr>
+          <w:rStyle w:val="FunctionTok"/>
+        </w:rPr>
+        <w:t xml:space="preserve">par</w:t>
+      </w:r>
+      <w:r>
+        <w:rPr>
+          <w:rStyle w:val="NormalTok"/>
+        </w:rPr>
+        <w:t xml:space="preserve">(</w:t>
+      </w:r>
+      <w:r>
+        <w:rPr>
+          <w:rStyle w:val="AttributeTok"/>
+        </w:rPr>
+        <w:t xml:space="preserve">mfrow=</w:t>
+      </w:r>
+      <w:r>
+        <w:rPr>
+          <w:rStyle w:val="FunctionTok"/>
+        </w:rPr>
+        <w:t xml:space="preserve">c</w:t>
+      </w:r>
+      <w:r>
+        <w:rPr>
+          <w:rStyle w:val="NormalTok"/>
+        </w:rPr>
+        <w:t xml:space="preserve">(</w:t>
+      </w:r>
+      <w:r>
+        <w:rPr>
+          <w:rStyle w:val="DecValTok"/>
+        </w:rPr>
+        <w:t xml:space="preserve">3</w:t>
+      </w:r>
+      <w:r>
+        <w:rPr>
+          <w:rStyle w:val="NormalTok"/>
+        </w:rPr>
+        <w:t xml:space="preserve">,</w:t>
+      </w:r>
+      <w:r>
+        <w:rPr>
+          <w:rStyle w:val="DecValTok"/>
+        </w:rPr>
+        <w:t xml:space="preserve">3</w:t>
+      </w:r>
+      <w:r>
+        <w:rPr>
+          <w:rStyle w:val="NormalTok"/>
+        </w:rPr>
+        <w:t xml:space="preserve">))</w:t>
+      </w:r>
+      <w:r>
+        <w:br/>
+      </w:r>
+      <w:r>
+        <w:rPr>
+          <w:rStyle w:val="NormalTok"/>
+        </w:rPr>
+        <w:t xml:space="preserve">Colnames_subset</w:t>
+      </w:r>
+      <w:r>
+        <w:rPr>
+          <w:rStyle w:val="OtherTok"/>
+        </w:rPr>
+        <w:t xml:space="preserve">&lt;-</w:t>
+      </w:r>
+      <w:r>
+        <w:rPr>
+          <w:rStyle w:val="FunctionTok"/>
+        </w:rPr>
+        <w:t xml:space="preserve">colnames</w:t>
+      </w:r>
+      <w:r>
+        <w:rPr>
+          <w:rStyle w:val="NormalTok"/>
+        </w:rPr>
+        <w:t xml:space="preserve">(V.L.GbRt_subset[,</w:t>
+      </w:r>
+      <w:r>
+        <w:rPr>
+          <w:rStyle w:val="DecValTok"/>
+        </w:rPr>
+        <w:t xml:space="preserve">5</w:t>
+      </w:r>
+      <w:r>
+        <w:rPr>
+          <w:rStyle w:val="SpecialCharTok"/>
+        </w:rPr>
+        <w:t xml:space="preserve">:</w:t>
+      </w:r>
+      <w:r>
+        <w:rPr>
+          <w:rStyle w:val="DecValTok"/>
+        </w:rPr>
+        <w:t xml:space="preserve">11</w:t>
+      </w:r>
+      <w:r>
+        <w:rPr>
+          <w:rStyle w:val="NormalTok"/>
+        </w:rPr>
+        <w:t xml:space="preserve">])</w:t>
+      </w:r>
+      <w:r>
+        <w:br/>
+      </w:r>
+      <w:r>
+        <w:rPr>
+          <w:rStyle w:val="ControlFlowTok"/>
+        </w:rPr>
+        <w:t xml:space="preserve">for</w:t>
+      </w:r>
+      <w:r>
+        <w:rPr>
+          <w:rStyle w:val="NormalTok"/>
+        </w:rPr>
+        <w:t xml:space="preserve"> (i </w:t>
+      </w:r>
+      <w:r>
+        <w:rPr>
+          <w:rStyle w:val="ControlFlowTok"/>
+        </w:rPr>
+        <w:t xml:space="preserve">in</w:t>
+      </w:r>
+      <w:r>
+        <w:rPr>
+          <w:rStyle w:val="NormalTok"/>
+        </w:rPr>
+        <w:t xml:space="preserve"> Colnames_subset) {</w:t>
+      </w:r>
+      <w:r>
+        <w:br/>
+      </w:r>
+      <w:r>
+        <w:rPr>
+          <w:rStyle w:val="NormalTok"/>
+        </w:rPr>
+        <w:t xml:space="preserve">  </w:t>
+      </w:r>
+      <w:r>
+        <w:rPr>
+          <w:rStyle w:val="FunctionTok"/>
+        </w:rPr>
+        <w:t xml:space="preserve">hist</w:t>
+      </w:r>
+      <w:r>
+        <w:rPr>
+          <w:rStyle w:val="NormalTok"/>
+        </w:rPr>
+        <w:t xml:space="preserve">(V.L.GbRt_subset[,i], </w:t>
+      </w:r>
+      <w:r>
+        <w:rPr>
+          <w:rStyle w:val="AttributeTok"/>
+        </w:rPr>
+        <w:t xml:space="preserve">breaks =</w:t>
+      </w:r>
+      <w:r>
+        <w:rPr>
+          <w:rStyle w:val="NormalTok"/>
+        </w:rPr>
+        <w:t xml:space="preserve"> </w:t>
+      </w:r>
+      <w:r>
+        <w:rPr>
+          <w:rStyle w:val="DecValTok"/>
+        </w:rPr>
+        <w:t xml:space="preserve">10</w:t>
+      </w:r>
+      <w:r>
+        <w:rPr>
+          <w:rStyle w:val="NormalTok"/>
+        </w:rPr>
+        <w:t xml:space="preserve">, </w:t>
+      </w:r>
+      <w:r>
+        <w:br/>
+      </w:r>
+      <w:r>
+        <w:rPr>
+          <w:rStyle w:val="NormalTok"/>
+        </w:rPr>
+        <w:t xml:space="preserve">       </w:t>
+      </w:r>
+      <w:r>
+        <w:rPr>
+          <w:rStyle w:val="AttributeTok"/>
+        </w:rPr>
+        <w:t xml:space="preserve">main=</w:t>
+      </w:r>
+      <w:r>
+        <w:rPr>
+          <w:rStyle w:val="NormalTok"/>
+        </w:rPr>
+        <w:t xml:space="preserve">i, </w:t>
+      </w:r>
+      <w:r>
+        <w:rPr>
+          <w:rStyle w:val="AttributeTok"/>
+        </w:rPr>
+        <w:t xml:space="preserve">xlab=</w:t>
+      </w:r>
+      <w:r>
+        <w:rPr>
+          <w:rStyle w:val="StringTok"/>
+        </w:rPr>
+        <w:t xml:space="preserve">""</w:t>
+      </w:r>
+      <w:r>
+        <w:rPr>
+          <w:rStyle w:val="NormalTok"/>
+        </w:rPr>
+        <w:t xml:space="preserve">)</w:t>
+      </w:r>
+      <w:r>
+        <w:br/>
+      </w:r>
+      <w:r>
+        <w:rPr>
+          <w:rStyle w:val="NormalTok"/>
+        </w:rPr>
+        <w:t xml:space="preserve">}</w:t>
+      </w:r>
+      <w:r>
+        <w:br/>
+      </w:r>
+      <w:r>
+        <w:br/>
+      </w:r>
+      <w:r>
+        <w:rPr>
+          <w:rStyle w:val="CommentTok"/>
+        </w:rPr>
+        <w:t xml:space="preserve"># Test for normality</w:t>
+      </w:r>
+      <w:r>
+        <w:br/>
+      </w:r>
+      <w:r>
+        <w:rPr>
+          <w:rStyle w:val="FunctionTok"/>
+        </w:rPr>
+        <w:t xml:space="preserve">lapply</w:t>
+      </w:r>
+      <w:r>
+        <w:rPr>
+          <w:rStyle w:val="NormalTok"/>
+        </w:rPr>
+        <w:t xml:space="preserve">(V.L.GbRt_subset[,</w:t>
+      </w:r>
+      <w:r>
+        <w:rPr>
+          <w:rStyle w:val="DecValTok"/>
+        </w:rPr>
+        <w:t xml:space="preserve">5</w:t>
+      </w:r>
+      <w:r>
+        <w:rPr>
+          <w:rStyle w:val="SpecialCharTok"/>
+        </w:rPr>
+        <w:t xml:space="preserve">:</w:t>
+      </w:r>
+      <w:r>
+        <w:rPr>
+          <w:rStyle w:val="DecValTok"/>
+        </w:rPr>
+        <w:t xml:space="preserve">11</w:t>
+      </w:r>
+      <w:r>
+        <w:rPr>
+          <w:rStyle w:val="NormalTok"/>
+        </w:rPr>
+        <w:t xml:space="preserve">], shapiro.test)</w:t>
+      </w:r>
+    </w:p>
+    <w:p>
+      <w:pPr>
+        <w:pStyle w:val="SourceCode"/>
+      </w:pPr>
+      <w:r>
+        <w:rPr>
+          <w:rStyle w:val="VerbatimChar"/>
+        </w:rPr>
+        <w:t xml:space="preserve">## $CAA.Scpl</w:t>
+      </w:r>
+      <w:r>
+        <w:br/>
+      </w:r>
+      <w:r>
+        <w:rPr>
+          <w:rStyle w:val="VerbatimChar"/>
+        </w:rPr>
+        <w:t xml:space="preserve">## </w:t>
+      </w:r>
+      <w:r>
+        <w:br/>
+      </w:r>
+      <w:r>
+        <w:rPr>
+          <w:rStyle w:val="VerbatimChar"/>
+        </w:rPr>
+        <w:t xml:space="preserve">##  Shapiro-Wilk normality test</w:t>
+      </w:r>
+      <w:r>
+        <w:br/>
+      </w:r>
+      <w:r>
+        <w:rPr>
+          <w:rStyle w:val="VerbatimChar"/>
+        </w:rPr>
+        <w:t xml:space="preserve">## </w:t>
+      </w:r>
+      <w:r>
+        <w:br/>
+      </w:r>
+      <w:r>
+        <w:rPr>
+          <w:rStyle w:val="VerbatimChar"/>
+        </w:rPr>
+        <w:t xml:space="preserve">## data:  X[[i]]</w:t>
+      </w:r>
+      <w:r>
+        <w:br/>
+      </w:r>
+      <w:r>
+        <w:rPr>
+          <w:rStyle w:val="VerbatimChar"/>
+        </w:rPr>
+        <w:t xml:space="preserve">## W = 0.95222, p-value = 0.6724</w:t>
+      </w:r>
+      <w:r>
+        <w:br/>
+      </w:r>
+      <w:r>
+        <w:rPr>
+          <w:rStyle w:val="VerbatimChar"/>
+        </w:rPr>
+        <w:t xml:space="preserve">## </w:t>
+      </w:r>
+      <w:r>
+        <w:br/>
+      </w:r>
+      <w:r>
+        <w:rPr>
+          <w:rStyle w:val="VerbatimChar"/>
+        </w:rPr>
+        <w:t xml:space="preserve">## </w:t>
+      </w:r>
+      <w:r>
+        <w:br/>
+      </w:r>
+      <w:r>
+        <w:rPr>
+          <w:rStyle w:val="VerbatimChar"/>
+        </w:rPr>
+        <w:t xml:space="preserve">## $BSA.BML</w:t>
+      </w:r>
+      <w:r>
+        <w:br/>
+      </w:r>
+      <w:r>
+        <w:rPr>
+          <w:rStyle w:val="VerbatimChar"/>
+        </w:rPr>
+        <w:t xml:space="preserve">## </w:t>
+      </w:r>
+      <w:r>
+        <w:br/>
+      </w:r>
+      <w:r>
+        <w:rPr>
+          <w:rStyle w:val="VerbatimChar"/>
+        </w:rPr>
+        <w:t xml:space="preserve">##  Shapiro-Wilk normality test</w:t>
+      </w:r>
+      <w:r>
+        <w:br/>
+      </w:r>
+      <w:r>
+        <w:rPr>
+          <w:rStyle w:val="VerbatimChar"/>
+        </w:rPr>
+        <w:t xml:space="preserve">## </w:t>
+      </w:r>
+      <w:r>
+        <w:br/>
+      </w:r>
+      <w:r>
+        <w:rPr>
+          <w:rStyle w:val="VerbatimChar"/>
+        </w:rPr>
+        <w:t xml:space="preserve">## data:  X[[i]]</w:t>
+      </w:r>
+      <w:r>
+        <w:br/>
+      </w:r>
+      <w:r>
+        <w:rPr>
+          <w:rStyle w:val="VerbatimChar"/>
+        </w:rPr>
+        <w:t xml:space="preserve">## W = 0.97579, p-value = 0.9383</w:t>
+      </w:r>
+      <w:r>
+        <w:br/>
+      </w:r>
+      <w:r>
+        <w:rPr>
+          <w:rStyle w:val="VerbatimChar"/>
+        </w:rPr>
+        <w:t xml:space="preserve">## </w:t>
+      </w:r>
+      <w:r>
+        <w:br/>
+      </w:r>
+      <w:r>
+        <w:rPr>
+          <w:rStyle w:val="VerbatimChar"/>
+        </w:rPr>
+        <w:t xml:space="preserve">## </w:t>
+      </w:r>
+      <w:r>
+        <w:br/>
+      </w:r>
+      <w:r>
+        <w:rPr>
+          <w:rStyle w:val="VerbatimChar"/>
+        </w:rPr>
+        <w:t xml:space="preserve">## $BSA.BsL.Hrz</w:t>
+      </w:r>
+      <w:r>
+        <w:br/>
+      </w:r>
+      <w:r>
+        <w:rPr>
+          <w:rStyle w:val="VerbatimChar"/>
+        </w:rPr>
+        <w:t xml:space="preserve">## </w:t>
+      </w:r>
+      <w:r>
+        <w:br/>
+      </w:r>
+      <w:r>
+        <w:rPr>
+          <w:rStyle w:val="VerbatimChar"/>
+        </w:rPr>
+        <w:t xml:space="preserve">##  Shapiro-Wilk normality test</w:t>
+      </w:r>
+      <w:r>
+        <w:br/>
+      </w:r>
+      <w:r>
+        <w:rPr>
+          <w:rStyle w:val="VerbatimChar"/>
+        </w:rPr>
+        <w:t xml:space="preserve">## </w:t>
+      </w:r>
+      <w:r>
+        <w:br/>
+      </w:r>
+      <w:r>
+        <w:rPr>
+          <w:rStyle w:val="VerbatimChar"/>
+        </w:rPr>
+        <w:t xml:space="preserve">## data:  X[[i]]</w:t>
+      </w:r>
+      <w:r>
+        <w:br/>
+      </w:r>
+      <w:r>
+        <w:rPr>
+          <w:rStyle w:val="VerbatimChar"/>
+        </w:rPr>
+        <w:t xml:space="preserve">## W = 0.94014, p-value = 0.5222</w:t>
+      </w:r>
+      <w:r>
+        <w:br/>
+      </w:r>
+      <w:r>
+        <w:rPr>
+          <w:rStyle w:val="VerbatimChar"/>
+        </w:rPr>
+        <w:t xml:space="preserve">## </w:t>
+      </w:r>
+      <w:r>
+        <w:br/>
+      </w:r>
+      <w:r>
+        <w:rPr>
+          <w:rStyle w:val="VerbatimChar"/>
+        </w:rPr>
+        <w:t xml:space="preserve">## </w:t>
+      </w:r>
+      <w:r>
+        <w:br/>
+      </w:r>
+      <w:r>
+        <w:rPr>
+          <w:rStyle w:val="VerbatimChar"/>
+        </w:rPr>
+        <w:t xml:space="preserve">## $Col.mean</w:t>
+      </w:r>
+      <w:r>
+        <w:br/>
+      </w:r>
+      <w:r>
+        <w:rPr>
+          <w:rStyle w:val="VerbatimChar"/>
+        </w:rPr>
+        <w:t xml:space="preserve">## </w:t>
+      </w:r>
+      <w:r>
+        <w:br/>
+      </w:r>
+      <w:r>
+        <w:rPr>
+          <w:rStyle w:val="VerbatimChar"/>
+        </w:rPr>
+        <w:t xml:space="preserve">##  Shapiro-Wilk normality test</w:t>
+      </w:r>
+      <w:r>
+        <w:br/>
+      </w:r>
+      <w:r>
+        <w:rPr>
+          <w:rStyle w:val="VerbatimChar"/>
+        </w:rPr>
+        <w:t xml:space="preserve">## </w:t>
+      </w:r>
+      <w:r>
+        <w:br/>
+      </w:r>
+      <w:r>
+        <w:rPr>
+          <w:rStyle w:val="VerbatimChar"/>
+        </w:rPr>
+        <w:t xml:space="preserve">## data:  X[[i]]</w:t>
+      </w:r>
+      <w:r>
+        <w:br/>
+      </w:r>
+      <w:r>
+        <w:rPr>
+          <w:rStyle w:val="VerbatimChar"/>
+        </w:rPr>
+        <w:t xml:space="preserve">## W = 0.92552, p-value = 0.3674</w:t>
+      </w:r>
+      <w:r>
+        <w:br/>
+      </w:r>
+      <w:r>
+        <w:rPr>
+          <w:rStyle w:val="VerbatimChar"/>
+        </w:rPr>
+        <w:t xml:space="preserve">## </w:t>
+      </w:r>
+      <w:r>
+        <w:br/>
+      </w:r>
+      <w:r>
+        <w:rPr>
+          <w:rStyle w:val="VerbatimChar"/>
+        </w:rPr>
+        <w:t xml:space="preserve">## </w:t>
+      </w:r>
+      <w:r>
+        <w:br/>
+      </w:r>
+      <w:r>
+        <w:rPr>
+          <w:rStyle w:val="VerbatimChar"/>
+        </w:rPr>
+        <w:t xml:space="preserve">## $Lum.mean</w:t>
+      </w:r>
+      <w:r>
+        <w:br/>
+      </w:r>
+      <w:r>
+        <w:rPr>
+          <w:rStyle w:val="VerbatimChar"/>
+        </w:rPr>
+        <w:t xml:space="preserve">## </w:t>
+      </w:r>
+      <w:r>
+        <w:br/>
+      </w:r>
+      <w:r>
+        <w:rPr>
+          <w:rStyle w:val="VerbatimChar"/>
+        </w:rPr>
+        <w:t xml:space="preserve">##  Shapiro-Wilk normality test</w:t>
+      </w:r>
+      <w:r>
+        <w:br/>
+      </w:r>
+      <w:r>
+        <w:rPr>
+          <w:rStyle w:val="VerbatimChar"/>
+        </w:rPr>
+        <w:t xml:space="preserve">## </w:t>
+      </w:r>
+      <w:r>
+        <w:br/>
+      </w:r>
+      <w:r>
+        <w:rPr>
+          <w:rStyle w:val="VerbatimChar"/>
+        </w:rPr>
+        <w:t xml:space="preserve">## data:  X[[i]]</w:t>
+      </w:r>
+      <w:r>
+        <w:br/>
+      </w:r>
+      <w:r>
+        <w:rPr>
+          <w:rStyle w:val="VerbatimChar"/>
+        </w:rPr>
+        <w:t xml:space="preserve">## W = 0.90032, p-value = 0.1865</w:t>
+      </w:r>
+      <w:r>
+        <w:br/>
+      </w:r>
+      <w:r>
+        <w:rPr>
+          <w:rStyle w:val="VerbatimChar"/>
+        </w:rPr>
+        <w:t xml:space="preserve">## </w:t>
+      </w:r>
+      <w:r>
+        <w:br/>
+      </w:r>
+      <w:r>
+        <w:rPr>
+          <w:rStyle w:val="VerbatimChar"/>
+        </w:rPr>
+        <w:t xml:space="preserve">## </w:t>
+      </w:r>
+      <w:r>
+        <w:br/>
+      </w:r>
+      <w:r>
+        <w:rPr>
+          <w:rStyle w:val="VerbatimChar"/>
+        </w:rPr>
+        <w:t xml:space="preserve">## $Lum.CoV</w:t>
+      </w:r>
+      <w:r>
+        <w:br/>
+      </w:r>
+      <w:r>
+        <w:rPr>
+          <w:rStyle w:val="VerbatimChar"/>
+        </w:rPr>
+        <w:t xml:space="preserve">## </w:t>
+      </w:r>
+      <w:r>
+        <w:br/>
+      </w:r>
+      <w:r>
+        <w:rPr>
+          <w:rStyle w:val="VerbatimChar"/>
+        </w:rPr>
+        <w:t xml:space="preserve">##  Shapiro-Wilk normality test</w:t>
+      </w:r>
+      <w:r>
+        <w:br/>
+      </w:r>
+      <w:r>
+        <w:rPr>
+          <w:rStyle w:val="VerbatimChar"/>
+        </w:rPr>
+        <w:t xml:space="preserve">## </w:t>
+      </w:r>
+      <w:r>
+        <w:br/>
+      </w:r>
+      <w:r>
+        <w:rPr>
+          <w:rStyle w:val="VerbatimChar"/>
+        </w:rPr>
+        <w:t xml:space="preserve">## data:  X[[i]]</w:t>
+      </w:r>
+      <w:r>
+        <w:br/>
+      </w:r>
+      <w:r>
+        <w:rPr>
+          <w:rStyle w:val="VerbatimChar"/>
+        </w:rPr>
+        <w:t xml:space="preserve">## W = 0.95266, p-value = 0.6781</w:t>
+      </w:r>
+      <w:r>
+        <w:br/>
+      </w:r>
+      <w:r>
+        <w:rPr>
+          <w:rStyle w:val="VerbatimChar"/>
+        </w:rPr>
+        <w:t xml:space="preserve">## </w:t>
+      </w:r>
+      <w:r>
+        <w:br/>
+      </w:r>
+      <w:r>
+        <w:rPr>
+          <w:rStyle w:val="VerbatimChar"/>
+        </w:rPr>
+        <w:t xml:space="preserve">## </w:t>
+      </w:r>
+      <w:r>
+        <w:br/>
+      </w:r>
+      <w:r>
+        <w:rPr>
+          <w:rStyle w:val="VerbatimChar"/>
+        </w:rPr>
+        <w:t xml:space="preserve">## $GabRat</w:t>
+      </w:r>
+      <w:r>
+        <w:br/>
+      </w:r>
+      <w:r>
+        <w:rPr>
+          <w:rStyle w:val="VerbatimChar"/>
+        </w:rPr>
+        <w:t xml:space="preserve">## </w:t>
+      </w:r>
+      <w:r>
+        <w:br/>
+      </w:r>
+      <w:r>
+        <w:rPr>
+          <w:rStyle w:val="VerbatimChar"/>
+        </w:rPr>
+        <w:t xml:space="preserve">##  Shapiro-Wilk normality test</w:t>
+      </w:r>
+      <w:r>
+        <w:br/>
+      </w:r>
+      <w:r>
+        <w:rPr>
+          <w:rStyle w:val="VerbatimChar"/>
+        </w:rPr>
+        <w:t xml:space="preserve">## </w:t>
+      </w:r>
+      <w:r>
+        <w:br/>
+      </w:r>
+      <w:r>
+        <w:rPr>
+          <w:rStyle w:val="VerbatimChar"/>
+        </w:rPr>
+        <w:t xml:space="preserve">## data:  X[[i]]</w:t>
+      </w:r>
+      <w:r>
+        <w:br/>
+      </w:r>
+      <w:r>
+        <w:rPr>
+          <w:rStyle w:val="VerbatimChar"/>
+        </w:rPr>
+        <w:t xml:space="preserve">## W = 0.90139, p-value = 0.1922</w:t>
+      </w:r>
+    </w:p>
+    <w:p>
+      <w:pPr>
+        <w:pStyle w:val="SourceCode"/>
+      </w:pPr>
+      <w:r>
+        <w:rPr>
+          <w:rStyle w:val="CommentTok"/>
+        </w:rPr>
+        <w:t xml:space="preserve"># Inspect scaled values and column means</w:t>
+      </w:r>
+      <w:r>
+        <w:br/>
+      </w:r>
+      <w:r>
+        <w:rPr>
+          <w:rStyle w:val="FunctionTok"/>
+        </w:rPr>
+        <w:t xml:space="preserve">scale</w:t>
+      </w:r>
+      <w:r>
+        <w:rPr>
+          <w:rStyle w:val="NormalTok"/>
+        </w:rPr>
+        <w:t xml:space="preserve">(V.L.GbRt_subset[,</w:t>
+      </w:r>
+      <w:r>
+        <w:rPr>
+          <w:rStyle w:val="DecValTok"/>
+        </w:rPr>
+        <w:t xml:space="preserve">5</w:t>
+      </w:r>
+      <w:r>
+        <w:rPr>
+          <w:rStyle w:val="SpecialCharTok"/>
+        </w:rPr>
+        <w:t xml:space="preserve">:</w:t>
+      </w:r>
+      <w:r>
+        <w:rPr>
+          <w:rStyle w:val="DecValTok"/>
+        </w:rPr>
+        <w:t xml:space="preserve">11</w:t>
+      </w:r>
+      <w:r>
+        <w:rPr>
+          <w:rStyle w:val="NormalTok"/>
+        </w:rPr>
+        <w:t xml:space="preserve">], </w:t>
+      </w:r>
+      <w:r>
+        <w:rPr>
+          <w:rStyle w:val="AttributeTok"/>
+        </w:rPr>
+        <w:t xml:space="preserve">center =</w:t>
+      </w:r>
+      <w:r>
+        <w:rPr>
+          <w:rStyle w:val="NormalTok"/>
+        </w:rPr>
+        <w:t xml:space="preserve"> </w:t>
+      </w:r>
+      <w:r>
+        <w:rPr>
+          <w:rStyle w:val="ConstantTok"/>
+        </w:rPr>
+        <w:t xml:space="preserve">TRUE</w:t>
+      </w:r>
+      <w:r>
+        <w:rPr>
+          <w:rStyle w:val="NormalTok"/>
+        </w:rPr>
+        <w:t xml:space="preserve">, </w:t>
+      </w:r>
+      <w:r>
+        <w:rPr>
+          <w:rStyle w:val="AttributeTok"/>
+        </w:rPr>
+        <w:t xml:space="preserve">scale =</w:t>
+      </w:r>
+      <w:r>
+        <w:rPr>
+          <w:rStyle w:val="NormalTok"/>
+        </w:rPr>
+        <w:t xml:space="preserve"> </w:t>
+      </w:r>
+      <w:r>
+        <w:rPr>
+          <w:rStyle w:val="ConstantTok"/>
+        </w:rPr>
+        <w:t xml:space="preserve">TRUE</w:t>
+      </w:r>
+      <w:r>
+        <w:rPr>
+          <w:rStyle w:val="NormalTok"/>
+        </w:rPr>
+        <w:t xml:space="preserve">)</w:t>
+      </w:r>
+    </w:p>
+    <w:p>
+      <w:pPr>
+        <w:pStyle w:val="SourceCode"/>
+      </w:pPr>
+      <w:r>
+        <w:rPr>
+          <w:rStyle w:val="VerbatimChar"/>
+        </w:rPr>
+        <w:t xml:space="preserve">##      CAA.Scpl     BSA.BML BSA.BsL.Hrz    Col.mean    Lum.mean    Lum.CoV     GabRat</w:t>
+      </w:r>
+      <w:r>
+        <w:br/>
+      </w:r>
+      <w:r>
+        <w:rPr>
+          <w:rStyle w:val="VerbatimChar"/>
+        </w:rPr>
+        <w:t xml:space="preserve">## 2   1.0447329  0.07370189  0.01615151 -0.03748558 -0.87259277  0.5434126  1.2575825</w:t>
+      </w:r>
+      <w:r>
+        <w:br/>
+      </w:r>
+      <w:r>
+        <w:rPr>
+          <w:rStyle w:val="VerbatimChar"/>
+        </w:rPr>
+        <w:t xml:space="preserve">## 3  -1.1591094 -0.04606569 -1.04912193 -0.50269435 -1.42120580 -0.4793016  0.2949464</w:t>
+      </w:r>
+      <w:r>
+        <w:br/>
+      </w:r>
+      <w:r>
+        <w:rPr>
+          <w:rStyle w:val="VerbatimChar"/>
+        </w:rPr>
+        <w:t xml:space="preserve">## 7   1.3944807 -0.67822953 -0.68927858  1.44389073  1.80698261 -1.2187555 -1.3922980</w:t>
+      </w:r>
+      <w:r>
+        <w:br/>
+      </w:r>
+      <w:r>
+        <w:rPr>
+          <w:rStyle w:val="VerbatimChar"/>
+        </w:rPr>
+        <w:t xml:space="preserve">## 8  -1.9965592  0.72545366  0.46902751  0.30774049 -0.03805163  1.5533929  1.1835279</w:t>
+      </w:r>
+      <w:r>
+        <w:br/>
+      </w:r>
+      <w:r>
+        <w:rPr>
+          <w:rStyle w:val="VerbatimChar"/>
+        </w:rPr>
+        <w:t xml:space="preserve">## 10  1.0175188 -1.19110556 -1.09924489  1.30323751  1.73650453 -1.6615115 -1.5085298</w:t>
+      </w:r>
+      <w:r>
+        <w:br/>
+      </w:r>
+      <w:r>
+        <w:rPr>
+          <w:rStyle w:val="VerbatimChar"/>
+        </w:rPr>
+        <w:t xml:space="preserve">## 11 -0.1664538  0.60802358  1.47594374  0.21417235  0.27164927  1.3104953  0.2588835</w:t>
+      </w:r>
+      <w:r>
+        <w:br/>
+      </w:r>
+      <w:r>
+        <w:rPr>
+          <w:rStyle w:val="VerbatimChar"/>
+        </w:rPr>
+        <w:t xml:space="preserve">## 13  0.2343956 -1.93327402 -0.21669972  1.20297119 -0.62888125 -0.9445464  0.2669827</w:t>
+      </w:r>
+      <w:r>
+        <w:br/>
+      </w:r>
+      <w:r>
+        <w:rPr>
+          <w:rStyle w:val="VerbatimChar"/>
+        </w:rPr>
+        <w:t xml:space="preserve">## 14 -0.6773729 -0.42764791  0.14299748 -0.74177818 -0.39271849  0.2623784  0.7306342</w:t>
+      </w:r>
+      <w:r>
+        <w:br/>
+      </w:r>
+      <w:r>
+        <w:rPr>
+          <w:rStyle w:val="VerbatimChar"/>
+        </w:rPr>
+        <w:t xml:space="preserve">## 15  0.1198638  1.46361125  1.63571008 -1.30800444 -0.51469509  0.1861873  0.6787438</w:t>
+      </w:r>
+      <w:r>
+        <w:br/>
+      </w:r>
+      <w:r>
+        <w:rPr>
+          <w:rStyle w:val="VerbatimChar"/>
+        </w:rPr>
+        <w:t xml:space="preserve">## 17  0.2065297  0.41346282  0.61625213 -0.52704120  0.17954864  0.1893369 -0.9760417</w:t>
+      </w:r>
+      <w:r>
+        <w:br/>
+      </w:r>
+      <w:r>
+        <w:rPr>
+          <w:rStyle w:val="VerbatimChar"/>
+        </w:rPr>
+        <w:t xml:space="preserve">## 18 -0.0180262  0.99206954 -1.30173733 -1.35500854 -0.12654002  0.2589115 -0.7944315</w:t>
+      </w:r>
+      <w:r>
+        <w:br/>
+      </w:r>
+      <w:r>
+        <w:rPr>
+          <w:rStyle w:val="VerbatimChar"/>
+        </w:rPr>
+        <w:t xml:space="preserve">## attr(,"scaled:center")</w:t>
+      </w:r>
+      <w:r>
+        <w:br/>
+      </w:r>
+      <w:r>
+        <w:rPr>
+          <w:rStyle w:val="VerbatimChar"/>
+        </w:rPr>
+        <w:t xml:space="preserve">##    CAA.Scpl     BSA.BML BSA.BsL.Hrz    Col.mean    Lum.mean     Lum.CoV      GabRat </w:t>
+      </w:r>
+      <w:r>
+        <w:br/>
+      </w:r>
+      <w:r>
+        <w:rPr>
+          <w:rStyle w:val="VerbatimChar"/>
+        </w:rPr>
+        <w:t xml:space="preserve">##   0.5261440   0.2831279   0.0946824   0.2178738   1.0176215   1.9830285   0.3774653 </w:t>
+      </w:r>
+      <w:r>
+        <w:br/>
+      </w:r>
+      <w:r>
+        <w:rPr>
+          <w:rStyle w:val="VerbatimChar"/>
+        </w:rPr>
+        <w:t xml:space="preserve">## attr(,"scaled:scale")</w:t>
+      </w:r>
+      <w:r>
+        <w:br/>
+      </w:r>
+      <w:r>
+        <w:rPr>
+          <w:rStyle w:val="VerbatimChar"/>
+        </w:rPr>
+        <w:t xml:space="preserve">##    CAA.Scpl     BSA.BML BSA.BsL.Hrz    Col.mean    Lum.mean     Lum.CoV      GabRat </w:t>
+      </w:r>
+      <w:r>
+        <w:br/>
+      </w:r>
+      <w:r>
+        <w:rPr>
+          <w:rStyle w:val="VerbatimChar"/>
+        </w:rPr>
+        <w:t xml:space="preserve">##  0.11261644  0.07755922  0.03782548  0.04698890  0.29528483  0.30092964  0.12384203</w:t>
+      </w:r>
+    </w:p>
+    <w:p>
+      <w:pPr>
+        <w:pStyle w:val="SourceCode"/>
+      </w:pPr>
+      <w:r>
+        <w:rPr>
+          <w:rStyle w:val="CommentTok"/>
+        </w:rPr>
+        <w:t xml:space="preserve"># Update the V.L.GbRt_subset data frame with the standardised values </w:t>
+      </w:r>
+      <w:r>
+        <w:br/>
+      </w:r>
+      <w:r>
+        <w:rPr>
+          <w:rStyle w:val="NormalTok"/>
+        </w:rPr>
+        <w:t xml:space="preserve">V.L.GbRt_subset[,</w:t>
+      </w:r>
+      <w:r>
+        <w:rPr>
+          <w:rStyle w:val="DecValTok"/>
+        </w:rPr>
+        <w:t xml:space="preserve">5</w:t>
+      </w:r>
+      <w:r>
+        <w:rPr>
+          <w:rStyle w:val="SpecialCharTok"/>
+        </w:rPr>
+        <w:t xml:space="preserve">:</w:t>
+      </w:r>
+      <w:r>
+        <w:rPr>
+          <w:rStyle w:val="DecValTok"/>
+        </w:rPr>
+        <w:t xml:space="preserve">11</w:t>
+      </w:r>
+      <w:r>
+        <w:rPr>
+          <w:rStyle w:val="NormalTok"/>
+        </w:rPr>
+        <w:t xml:space="preserve">]</w:t>
+      </w:r>
+      <w:r>
+        <w:rPr>
+          <w:rStyle w:val="OtherTok"/>
+        </w:rPr>
+        <w:t xml:space="preserve">&lt;-</w:t>
+      </w:r>
+      <w:r>
+        <w:rPr>
+          <w:rStyle w:val="FunctionTok"/>
+        </w:rPr>
+        <w:t xml:space="preserve">scale</w:t>
+      </w:r>
+      <w:r>
+        <w:rPr>
+          <w:rStyle w:val="NormalTok"/>
+        </w:rPr>
+        <w:t xml:space="preserve">(V.L.GbRt_subset[,</w:t>
+      </w:r>
+      <w:r>
+        <w:rPr>
+          <w:rStyle w:val="DecValTok"/>
+        </w:rPr>
+        <w:t xml:space="preserve">5</w:t>
+      </w:r>
+      <w:r>
+        <w:rPr>
+          <w:rStyle w:val="SpecialCharTok"/>
+        </w:rPr>
+        <w:t xml:space="preserve">:</w:t>
+      </w:r>
+      <w:r>
+        <w:rPr>
+          <w:rStyle w:val="DecValTok"/>
+        </w:rPr>
+        <w:t xml:space="preserve">11</w:t>
+      </w:r>
+      <w:r>
+        <w:rPr>
+          <w:rStyle w:val="NormalTok"/>
+        </w:rPr>
+        <w:t xml:space="preserve">], </w:t>
+      </w:r>
+      <w:r>
+        <w:rPr>
+          <w:rStyle w:val="AttributeTok"/>
+        </w:rPr>
+        <w:t xml:space="preserve">center =</w:t>
+      </w:r>
+      <w:r>
+        <w:rPr>
+          <w:rStyle w:val="NormalTok"/>
+        </w:rPr>
+        <w:t xml:space="preserve"> </w:t>
+      </w:r>
+      <w:r>
+        <w:rPr>
+          <w:rStyle w:val="ConstantTok"/>
+        </w:rPr>
+        <w:t xml:space="preserve">TRUE</w:t>
+      </w:r>
+      <w:r>
+        <w:rPr>
+          <w:rStyle w:val="NormalTok"/>
+        </w:rPr>
+        <w:t xml:space="preserve">, </w:t>
+      </w:r>
+      <w:r>
+        <w:rPr>
+          <w:rStyle w:val="AttributeTok"/>
+        </w:rPr>
+        <w:t xml:space="preserve">scale =</w:t>
+      </w:r>
+      <w:r>
+        <w:rPr>
+          <w:rStyle w:val="NormalTok"/>
+        </w:rPr>
+        <w:t xml:space="preserve"> </w:t>
+      </w:r>
+      <w:r>
+        <w:rPr>
+          <w:rStyle w:val="ConstantTok"/>
+        </w:rPr>
+        <w:t xml:space="preserve">TRUE</w:t>
+      </w:r>
+      <w:r>
+        <w:rPr>
+          <w:rStyle w:val="NormalTok"/>
+        </w:rPr>
+        <w:t xml:space="preserve">)</w:t>
+      </w:r>
+      <w:r>
+        <w:br/>
+      </w:r>
+      <w:r>
+        <w:br/>
+      </w:r>
+      <w:r>
+        <w:rPr>
+          <w:rStyle w:val="CommentTok"/>
+        </w:rPr>
+        <w:t xml:space="preserve"># Check standardisation</w:t>
+      </w:r>
+      <w:r>
+        <w:br/>
+      </w:r>
+      <w:r>
+        <w:rPr>
+          <w:rStyle w:val="FunctionTok"/>
+        </w:rPr>
+        <w:t xml:space="preserve">summary</w:t>
+      </w:r>
+      <w:r>
+        <w:rPr>
+          <w:rStyle w:val="NormalTok"/>
+        </w:rPr>
+        <w:t xml:space="preserve">(V.L.GbRt_subset)</w:t>
+      </w:r>
+      <w:r>
+        <w:rPr>
+          <w:rStyle w:val="CommentTok"/>
+        </w:rPr>
+        <w:t xml:space="preserve"># Mean values are zero</w:t>
+      </w:r>
+    </w:p>
+    <w:p>
+      <w:pPr>
+        <w:pStyle w:val="SourceCode"/>
+      </w:pPr>
+      <w:r>
+        <w:rPr>
+          <w:rStyle w:val="VerbatimChar"/>
+        </w:rPr>
+        <w:t xml:space="preserve">##               Species                              Ind      Dist                  ROI       CAA.Scpl          BSA.BML         BSA.BsL.Hrz      </w:t>
+      </w:r>
+      <w:r>
+        <w:br/>
+      </w:r>
+      <w:r>
+        <w:rPr>
+          <w:rStyle w:val="VerbatimChar"/>
+        </w:rPr>
+        <w:t xml:space="preserve">##  Aphelodoris varia:6   3_AphelodorisVaria_10_NF_D_RAW:2   30cm:7   animal           :3   Min.   :-1.9966   Min.   :-1.9333   Min.   :-1.30174  </w:t>
+      </w:r>
+      <w:r>
+        <w:br/>
+      </w:r>
+      <w:r>
+        <w:rPr>
+          <w:rStyle w:val="VerbatimChar"/>
+        </w:rPr>
+        <w:t xml:space="preserve">##  Aplysia sp       :5   3_AphelodorisVaria_11_NF_D_RAW:4   50cm:4   animal+background:5   1st Qu.:-0.4219   1st Qu.:-0.5529   1st Qu.:-0.86920  </w:t>
+      </w:r>
+      <w:r>
+        <w:br/>
+      </w:r>
+      <w:r>
+        <w:rPr>
+          <w:rStyle w:val="VerbatimChar"/>
+        </w:rPr>
+        <w:t xml:space="preserve">##                        4_Aplysiasp_1_NL_N_RAW        :5            background       :3   Median : 0.1199   Median : 0.0737   Median : 0.01615  </w:t>
+      </w:r>
+      <w:r>
+        <w:br/>
+      </w:r>
+      <w:r>
+        <w:rPr>
+          <w:rStyle w:val="VerbatimChar"/>
+        </w:rPr>
+        <w:t xml:space="preserve">##                                                                                          Mean   : 0.0000   Mean   : 0.0000   Mean   : 0.00000  </w:t>
+      </w:r>
+      <w:r>
+        <w:br/>
+      </w:r>
+      <w:r>
+        <w:rPr>
+          <w:rStyle w:val="VerbatimChar"/>
+        </w:rPr>
+        <w:t xml:space="preserve">##                                                                                          3rd Qu.: 0.6260   3rd Qu.: 0.6667   3rd Qu.: 0.54264  </w:t>
+      </w:r>
+      <w:r>
+        <w:br/>
+      </w:r>
+      <w:r>
+        <w:rPr>
+          <w:rStyle w:val="VerbatimChar"/>
+        </w:rPr>
+        <w:t xml:space="preserve">##                                                                                          Max.   : 1.3945   Max.   : 1.4636   Max.   : 1.63571  </w:t>
+      </w:r>
+      <w:r>
+        <w:br/>
+      </w:r>
+      <w:r>
+        <w:rPr>
+          <w:rStyle w:val="VerbatimChar"/>
+        </w:rPr>
+        <w:t xml:space="preserve">##     Col.mean           Lum.mean          Lum.CoV            GabRat       </w:t>
+      </w:r>
+      <w:r>
+        <w:br/>
+      </w:r>
+      <w:r>
+        <w:rPr>
+          <w:rStyle w:val="VerbatimChar"/>
+        </w:rPr>
+        <w:t xml:space="preserve">##  Min.   :-1.35501   Min.   :-1.4212   Min.   :-1.6615   Min.   :-1.5085  </w:t>
+      </w:r>
+      <w:r>
+        <w:br/>
+      </w:r>
+      <w:r>
+        <w:rPr>
+          <w:rStyle w:val="VerbatimChar"/>
+        </w:rPr>
+        <w:t xml:space="preserve">##  1st Qu.:-0.63441   1st Qu.:-0.5718   1st Qu.:-0.7119   1st Qu.:-0.8852  </w:t>
+      </w:r>
+      <w:r>
+        <w:br/>
+      </w:r>
+      <w:r>
+        <w:rPr>
+          <w:rStyle w:val="VerbatimChar"/>
+        </w:rPr>
+        <w:t xml:space="preserve">##  Median :-0.03749   Median :-0.1265   Median : 0.1893   Median : 0.2670  </w:t>
+      </w:r>
+      <w:r>
+        <w:br/>
+      </w:r>
+      <w:r>
+        <w:rPr>
+          <w:rStyle w:val="VerbatimChar"/>
+        </w:rPr>
+        <w:t xml:space="preserve">##  Mean   : 0.00000   Mean   : 0.0000   Mean   : 0.0000   Mean   : 0.0000  </w:t>
+      </w:r>
+      <w:r>
+        <w:br/>
+      </w:r>
+      <w:r>
+        <w:rPr>
+          <w:rStyle w:val="VerbatimChar"/>
+        </w:rPr>
+        <w:t xml:space="preserve">##  3rd Qu.: 0.75536   3rd Qu.: 0.2256   3rd Qu.: 0.4029   3rd Qu.: 0.7047  </w:t>
+      </w:r>
+      <w:r>
+        <w:br/>
+      </w:r>
+      <w:r>
+        <w:rPr>
+          <w:rStyle w:val="VerbatimChar"/>
+        </w:rPr>
+        <w:t xml:space="preserve">##  Max.   : 1.44389   Max.   : 1.8070   Max.   : 1.5534   Max.   : 1.2576</w:t>
+      </w:r>
+    </w:p>
+    <w:p>
+      <w:pPr>
+        <w:pStyle w:val="SourceCode"/>
+      </w:pPr>
+      <w:r>
+        <w:rPr>
+          <w:rStyle w:val="FunctionTok"/>
+        </w:rPr>
+        <w:t xml:space="preserve">apply</w:t>
+      </w:r>
+      <w:r>
+        <w:rPr>
+          <w:rStyle w:val="NormalTok"/>
+        </w:rPr>
+        <w:t xml:space="preserve">(V.L.GbRt_subset[,</w:t>
+      </w:r>
+      <w:r>
+        <w:rPr>
+          <w:rStyle w:val="DecValTok"/>
+        </w:rPr>
+        <w:t xml:space="preserve">5</w:t>
+      </w:r>
+      <w:r>
+        <w:rPr>
+          <w:rStyle w:val="SpecialCharTok"/>
+        </w:rPr>
+        <w:t xml:space="preserve">:</w:t>
+      </w:r>
+      <w:r>
+        <w:rPr>
+          <w:rStyle w:val="DecValTok"/>
+        </w:rPr>
+        <w:t xml:space="preserve">11</w:t>
+      </w:r>
+      <w:r>
+        <w:rPr>
+          <w:rStyle w:val="NormalTok"/>
+        </w:rPr>
+        <w:t xml:space="preserve">], </w:t>
+      </w:r>
+      <w:r>
+        <w:rPr>
+          <w:rStyle w:val="DecValTok"/>
+        </w:rPr>
+        <w:t xml:space="preserve">2</w:t>
+      </w:r>
+      <w:r>
+        <w:rPr>
+          <w:rStyle w:val="NormalTok"/>
+        </w:rPr>
+        <w:t xml:space="preserve">, var) </w:t>
+      </w:r>
+      <w:r>
+        <w:rPr>
+          <w:rStyle w:val="CommentTok"/>
+        </w:rPr>
+        <w:t xml:space="preserve"># Confirm variances are 1</w:t>
+      </w:r>
+    </w:p>
+    <w:p>
+      <w:pPr>
+        <w:pStyle w:val="SourceCode"/>
+      </w:pPr>
+      <w:r>
+        <w:rPr>
+          <w:rStyle w:val="VerbatimChar"/>
+        </w:rPr>
+        <w:t xml:space="preserve">##    CAA.Scpl     BSA.BML BSA.BsL.Hrz    Col.mean    Lum.mean     Lum.CoV      GabRat </w:t>
+      </w:r>
+      <w:r>
+        <w:br/>
+      </w:r>
+      <w:r>
+        <w:rPr>
+          <w:rStyle w:val="VerbatimChar"/>
+        </w:rPr>
+        <w:t xml:space="preserve">##           1           1           1           1           1           1           1</w:t>
+      </w:r>
+    </w:p>
+    <w:p>
+      <w:pPr>
+        <w:pStyle w:val="SourceCode"/>
+      </w:pPr>
+      <w:r>
+        <w:rPr>
+          <w:rStyle w:val="CommentTok"/>
+        </w:rPr>
+        <w:t xml:space="preserve"># # Correlation panel</w:t>
+      </w:r>
+      <w:r>
+        <w:br/>
+      </w:r>
+      <w:r>
+        <w:rPr>
+          <w:rStyle w:val="CommentTok"/>
+        </w:rPr>
+        <w:t xml:space="preserve"># panel.cor &lt;- function(x, y){</w:t>
+      </w:r>
+      <w:r>
+        <w:br/>
+      </w:r>
+      <w:r>
+        <w:rPr>
+          <w:rStyle w:val="CommentTok"/>
+        </w:rPr>
+        <w:t xml:space="preserve">#     usr &lt;- par("usr"); on.exit(par(usr))</w:t>
+      </w:r>
+      <w:r>
+        <w:br/>
+      </w:r>
+      <w:r>
+        <w:rPr>
+          <w:rStyle w:val="CommentTok"/>
+        </w:rPr>
+        <w:t xml:space="preserve">#     par(usr = c(0, 1, 0, 1))</w:t>
+      </w:r>
+      <w:r>
+        <w:br/>
+      </w:r>
+      <w:r>
+        <w:rPr>
+          <w:rStyle w:val="CommentTok"/>
+        </w:rPr>
+        <w:t xml:space="preserve">#     r &lt;- round(cor(x, y), digits=2)</w:t>
+      </w:r>
+      <w:r>
+        <w:br/>
+      </w:r>
+      <w:r>
+        <w:rPr>
+          <w:rStyle w:val="CommentTok"/>
+        </w:rPr>
+        <w:t xml:space="preserve">#     txt &lt;- paste0("R = ", r)</w:t>
+      </w:r>
+      <w:r>
+        <w:br/>
+      </w:r>
+      <w:r>
+        <w:rPr>
+          <w:rStyle w:val="CommentTok"/>
+        </w:rPr>
+        <w:t xml:space="preserve">#     text(0.5, 0.5, txt, cex=1.5)</w:t>
+      </w:r>
+      <w:r>
+        <w:br/>
+      </w:r>
+      <w:r>
+        <w:rPr>
+          <w:rStyle w:val="CommentTok"/>
+        </w:rPr>
+        <w:t xml:space="preserve"># }</w:t>
+      </w:r>
+      <w:r>
+        <w:br/>
+      </w:r>
+      <w:r>
+        <w:rPr>
+          <w:rStyle w:val="CommentTok"/>
+        </w:rPr>
+        <w:t xml:space="preserve"># </w:t>
+      </w:r>
+      <w:r>
+        <w:br/>
+      </w:r>
+      <w:r>
+        <w:rPr>
+          <w:rStyle w:val="CommentTok"/>
+        </w:rPr>
+        <w:t xml:space="preserve"># my_cols &lt;- c("#00AFBB", "#E7B800", "#FC4E07")</w:t>
+      </w:r>
+      <w:r>
+        <w:br/>
+      </w:r>
+      <w:r>
+        <w:rPr>
+          <w:rStyle w:val="CommentTok"/>
+        </w:rPr>
+        <w:t xml:space="preserve"># # Scatterplot panel</w:t>
+      </w:r>
+      <w:r>
+        <w:br/>
+      </w:r>
+      <w:r>
+        <w:rPr>
+          <w:rStyle w:val="CommentTok"/>
+        </w:rPr>
+        <w:t xml:space="preserve"># panel.scat &lt;- function(x, y){</w:t>
+      </w:r>
+      <w:r>
+        <w:br/>
+      </w:r>
+      <w:r>
+        <w:rPr>
+          <w:rStyle w:val="CommentTok"/>
+        </w:rPr>
+        <w:t xml:space="preserve"># points(x,y, col=my_cols[subset$ROI],</w:t>
+      </w:r>
+      <w:r>
+        <w:br/>
+      </w:r>
+      <w:r>
+        <w:rPr>
+          <w:rStyle w:val="CommentTok"/>
+        </w:rPr>
+        <w:t xml:space="preserve">#     cex=1.1, pch=19)</w:t>
+      </w:r>
+      <w:r>
+        <w:br/>
+      </w:r>
+      <w:r>
+        <w:rPr>
+          <w:rStyle w:val="CommentTok"/>
+        </w:rPr>
+        <w:t xml:space="preserve"># }</w:t>
+      </w:r>
+      <w:r>
+        <w:br/>
+      </w:r>
+      <w:r>
+        <w:rPr>
+          <w:rStyle w:val="CommentTok"/>
+        </w:rPr>
+        <w:t xml:space="preserve"># </w:t>
+      </w:r>
+      <w:r>
+        <w:br/>
+      </w:r>
+      <w:r>
+        <w:rPr>
+          <w:rStyle w:val="CommentTok"/>
+        </w:rPr>
+        <w:t xml:space="preserve"># par(oma=c(0,0,0,10), xpd=TRUE)</w:t>
+      </w:r>
+      <w:r>
+        <w:br/>
+      </w:r>
+      <w:r>
+        <w:rPr>
+          <w:rStyle w:val="CommentTok"/>
+        </w:rPr>
+        <w:t xml:space="preserve"># pairs(subset[,5:10],</w:t>
+      </w:r>
+      <w:r>
+        <w:br/>
+      </w:r>
+      <w:r>
+        <w:rPr>
+          <w:rStyle w:val="CommentTok"/>
+        </w:rPr>
+        <w:t xml:space="preserve">#       main="Six colour variables for two viewing distances",</w:t>
+      </w:r>
+      <w:r>
+        <w:br/>
+      </w:r>
+      <w:r>
+        <w:rPr>
+          <w:rStyle w:val="CommentTok"/>
+        </w:rPr>
+        <w:t xml:space="preserve">#       upper.panel = panel.cor,</w:t>
+      </w:r>
+      <w:r>
+        <w:br/>
+      </w:r>
+      <w:r>
+        <w:rPr>
+          <w:rStyle w:val="CommentTok"/>
+        </w:rPr>
+        <w:t xml:space="preserve">#       lower.panel = panel.scat,  gap=0)</w:t>
+      </w:r>
+      <w:r>
+        <w:br/>
+      </w:r>
+      <w:r>
+        <w:rPr>
+          <w:rStyle w:val="CommentTok"/>
+        </w:rPr>
+        <w:t xml:space="preserve"># </w:t>
+      </w:r>
+      <w:r>
+        <w:br/>
+      </w:r>
+      <w:r>
+        <w:rPr>
+          <w:rStyle w:val="CommentTok"/>
+        </w:rPr>
+        <w:t xml:space="preserve"># Colour_ID&lt;-unique(data.frame(as.character(subset$ROI),my_cols[subset$ROI]))</w:t>
+      </w:r>
+      <w:r>
+        <w:br/>
+      </w:r>
+      <w:r>
+        <w:rPr>
+          <w:rStyle w:val="CommentTok"/>
+        </w:rPr>
+        <w:t xml:space="preserve"># legend(0.7, 0.8,Colour_ID[,1], pch =19,cex=1.1,bty="n", col=Colour_ID[,2])</w:t>
+      </w:r>
+      <w:r>
+        <w:br/>
+      </w:r>
+      <w:r>
+        <w:rPr>
+          <w:rStyle w:val="CommentTok"/>
+        </w:rPr>
+        <w:t xml:space="preserve"># </w:t>
+      </w:r>
+      <w:r>
+        <w:br/>
+      </w:r>
+      <w:r>
+        <w:rPr>
+          <w:rStyle w:val="CommentTok"/>
+        </w:rPr>
+        <w:t xml:space="preserve"># library(corrplot)</w:t>
+      </w:r>
+      <w:r>
+        <w:br/>
+      </w:r>
+      <w:r>
+        <w:rPr>
+          <w:rStyle w:val="CommentTok"/>
+        </w:rPr>
+        <w:t xml:space="preserve"># corrplot(cor(subset[,5:10]))</w:t>
+      </w:r>
+      <w:r>
+        <w:br/>
+      </w:r>
+      <w:r>
+        <w:rPr>
+          <w:rStyle w:val="CommentTok"/>
+        </w:rPr>
+        <w:t xml:space="preserve"># </w:t>
+      </w:r>
+      <w:r>
+        <w:br/>
+      </w:r>
+      <w:r>
+        <w:rPr>
+          <w:rStyle w:val="CommentTok"/>
+        </w:rPr>
+        <w:t xml:space="preserve"># dim(VCA_LEIA_GabRat_analysis)# 18 rows and 165 columns</w:t>
+      </w:r>
+      <w:r>
+        <w:br/>
+      </w:r>
+      <w:r>
+        <w:rPr>
+          <w:rStyle w:val="CommentTok"/>
+        </w:rPr>
+        <w:t xml:space="preserve"># summary(VCA_LEIA_GabRat_analysis)</w:t>
+      </w:r>
+    </w:p>
+    <w:p>
+      <w:pPr>
+        <w:pStyle w:val="FirstParagraph"/>
+      </w:pPr>
+      <w:r>
+        <w:drawing>
+          <wp:inline>
+            <wp:extent cx="4620126" cy="3696101"/>
+            <wp:effectExtent b="0" l="0" r="0" t="0"/>
+            <wp:docPr descr="" title="" id="41" name="Picture"/>
+            <a:graphic>
+              <a:graphicData uri="http://schemas.openxmlformats.org/drawingml/2006/picture">
+                <pic:pic>
+                  <pic:nvPicPr>
+                    <pic:cNvPr descr="QCPA_r-script_files/figure-docx/Normalising%20and%20standardising%20data-1.png" id="42" name="Picture"/>
+                    <pic:cNvPicPr>
+                      <a:picLocks noChangeArrowheads="1" noChangeAspect="1"/>
+                    </pic:cNvPicPr>
+                  </pic:nvPicPr>
+                  <pic:blipFill>
+                    <a:blip r:embed="rId40"/>
+                    <a:stretch>
+                      <a:fillRect/>
+                    </a:stretch>
+                  </pic:blipFill>
+                  <pic:spPr bwMode="auto">
+                    <a:xfrm>
+                      <a:off x="0" y="0"/>
+                      <a:ext cx="4620126" cy="3696101"/>
+                    </a:xfrm>
+                    <a:prstGeom prst="rect">
+                      <a:avLst/>
+                    </a:prstGeom>
+                    <a:noFill/>
+                    <a:ln w="9525">
+                      <a:noFill/>
+                      <a:headEnd/>
+                      <a:tailEnd/>
+                    </a:ln>
+                  </pic:spPr>
+                </pic:pic>
+              </a:graphicData>
+            </a:graphic>
+          </wp:inline>
+        </w:drawing>
+      </w:r>
+    </w:p>
+    <w:bookmarkEnd w:id="43"/>
+    <w:bookmarkEnd w:id="44"/>
+    <w:bookmarkEnd w:id="45"/>
+    <w:bookmarkStart w:id="46" w:name="export-files"/>
+    <w:p>
+      <w:pPr>
+        <w:pStyle w:val="Heading1"/>
+      </w:pPr>
+      <w:r>
+        <w:t xml:space="preserve">Export files</w:t>
       </w:r>
     </w:p>
     <w:p>
@@ -13840,34 +15203,16 @@
         <w:rPr>
           <w:rStyle w:val="VerbatimChar"/>
         </w:rPr>
-        <w:t xml:space="preserve">## [1] "Cluster_analysis"          "Cluster_Particle_analysis"</w:t>
-      </w:r>
-      <w:r>
-        <w:br/>
-      </w:r>
-      <w:r>
-        <w:rPr>
-          <w:rStyle w:val="VerbatimChar"/>
-        </w:rPr>
-        <w:t xml:space="preserve">## [3] "GabRat_Res_analysis"       "IndParticle_analysis"     </w:t>
-      </w:r>
-      <w:r>
-        <w:br/>
-      </w:r>
-      <w:r>
-        <w:rPr>
-          <w:rStyle w:val="VerbatimChar"/>
-        </w:rPr>
-        <w:t xml:space="preserve">## [5] "LEIA_Res_analysis"         "Particle_analysis"        </w:t>
-      </w:r>
-      <w:r>
-        <w:br/>
-      </w:r>
-      <w:r>
-        <w:rPr>
-          <w:rStyle w:val="VerbatimChar"/>
-        </w:rPr>
-        <w:t xml:space="preserve">## [7] "VCA_analysis"              "VCA_LEIA_GabRat_analysis"</w:t>
+        <w:t xml:space="preserve">## [1] "Cluster_analysis"          "Cluster_Particle_analysis" "GabRat_Res_analysis"       "IndParticle_analysis"      "LEIA_Res_analysis"        </w:t>
+      </w:r>
+      <w:r>
+        <w:br/>
+      </w:r>
+      <w:r>
+        <w:rPr>
+          <w:rStyle w:val="VerbatimChar"/>
+        </w:rPr>
+        <w:t xml:space="preserve">## [6] "Particle_analysis"         "VCA_analysis"              "VCA_LEIA_GabRat_analysis"</w:t>
       </w:r>
     </w:p>
     <w:p>
@@ -14267,522 +15612,215 @@
         <w:rPr>
           <w:rStyle w:val="VerbatimChar"/>
         </w:rPr>
-        <w:t xml:space="preserve">## [1] "Cluster_data_03_Oct_2023.csv"         </w:t>
-      </w:r>
-      <w:r>
-        <w:br/>
-      </w:r>
-      <w:r>
-        <w:rPr>
-          <w:rStyle w:val="VerbatimChar"/>
-        </w:rPr>
-        <w:t xml:space="preserve">## [2] "Cluster_Particle_data_03_Oct_2023.csv"</w:t>
-      </w:r>
-      <w:r>
-        <w:br/>
-      </w:r>
-      <w:r>
-        <w:rPr>
-          <w:rStyle w:val="VerbatimChar"/>
-        </w:rPr>
-        <w:t xml:space="preserve">## [3] "GabRat_Res_analysis.csv"              </w:t>
-      </w:r>
-      <w:r>
-        <w:br/>
-      </w:r>
-      <w:r>
-        <w:rPr>
-          <w:rStyle w:val="VerbatimChar"/>
-        </w:rPr>
-        <w:t xml:space="preserve">## [4] "GabRat_Res_data_03_Oct_2023.csv"      </w:t>
-      </w:r>
-      <w:r>
-        <w:br/>
-      </w:r>
-      <w:r>
-        <w:rPr>
-          <w:rStyle w:val="VerbatimChar"/>
-        </w:rPr>
-        <w:t xml:space="preserve">## [5] "IndParticle_data_03_Oct_2023.csv"     </w:t>
-      </w:r>
-      <w:r>
-        <w:br/>
-      </w:r>
-      <w:r>
-        <w:rPr>
-          <w:rStyle w:val="VerbatimChar"/>
-        </w:rPr>
-        <w:t xml:space="preserve">## [6] "LEIA_Res_data_03_Oct_2023.csv"        </w:t>
-      </w:r>
-      <w:r>
-        <w:br/>
-      </w:r>
-      <w:r>
-        <w:rPr>
-          <w:rStyle w:val="VerbatimChar"/>
-        </w:rPr>
-        <w:t xml:space="preserve">## [7] "Particle_data_03_Oct_2023.csv"        </w:t>
-      </w:r>
-      <w:r>
-        <w:br/>
-      </w:r>
-      <w:r>
-        <w:rPr>
-          <w:rStyle w:val="VerbatimChar"/>
-        </w:rPr>
-        <w:t xml:space="preserve">## [8] "VCA_data_03_Oct_2023.csv"             </w:t>
-      </w:r>
-      <w:r>
-        <w:br/>
-      </w:r>
-      <w:r>
-        <w:rPr>
-          <w:rStyle w:val="VerbatimChar"/>
-        </w:rPr>
-        <w:t xml:space="preserve">## [9] "VCA_LEIA_GabRat_data_03_Oct_2023.csv"</w:t>
+        <w:t xml:space="preserve">## [1] "Cluster_data_03_Oct_2023.csv"          "Cluster_Particle_data_03_Oct_2023.csv" "GabRat_Res_analysis.csv"              </w:t>
+      </w:r>
+      <w:r>
+        <w:br/>
+      </w:r>
+      <w:r>
+        <w:rPr>
+          <w:rStyle w:val="VerbatimChar"/>
+        </w:rPr>
+        <w:t xml:space="preserve">## [4] "GabRat_Res_data_03_Oct_2023.csv"       "IndParticle_data_03_Oct_2023.csv"      "LEIA_Res_data_03_Oct_2023.csv"        </w:t>
+      </w:r>
+      <w:r>
+        <w:br/>
+      </w:r>
+      <w:r>
+        <w:rPr>
+          <w:rStyle w:val="VerbatimChar"/>
+        </w:rPr>
+        <w:t xml:space="preserve">## [7] "Particle_data_03_Oct_2023.csv"         "VCA_data_03_Oct_2023.csv"              "VCA_LEIA_GabRat_data_03_Oct_2023.csv"</w:t>
       </w:r>
     </w:p>
-    <w:bookmarkEnd w:id="40"/>
-    <w:bookmarkEnd w:id="41"/>
-    <w:bookmarkStart w:id="42" w:name="data-cleaning"/>
+    <w:bookmarkEnd w:id="46"/>
+    <w:bookmarkStart w:id="47" w:name="X24adc62492c5d954f0faffa18339c2261eb7692"/>
     <w:p>
       <w:pPr>
         <w:pStyle w:val="Heading1"/>
       </w:pPr>
       <w:r>
-        <w:t xml:space="preserve">Data cleaning</w:t>
+        <w:t xml:space="preserve">Fast import for large data sets using data.table (optional - advanced)</w:t>
       </w:r>
     </w:p>
     <w:p>
       <w:pPr>
-        <w:pStyle w:val="SourceCode"/>
-      </w:pPr>
-      <w:r>
-        <w:rPr>
-          <w:rStyle w:val="CommentTok"/>
-        </w:rPr>
-        <w:t xml:space="preserve"># ColumnNames&lt;-c("Species","Ind","Dist","ROI","BSA.BsL.Hrz","Lum.mean",</w:t>
-      </w:r>
-      <w:r>
-        <w:br/>
-      </w:r>
-      <w:r>
-        <w:rPr>
-          <w:rStyle w:val="CommentTok"/>
-        </w:rPr>
-        <w:t xml:space="preserve">#                "CAA.Scpl","Lum.CoV","BSA.BML","Col.mean","GabRat")</w:t>
-      </w:r>
-      <w:r>
-        <w:br/>
-      </w:r>
-      <w:r>
-        <w:rPr>
-          <w:rStyle w:val="CommentTok"/>
-        </w:rPr>
-        <w:t xml:space="preserve"># subset&lt;-VCA_LEIA_GabRat_analysis[, colnames(VCA_LEIA_GabRat_analysis) %in% ColumnNames]</w:t>
-      </w:r>
-      <w:r>
-        <w:br/>
-      </w:r>
-      <w:r>
-        <w:rPr>
-          <w:rStyle w:val="CommentTok"/>
-        </w:rPr>
-        <w:t xml:space="preserve"># </w:t>
-      </w:r>
-      <w:r>
-        <w:br/>
-      </w:r>
-      <w:r>
-        <w:rPr>
-          <w:rStyle w:val="CommentTok"/>
-        </w:rPr>
-        <w:t xml:space="preserve"># View(subset)</w:t>
-      </w:r>
-      <w:r>
-        <w:br/>
-      </w:r>
-      <w:r>
-        <w:rPr>
-          <w:rStyle w:val="CommentTok"/>
-        </w:rPr>
-        <w:t xml:space="preserve"># </w:t>
-      </w:r>
-      <w:r>
-        <w:br/>
-      </w:r>
-      <w:r>
-        <w:rPr>
-          <w:rStyle w:val="CommentTok"/>
-        </w:rPr>
-        <w:t xml:space="preserve"># summary(subset)</w:t>
-      </w:r>
-      <w:r>
-        <w:br/>
-      </w:r>
-      <w:r>
-        <w:rPr>
-          <w:rStyle w:val="CommentTok"/>
-        </w:rPr>
-        <w:t xml:space="preserve"># </w:t>
-      </w:r>
-      <w:r>
-        <w:br/>
-      </w:r>
-      <w:r>
-        <w:rPr>
-          <w:rStyle w:val="CommentTok"/>
-        </w:rPr>
-        <w:t xml:space="preserve"># str(subset)</w:t>
-      </w:r>
-      <w:r>
-        <w:br/>
-      </w:r>
-      <w:r>
-        <w:rPr>
-          <w:rStyle w:val="CommentTok"/>
-        </w:rPr>
-        <w:t xml:space="preserve"># </w:t>
-      </w:r>
-      <w:r>
-        <w:br/>
-      </w:r>
-      <w:r>
-        <w:rPr>
-          <w:rStyle w:val="CommentTok"/>
-        </w:rPr>
-        <w:t xml:space="preserve"># # Correlation panel</w:t>
-      </w:r>
-      <w:r>
-        <w:br/>
-      </w:r>
-      <w:r>
-        <w:rPr>
-          <w:rStyle w:val="CommentTok"/>
-        </w:rPr>
-        <w:t xml:space="preserve"># panel.cor &lt;- function(x, y){</w:t>
-      </w:r>
-      <w:r>
-        <w:br/>
-      </w:r>
-      <w:r>
-        <w:rPr>
-          <w:rStyle w:val="CommentTok"/>
-        </w:rPr>
-        <w:t xml:space="preserve">#     usr &lt;- par("usr"); on.exit(par(usr))</w:t>
-      </w:r>
-      <w:r>
-        <w:br/>
-      </w:r>
-      <w:r>
-        <w:rPr>
-          <w:rStyle w:val="CommentTok"/>
-        </w:rPr>
-        <w:t xml:space="preserve">#     par(usr = c(0, 1, 0, 1))</w:t>
-      </w:r>
-      <w:r>
-        <w:br/>
-      </w:r>
-      <w:r>
-        <w:rPr>
-          <w:rStyle w:val="CommentTok"/>
-        </w:rPr>
-        <w:t xml:space="preserve">#     r &lt;- round(cor(x, y), digits=2)</w:t>
-      </w:r>
-      <w:r>
-        <w:br/>
-      </w:r>
-      <w:r>
-        <w:rPr>
-          <w:rStyle w:val="CommentTok"/>
-        </w:rPr>
-        <w:t xml:space="preserve">#     txt &lt;- paste0("R = ", r)</w:t>
-      </w:r>
-      <w:r>
-        <w:br/>
-      </w:r>
-      <w:r>
-        <w:rPr>
-          <w:rStyle w:val="CommentTok"/>
-        </w:rPr>
-        <w:t xml:space="preserve">#     text(0.5, 0.5, txt, cex=1.5)</w:t>
-      </w:r>
-      <w:r>
-        <w:br/>
-      </w:r>
-      <w:r>
-        <w:rPr>
-          <w:rStyle w:val="CommentTok"/>
-        </w:rPr>
-        <w:t xml:space="preserve"># }</w:t>
-      </w:r>
-      <w:r>
-        <w:br/>
-      </w:r>
-      <w:r>
-        <w:rPr>
-          <w:rStyle w:val="CommentTok"/>
-        </w:rPr>
-        <w:t xml:space="preserve"># </w:t>
-      </w:r>
-      <w:r>
-        <w:br/>
-      </w:r>
-      <w:r>
-        <w:rPr>
-          <w:rStyle w:val="CommentTok"/>
-        </w:rPr>
-        <w:t xml:space="preserve"># my_cols &lt;- c("#00AFBB", "#E7B800", "#FC4E07")</w:t>
-      </w:r>
-      <w:r>
-        <w:br/>
-      </w:r>
-      <w:r>
-        <w:rPr>
-          <w:rStyle w:val="CommentTok"/>
-        </w:rPr>
-        <w:t xml:space="preserve"># # Scatterplot panel</w:t>
-      </w:r>
-      <w:r>
-        <w:br/>
-      </w:r>
-      <w:r>
-        <w:rPr>
-          <w:rStyle w:val="CommentTok"/>
-        </w:rPr>
-        <w:t xml:space="preserve"># panel.scat &lt;- function(x, y){</w:t>
-      </w:r>
-      <w:r>
-        <w:br/>
-      </w:r>
-      <w:r>
-        <w:rPr>
-          <w:rStyle w:val="CommentTok"/>
-        </w:rPr>
-        <w:t xml:space="preserve"># points(x,y, col=my_cols[subset$ROI],</w:t>
-      </w:r>
-      <w:r>
-        <w:br/>
-      </w:r>
-      <w:r>
-        <w:rPr>
-          <w:rStyle w:val="CommentTok"/>
-        </w:rPr>
-        <w:t xml:space="preserve">#     cex=1.1, pch=19)</w:t>
-      </w:r>
-      <w:r>
-        <w:br/>
-      </w:r>
-      <w:r>
-        <w:rPr>
-          <w:rStyle w:val="CommentTok"/>
-        </w:rPr>
-        <w:t xml:space="preserve"># }</w:t>
-      </w:r>
-      <w:r>
-        <w:br/>
-      </w:r>
-      <w:r>
-        <w:rPr>
-          <w:rStyle w:val="CommentTok"/>
-        </w:rPr>
-        <w:t xml:space="preserve"># </w:t>
-      </w:r>
-      <w:r>
-        <w:br/>
-      </w:r>
-      <w:r>
-        <w:rPr>
-          <w:rStyle w:val="CommentTok"/>
-        </w:rPr>
-        <w:t xml:space="preserve"># par(oma=c(0,0,0,10), xpd=TRUE) </w:t>
-      </w:r>
-      <w:r>
-        <w:br/>
-      </w:r>
-      <w:r>
-        <w:rPr>
-          <w:rStyle w:val="CommentTok"/>
-        </w:rPr>
-        <w:t xml:space="preserve"># pairs(subset[,5:10],</w:t>
-      </w:r>
-      <w:r>
-        <w:br/>
-      </w:r>
-      <w:r>
-        <w:rPr>
-          <w:rStyle w:val="CommentTok"/>
-        </w:rPr>
-        <w:t xml:space="preserve">#       main="Six colour variables for two viewing distances",</w:t>
-      </w:r>
-      <w:r>
-        <w:br/>
-      </w:r>
-      <w:r>
-        <w:rPr>
-          <w:rStyle w:val="CommentTok"/>
-        </w:rPr>
-        <w:t xml:space="preserve">#       upper.panel = panel.cor,</w:t>
-      </w:r>
-      <w:r>
-        <w:br/>
-      </w:r>
-      <w:r>
-        <w:rPr>
-          <w:rStyle w:val="CommentTok"/>
-        </w:rPr>
-        <w:t xml:space="preserve">#       lower.panel = panel.scat,  gap=0)</w:t>
-      </w:r>
-      <w:r>
-        <w:br/>
-      </w:r>
-      <w:r>
-        <w:rPr>
-          <w:rStyle w:val="CommentTok"/>
-        </w:rPr>
-        <w:t xml:space="preserve"># </w:t>
-      </w:r>
-      <w:r>
-        <w:br/>
-      </w:r>
-      <w:r>
-        <w:rPr>
-          <w:rStyle w:val="CommentTok"/>
-        </w:rPr>
-        <w:t xml:space="preserve"># Colour_ID&lt;-unique(data.frame(as.character(subset$ROI),my_cols[subset$ROI]))</w:t>
-      </w:r>
-      <w:r>
-        <w:br/>
-      </w:r>
-      <w:r>
-        <w:rPr>
-          <w:rStyle w:val="CommentTok"/>
-        </w:rPr>
-        <w:t xml:space="preserve"># legend(0.7, 0.8,Colour_ID[,1], pch =19,cex=1.1,bty="n", col=Colour_ID[,2])</w:t>
-      </w:r>
-      <w:r>
-        <w:br/>
-      </w:r>
-      <w:r>
-        <w:rPr>
-          <w:rStyle w:val="CommentTok"/>
-        </w:rPr>
-        <w:t xml:space="preserve"># </w:t>
-      </w:r>
-      <w:r>
-        <w:br/>
-      </w:r>
-      <w:r>
-        <w:rPr>
-          <w:rStyle w:val="CommentTok"/>
-        </w:rPr>
-        <w:t xml:space="preserve"># library(corrplot)</w:t>
-      </w:r>
-      <w:r>
-        <w:br/>
-      </w:r>
-      <w:r>
-        <w:rPr>
-          <w:rStyle w:val="CommentTok"/>
-        </w:rPr>
-        <w:t xml:space="preserve"># corrplot(cor(subset[,5:10]))</w:t>
-      </w:r>
-      <w:r>
-        <w:br/>
-      </w:r>
-      <w:r>
-        <w:rPr>
-          <w:rStyle w:val="CommentTok"/>
-        </w:rPr>
-        <w:t xml:space="preserve"># </w:t>
-      </w:r>
-      <w:r>
-        <w:br/>
-      </w:r>
-      <w:r>
-        <w:rPr>
-          <w:rStyle w:val="CommentTok"/>
-        </w:rPr>
-        <w:t xml:space="preserve"># dim(VCA_LEIA_GabRat_analysis)# 18 rows and 165 columns</w:t>
-      </w:r>
-      <w:r>
-        <w:br/>
-      </w:r>
-      <w:r>
-        <w:rPr>
-          <w:rStyle w:val="CommentTok"/>
-        </w:rPr>
-        <w:t xml:space="preserve"># summary(VCA_LEIA_GabRat_analysis)</w:t>
+        <w:pStyle w:val="FirstParagraph"/>
+      </w:pPr>
+      <w:r>
+        <w:t xml:space="preserve">For very large data sets we would recommend importing data using the</w:t>
+      </w:r>
+      <w:r>
+        <w:t xml:space="preserve"> </w:t>
+      </w:r>
+      <w:r>
+        <w:rPr>
+          <w:iCs/>
+          <w:i/>
+        </w:rPr>
+        <w:t xml:space="preserve">data.table</w:t>
+      </w:r>
+      <w:r>
+        <w:t xml:space="preserve"> </w:t>
+      </w:r>
+      <w:r>
+        <w:t xml:space="preserve">package</w:t>
+      </w:r>
+      <w:r>
+        <w:t xml:space="preserve"> </w:t>
+      </w:r>
+      <w:r>
+        <w:t xml:space="preserve">(Dowle and Srinivasan 2023)</w:t>
+      </w:r>
+      <w:r>
+        <w:t xml:space="preserve">.</w:t>
       </w:r>
     </w:p>
     <w:p>
       <w:pPr>
-        <w:pStyle w:val="FirstParagraph"/>
-      </w:pPr>
-      <w:r>
-        <w:t xml:space="preserve">Ced: - i.e. mean centring, normalising, removing NA values (i.e. removing rows or columns with NA)</w:t>
-      </w:r>
-    </w:p>
-    <w:bookmarkEnd w:id="42"/>
-    <w:bookmarkStart w:id="43" w:name="data-visualisation"/>
-    <w:p>
-      <w:pPr>
-        <w:pStyle w:val="Heading1"/>
-      </w:pPr>
-      <w:r>
-        <w:t xml:space="preserve">Data visualisation</w:t>
+        <w:pStyle w:val="SourceCode"/>
+      </w:pPr>
+      <w:r>
+        <w:rPr>
+          <w:rStyle w:val="FunctionTok"/>
+        </w:rPr>
+        <w:t xml:space="preserve">library</w:t>
+      </w:r>
+      <w:r>
+        <w:rPr>
+          <w:rStyle w:val="NormalTok"/>
+        </w:rPr>
+        <w:t xml:space="preserve">(data.table)</w:t>
       </w:r>
     </w:p>
     <w:p>
-      <w:pPr>
-        <w:pStyle w:val="FirstParagraph"/>
-      </w:pPr>
-      <w:r>
-        <w:t xml:space="preserve">Ced: Not sure if needed, probably beyond the scope of the paper. Could do corr plot, plotting the value of a parameter over viewing distances by species. Nothing hardcore</w:t>
+      <w:r>
+        <w:br w:type="page"/>
       </w:r>
     </w:p>
-    <w:bookmarkEnd w:id="43"/>
-    <w:bookmarkStart w:id="44" w:name="X24adc62492c5d954f0faffa18339c2261eb7692"/>
+    <w:bookmarkEnd w:id="47"/>
+    <w:bookmarkStart w:id="53" w:name="references"/>
     <w:p>
       <w:pPr>
         <w:pStyle w:val="Heading1"/>
       </w:pPr>
       <w:r>
-        <w:t xml:space="preserve">Fast import for large data sets using data.table (optional - advanced)</w:t>
+        <w:t xml:space="preserve">References</w:t>
       </w:r>
     </w:p>
+    <w:bookmarkStart w:id="52" w:name="refs"/>
+    <w:bookmarkStart w:id="49" w:name="ref-datatable"/>
     <w:p>
       <w:pPr>
-        <w:pStyle w:val="FirstParagraph"/>
-      </w:pPr>
-      <w:r>
-        <w:t xml:space="preserve">Ced: As you see fit. If you think this is useful and can easily be added, please do so.</w:t>
+        <w:pStyle w:val="Bibliography"/>
+      </w:pPr>
+      <w:r>
+        <w:t xml:space="preserve">Dowle, Matt, and Arun Srinivasan. 2023.</w:t>
+      </w:r>
+      <w:r>
+        <w:t xml:space="preserve"> </w:t>
+      </w:r>
+      <w:r>
+        <w:rPr>
+          <w:iCs/>
+          <w:i/>
+        </w:rPr>
+        <w:t xml:space="preserve">Data.table: Extension of ‘Data.frame‘</w:t>
+      </w:r>
+      <w:r>
+        <w:t xml:space="preserve">.</w:t>
+      </w:r>
+      <w:r>
+        <w:t xml:space="preserve"> </w:t>
+      </w:r>
+      <w:hyperlink r:id="rId48">
+        <w:r>
+          <w:rPr>
+            <w:rStyle w:val="Hyperlink"/>
+          </w:rPr>
+          <w:t xml:space="preserve">https://CRAN.R-project.org/package=data.table</w:t>
+        </w:r>
+      </w:hyperlink>
+      <w:r>
+        <w:t xml:space="preserve">.</w:t>
       </w:r>
     </w:p>
+    <w:bookmarkEnd w:id="49"/>
+    <w:bookmarkStart w:id="50" w:name="ref-Harrison2018"/>
     <w:p>
-      <w:r>
-        <w:br w:type="page"/>
+      <w:pPr>
+        <w:pStyle w:val="Bibliography"/>
+      </w:pPr>
+      <w:r>
+        <w:t xml:space="preserve">Harrison, Xavier A, Lynda Donaldson, Maria Eugenia Correa-Cano, Julian Evans, David N Fisher, Cecily ED Goodwin, Beth S Robinson, David J Hodgson, and Richard Inger. 2018.</w:t>
+      </w:r>
+      <w:r>
+        <w:t xml:space="preserve"> </w:t>
+      </w:r>
+      <w:r>
+        <w:t xml:space="preserve">“A Brief Introduction to Mixed Effects Modelling and Multi-Model Inference in Ecology.”</w:t>
+      </w:r>
+      <w:r>
+        <w:t xml:space="preserve"> </w:t>
+      </w:r>
+      <w:r>
+        <w:rPr>
+          <w:iCs/>
+          <w:i/>
+        </w:rPr>
+        <w:t xml:space="preserve">PeerJ</w:t>
+      </w:r>
+      <w:r>
+        <w:t xml:space="preserve"> </w:t>
+      </w:r>
+      <w:r>
+        <w:t xml:space="preserve">6: e4794.</w:t>
       </w:r>
     </w:p>
-    <w:bookmarkEnd w:id="44"/>
-    <w:bookmarkStart w:id="45" w:name="references"/>
+    <w:bookmarkEnd w:id="50"/>
+    <w:bookmarkStart w:id="51" w:name="ref-van2020"/>
     <w:p>
       <w:pPr>
-        <w:pStyle w:val="Heading1"/>
-      </w:pPr>
-      <w:r>
-        <w:t xml:space="preserve">References</w:t>
+        <w:pStyle w:val="Bibliography"/>
+      </w:pPr>
+      <w:r>
+        <w:t xml:space="preserve">van den Berg, Cedric P, Jolyon Troscianko, John A Endler, N Justin Marshall, and Karen L Cheney. 2020.</w:t>
+      </w:r>
+      <w:r>
+        <w:t xml:space="preserve"> </w:t>
+      </w:r>
+      <w:r>
+        <w:t xml:space="preserve">“Quantitative Colour Pattern Analysis (QCPA)</w:t>
+      </w:r>
+      <w:r>
+        <w:t xml:space="preserve">:</w:t>
+      </w:r>
+      <w:r>
+        <w:t xml:space="preserve"> </w:t>
+      </w:r>
+      <w:r>
+        <w:t xml:space="preserve">A Comprehensive Framework for the Analysis of Colour Patterns in Nature.”</w:t>
+      </w:r>
+      <w:r>
+        <w:t xml:space="preserve"> </w:t>
+      </w:r>
+      <w:r>
+        <w:rPr>
+          <w:iCs/>
+          <w:i/>
+        </w:rPr>
+        <w:t xml:space="preserve">Methods in Ecology and Evolution</w:t>
+      </w:r>
+      <w:r>
+        <w:t xml:space="preserve"> </w:t>
+      </w:r>
+      <w:r>
+        <w:t xml:space="preserve">11 (2): 316–32.</w:t>
       </w:r>
     </w:p>
-    <w:p>
-      <w:pPr>
-        <w:pStyle w:val="FirstParagraph"/>
-      </w:pPr>
-      <w:r>
-        <w:t xml:space="preserve">van den Berg, C.P., Troscianko, J., Endler, J.A., Marshall, N.J. and Cheney, K.L., 2020. Quantitative Colour Pattern Analysis (QCPA): A comprehensive framework for the analysis of colour patterns in nature. Methods in Ecology and Evolution, 11(2), pp.316-332.</w:t>
-      </w:r>
-    </w:p>
-    <w:bookmarkEnd w:id="45"/>
+    <w:bookmarkEnd w:id="51"/>
+    <w:bookmarkEnd w:id="52"/>
+    <w:bookmarkEnd w:id="53"/>
     <w:sectPr>
       <w:footerReference r:id="rId9" w:type="default"/>
       <w:pgSz w:h="15840" w:w="12240"/>
